--- a/public/assets/template2.docx
+++ b/public/assets/template2.docx
@@ -10585,7 +10585,14 @@
                 <w:rFonts w:ascii="Segoe UI Light" w:hAnsi="Segoe UI Light" w:cs="Segoe UI Light"/>
                 <w:bCs/>
               </w:rPr>
-              <w:t>clientPreferred</w:t>
+              <w:t>partner</w:t>
+            </w:r>
+            <w:r>
+              <w:rPr>
+                <w:rFonts w:ascii="Segoe UI Light" w:hAnsi="Segoe UI Light" w:cs="Segoe UI Light"/>
+                <w:bCs/>
+              </w:rPr>
+              <w:t>Preferred</w:t>
             </w:r>
             <w:proofErr w:type="spellEnd"/>
             <w:r>
@@ -10656,13 +10663,7 @@
               <w:rPr>
                 <w:rFonts w:ascii="Segoe UI Light" w:hAnsi="Segoe UI Light" w:cs="Segoe UI Light"/>
               </w:rPr>
-              <w:t>client</w:t>
-            </w:r>
-            <w:r>
-              <w:rPr>
-                <w:rFonts w:ascii="Segoe UI Light" w:hAnsi="Segoe UI Light" w:cs="Segoe UI Light"/>
-              </w:rPr>
-              <w:t>D</w:t>
+              <w:t>partnerD</w:t>
             </w:r>
             <w:r>
               <w:rPr>
@@ -10790,13 +10791,7 @@
               <w:rPr>
                 <w:rFonts w:ascii="Segoe UI Light" w:hAnsi="Segoe UI Light" w:cs="Segoe UI Light"/>
               </w:rPr>
-              <w:t>client</w:t>
-            </w:r>
-            <w:r>
-              <w:rPr>
-                <w:rFonts w:ascii="Segoe UI Light" w:hAnsi="Segoe UI Light" w:cs="Segoe UI Light"/>
-              </w:rPr>
-              <w:t>H</w:t>
+              <w:t>partnerH</w:t>
             </w:r>
             <w:r>
               <w:rPr>
@@ -10853,13 +10848,7 @@
               <w:rPr>
                 <w:rFonts w:ascii="Segoe UI Light" w:hAnsi="Segoe UI Light" w:cs="Segoe UI Light"/>
               </w:rPr>
-              <w:t>client</w:t>
-            </w:r>
-            <w:r>
-              <w:rPr>
-                <w:rFonts w:ascii="Segoe UI Light" w:hAnsi="Segoe UI Light" w:cs="Segoe UI Light"/>
-              </w:rPr>
-              <w:t>M</w:t>
+              <w:t>partnerM</w:t>
             </w:r>
             <w:r>
               <w:rPr>
@@ -11571,7 +11560,14 @@
                 <w:rFonts w:ascii="Segoe UI Light" w:hAnsi="Segoe UI Light" w:cs="Segoe UI Light"/>
                 <w:b/>
               </w:rPr>
-              <w:t>clientPreferred</w:t>
+              <w:t>partner</w:t>
+            </w:r>
+            <w:r>
+              <w:rPr>
+                <w:rFonts w:ascii="Segoe UI Light" w:hAnsi="Segoe UI Light" w:cs="Segoe UI Light"/>
+                <w:b/>
+              </w:rPr>
+              <w:t>Preferred</w:t>
             </w:r>
             <w:proofErr w:type="spellEnd"/>
             <w:r>
@@ -12611,7 +12607,14 @@
                 <w:rFonts w:ascii="Segoe UI Light" w:hAnsi="Segoe UI Light" w:cs="Segoe UI Light"/>
                 <w:bCs/>
               </w:rPr>
-              <w:t>clientPreferred</w:t>
+              <w:t>partner</w:t>
+            </w:r>
+            <w:r>
+              <w:rPr>
+                <w:rFonts w:ascii="Segoe UI Light" w:hAnsi="Segoe UI Light" w:cs="Segoe UI Light"/>
+                <w:bCs/>
+              </w:rPr>
+              <w:t>Preferred</w:t>
             </w:r>
             <w:proofErr w:type="spellEnd"/>
             <w:r>
@@ -12654,7 +12657,7 @@
         </w:tc>
         <w:tc>
           <w:tcPr>
-            <w:tcW w:w="1667" w:type="pct"/>
+            <w:tcW w:w="1666" w:type="pct"/>
             <w:tcBorders>
               <w:top w:val="single" w:sz="4" w:space="0" w:color="auto"/>
               <w:left w:val="single" w:sz="4" w:space="0" w:color="auto"/>
@@ -12682,13 +12685,7 @@
               <w:rPr>
                 <w:rFonts w:ascii="Segoe UI Light" w:hAnsi="Segoe UI Light" w:cs="Segoe UI Light"/>
               </w:rPr>
-              <w:t>client</w:t>
-            </w:r>
-            <w:r>
-              <w:rPr>
-                <w:rFonts w:ascii="Segoe UI Light" w:hAnsi="Segoe UI Light" w:cs="Segoe UI Light"/>
-              </w:rPr>
-              <w:t>D</w:t>
+              <w:t>partnerD</w:t>
             </w:r>
             <w:r>
               <w:rPr>
@@ -12816,13 +12813,7 @@
               <w:rPr>
                 <w:rFonts w:ascii="Segoe UI Light" w:hAnsi="Segoe UI Light" w:cs="Segoe UI Light"/>
               </w:rPr>
-              <w:t>client</w:t>
-            </w:r>
-            <w:r>
-              <w:rPr>
-                <w:rFonts w:ascii="Segoe UI Light" w:hAnsi="Segoe UI Light" w:cs="Segoe UI Light"/>
-              </w:rPr>
-              <w:t>H</w:t>
+              <w:t>partnerH</w:t>
             </w:r>
             <w:r>
               <w:rPr>
@@ -12879,13 +12870,7 @@
               <w:rPr>
                 <w:rFonts w:ascii="Segoe UI Light" w:hAnsi="Segoe UI Light" w:cs="Segoe UI Light"/>
               </w:rPr>
-              <w:t>client</w:t>
-            </w:r>
-            <w:r>
-              <w:rPr>
-                <w:rFonts w:ascii="Segoe UI Light" w:hAnsi="Segoe UI Light" w:cs="Segoe UI Light"/>
-              </w:rPr>
-              <w:t>M</w:t>
+              <w:t>partnerM</w:t>
             </w:r>
             <w:r>
               <w:rPr>
@@ -12934,7 +12919,7 @@
         </w:tc>
         <w:tc>
           <w:tcPr>
-            <w:tcW w:w="1667" w:type="pct"/>
+            <w:tcW w:w="1666" w:type="pct"/>
             <w:tcBorders>
               <w:top w:val="single" w:sz="4" w:space="0" w:color="auto"/>
               <w:left w:val="single" w:sz="4" w:space="0" w:color="auto"/>
@@ -13597,7 +13582,14 @@
                 <w:rFonts w:ascii="Segoe UI Light" w:hAnsi="Segoe UI Light" w:cs="Segoe UI Light"/>
                 <w:b/>
               </w:rPr>
-              <w:t>clientPreferred</w:t>
+              <w:t>partner</w:t>
+            </w:r>
+            <w:r>
+              <w:rPr>
+                <w:rFonts w:ascii="Segoe UI Light" w:hAnsi="Segoe UI Light" w:cs="Segoe UI Light"/>
+                <w:b/>
+              </w:rPr>
+              <w:t>Preferred</w:t>
             </w:r>
             <w:proofErr w:type="spellEnd"/>
             <w:r>
@@ -14644,7 +14636,14 @@
                 <w:rFonts w:ascii="Segoe UI Light" w:hAnsi="Segoe UI Light" w:cs="Segoe UI Light"/>
                 <w:bCs/>
               </w:rPr>
-              <w:t>clientPreferred</w:t>
+              <w:t>partner</w:t>
+            </w:r>
+            <w:r>
+              <w:rPr>
+                <w:rFonts w:ascii="Segoe UI Light" w:hAnsi="Segoe UI Light" w:cs="Segoe UI Light"/>
+                <w:bCs/>
+              </w:rPr>
+              <w:t>Preferred</w:t>
             </w:r>
             <w:proofErr w:type="spellEnd"/>
             <w:r>
@@ -14714,8 +14713,9 @@
             <w:r>
               <w:rPr>
                 <w:rFonts w:ascii="Segoe UI Light" w:hAnsi="Segoe UI Light" w:cs="Segoe UI Light"/>
-              </w:rPr>
-              <w:t>client</w:t>
+                <w:bCs/>
+              </w:rPr>
+              <w:t>partner</w:t>
             </w:r>
             <w:r>
               <w:rPr>
@@ -14848,8 +14848,9 @@
             <w:r>
               <w:rPr>
                 <w:rFonts w:ascii="Segoe UI Light" w:hAnsi="Segoe UI Light" w:cs="Segoe UI Light"/>
-              </w:rPr>
-              <w:t>client</w:t>
+                <w:bCs/>
+              </w:rPr>
+              <w:t>partner</w:t>
             </w:r>
             <w:r>
               <w:rPr>
@@ -14911,8 +14912,9 @@
             <w:r>
               <w:rPr>
                 <w:rFonts w:ascii="Segoe UI Light" w:hAnsi="Segoe UI Light" w:cs="Segoe UI Light"/>
-              </w:rPr>
-              <w:t>client</w:t>
+                <w:bCs/>
+              </w:rPr>
+              <w:t>partner</w:t>
             </w:r>
             <w:r>
               <w:rPr>
@@ -15629,7 +15631,14 @@
                 <w:rFonts w:ascii="Segoe UI Light" w:hAnsi="Segoe UI Light" w:cs="Segoe UI Light"/>
                 <w:b/>
               </w:rPr>
-              <w:t>clientPreferred</w:t>
+              <w:t>partner</w:t>
+            </w:r>
+            <w:r>
+              <w:rPr>
+                <w:rFonts w:ascii="Segoe UI Light" w:hAnsi="Segoe UI Light" w:cs="Segoe UI Light"/>
+                <w:b/>
+              </w:rPr>
+              <w:t>Preferred</w:t>
             </w:r>
             <w:proofErr w:type="spellEnd"/>
             <w:r>
@@ -16669,7 +16678,14 @@
                 <w:rFonts w:ascii="Segoe UI Light" w:hAnsi="Segoe UI Light" w:cs="Segoe UI Light"/>
                 <w:bCs/>
               </w:rPr>
-              <w:t>clientPreferred</w:t>
+              <w:t>partner</w:t>
+            </w:r>
+            <w:r>
+              <w:rPr>
+                <w:rFonts w:ascii="Segoe UI Light" w:hAnsi="Segoe UI Light" w:cs="Segoe UI Light"/>
+                <w:bCs/>
+              </w:rPr>
+              <w:t>Preferred</w:t>
             </w:r>
             <w:proofErr w:type="spellEnd"/>
             <w:r>
@@ -16739,8 +16755,9 @@
             <w:r>
               <w:rPr>
                 <w:rFonts w:ascii="Segoe UI Light" w:hAnsi="Segoe UI Light" w:cs="Segoe UI Light"/>
-              </w:rPr>
-              <w:t>client</w:t>
+                <w:bCs/>
+              </w:rPr>
+              <w:t>partner</w:t>
             </w:r>
             <w:r>
               <w:rPr>
@@ -16873,8 +16890,9 @@
             <w:r>
               <w:rPr>
                 <w:rFonts w:ascii="Segoe UI Light" w:hAnsi="Segoe UI Light" w:cs="Segoe UI Light"/>
-              </w:rPr>
-              <w:t>client</w:t>
+                <w:bCs/>
+              </w:rPr>
+              <w:t>partner</w:t>
             </w:r>
             <w:r>
               <w:rPr>
@@ -16936,8 +16954,9 @@
             <w:r>
               <w:rPr>
                 <w:rFonts w:ascii="Segoe UI Light" w:hAnsi="Segoe UI Light" w:cs="Segoe UI Light"/>
-              </w:rPr>
-              <w:t>client</w:t>
+                <w:bCs/>
+              </w:rPr>
+              <w:t>partner</w:t>
             </w:r>
             <w:r>
               <w:rPr>
@@ -17654,7 +17673,14 @@
                 <w:rFonts w:ascii="Segoe UI Light" w:hAnsi="Segoe UI Light" w:cs="Segoe UI Light"/>
                 <w:b/>
               </w:rPr>
-              <w:t>clientPreferred</w:t>
+              <w:t>partner</w:t>
+            </w:r>
+            <w:r>
+              <w:rPr>
+                <w:rFonts w:ascii="Segoe UI Light" w:hAnsi="Segoe UI Light" w:cs="Segoe UI Light"/>
+                <w:b/>
+              </w:rPr>
+              <w:t>Preferred</w:t>
             </w:r>
             <w:proofErr w:type="spellEnd"/>
             <w:r>
@@ -18688,7 +18714,14 @@
                 <w:rFonts w:ascii="Segoe UI Light" w:hAnsi="Segoe UI Light" w:cs="Segoe UI Light"/>
                 <w:bCs/>
               </w:rPr>
-              <w:t>clientPreferred</w:t>
+              <w:t>partner</w:t>
+            </w:r>
+            <w:r>
+              <w:rPr>
+                <w:rFonts w:ascii="Segoe UI Light" w:hAnsi="Segoe UI Light" w:cs="Segoe UI Light"/>
+                <w:bCs/>
+              </w:rPr>
+              <w:t>Preferred</w:t>
             </w:r>
             <w:proofErr w:type="spellEnd"/>
             <w:r>
@@ -18758,8 +18791,9 @@
             <w:r>
               <w:rPr>
                 <w:rFonts w:ascii="Segoe UI Light" w:hAnsi="Segoe UI Light" w:cs="Segoe UI Light"/>
-              </w:rPr>
-              <w:t>client</w:t>
+                <w:bCs/>
+              </w:rPr>
+              <w:t>partner</w:t>
             </w:r>
             <w:r>
               <w:rPr>
@@ -18892,8 +18926,9 @@
             <w:r>
               <w:rPr>
                 <w:rFonts w:ascii="Segoe UI Light" w:hAnsi="Segoe UI Light" w:cs="Segoe UI Light"/>
-              </w:rPr>
-              <w:t>client</w:t>
+                <w:bCs/>
+              </w:rPr>
+              <w:t>partner</w:t>
             </w:r>
             <w:r>
               <w:rPr>
@@ -18955,8 +18990,9 @@
             <w:r>
               <w:rPr>
                 <w:rFonts w:ascii="Segoe UI Light" w:hAnsi="Segoe UI Light" w:cs="Segoe UI Light"/>
-              </w:rPr>
-              <w:t>client</w:t>
+                <w:bCs/>
+              </w:rPr>
+              <w:t>partner</w:t>
             </w:r>
             <w:r>
               <w:rPr>
@@ -19673,7 +19709,14 @@
                 <w:rFonts w:ascii="Segoe UI Light" w:hAnsi="Segoe UI Light" w:cs="Segoe UI Light"/>
                 <w:b/>
               </w:rPr>
-              <w:t>clientPreferred</w:t>
+              <w:t>partner</w:t>
+            </w:r>
+            <w:r>
+              <w:rPr>
+                <w:rFonts w:ascii="Segoe UI Light" w:hAnsi="Segoe UI Light" w:cs="Segoe UI Light"/>
+                <w:b/>
+              </w:rPr>
+              <w:t>Preferred</w:t>
             </w:r>
             <w:proofErr w:type="spellEnd"/>
             <w:r>
@@ -20723,6 +20766,29 @@
               </w:rPr>
               <w:t>}}</w:t>
             </w:r>
+            <w:r>
+              <w:rPr>
+                <w:rFonts w:ascii="Segoe UI Light" w:hAnsi="Segoe UI Light" w:cs="Segoe UI Light"/>
+                <w:bCs/>
+              </w:rPr>
+              <w:t xml:space="preserve"> &amp; {{</w:t>
+            </w:r>
+            <w:proofErr w:type="spellStart"/>
+            <w:r>
+              <w:rPr>
+                <w:rFonts w:ascii="Segoe UI Light" w:hAnsi="Segoe UI Light" w:cs="Segoe UI Light"/>
+                <w:bCs/>
+              </w:rPr>
+              <w:t>partnerPreferred</w:t>
+            </w:r>
+            <w:proofErr w:type="spellEnd"/>
+            <w:r>
+              <w:rPr>
+                <w:rFonts w:ascii="Segoe UI Light" w:hAnsi="Segoe UI Light" w:cs="Segoe UI Light"/>
+                <w:bCs/>
+              </w:rPr>
+              <w:t>}}</w:t>
+            </w:r>
           </w:p>
         </w:tc>
         <w:tc>
@@ -20756,7 +20822,7 @@
         </w:tc>
         <w:tc>
           <w:tcPr>
-            <w:tcW w:w="1667" w:type="pct"/>
+            <w:tcW w:w="1666" w:type="pct"/>
             <w:tcBorders>
               <w:top w:val="single" w:sz="4" w:space="0" w:color="auto"/>
               <w:left w:val="single" w:sz="4" w:space="0" w:color="auto"/>
@@ -21036,7 +21102,7 @@
         </w:tc>
         <w:tc>
           <w:tcPr>
-            <w:tcW w:w="1667" w:type="pct"/>
+            <w:tcW w:w="1666" w:type="pct"/>
             <w:tcBorders>
               <w:top w:val="single" w:sz="4" w:space="0" w:color="auto"/>
               <w:left w:val="single" w:sz="4" w:space="0" w:color="auto"/>
@@ -21677,18 +21743,6 @@
             <w:r>
               <w:rPr>
                 <w:rFonts w:ascii="Segoe UI Light" w:hAnsi="Segoe UI Light" w:cs="Segoe UI Light"/>
-              </w:rPr>
-              <w:tab/>
-            </w:r>
-            <w:r>
-              <w:rPr>
-                <w:rFonts w:ascii="Segoe UI Light" w:hAnsi="Segoe UI Light" w:cs="Segoe UI Light"/>
-              </w:rPr>
-              <w:tab/>
-            </w:r>
-            <w:r>
-              <w:rPr>
-                <w:rFonts w:ascii="Segoe UI Light" w:hAnsi="Segoe UI Light" w:cs="Segoe UI Light"/>
                 <w:b/>
               </w:rPr>
               <w:t>{{</w:t>
@@ -21700,6 +21754,22 @@
                 <w:b/>
               </w:rPr>
               <w:t>clientPreferred</w:t>
+            </w:r>
+            <w:proofErr w:type="spellEnd"/>
+            <w:r>
+              <w:rPr>
+                <w:rFonts w:ascii="Segoe UI Light" w:hAnsi="Segoe UI Light" w:cs="Segoe UI Light"/>
+                <w:b/>
+              </w:rPr>
+              <w:t>}} &amp; {{</w:t>
+            </w:r>
+            <w:proofErr w:type="spellStart"/>
+            <w:r>
+              <w:rPr>
+                <w:rFonts w:ascii="Segoe UI Light" w:hAnsi="Segoe UI Light" w:cs="Segoe UI Light"/>
+                <w:b/>
+              </w:rPr>
+              <w:t>partnerPreferred</w:t>
             </w:r>
             <w:proofErr w:type="spellEnd"/>
             <w:r>
@@ -23727,18 +23797,6 @@
             <w:r>
               <w:rPr>
                 <w:rFonts w:ascii="Segoe UI Light" w:hAnsi="Segoe UI Light" w:cs="Segoe UI Light"/>
-              </w:rPr>
-              <w:tab/>
-            </w:r>
-            <w:r>
-              <w:rPr>
-                <w:rFonts w:ascii="Segoe UI Light" w:hAnsi="Segoe UI Light" w:cs="Segoe UI Light"/>
-              </w:rPr>
-              <w:tab/>
-            </w:r>
-            <w:r>
-              <w:rPr>
-                <w:rFonts w:ascii="Segoe UI Light" w:hAnsi="Segoe UI Light" w:cs="Segoe UI Light"/>
                 <w:b/>
               </w:rPr>
               <w:t>{{</w:t>
@@ -23750,6 +23808,22 @@
                 <w:b/>
               </w:rPr>
               <w:t>clientPreferred</w:t>
+            </w:r>
+            <w:proofErr w:type="spellEnd"/>
+            <w:r>
+              <w:rPr>
+                <w:rFonts w:ascii="Segoe UI Light" w:hAnsi="Segoe UI Light" w:cs="Segoe UI Light"/>
+                <w:b/>
+              </w:rPr>
+              <w:t>}} &amp; {{</w:t>
+            </w:r>
+            <w:proofErr w:type="spellStart"/>
+            <w:r>
+              <w:rPr>
+                <w:rFonts w:ascii="Segoe UI Light" w:hAnsi="Segoe UI Light" w:cs="Segoe UI Light"/>
+                <w:b/>
+              </w:rPr>
+              <w:t>partnerPreferred</w:t>
             </w:r>
             <w:proofErr w:type="spellEnd"/>
             <w:r>
@@ -24437,13 +24511,7 @@
         <w:br/>
       </w:r>
     </w:p>
-    <w:p>
-      <w:pPr>
-        <w:rPr>
-          <w:rFonts w:ascii="Segoe UI Light" w:hAnsi="Segoe UI Light" w:cs="Segoe UI Light"/>
-        </w:rPr>
-      </w:pPr>
-    </w:p>
+    <w:p/>
     <w:sectPr>
       <w:headerReference w:type="even" r:id="rId8"/>
       <w:footerReference w:type="even" r:id="rId9"/>

--- a/public/assets/template2.docx
+++ b/public/assets/template2.docx
@@ -17,14 +17,12 @@
         </w:rPr>
         <w:t>{{#</w:t>
       </w:r>
-      <w:proofErr w:type="spellStart"/>
       <w:r>
         <w:rPr>
           <w:lang w:val="en-US"/>
         </w:rPr>
         <w:t>clientPlatFromInvestment</w:t>
       </w:r>
-      <w:proofErr w:type="spellEnd"/>
       <w:r>
         <w:rPr>
           <w:rFonts w:ascii="Segoe UI Light" w:hAnsi="Segoe UI Light" w:cs="Segoe UI Light"/>
@@ -227,23 +225,7 @@
                 <w:rFonts w:ascii="Segoe UI Light" w:hAnsi="Segoe UI Light" w:cs="Segoe UI Light"/>
                 <w:bCs/>
               </w:rPr>
-              <w:t>{{</w:t>
-            </w:r>
-            <w:proofErr w:type="spellStart"/>
-            <w:r>
-              <w:rPr>
-                <w:rFonts w:ascii="Segoe UI Light" w:hAnsi="Segoe UI Light" w:cs="Segoe UI Light"/>
-                <w:bCs/>
-              </w:rPr>
-              <w:t>platformName</w:t>
-            </w:r>
-            <w:proofErr w:type="spellEnd"/>
-            <w:r>
-              <w:rPr>
-                <w:rFonts w:ascii="Segoe UI Light" w:hAnsi="Segoe UI Light" w:cs="Segoe UI Light"/>
-                <w:bCs/>
-              </w:rPr>
-              <w:t>}}</w:t>
+              <w:t>{{platformName}}</w:t>
             </w:r>
           </w:p>
         </w:tc>
@@ -409,23 +391,7 @@
                 <w:rFonts w:ascii="Segoe UI Light" w:hAnsi="Segoe UI Light" w:cs="Segoe UI Light"/>
                 <w:bCs/>
               </w:rPr>
-              <w:t>{{</w:t>
-            </w:r>
-            <w:proofErr w:type="spellStart"/>
-            <w:r>
-              <w:rPr>
-                <w:rFonts w:ascii="Segoe UI Light" w:hAnsi="Segoe UI Light" w:cs="Segoe UI Light"/>
-                <w:bCs/>
-              </w:rPr>
-              <w:t>clientPreferred</w:t>
-            </w:r>
-            <w:proofErr w:type="spellEnd"/>
-            <w:r>
-              <w:rPr>
-                <w:rFonts w:ascii="Segoe UI Light" w:hAnsi="Segoe UI Light" w:cs="Segoe UI Light"/>
-                <w:bCs/>
-              </w:rPr>
-              <w:t>}}</w:t>
+              <w:t>{{clientPreferred}}</w:t>
             </w:r>
           </w:p>
         </w:tc>
@@ -481,14 +447,7 @@
               <w:rPr>
                 <w:rFonts w:ascii="Segoe UI Light" w:hAnsi="Segoe UI Light" w:cs="Segoe UI Light"/>
               </w:rPr>
-              <w:t>{{</w:t>
-            </w:r>
-            <w:proofErr w:type="spellStart"/>
-            <w:r>
-              <w:rPr>
-                <w:rFonts w:ascii="Segoe UI Light" w:hAnsi="Segoe UI Light" w:cs="Segoe UI Light"/>
-              </w:rPr>
-              <w:t>client</w:t>
+              <w:t>{{client</w:t>
             </w:r>
             <w:r>
               <w:rPr>
@@ -503,7 +462,6 @@
               </w:rPr>
               <w:t>ob</w:t>
             </w:r>
-            <w:proofErr w:type="spellEnd"/>
             <w:r>
               <w:rPr>
                 <w:rFonts w:ascii="Segoe UI Light" w:hAnsi="Segoe UI Light" w:cs="Segoe UI Light"/>
@@ -615,14 +573,7 @@
               <w:rPr>
                 <w:rFonts w:ascii="Segoe UI Light" w:hAnsi="Segoe UI Light" w:cs="Segoe UI Light"/>
               </w:rPr>
-              <w:t>{{</w:t>
-            </w:r>
-            <w:proofErr w:type="spellStart"/>
-            <w:r>
-              <w:rPr>
-                <w:rFonts w:ascii="Segoe UI Light" w:hAnsi="Segoe UI Light" w:cs="Segoe UI Light"/>
-              </w:rPr>
-              <w:t>client</w:t>
+              <w:t>{{client</w:t>
             </w:r>
             <w:r>
               <w:rPr>
@@ -637,7 +588,6 @@
               </w:rPr>
               <w:t>omeAddress</w:t>
             </w:r>
-            <w:proofErr w:type="spellEnd"/>
             <w:r>
               <w:rPr>
                 <w:rFonts w:ascii="Segoe UI Light" w:hAnsi="Segoe UI Light" w:cs="Segoe UI Light"/>
@@ -678,14 +628,7 @@
               <w:rPr>
                 <w:rFonts w:ascii="Segoe UI Light" w:hAnsi="Segoe UI Light" w:cs="Segoe UI Light"/>
               </w:rPr>
-              <w:t>{{</w:t>
-            </w:r>
-            <w:proofErr w:type="spellStart"/>
-            <w:r>
-              <w:rPr>
-                <w:rFonts w:ascii="Segoe UI Light" w:hAnsi="Segoe UI Light" w:cs="Segoe UI Light"/>
-              </w:rPr>
-              <w:t>client</w:t>
+              <w:t>{{client</w:t>
             </w:r>
             <w:r>
               <w:rPr>
@@ -700,7 +643,6 @@
               </w:rPr>
               <w:t>obile</w:t>
             </w:r>
-            <w:proofErr w:type="spellEnd"/>
             <w:r>
               <w:rPr>
                 <w:rFonts w:ascii="Segoe UI Light" w:hAnsi="Segoe UI Light" w:cs="Segoe UI Light"/>
@@ -764,7 +706,6 @@
               </w:rPr>
               <w:t>{{</w:t>
             </w:r>
-            <w:proofErr w:type="spellStart"/>
             <w:r>
               <w:rPr>
                 <w:rFonts w:ascii="Segoe UI Light" w:eastAsia="Times New Roman" w:hAnsi="Segoe UI Light" w:cs="Segoe UI Light"/>
@@ -773,7 +714,6 @@
               </w:rPr>
               <w:t>accountNumber</w:t>
             </w:r>
-            <w:proofErr w:type="spellEnd"/>
             <w:r>
               <w:rPr>
                 <w:rFonts w:ascii="Segoe UI Light" w:hAnsi="Segoe UI Light" w:cs="Segoe UI Light"/>
@@ -850,7 +790,37 @@
         <w:rPr>
           <w:rFonts w:ascii="Segoe UI Light" w:hAnsi="Segoe UI Light" w:cs="Segoe UI Light"/>
         </w:rPr>
-        <w:t>I/we authorise you to provide representatives Natalino Lidestri, and all staff members of Denaro Wealth Pty Ltd with any information and documentation they require regarding my/our insurance, superannuation and investments.  This will apply to all Staff of Denaro Wealth and those listed below:</w:t>
+        <w:t>{{#SingleClient}}</w:t>
+      </w:r>
+      <w:r>
+        <w:rPr>
+          <w:rFonts w:ascii="Segoe UI Light" w:hAnsi="Segoe UI Light" w:cs="Segoe UI Light"/>
+        </w:rPr>
+        <w:t>I</w:t>
+      </w:r>
+      <w:r>
+        <w:rPr>
+          <w:rFonts w:ascii="Segoe UI Light" w:hAnsi="Segoe UI Light" w:cs="Segoe UI Light"/>
+        </w:rPr>
+        <w:t>{{/SingleClient}}{{^SingleClient}}</w:t>
+      </w:r>
+      <w:r>
+        <w:rPr>
+          <w:rFonts w:ascii="Segoe UI Light" w:hAnsi="Segoe UI Light" w:cs="Segoe UI Light"/>
+        </w:rPr>
+        <w:t>W</w:t>
+      </w:r>
+      <w:r>
+        <w:rPr>
+          <w:rFonts w:ascii="Segoe UI Light" w:hAnsi="Segoe UI Light" w:cs="Segoe UI Light"/>
+        </w:rPr>
+        <w:t>e{{/SingleClient}}</w:t>
+      </w:r>
+      <w:r>
+        <w:rPr>
+          <w:rFonts w:ascii="Segoe UI Light" w:hAnsi="Segoe UI Light" w:cs="Segoe UI Light"/>
+        </w:rPr>
+        <w:t xml:space="preserve"> authorise you to provide representatives Natalino Lidestri, and all staff members of Denaro Wealth Pty Ltd with any information and documentation they require regarding my/our insurance, superannuation and investments.  This will apply to all Staff of Denaro Wealth and those listed below:</w:t>
       </w:r>
     </w:p>
     <w:p>
@@ -886,7 +856,6 @@
               <w:bottom w:val="single" w:sz="4" w:space="0" w:color="808080"/>
             </w:tcBorders>
             <w:shd w:val="clear" w:color="auto" w:fill="004E99"/>
-            <w:vAlign w:val="center"/>
           </w:tcPr>
           <w:p>
             <w:pPr>
@@ -1286,21 +1255,73 @@
         <w:rPr>
           <w:rFonts w:ascii="Segoe UI Light" w:hAnsi="Segoe UI Light" w:cs="Segoe UI Light"/>
         </w:rPr>
-        <w:t xml:space="preserve">I/we am/are aware of the provisions of the Privacy Act and release you from those provisions in respect of information provided to Denaro </w:t>
-      </w:r>
-      <w:proofErr w:type="gramStart"/>
-      <w:r>
-        <w:rPr>
-          <w:rFonts w:ascii="Segoe UI Light" w:hAnsi="Segoe UI Light" w:cs="Segoe UI Light"/>
-        </w:rPr>
-        <w:t>Wealth  Pty</w:t>
-      </w:r>
-      <w:proofErr w:type="gramEnd"/>
-      <w:r>
-        <w:rPr>
-          <w:rFonts w:ascii="Segoe UI Light" w:hAnsi="Segoe UI Light" w:cs="Segoe UI Light"/>
-        </w:rPr>
-        <w:t xml:space="preserve"> Ltd and its representatives.</w:t>
+        <w:t>{{#SingleClient}}</w:t>
+      </w:r>
+      <w:r>
+        <w:rPr>
+          <w:rFonts w:ascii="Segoe UI Light" w:hAnsi="Segoe UI Light" w:cs="Segoe UI Light"/>
+        </w:rPr>
+        <w:t>I</w:t>
+      </w:r>
+      <w:r>
+        <w:rPr>
+          <w:rFonts w:ascii="Segoe UI Light" w:hAnsi="Segoe UI Light" w:cs="Segoe UI Light"/>
+        </w:rPr>
+        <w:t>{{/SingleClient}}{{^SingleClient}}</w:t>
+      </w:r>
+      <w:r>
+        <w:rPr>
+          <w:rFonts w:ascii="Segoe UI Light" w:hAnsi="Segoe UI Light" w:cs="Segoe UI Light"/>
+        </w:rPr>
+        <w:t>W</w:t>
+      </w:r>
+      <w:r>
+        <w:rPr>
+          <w:rFonts w:ascii="Segoe UI Light" w:hAnsi="Segoe UI Light" w:cs="Segoe UI Light"/>
+        </w:rPr>
+        <w:t>e{{/SingleClient}}</w:t>
+      </w:r>
+      <w:r>
+        <w:rPr>
+          <w:rFonts w:ascii="Segoe UI Light" w:hAnsi="Segoe UI Light" w:cs="Segoe UI Light"/>
+        </w:rPr>
+        <w:t xml:space="preserve"> </w:t>
+      </w:r>
+      <w:r>
+        <w:rPr>
+          <w:rFonts w:ascii="Segoe UI Light" w:hAnsi="Segoe UI Light" w:cs="Segoe UI Light"/>
+        </w:rPr>
+        <w:t>{{#SingleClient}}</w:t>
+      </w:r>
+      <w:r>
+        <w:rPr>
+          <w:rFonts w:ascii="Segoe UI Light" w:hAnsi="Segoe UI Light" w:cs="Segoe UI Light"/>
+        </w:rPr>
+        <w:t>am</w:t>
+      </w:r>
+      <w:r>
+        <w:rPr>
+          <w:rFonts w:ascii="Segoe UI Light" w:hAnsi="Segoe UI Light" w:cs="Segoe UI Light"/>
+        </w:rPr>
+        <w:t>{{/SingleClient}}{{^SingleClient}}</w:t>
+      </w:r>
+      <w:r>
+        <w:rPr>
+          <w:rFonts w:ascii="Segoe UI Light" w:hAnsi="Segoe UI Light" w:cs="Segoe UI Light"/>
+        </w:rPr>
+        <w:t>are</w:t>
+      </w:r>
+      <w:r>
+        <w:rPr>
+          <w:rFonts w:ascii="Segoe UI Light" w:hAnsi="Segoe UI Light" w:cs="Segoe UI Light"/>
+        </w:rPr>
+        <w:t>{{/SingleClient}}</w:t>
+      </w:r>
+      <w:r>
+        <w:rPr>
+          <w:rFonts w:ascii="Segoe UI Light" w:hAnsi="Segoe UI Light" w:cs="Segoe UI Light"/>
+        </w:rPr>
+        <w:t xml:space="preserve"> aware of the provisions of the Privacy Act and release you from those provisions in respect of information provided to Denaro Wealth  Pty Ltd and its representatives.</w:t>
       </w:r>
     </w:p>
     <w:p>
@@ -1342,76 +1363,25 @@
               <w:bottom w:val="single" w:sz="4" w:space="0" w:color="B7B9DA"/>
               <w:right w:val="single" w:sz="4" w:space="0" w:color="595959" w:themeColor="text1" w:themeTint="A6"/>
             </w:tcBorders>
-            <w:vAlign w:val="bottom"/>
+            <w:vAlign w:val="center"/>
             <w:hideMark/>
           </w:tcPr>
           <w:p>
             <w:pPr>
               <w:suppressAutoHyphens w:val="0"/>
               <w:spacing w:line="240" w:lineRule="auto"/>
-              <w:rPr>
-                <w:rFonts w:ascii="Segoe UI Light" w:hAnsi="Segoe UI Light" w:cs="Segoe UI Light"/>
-                <w:b/>
-              </w:rPr>
-            </w:pPr>
-            <w:r>
-              <w:rPr>
-                <w:rFonts w:ascii="Segoe UI Light" w:hAnsi="Segoe UI Light" w:cs="Segoe UI Light"/>
-              </w:rPr>
-              <w:t>O</w:t>
-            </w:r>
-            <w:r>
-              <w:rPr>
-                <w:rFonts w:ascii="Segoe UI Light" w:hAnsi="Segoe UI Light" w:cs="Segoe UI Light"/>
-              </w:rPr>
-              <w:tab/>
-            </w:r>
-            <w:r>
-              <w:rPr>
-                <w:rFonts w:ascii="Segoe UI Light" w:hAnsi="Segoe UI Light" w:cs="Segoe UI Light"/>
-              </w:rPr>
-              <w:tab/>
-            </w:r>
-            <w:r>
-              <w:rPr>
-                <w:rFonts w:ascii="Segoe UI Light" w:hAnsi="Segoe UI Light" w:cs="Segoe UI Light"/>
-              </w:rPr>
-              <w:tab/>
-            </w:r>
-            <w:r>
-              <w:rPr>
-                <w:rFonts w:ascii="Segoe UI Light" w:hAnsi="Segoe UI Light" w:cs="Segoe UI Light"/>
-              </w:rPr>
-              <w:tab/>
-            </w:r>
-            <w:r>
-              <w:rPr>
-                <w:rFonts w:ascii="Segoe UI Light" w:hAnsi="Segoe UI Light" w:cs="Segoe UI Light"/>
-              </w:rPr>
-              <w:tab/>
-            </w:r>
-            <w:r>
-              <w:rPr>
-                <w:rFonts w:ascii="Segoe UI Light" w:hAnsi="Segoe UI Light" w:cs="Segoe UI Light"/>
-                <w:b/>
-              </w:rPr>
-              <w:t>{{</w:t>
-            </w:r>
-            <w:proofErr w:type="spellStart"/>
-            <w:r>
-              <w:rPr>
-                <w:rFonts w:ascii="Segoe UI Light" w:hAnsi="Segoe UI Light" w:cs="Segoe UI Light"/>
-                <w:b/>
-              </w:rPr>
-              <w:t>clientPreferred</w:t>
-            </w:r>
-            <w:proofErr w:type="spellEnd"/>
-            <w:r>
-              <w:rPr>
-                <w:rFonts w:ascii="Segoe UI Light" w:hAnsi="Segoe UI Light" w:cs="Segoe UI Light"/>
-                <w:b/>
-              </w:rPr>
-              <w:t>}}</w:t>
+              <w:jc w:val="center"/>
+              <w:rPr>
+                <w:rFonts w:ascii="Segoe UI Light" w:hAnsi="Segoe UI Light" w:cs="Segoe UI Light"/>
+                <w:b/>
+              </w:rPr>
+            </w:pPr>
+            <w:r>
+              <w:rPr>
+                <w:rFonts w:ascii="Segoe UI Light" w:hAnsi="Segoe UI Light" w:cs="Segoe UI Light"/>
+                <w:b/>
+              </w:rPr>
+              <w:t>{{clientPreferred}}</w:t>
             </w:r>
           </w:p>
         </w:tc>
@@ -1441,7 +1411,6 @@
               </w:rPr>
               <w:t>{{</w:t>
             </w:r>
-            <w:proofErr w:type="spellStart"/>
             <w:r>
               <w:rPr>
                 <w:rFonts w:ascii="Segoe UI Light" w:hAnsi="Segoe UI Light" w:cs="Segoe UI Light"/>
@@ -1451,7 +1420,6 @@
               </w:rPr>
               <w:t>downloadDate</w:t>
             </w:r>
-            <w:proofErr w:type="spellEnd"/>
             <w:r>
               <w:rPr>
                 <w:rFonts w:ascii="Segoe UI Light" w:hAnsi="Segoe UI Light" w:cs="Segoe UI Light"/>
@@ -1963,15 +1931,7 @@
               <w:t xml:space="preserve">Email: </w:t>
             </w:r>
             <w:r>
-              <w:t>{{</w:t>
-            </w:r>
-            <w:proofErr w:type="spellStart"/>
-            <w:r>
-              <w:t>adviserEmail</w:t>
-            </w:r>
-            <w:proofErr w:type="spellEnd"/>
-            <w:r>
-              <w:t>}}</w:t>
+              <w:t>{{adviserEmail}}</w:t>
             </w:r>
           </w:p>
         </w:tc>
@@ -1979,9 +1939,10 @@
     </w:tbl>
     <w:p>
       <w:pPr>
-        <w:rPr>
-          <w:rFonts w:ascii="Segoe UI Light" w:hAnsi="Segoe UI Light" w:cs="Segoe UI Light"/>
-          <w:color w:val="3C3C3B"/>
+        <w:jc w:val="both"/>
+        <w:rPr>
+          <w:rFonts w:ascii="Segoe UI Light" w:hAnsi="Segoe UI Light" w:cs="Segoe UI Light"/>
+          <w:bCs/>
         </w:rPr>
       </w:pPr>
       <w:bookmarkStart w:id="1" w:name="_PictureBullets9"/>
@@ -2007,16 +1968,15 @@
           <w:rFonts w:ascii="Segoe UI Light" w:hAnsi="Segoe UI Light" w:cs="Segoe UI Light"/>
           <w:bCs/>
         </w:rPr>
+        <w:lastRenderedPageBreak/>
         <w:t>{{/</w:t>
       </w:r>
-      <w:proofErr w:type="spellStart"/>
       <w:r>
         <w:rPr>
           <w:lang w:val="en-US"/>
         </w:rPr>
         <w:t>clientPlatFromInvestment</w:t>
       </w:r>
-      <w:proofErr w:type="spellEnd"/>
       <w:r>
         <w:rPr>
           <w:rFonts w:ascii="Segoe UI Light" w:hAnsi="Segoe UI Light" w:cs="Segoe UI Light"/>
@@ -2038,10 +1998,8 @@
           <w:rFonts w:ascii="Segoe UI Light" w:hAnsi="Segoe UI Light" w:cs="Segoe UI Light"/>
           <w:bCs/>
         </w:rPr>
-        <w:lastRenderedPageBreak/>
         <w:t>{{#</w:t>
       </w:r>
-      <w:proofErr w:type="spellStart"/>
       <w:r>
         <w:rPr>
           <w:lang w:val="en-US"/>
@@ -2054,7 +2012,6 @@
         </w:rPr>
         <w:t>InvestmentBond</w:t>
       </w:r>
-      <w:proofErr w:type="spellEnd"/>
       <w:r>
         <w:rPr>
           <w:rFonts w:ascii="Segoe UI Light" w:hAnsi="Segoe UI Light" w:cs="Segoe UI Light"/>
@@ -2270,23 +2227,7 @@
                 <w:rFonts w:ascii="Segoe UI Light" w:hAnsi="Segoe UI Light" w:cs="Segoe UI Light"/>
                 <w:bCs/>
               </w:rPr>
-              <w:t>{{</w:t>
-            </w:r>
-            <w:proofErr w:type="spellStart"/>
-            <w:r>
-              <w:rPr>
-                <w:rFonts w:ascii="Segoe UI Light" w:hAnsi="Segoe UI Light" w:cs="Segoe UI Light"/>
-                <w:bCs/>
-              </w:rPr>
-              <w:t>platformName</w:t>
-            </w:r>
-            <w:proofErr w:type="spellEnd"/>
-            <w:r>
-              <w:rPr>
-                <w:rFonts w:ascii="Segoe UI Light" w:hAnsi="Segoe UI Light" w:cs="Segoe UI Light"/>
-                <w:bCs/>
-              </w:rPr>
-              <w:t>}}</w:t>
+              <w:t>{{platformName}}</w:t>
             </w:r>
           </w:p>
         </w:tc>
@@ -2452,23 +2393,7 @@
                 <w:rFonts w:ascii="Segoe UI Light" w:hAnsi="Segoe UI Light" w:cs="Segoe UI Light"/>
                 <w:bCs/>
               </w:rPr>
-              <w:t>{{</w:t>
-            </w:r>
-            <w:proofErr w:type="spellStart"/>
-            <w:r>
-              <w:rPr>
-                <w:rFonts w:ascii="Segoe UI Light" w:hAnsi="Segoe UI Light" w:cs="Segoe UI Light"/>
-                <w:bCs/>
-              </w:rPr>
-              <w:t>clientPreferred</w:t>
-            </w:r>
-            <w:proofErr w:type="spellEnd"/>
-            <w:r>
-              <w:rPr>
-                <w:rFonts w:ascii="Segoe UI Light" w:hAnsi="Segoe UI Light" w:cs="Segoe UI Light"/>
-                <w:bCs/>
-              </w:rPr>
-              <w:t>}}</w:t>
+              <w:t>{{clientPreferred}}</w:t>
             </w:r>
           </w:p>
         </w:tc>
@@ -2524,14 +2449,7 @@
               <w:rPr>
                 <w:rFonts w:ascii="Segoe UI Light" w:hAnsi="Segoe UI Light" w:cs="Segoe UI Light"/>
               </w:rPr>
-              <w:t>{{</w:t>
-            </w:r>
-            <w:proofErr w:type="spellStart"/>
-            <w:r>
-              <w:rPr>
-                <w:rFonts w:ascii="Segoe UI Light" w:hAnsi="Segoe UI Light" w:cs="Segoe UI Light"/>
-              </w:rPr>
-              <w:t>client</w:t>
+              <w:t>{{client</w:t>
             </w:r>
             <w:r>
               <w:rPr>
@@ -2546,7 +2464,6 @@
               </w:rPr>
               <w:t>ob</w:t>
             </w:r>
-            <w:proofErr w:type="spellEnd"/>
             <w:r>
               <w:rPr>
                 <w:rFonts w:ascii="Segoe UI Light" w:hAnsi="Segoe UI Light" w:cs="Segoe UI Light"/>
@@ -2658,14 +2575,7 @@
               <w:rPr>
                 <w:rFonts w:ascii="Segoe UI Light" w:hAnsi="Segoe UI Light" w:cs="Segoe UI Light"/>
               </w:rPr>
-              <w:t>{{</w:t>
-            </w:r>
-            <w:proofErr w:type="spellStart"/>
-            <w:r>
-              <w:rPr>
-                <w:rFonts w:ascii="Segoe UI Light" w:hAnsi="Segoe UI Light" w:cs="Segoe UI Light"/>
-              </w:rPr>
-              <w:t>client</w:t>
+              <w:t>{{client</w:t>
             </w:r>
             <w:r>
               <w:rPr>
@@ -2680,7 +2590,6 @@
               </w:rPr>
               <w:t>omeAddress</w:t>
             </w:r>
-            <w:proofErr w:type="spellEnd"/>
             <w:r>
               <w:rPr>
                 <w:rFonts w:ascii="Segoe UI Light" w:hAnsi="Segoe UI Light" w:cs="Segoe UI Light"/>
@@ -2721,14 +2630,7 @@
               <w:rPr>
                 <w:rFonts w:ascii="Segoe UI Light" w:hAnsi="Segoe UI Light" w:cs="Segoe UI Light"/>
               </w:rPr>
-              <w:t>{{</w:t>
-            </w:r>
-            <w:proofErr w:type="spellStart"/>
-            <w:r>
-              <w:rPr>
-                <w:rFonts w:ascii="Segoe UI Light" w:hAnsi="Segoe UI Light" w:cs="Segoe UI Light"/>
-              </w:rPr>
-              <w:t>client</w:t>
+              <w:t>{{client</w:t>
             </w:r>
             <w:r>
               <w:rPr>
@@ -2743,7 +2645,6 @@
               </w:rPr>
               <w:t>obile</w:t>
             </w:r>
-            <w:proofErr w:type="spellEnd"/>
             <w:r>
               <w:rPr>
                 <w:rFonts w:ascii="Segoe UI Light" w:hAnsi="Segoe UI Light" w:cs="Segoe UI Light"/>
@@ -2807,7 +2708,6 @@
               </w:rPr>
               <w:t>{{</w:t>
             </w:r>
-            <w:proofErr w:type="spellStart"/>
             <w:r>
               <w:rPr>
                 <w:rFonts w:ascii="Segoe UI Light" w:eastAsia="Times New Roman" w:hAnsi="Segoe UI Light" w:cs="Segoe UI Light"/>
@@ -2816,7 +2716,6 @@
               </w:rPr>
               <w:t>accountNumber</w:t>
             </w:r>
-            <w:proofErr w:type="spellEnd"/>
             <w:r>
               <w:rPr>
                 <w:rFonts w:ascii="Segoe UI Light" w:hAnsi="Segoe UI Light" w:cs="Segoe UI Light"/>
@@ -2893,7 +2792,37 @@
         <w:rPr>
           <w:rFonts w:ascii="Segoe UI Light" w:hAnsi="Segoe UI Light" w:cs="Segoe UI Light"/>
         </w:rPr>
-        <w:t>I/we authorise you to provide representatives Natalino Lidestri, and all staff members of Denaro Wealth Pty Ltd with any information and documentation they require regarding my/our insurance, superannuation and investments.  This will apply to all Staff of Denaro Wealth and those listed below:</w:t>
+        <w:t>{{#SingleClient}}</w:t>
+      </w:r>
+      <w:r>
+        <w:rPr>
+          <w:rFonts w:ascii="Segoe UI Light" w:hAnsi="Segoe UI Light" w:cs="Segoe UI Light"/>
+        </w:rPr>
+        <w:t>I</w:t>
+      </w:r>
+      <w:r>
+        <w:rPr>
+          <w:rFonts w:ascii="Segoe UI Light" w:hAnsi="Segoe UI Light" w:cs="Segoe UI Light"/>
+        </w:rPr>
+        <w:t>{{/SingleClient}}{{^SingleClient}}</w:t>
+      </w:r>
+      <w:r>
+        <w:rPr>
+          <w:rFonts w:ascii="Segoe UI Light" w:hAnsi="Segoe UI Light" w:cs="Segoe UI Light"/>
+        </w:rPr>
+        <w:t>W</w:t>
+      </w:r>
+      <w:r>
+        <w:rPr>
+          <w:rFonts w:ascii="Segoe UI Light" w:hAnsi="Segoe UI Light" w:cs="Segoe UI Light"/>
+        </w:rPr>
+        <w:t>e{{/SingleClient}}</w:t>
+      </w:r>
+      <w:r>
+        <w:rPr>
+          <w:rFonts w:ascii="Segoe UI Light" w:hAnsi="Segoe UI Light" w:cs="Segoe UI Light"/>
+        </w:rPr>
+        <w:t xml:space="preserve"> authorise you to provide representatives Natalino Lidestri, and all staff members of Denaro Wealth Pty Ltd with any information and documentation they require regarding my/our insurance, superannuation and investments.  This will apply to all Staff of Denaro Wealth and those listed below:</w:t>
       </w:r>
     </w:p>
     <w:p>
@@ -3329,21 +3258,79 @@
         <w:rPr>
           <w:rFonts w:ascii="Segoe UI Light" w:hAnsi="Segoe UI Light" w:cs="Segoe UI Light"/>
         </w:rPr>
-        <w:t xml:space="preserve">I/we am/are aware of the provisions of the Privacy Act and release you from those provisions in respect of information provided to Denaro </w:t>
-      </w:r>
-      <w:proofErr w:type="gramStart"/>
-      <w:r>
-        <w:rPr>
-          <w:rFonts w:ascii="Segoe UI Light" w:hAnsi="Segoe UI Light" w:cs="Segoe UI Light"/>
-        </w:rPr>
-        <w:t>Wealth  Pty</w:t>
-      </w:r>
-      <w:proofErr w:type="gramEnd"/>
-      <w:r>
-        <w:rPr>
-          <w:rFonts w:ascii="Segoe UI Light" w:hAnsi="Segoe UI Light" w:cs="Segoe UI Light"/>
-        </w:rPr>
-        <w:t xml:space="preserve"> Ltd and its representatives.</w:t>
+        <w:t>{{#SingleClient}}</w:t>
+      </w:r>
+      <w:r>
+        <w:rPr>
+          <w:rFonts w:ascii="Segoe UI Light" w:hAnsi="Segoe UI Light" w:cs="Segoe UI Light"/>
+        </w:rPr>
+        <w:t>I</w:t>
+      </w:r>
+      <w:r>
+        <w:rPr>
+          <w:rFonts w:ascii="Segoe UI Light" w:hAnsi="Segoe UI Light" w:cs="Segoe UI Light"/>
+        </w:rPr>
+        <w:t>{{/SingleClient}}{{^SingleClient}}</w:t>
+      </w:r>
+      <w:r>
+        <w:rPr>
+          <w:rFonts w:ascii="Segoe UI Light" w:hAnsi="Segoe UI Light" w:cs="Segoe UI Light"/>
+        </w:rPr>
+        <w:t>W</w:t>
+      </w:r>
+      <w:r>
+        <w:rPr>
+          <w:rFonts w:ascii="Segoe UI Light" w:hAnsi="Segoe UI Light" w:cs="Segoe UI Light"/>
+        </w:rPr>
+        <w:t>e{{/SingleClient}}</w:t>
+      </w:r>
+      <w:r>
+        <w:rPr>
+          <w:rFonts w:ascii="Segoe UI Light" w:hAnsi="Segoe UI Light" w:cs="Segoe UI Light"/>
+        </w:rPr>
+        <w:t xml:space="preserve"> </w:t>
+      </w:r>
+      <w:r>
+        <w:rPr>
+          <w:rFonts w:ascii="Segoe UI Light" w:hAnsi="Segoe UI Light" w:cs="Segoe UI Light"/>
+        </w:rPr>
+        <w:t>{{#SingleClient}}</w:t>
+      </w:r>
+      <w:r>
+        <w:rPr>
+          <w:rFonts w:ascii="Segoe UI Light" w:hAnsi="Segoe UI Light" w:cs="Segoe UI Light"/>
+        </w:rPr>
+        <w:t>am</w:t>
+      </w:r>
+      <w:r>
+        <w:rPr>
+          <w:rFonts w:ascii="Segoe UI Light" w:hAnsi="Segoe UI Light" w:cs="Segoe UI Light"/>
+        </w:rPr>
+        <w:t>{{/SingleClient}}{{^SingleClient}}</w:t>
+      </w:r>
+      <w:r>
+        <w:rPr>
+          <w:rFonts w:ascii="Segoe UI Light" w:hAnsi="Segoe UI Light" w:cs="Segoe UI Light"/>
+        </w:rPr>
+        <w:t>are</w:t>
+      </w:r>
+      <w:r>
+        <w:rPr>
+          <w:rFonts w:ascii="Segoe UI Light" w:hAnsi="Segoe UI Light" w:cs="Segoe UI Light"/>
+        </w:rPr>
+        <w:t>{{/SingleClient}}</w:t>
+      </w:r>
+      <w:r>
+        <w:rPr>
+          <w:rFonts w:ascii="Segoe UI Light" w:hAnsi="Segoe UI Light" w:cs="Segoe UI Light"/>
+        </w:rPr>
+        <w:t xml:space="preserve"> </w:t>
+      </w:r>
+      <w:r>
+        <w:rPr>
+          <w:rFonts w:ascii="Segoe UI Light" w:hAnsi="Segoe UI Light" w:cs="Segoe UI Light"/>
+        </w:rPr>
+        <w:t>aware of the provisions of the Privacy Act and release you from those provisions in respect of information provided to Denaro Wealth  Pty Ltd and its representatives.</w:t>
       </w:r>
     </w:p>
     <w:p>
@@ -3385,76 +3372,25 @@
               <w:bottom w:val="single" w:sz="4" w:space="0" w:color="B7B9DA"/>
               <w:right w:val="single" w:sz="4" w:space="0" w:color="595959" w:themeColor="text1" w:themeTint="A6"/>
             </w:tcBorders>
-            <w:vAlign w:val="bottom"/>
+            <w:vAlign w:val="center"/>
             <w:hideMark/>
           </w:tcPr>
           <w:p>
             <w:pPr>
               <w:suppressAutoHyphens w:val="0"/>
               <w:spacing w:line="240" w:lineRule="auto"/>
-              <w:rPr>
-                <w:rFonts w:ascii="Segoe UI Light" w:hAnsi="Segoe UI Light" w:cs="Segoe UI Light"/>
-                <w:b/>
-              </w:rPr>
-            </w:pPr>
-            <w:r>
-              <w:rPr>
-                <w:rFonts w:ascii="Segoe UI Light" w:hAnsi="Segoe UI Light" w:cs="Segoe UI Light"/>
-              </w:rPr>
-              <w:t>O</w:t>
-            </w:r>
-            <w:r>
-              <w:rPr>
-                <w:rFonts w:ascii="Segoe UI Light" w:hAnsi="Segoe UI Light" w:cs="Segoe UI Light"/>
-              </w:rPr>
-              <w:tab/>
-            </w:r>
-            <w:r>
-              <w:rPr>
-                <w:rFonts w:ascii="Segoe UI Light" w:hAnsi="Segoe UI Light" w:cs="Segoe UI Light"/>
-              </w:rPr>
-              <w:tab/>
-            </w:r>
-            <w:r>
-              <w:rPr>
-                <w:rFonts w:ascii="Segoe UI Light" w:hAnsi="Segoe UI Light" w:cs="Segoe UI Light"/>
-              </w:rPr>
-              <w:tab/>
-            </w:r>
-            <w:r>
-              <w:rPr>
-                <w:rFonts w:ascii="Segoe UI Light" w:hAnsi="Segoe UI Light" w:cs="Segoe UI Light"/>
-              </w:rPr>
-              <w:tab/>
-            </w:r>
-            <w:r>
-              <w:rPr>
-                <w:rFonts w:ascii="Segoe UI Light" w:hAnsi="Segoe UI Light" w:cs="Segoe UI Light"/>
-              </w:rPr>
-              <w:tab/>
-            </w:r>
-            <w:r>
-              <w:rPr>
-                <w:rFonts w:ascii="Segoe UI Light" w:hAnsi="Segoe UI Light" w:cs="Segoe UI Light"/>
-                <w:b/>
-              </w:rPr>
-              <w:t>{{</w:t>
-            </w:r>
-            <w:proofErr w:type="spellStart"/>
-            <w:r>
-              <w:rPr>
-                <w:rFonts w:ascii="Segoe UI Light" w:hAnsi="Segoe UI Light" w:cs="Segoe UI Light"/>
-                <w:b/>
-              </w:rPr>
-              <w:t>clientPreferred</w:t>
-            </w:r>
-            <w:proofErr w:type="spellEnd"/>
-            <w:r>
-              <w:rPr>
-                <w:rFonts w:ascii="Segoe UI Light" w:hAnsi="Segoe UI Light" w:cs="Segoe UI Light"/>
-                <w:b/>
-              </w:rPr>
-              <w:t>}}</w:t>
+              <w:jc w:val="center"/>
+              <w:rPr>
+                <w:rFonts w:ascii="Segoe UI Light" w:hAnsi="Segoe UI Light" w:cs="Segoe UI Light"/>
+                <w:b/>
+              </w:rPr>
+            </w:pPr>
+            <w:r>
+              <w:rPr>
+                <w:rFonts w:ascii="Segoe UI Light" w:hAnsi="Segoe UI Light" w:cs="Segoe UI Light"/>
+                <w:b/>
+              </w:rPr>
+              <w:t>{{clientPreferred}}</w:t>
             </w:r>
           </w:p>
         </w:tc>
@@ -3484,7 +3420,6 @@
               </w:rPr>
               <w:t>{{</w:t>
             </w:r>
-            <w:proofErr w:type="spellStart"/>
             <w:r>
               <w:rPr>
                 <w:rFonts w:ascii="Segoe UI Light" w:hAnsi="Segoe UI Light" w:cs="Segoe UI Light"/>
@@ -3494,7 +3429,6 @@
               </w:rPr>
               <w:t>downloadDate</w:t>
             </w:r>
-            <w:proofErr w:type="spellEnd"/>
             <w:r>
               <w:rPr>
                 <w:rFonts w:ascii="Segoe UI Light" w:hAnsi="Segoe UI Light" w:cs="Segoe UI Light"/>
@@ -3700,6 +3634,7 @@
                 <w:rFonts w:ascii="Segoe UI Light" w:hAnsi="Segoe UI Light" w:cs="Segoe UI Light"/>
                 <w:b/>
               </w:rPr>
+              <w:lastRenderedPageBreak/>
               <w:t>Business:</w:t>
             </w:r>
           </w:p>
@@ -4006,15 +3941,7 @@
               <w:t xml:space="preserve">Email: </w:t>
             </w:r>
             <w:r>
-              <w:t>{{</w:t>
-            </w:r>
-            <w:proofErr w:type="spellStart"/>
-            <w:r>
-              <w:t>adviserEmail</w:t>
-            </w:r>
-            <w:proofErr w:type="spellEnd"/>
-            <w:r>
-              <w:t>}}</w:t>
+              <w:t>{{adviserEmail}}</w:t>
             </w:r>
           </w:p>
         </w:tc>
@@ -4035,7 +3962,6 @@
         </w:rPr>
         <w:t>{{/</w:t>
       </w:r>
-      <w:proofErr w:type="spellStart"/>
       <w:r>
         <w:rPr>
           <w:lang w:val="en-US"/>
@@ -4048,7 +3974,6 @@
         </w:rPr>
         <w:t>InvestmentBond</w:t>
       </w:r>
-      <w:proofErr w:type="spellEnd"/>
       <w:r>
         <w:rPr>
           <w:rFonts w:ascii="Segoe UI Light" w:hAnsi="Segoe UI Light" w:cs="Segoe UI Light"/>
@@ -4070,17 +3995,14 @@
           <w:rFonts w:ascii="Segoe UI Light" w:hAnsi="Segoe UI Light" w:cs="Segoe UI Light"/>
           <w:bCs/>
         </w:rPr>
-        <w:lastRenderedPageBreak/>
         <w:t>{{#</w:t>
       </w:r>
-      <w:proofErr w:type="spellStart"/>
       <w:r>
         <w:rPr>
           <w:lang w:val="en-US"/>
         </w:rPr>
         <w:t>clientSuperFund</w:t>
       </w:r>
-      <w:proofErr w:type="spellEnd"/>
       <w:r>
         <w:rPr>
           <w:rFonts w:ascii="Segoe UI Light" w:hAnsi="Segoe UI Light" w:cs="Segoe UI Light"/>
@@ -4296,23 +4218,7 @@
                 <w:rFonts w:ascii="Segoe UI Light" w:hAnsi="Segoe UI Light" w:cs="Segoe UI Light"/>
                 <w:bCs/>
               </w:rPr>
-              <w:t>{{</w:t>
-            </w:r>
-            <w:proofErr w:type="spellStart"/>
-            <w:r>
-              <w:rPr>
-                <w:rFonts w:ascii="Segoe UI Light" w:hAnsi="Segoe UI Light" w:cs="Segoe UI Light"/>
-                <w:bCs/>
-              </w:rPr>
-              <w:t>platformName</w:t>
-            </w:r>
-            <w:proofErr w:type="spellEnd"/>
-            <w:r>
-              <w:rPr>
-                <w:rFonts w:ascii="Segoe UI Light" w:hAnsi="Segoe UI Light" w:cs="Segoe UI Light"/>
-                <w:bCs/>
-              </w:rPr>
-              <w:t>}}</w:t>
+              <w:t>{{platformName}}</w:t>
             </w:r>
           </w:p>
         </w:tc>
@@ -4485,23 +4391,7 @@
                 <w:rFonts w:ascii="Segoe UI Light" w:hAnsi="Segoe UI Light" w:cs="Segoe UI Light"/>
                 <w:bCs/>
               </w:rPr>
-              <w:t>{{</w:t>
-            </w:r>
-            <w:proofErr w:type="spellStart"/>
-            <w:r>
-              <w:rPr>
-                <w:rFonts w:ascii="Segoe UI Light" w:hAnsi="Segoe UI Light" w:cs="Segoe UI Light"/>
-                <w:bCs/>
-              </w:rPr>
-              <w:t>clientPreferred</w:t>
-            </w:r>
-            <w:proofErr w:type="spellEnd"/>
-            <w:r>
-              <w:rPr>
-                <w:rFonts w:ascii="Segoe UI Light" w:hAnsi="Segoe UI Light" w:cs="Segoe UI Light"/>
-                <w:bCs/>
-              </w:rPr>
-              <w:t>}}</w:t>
+              <w:t>{{clientPreferred}}</w:t>
             </w:r>
           </w:p>
         </w:tc>
@@ -4557,14 +4447,7 @@
               <w:rPr>
                 <w:rFonts w:ascii="Segoe UI Light" w:hAnsi="Segoe UI Light" w:cs="Segoe UI Light"/>
               </w:rPr>
-              <w:t>{{</w:t>
-            </w:r>
-            <w:proofErr w:type="spellStart"/>
-            <w:r>
-              <w:rPr>
-                <w:rFonts w:ascii="Segoe UI Light" w:hAnsi="Segoe UI Light" w:cs="Segoe UI Light"/>
-              </w:rPr>
-              <w:t>client</w:t>
+              <w:t>{{client</w:t>
             </w:r>
             <w:r>
               <w:rPr>
@@ -4579,7 +4462,6 @@
               </w:rPr>
               <w:t>ob</w:t>
             </w:r>
-            <w:proofErr w:type="spellEnd"/>
             <w:r>
               <w:rPr>
                 <w:rFonts w:ascii="Segoe UI Light" w:hAnsi="Segoe UI Light" w:cs="Segoe UI Light"/>
@@ -4691,14 +4573,7 @@
               <w:rPr>
                 <w:rFonts w:ascii="Segoe UI Light" w:hAnsi="Segoe UI Light" w:cs="Segoe UI Light"/>
               </w:rPr>
-              <w:t>{{</w:t>
-            </w:r>
-            <w:proofErr w:type="spellStart"/>
-            <w:r>
-              <w:rPr>
-                <w:rFonts w:ascii="Segoe UI Light" w:hAnsi="Segoe UI Light" w:cs="Segoe UI Light"/>
-              </w:rPr>
-              <w:t>client</w:t>
+              <w:t>{{client</w:t>
             </w:r>
             <w:r>
               <w:rPr>
@@ -4713,7 +4588,6 @@
               </w:rPr>
               <w:t>omeAddress</w:t>
             </w:r>
-            <w:proofErr w:type="spellEnd"/>
             <w:r>
               <w:rPr>
                 <w:rFonts w:ascii="Segoe UI Light" w:hAnsi="Segoe UI Light" w:cs="Segoe UI Light"/>
@@ -4754,14 +4628,7 @@
               <w:rPr>
                 <w:rFonts w:ascii="Segoe UI Light" w:hAnsi="Segoe UI Light" w:cs="Segoe UI Light"/>
               </w:rPr>
-              <w:t>{{</w:t>
-            </w:r>
-            <w:proofErr w:type="spellStart"/>
-            <w:r>
-              <w:rPr>
-                <w:rFonts w:ascii="Segoe UI Light" w:hAnsi="Segoe UI Light" w:cs="Segoe UI Light"/>
-              </w:rPr>
-              <w:t>client</w:t>
+              <w:t>{{client</w:t>
             </w:r>
             <w:r>
               <w:rPr>
@@ -4776,7 +4643,6 @@
               </w:rPr>
               <w:t>obile</w:t>
             </w:r>
-            <w:proofErr w:type="spellEnd"/>
             <w:r>
               <w:rPr>
                 <w:rFonts w:ascii="Segoe UI Light" w:hAnsi="Segoe UI Light" w:cs="Segoe UI Light"/>
@@ -4840,7 +4706,6 @@
               </w:rPr>
               <w:t>{{</w:t>
             </w:r>
-            <w:proofErr w:type="spellStart"/>
             <w:r>
               <w:rPr>
                 <w:rFonts w:ascii="Segoe UI Light" w:eastAsia="Times New Roman" w:hAnsi="Segoe UI Light" w:cs="Segoe UI Light"/>
@@ -4848,7 +4713,6 @@
               </w:rPr>
               <w:t>memberNumber</w:t>
             </w:r>
-            <w:proofErr w:type="spellEnd"/>
             <w:r>
               <w:rPr>
                 <w:rFonts w:ascii="Segoe UI Light" w:hAnsi="Segoe UI Light" w:cs="Segoe UI Light"/>
@@ -4925,7 +4789,37 @@
         <w:rPr>
           <w:rFonts w:ascii="Segoe UI Light" w:hAnsi="Segoe UI Light" w:cs="Segoe UI Light"/>
         </w:rPr>
-        <w:t>I/we authorise you to provide representatives Natalino Lidestri, and all staff members of Denaro Wealth Pty Ltd with any information and documentation they require regarding my/our insurance, superannuation and investments.  This will apply to all Staff of Denaro Wealth and those listed below:</w:t>
+        <w:t>{{#SingleClient}}</w:t>
+      </w:r>
+      <w:r>
+        <w:rPr>
+          <w:rFonts w:ascii="Segoe UI Light" w:hAnsi="Segoe UI Light" w:cs="Segoe UI Light"/>
+        </w:rPr>
+        <w:t>I</w:t>
+      </w:r>
+      <w:r>
+        <w:rPr>
+          <w:rFonts w:ascii="Segoe UI Light" w:hAnsi="Segoe UI Light" w:cs="Segoe UI Light"/>
+        </w:rPr>
+        <w:t>{{/SingleClient}}{{^SingleClient}}</w:t>
+      </w:r>
+      <w:r>
+        <w:rPr>
+          <w:rFonts w:ascii="Segoe UI Light" w:hAnsi="Segoe UI Light" w:cs="Segoe UI Light"/>
+        </w:rPr>
+        <w:t>W</w:t>
+      </w:r>
+      <w:r>
+        <w:rPr>
+          <w:rFonts w:ascii="Segoe UI Light" w:hAnsi="Segoe UI Light" w:cs="Segoe UI Light"/>
+        </w:rPr>
+        <w:t>e{{/SingleClient}}</w:t>
+      </w:r>
+      <w:r>
+        <w:rPr>
+          <w:rFonts w:ascii="Segoe UI Light" w:hAnsi="Segoe UI Light" w:cs="Segoe UI Light"/>
+        </w:rPr>
+        <w:t xml:space="preserve"> authorise you to provide representatives Natalino Lidestri, and all staff members of Denaro Wealth Pty Ltd with any information and documentation they require regarding my/our insurance, superannuation and investments.  This will apply to all Staff of Denaro Wealth and those listed below:</w:t>
       </w:r>
     </w:p>
     <w:p>
@@ -5361,21 +5255,73 @@
         <w:rPr>
           <w:rFonts w:ascii="Segoe UI Light" w:hAnsi="Segoe UI Light" w:cs="Segoe UI Light"/>
         </w:rPr>
-        <w:t xml:space="preserve">I/we am/are aware of the provisions of the Privacy Act and release you from those provisions in respect of information provided to Denaro </w:t>
-      </w:r>
-      <w:proofErr w:type="gramStart"/>
-      <w:r>
-        <w:rPr>
-          <w:rFonts w:ascii="Segoe UI Light" w:hAnsi="Segoe UI Light" w:cs="Segoe UI Light"/>
-        </w:rPr>
-        <w:t>Wealth  Pty</w:t>
-      </w:r>
-      <w:proofErr w:type="gramEnd"/>
-      <w:r>
-        <w:rPr>
-          <w:rFonts w:ascii="Segoe UI Light" w:hAnsi="Segoe UI Light" w:cs="Segoe UI Light"/>
-        </w:rPr>
-        <w:t xml:space="preserve"> Ltd and its representatives.</w:t>
+        <w:t>{{#SingleClient}}</w:t>
+      </w:r>
+      <w:r>
+        <w:rPr>
+          <w:rFonts w:ascii="Segoe UI Light" w:hAnsi="Segoe UI Light" w:cs="Segoe UI Light"/>
+        </w:rPr>
+        <w:t>I</w:t>
+      </w:r>
+      <w:r>
+        <w:rPr>
+          <w:rFonts w:ascii="Segoe UI Light" w:hAnsi="Segoe UI Light" w:cs="Segoe UI Light"/>
+        </w:rPr>
+        <w:t>{{/SingleClient}}{{^SingleClient}}</w:t>
+      </w:r>
+      <w:r>
+        <w:rPr>
+          <w:rFonts w:ascii="Segoe UI Light" w:hAnsi="Segoe UI Light" w:cs="Segoe UI Light"/>
+        </w:rPr>
+        <w:t>W</w:t>
+      </w:r>
+      <w:r>
+        <w:rPr>
+          <w:rFonts w:ascii="Segoe UI Light" w:hAnsi="Segoe UI Light" w:cs="Segoe UI Light"/>
+        </w:rPr>
+        <w:t xml:space="preserve">e{{/SingleClient}} </w:t>
+      </w:r>
+      <w:r>
+        <w:rPr>
+          <w:rFonts w:ascii="Segoe UI Light" w:hAnsi="Segoe UI Light" w:cs="Segoe UI Light"/>
+        </w:rPr>
+        <w:t>{{#SingleClient}}</w:t>
+      </w:r>
+      <w:r>
+        <w:rPr>
+          <w:rFonts w:ascii="Segoe UI Light" w:hAnsi="Segoe UI Light" w:cs="Segoe UI Light"/>
+        </w:rPr>
+        <w:t>am</w:t>
+      </w:r>
+      <w:r>
+        <w:rPr>
+          <w:rFonts w:ascii="Segoe UI Light" w:hAnsi="Segoe UI Light" w:cs="Segoe UI Light"/>
+        </w:rPr>
+        <w:t>{{/SingleClient}}{{^SingleClient}}</w:t>
+      </w:r>
+      <w:r>
+        <w:rPr>
+          <w:rFonts w:ascii="Segoe UI Light" w:hAnsi="Segoe UI Light" w:cs="Segoe UI Light"/>
+        </w:rPr>
+        <w:t>are</w:t>
+      </w:r>
+      <w:r>
+        <w:rPr>
+          <w:rFonts w:ascii="Segoe UI Light" w:hAnsi="Segoe UI Light" w:cs="Segoe UI Light"/>
+        </w:rPr>
+        <w:t>{{/SingleClient}}</w:t>
+      </w:r>
+      <w:r>
+        <w:rPr>
+          <w:rFonts w:ascii="Segoe UI Light" w:hAnsi="Segoe UI Light" w:cs="Segoe UI Light"/>
+        </w:rPr>
+        <w:t xml:space="preserve"> </w:t>
+      </w:r>
+      <w:r>
+        <w:rPr>
+          <w:rFonts w:ascii="Segoe UI Light" w:hAnsi="Segoe UI Light" w:cs="Segoe UI Light"/>
+        </w:rPr>
+        <w:t>aware of the provisions of the Privacy Act and release you from those provisions in respect of information provided to Denaro Wealth  Pty Ltd and its representatives.</w:t>
       </w:r>
     </w:p>
     <w:p>
@@ -5417,76 +5363,25 @@
               <w:bottom w:val="single" w:sz="4" w:space="0" w:color="B7B9DA"/>
               <w:right w:val="single" w:sz="4" w:space="0" w:color="595959" w:themeColor="text1" w:themeTint="A6"/>
             </w:tcBorders>
-            <w:vAlign w:val="bottom"/>
+            <w:vAlign w:val="center"/>
             <w:hideMark/>
           </w:tcPr>
           <w:p>
             <w:pPr>
               <w:suppressAutoHyphens w:val="0"/>
               <w:spacing w:line="240" w:lineRule="auto"/>
-              <w:rPr>
-                <w:rFonts w:ascii="Segoe UI Light" w:hAnsi="Segoe UI Light" w:cs="Segoe UI Light"/>
-                <w:b/>
-              </w:rPr>
-            </w:pPr>
-            <w:r>
-              <w:rPr>
-                <w:rFonts w:ascii="Segoe UI Light" w:hAnsi="Segoe UI Light" w:cs="Segoe UI Light"/>
-              </w:rPr>
-              <w:t>O</w:t>
-            </w:r>
-            <w:r>
-              <w:rPr>
-                <w:rFonts w:ascii="Segoe UI Light" w:hAnsi="Segoe UI Light" w:cs="Segoe UI Light"/>
-              </w:rPr>
-              <w:tab/>
-            </w:r>
-            <w:r>
-              <w:rPr>
-                <w:rFonts w:ascii="Segoe UI Light" w:hAnsi="Segoe UI Light" w:cs="Segoe UI Light"/>
-              </w:rPr>
-              <w:tab/>
-            </w:r>
-            <w:r>
-              <w:rPr>
-                <w:rFonts w:ascii="Segoe UI Light" w:hAnsi="Segoe UI Light" w:cs="Segoe UI Light"/>
-              </w:rPr>
-              <w:tab/>
-            </w:r>
-            <w:r>
-              <w:rPr>
-                <w:rFonts w:ascii="Segoe UI Light" w:hAnsi="Segoe UI Light" w:cs="Segoe UI Light"/>
-              </w:rPr>
-              <w:tab/>
-            </w:r>
-            <w:r>
-              <w:rPr>
-                <w:rFonts w:ascii="Segoe UI Light" w:hAnsi="Segoe UI Light" w:cs="Segoe UI Light"/>
-              </w:rPr>
-              <w:tab/>
-            </w:r>
-            <w:r>
-              <w:rPr>
-                <w:rFonts w:ascii="Segoe UI Light" w:hAnsi="Segoe UI Light" w:cs="Segoe UI Light"/>
-                <w:b/>
-              </w:rPr>
-              <w:t>{{</w:t>
-            </w:r>
-            <w:proofErr w:type="spellStart"/>
-            <w:r>
-              <w:rPr>
-                <w:rFonts w:ascii="Segoe UI Light" w:hAnsi="Segoe UI Light" w:cs="Segoe UI Light"/>
-                <w:b/>
-              </w:rPr>
-              <w:t>clientPreferred</w:t>
-            </w:r>
-            <w:proofErr w:type="spellEnd"/>
-            <w:r>
-              <w:rPr>
-                <w:rFonts w:ascii="Segoe UI Light" w:hAnsi="Segoe UI Light" w:cs="Segoe UI Light"/>
-                <w:b/>
-              </w:rPr>
-              <w:t>}}</w:t>
+              <w:jc w:val="center"/>
+              <w:rPr>
+                <w:rFonts w:ascii="Segoe UI Light" w:hAnsi="Segoe UI Light" w:cs="Segoe UI Light"/>
+                <w:b/>
+              </w:rPr>
+            </w:pPr>
+            <w:r>
+              <w:rPr>
+                <w:rFonts w:ascii="Segoe UI Light" w:hAnsi="Segoe UI Light" w:cs="Segoe UI Light"/>
+                <w:b/>
+              </w:rPr>
+              <w:t>{{clientPreferred}}</w:t>
             </w:r>
           </w:p>
         </w:tc>
@@ -5516,7 +5411,6 @@
               </w:rPr>
               <w:t>{{</w:t>
             </w:r>
-            <w:proofErr w:type="spellStart"/>
             <w:r>
               <w:rPr>
                 <w:rFonts w:ascii="Segoe UI Light" w:hAnsi="Segoe UI Light" w:cs="Segoe UI Light"/>
@@ -5526,7 +5420,6 @@
               </w:rPr>
               <w:t>downloadDate</w:t>
             </w:r>
-            <w:proofErr w:type="spellEnd"/>
             <w:r>
               <w:rPr>
                 <w:rFonts w:ascii="Segoe UI Light" w:hAnsi="Segoe UI Light" w:cs="Segoe UI Light"/>
@@ -5732,6 +5625,7 @@
                 <w:rFonts w:ascii="Segoe UI Light" w:hAnsi="Segoe UI Light" w:cs="Segoe UI Light"/>
                 <w:b/>
               </w:rPr>
+              <w:lastRenderedPageBreak/>
               <w:t>Business:</w:t>
             </w:r>
           </w:p>
@@ -6038,15 +5932,7 @@
               <w:t xml:space="preserve">Email: </w:t>
             </w:r>
             <w:r>
-              <w:t>{{</w:t>
-            </w:r>
-            <w:proofErr w:type="spellStart"/>
-            <w:r>
-              <w:t>adviserEmail</w:t>
-            </w:r>
-            <w:proofErr w:type="spellEnd"/>
-            <w:r>
-              <w:t>}}</w:t>
+              <w:t>{{adviserEmail}}</w:t>
             </w:r>
           </w:p>
         </w:tc>
@@ -6067,14 +5953,12 @@
         </w:rPr>
         <w:t>{{/</w:t>
       </w:r>
-      <w:proofErr w:type="spellStart"/>
       <w:r>
         <w:rPr>
           <w:lang w:val="en-US"/>
         </w:rPr>
         <w:t>clientSuperFund</w:t>
       </w:r>
-      <w:proofErr w:type="spellEnd"/>
       <w:r>
         <w:rPr>
           <w:rFonts w:ascii="Segoe UI Light" w:hAnsi="Segoe UI Light" w:cs="Segoe UI Light"/>
@@ -6096,17 +5980,14 @@
           <w:rFonts w:ascii="Segoe UI Light" w:hAnsi="Segoe UI Light" w:cs="Segoe UI Light"/>
           <w:bCs/>
         </w:rPr>
-        <w:lastRenderedPageBreak/>
         <w:t>{{#</w:t>
       </w:r>
-      <w:proofErr w:type="spellStart"/>
       <w:r>
         <w:rPr>
           <w:lang w:val="en-US"/>
         </w:rPr>
         <w:t>clientAccountBasedPensions</w:t>
       </w:r>
-      <w:proofErr w:type="spellEnd"/>
       <w:r>
         <w:rPr>
           <w:rFonts w:ascii="Segoe UI Light" w:hAnsi="Segoe UI Light" w:cs="Segoe UI Light"/>
@@ -6322,23 +6203,7 @@
                 <w:rFonts w:ascii="Segoe UI Light" w:hAnsi="Segoe UI Light" w:cs="Segoe UI Light"/>
                 <w:bCs/>
               </w:rPr>
-              <w:t>{{</w:t>
-            </w:r>
-            <w:proofErr w:type="spellStart"/>
-            <w:r>
-              <w:rPr>
-                <w:rFonts w:ascii="Segoe UI Light" w:hAnsi="Segoe UI Light" w:cs="Segoe UI Light"/>
-                <w:bCs/>
-              </w:rPr>
-              <w:t>platformName</w:t>
-            </w:r>
-            <w:proofErr w:type="spellEnd"/>
-            <w:r>
-              <w:rPr>
-                <w:rFonts w:ascii="Segoe UI Light" w:hAnsi="Segoe UI Light" w:cs="Segoe UI Light"/>
-                <w:bCs/>
-              </w:rPr>
-              <w:t>}}</w:t>
+              <w:t>{{platformName}}</w:t>
             </w:r>
           </w:p>
         </w:tc>
@@ -6504,23 +6369,7 @@
                 <w:rFonts w:ascii="Segoe UI Light" w:hAnsi="Segoe UI Light" w:cs="Segoe UI Light"/>
                 <w:bCs/>
               </w:rPr>
-              <w:t>{{</w:t>
-            </w:r>
-            <w:proofErr w:type="spellStart"/>
-            <w:r>
-              <w:rPr>
-                <w:rFonts w:ascii="Segoe UI Light" w:hAnsi="Segoe UI Light" w:cs="Segoe UI Light"/>
-                <w:bCs/>
-              </w:rPr>
-              <w:t>clientPreferred</w:t>
-            </w:r>
-            <w:proofErr w:type="spellEnd"/>
-            <w:r>
-              <w:rPr>
-                <w:rFonts w:ascii="Segoe UI Light" w:hAnsi="Segoe UI Light" w:cs="Segoe UI Light"/>
-                <w:bCs/>
-              </w:rPr>
-              <w:t>}}</w:t>
+              <w:t>{{clientPreferred}}</w:t>
             </w:r>
           </w:p>
         </w:tc>
@@ -6576,14 +6425,7 @@
               <w:rPr>
                 <w:rFonts w:ascii="Segoe UI Light" w:hAnsi="Segoe UI Light" w:cs="Segoe UI Light"/>
               </w:rPr>
-              <w:t>{{</w:t>
-            </w:r>
-            <w:proofErr w:type="spellStart"/>
-            <w:r>
-              <w:rPr>
-                <w:rFonts w:ascii="Segoe UI Light" w:hAnsi="Segoe UI Light" w:cs="Segoe UI Light"/>
-              </w:rPr>
-              <w:t>client</w:t>
+              <w:t>{{client</w:t>
             </w:r>
             <w:r>
               <w:rPr>
@@ -6598,7 +6440,6 @@
               </w:rPr>
               <w:t>ob</w:t>
             </w:r>
-            <w:proofErr w:type="spellEnd"/>
             <w:r>
               <w:rPr>
                 <w:rFonts w:ascii="Segoe UI Light" w:hAnsi="Segoe UI Light" w:cs="Segoe UI Light"/>
@@ -6710,14 +6551,7 @@
               <w:rPr>
                 <w:rFonts w:ascii="Segoe UI Light" w:hAnsi="Segoe UI Light" w:cs="Segoe UI Light"/>
               </w:rPr>
-              <w:t>{{</w:t>
-            </w:r>
-            <w:proofErr w:type="spellStart"/>
-            <w:r>
-              <w:rPr>
-                <w:rFonts w:ascii="Segoe UI Light" w:hAnsi="Segoe UI Light" w:cs="Segoe UI Light"/>
-              </w:rPr>
-              <w:t>client</w:t>
+              <w:t>{{client</w:t>
             </w:r>
             <w:r>
               <w:rPr>
@@ -6732,7 +6566,6 @@
               </w:rPr>
               <w:t>omeAddress</w:t>
             </w:r>
-            <w:proofErr w:type="spellEnd"/>
             <w:r>
               <w:rPr>
                 <w:rFonts w:ascii="Segoe UI Light" w:hAnsi="Segoe UI Light" w:cs="Segoe UI Light"/>
@@ -6773,14 +6606,7 @@
               <w:rPr>
                 <w:rFonts w:ascii="Segoe UI Light" w:hAnsi="Segoe UI Light" w:cs="Segoe UI Light"/>
               </w:rPr>
-              <w:t>{{</w:t>
-            </w:r>
-            <w:proofErr w:type="spellStart"/>
-            <w:r>
-              <w:rPr>
-                <w:rFonts w:ascii="Segoe UI Light" w:hAnsi="Segoe UI Light" w:cs="Segoe UI Light"/>
-              </w:rPr>
-              <w:t>client</w:t>
+              <w:t>{{client</w:t>
             </w:r>
             <w:r>
               <w:rPr>
@@ -6795,7 +6621,6 @@
               </w:rPr>
               <w:t>obile</w:t>
             </w:r>
-            <w:proofErr w:type="spellEnd"/>
             <w:r>
               <w:rPr>
                 <w:rFonts w:ascii="Segoe UI Light" w:hAnsi="Segoe UI Light" w:cs="Segoe UI Light"/>
@@ -6859,7 +6684,6 @@
               </w:rPr>
               <w:t>{{</w:t>
             </w:r>
-            <w:proofErr w:type="spellStart"/>
             <w:r>
               <w:rPr>
                 <w:rFonts w:ascii="Segoe UI Light" w:eastAsia="Times New Roman" w:hAnsi="Segoe UI Light" w:cs="Segoe UI Light"/>
@@ -6867,7 +6691,6 @@
               </w:rPr>
               <w:t>memberNumber</w:t>
             </w:r>
-            <w:proofErr w:type="spellEnd"/>
             <w:r>
               <w:rPr>
                 <w:rFonts w:ascii="Segoe UI Light" w:hAnsi="Segoe UI Light" w:cs="Segoe UI Light"/>
@@ -6944,7 +6767,37 @@
         <w:rPr>
           <w:rFonts w:ascii="Segoe UI Light" w:hAnsi="Segoe UI Light" w:cs="Segoe UI Light"/>
         </w:rPr>
-        <w:t>I/we authorise you to provide representatives Natalino Lidestri, and all staff members of Denaro Wealth Pty Ltd with any information and documentation they require regarding my/our insurance, superannuation and investments.  This will apply to all Staff of Denaro Wealth and those listed below:</w:t>
+        <w:t>{{#SingleClient}}</w:t>
+      </w:r>
+      <w:r>
+        <w:rPr>
+          <w:rFonts w:ascii="Segoe UI Light" w:hAnsi="Segoe UI Light" w:cs="Segoe UI Light"/>
+        </w:rPr>
+        <w:t>I</w:t>
+      </w:r>
+      <w:r>
+        <w:rPr>
+          <w:rFonts w:ascii="Segoe UI Light" w:hAnsi="Segoe UI Light" w:cs="Segoe UI Light"/>
+        </w:rPr>
+        <w:t>{{/SingleClient}}{{^SingleClient}}</w:t>
+      </w:r>
+      <w:r>
+        <w:rPr>
+          <w:rFonts w:ascii="Segoe UI Light" w:hAnsi="Segoe UI Light" w:cs="Segoe UI Light"/>
+        </w:rPr>
+        <w:t>W</w:t>
+      </w:r>
+      <w:r>
+        <w:rPr>
+          <w:rFonts w:ascii="Segoe UI Light" w:hAnsi="Segoe UI Light" w:cs="Segoe UI Light"/>
+        </w:rPr>
+        <w:t xml:space="preserve">e{{/SingleClient}} </w:t>
+      </w:r>
+      <w:r>
+        <w:rPr>
+          <w:rFonts w:ascii="Segoe UI Light" w:hAnsi="Segoe UI Light" w:cs="Segoe UI Light"/>
+        </w:rPr>
+        <w:t>authorise you to provide representatives Natalino Lidestri, and all staff members of Denaro Wealth Pty Ltd with any information and documentation they require regarding my/our insurance, superannuation and investments.  This will apply to all Staff of Denaro Wealth and those listed below:</w:t>
       </w:r>
     </w:p>
     <w:p>
@@ -7380,21 +7233,67 @@
         <w:rPr>
           <w:rFonts w:ascii="Segoe UI Light" w:hAnsi="Segoe UI Light" w:cs="Segoe UI Light"/>
         </w:rPr>
-        <w:t xml:space="preserve">I/we am/are aware of the provisions of the Privacy Act and release you from those provisions in respect of information provided to Denaro </w:t>
-      </w:r>
-      <w:proofErr w:type="gramStart"/>
-      <w:r>
-        <w:rPr>
-          <w:rFonts w:ascii="Segoe UI Light" w:hAnsi="Segoe UI Light" w:cs="Segoe UI Light"/>
-        </w:rPr>
-        <w:t>Wealth  Pty</w:t>
-      </w:r>
-      <w:proofErr w:type="gramEnd"/>
-      <w:r>
-        <w:rPr>
-          <w:rFonts w:ascii="Segoe UI Light" w:hAnsi="Segoe UI Light" w:cs="Segoe UI Light"/>
-        </w:rPr>
-        <w:t xml:space="preserve"> Ltd and its representatives.</w:t>
+        <w:t>{{#SingleClient}}</w:t>
+      </w:r>
+      <w:r>
+        <w:rPr>
+          <w:rFonts w:ascii="Segoe UI Light" w:hAnsi="Segoe UI Light" w:cs="Segoe UI Light"/>
+        </w:rPr>
+        <w:t>I</w:t>
+      </w:r>
+      <w:r>
+        <w:rPr>
+          <w:rFonts w:ascii="Segoe UI Light" w:hAnsi="Segoe UI Light" w:cs="Segoe UI Light"/>
+        </w:rPr>
+        <w:t>{{/SingleClient}}{{^SingleClient}}</w:t>
+      </w:r>
+      <w:r>
+        <w:rPr>
+          <w:rFonts w:ascii="Segoe UI Light" w:hAnsi="Segoe UI Light" w:cs="Segoe UI Light"/>
+        </w:rPr>
+        <w:t>W</w:t>
+      </w:r>
+      <w:r>
+        <w:rPr>
+          <w:rFonts w:ascii="Segoe UI Light" w:hAnsi="Segoe UI Light" w:cs="Segoe UI Light"/>
+        </w:rPr>
+        <w:t xml:space="preserve">e{{/SingleClient}} </w:t>
+      </w:r>
+      <w:r>
+        <w:rPr>
+          <w:rFonts w:ascii="Segoe UI Light" w:hAnsi="Segoe UI Light" w:cs="Segoe UI Light"/>
+        </w:rPr>
+        <w:t>{{#SingleClient}}</w:t>
+      </w:r>
+      <w:r>
+        <w:rPr>
+          <w:rFonts w:ascii="Segoe UI Light" w:hAnsi="Segoe UI Light" w:cs="Segoe UI Light"/>
+        </w:rPr>
+        <w:t>am</w:t>
+      </w:r>
+      <w:r>
+        <w:rPr>
+          <w:rFonts w:ascii="Segoe UI Light" w:hAnsi="Segoe UI Light" w:cs="Segoe UI Light"/>
+        </w:rPr>
+        <w:t>{{/SingleClient}}{{^SingleClient}}</w:t>
+      </w:r>
+      <w:r>
+        <w:rPr>
+          <w:rFonts w:ascii="Segoe UI Light" w:hAnsi="Segoe UI Light" w:cs="Segoe UI Light"/>
+        </w:rPr>
+        <w:t>are</w:t>
+      </w:r>
+      <w:r>
+        <w:rPr>
+          <w:rFonts w:ascii="Segoe UI Light" w:hAnsi="Segoe UI Light" w:cs="Segoe UI Light"/>
+        </w:rPr>
+        <w:t>{{/SingleClient}}</w:t>
+      </w:r>
+      <w:r>
+        <w:rPr>
+          <w:rFonts w:ascii="Segoe UI Light" w:hAnsi="Segoe UI Light" w:cs="Segoe UI Light"/>
+        </w:rPr>
+        <w:t xml:space="preserve"> aware of the provisions of the Privacy Act and release you from those provisions in respect of information provided to Denaro Wealth  Pty Ltd and its representatives.</w:t>
       </w:r>
     </w:p>
     <w:p>
@@ -7436,76 +7335,25 @@
               <w:bottom w:val="single" w:sz="4" w:space="0" w:color="B7B9DA"/>
               <w:right w:val="single" w:sz="4" w:space="0" w:color="595959" w:themeColor="text1" w:themeTint="A6"/>
             </w:tcBorders>
-            <w:vAlign w:val="bottom"/>
+            <w:vAlign w:val="center"/>
             <w:hideMark/>
           </w:tcPr>
           <w:p>
             <w:pPr>
               <w:suppressAutoHyphens w:val="0"/>
               <w:spacing w:line="240" w:lineRule="auto"/>
-              <w:rPr>
-                <w:rFonts w:ascii="Segoe UI Light" w:hAnsi="Segoe UI Light" w:cs="Segoe UI Light"/>
-                <w:b/>
-              </w:rPr>
-            </w:pPr>
-            <w:r>
-              <w:rPr>
-                <w:rFonts w:ascii="Segoe UI Light" w:hAnsi="Segoe UI Light" w:cs="Segoe UI Light"/>
-              </w:rPr>
-              <w:t>O</w:t>
-            </w:r>
-            <w:r>
-              <w:rPr>
-                <w:rFonts w:ascii="Segoe UI Light" w:hAnsi="Segoe UI Light" w:cs="Segoe UI Light"/>
-              </w:rPr>
-              <w:tab/>
-            </w:r>
-            <w:r>
-              <w:rPr>
-                <w:rFonts w:ascii="Segoe UI Light" w:hAnsi="Segoe UI Light" w:cs="Segoe UI Light"/>
-              </w:rPr>
-              <w:tab/>
-            </w:r>
-            <w:r>
-              <w:rPr>
-                <w:rFonts w:ascii="Segoe UI Light" w:hAnsi="Segoe UI Light" w:cs="Segoe UI Light"/>
-              </w:rPr>
-              <w:tab/>
-            </w:r>
-            <w:r>
-              <w:rPr>
-                <w:rFonts w:ascii="Segoe UI Light" w:hAnsi="Segoe UI Light" w:cs="Segoe UI Light"/>
-              </w:rPr>
-              <w:tab/>
-            </w:r>
-            <w:r>
-              <w:rPr>
-                <w:rFonts w:ascii="Segoe UI Light" w:hAnsi="Segoe UI Light" w:cs="Segoe UI Light"/>
-              </w:rPr>
-              <w:tab/>
-            </w:r>
-            <w:r>
-              <w:rPr>
-                <w:rFonts w:ascii="Segoe UI Light" w:hAnsi="Segoe UI Light" w:cs="Segoe UI Light"/>
-                <w:b/>
-              </w:rPr>
-              <w:t>{{</w:t>
-            </w:r>
-            <w:proofErr w:type="spellStart"/>
-            <w:r>
-              <w:rPr>
-                <w:rFonts w:ascii="Segoe UI Light" w:hAnsi="Segoe UI Light" w:cs="Segoe UI Light"/>
-                <w:b/>
-              </w:rPr>
-              <w:t>clientPreferred</w:t>
-            </w:r>
-            <w:proofErr w:type="spellEnd"/>
-            <w:r>
-              <w:rPr>
-                <w:rFonts w:ascii="Segoe UI Light" w:hAnsi="Segoe UI Light" w:cs="Segoe UI Light"/>
-                <w:b/>
-              </w:rPr>
-              <w:t>}}</w:t>
+              <w:jc w:val="center"/>
+              <w:rPr>
+                <w:rFonts w:ascii="Segoe UI Light" w:hAnsi="Segoe UI Light" w:cs="Segoe UI Light"/>
+                <w:b/>
+              </w:rPr>
+            </w:pPr>
+            <w:r>
+              <w:rPr>
+                <w:rFonts w:ascii="Segoe UI Light" w:hAnsi="Segoe UI Light" w:cs="Segoe UI Light"/>
+                <w:b/>
+              </w:rPr>
+              <w:t>{{clientPreferred}}</w:t>
             </w:r>
           </w:p>
         </w:tc>
@@ -7535,7 +7383,6 @@
               </w:rPr>
               <w:t>{{</w:t>
             </w:r>
-            <w:proofErr w:type="spellStart"/>
             <w:r>
               <w:rPr>
                 <w:rFonts w:ascii="Segoe UI Light" w:hAnsi="Segoe UI Light" w:cs="Segoe UI Light"/>
@@ -7545,7 +7392,6 @@
               </w:rPr>
               <w:t>downloadDate</w:t>
             </w:r>
-            <w:proofErr w:type="spellEnd"/>
             <w:r>
               <w:rPr>
                 <w:rFonts w:ascii="Segoe UI Light" w:hAnsi="Segoe UI Light" w:cs="Segoe UI Light"/>
@@ -7751,6 +7597,7 @@
                 <w:rFonts w:ascii="Segoe UI Light" w:hAnsi="Segoe UI Light" w:cs="Segoe UI Light"/>
                 <w:b/>
               </w:rPr>
+              <w:lastRenderedPageBreak/>
               <w:t>Business:</w:t>
             </w:r>
           </w:p>
@@ -7911,6 +7758,7 @@
                 <w:b/>
                 <w:bCs/>
               </w:rPr>
+              <w:lastRenderedPageBreak/>
               <w:t>84 Hotham Street Preston VIC 3072</w:t>
             </w:r>
           </w:p>
@@ -8057,15 +7905,7 @@
               <w:t xml:space="preserve">Email: </w:t>
             </w:r>
             <w:r>
-              <w:t>{{</w:t>
-            </w:r>
-            <w:proofErr w:type="spellStart"/>
-            <w:r>
-              <w:t>adviserEmail</w:t>
-            </w:r>
-            <w:proofErr w:type="spellEnd"/>
-            <w:r>
-              <w:t>}}</w:t>
+              <w:t>{{adviserEmail}}</w:t>
             </w:r>
           </w:p>
         </w:tc>
@@ -8086,14 +7926,12 @@
         </w:rPr>
         <w:t>{{/</w:t>
       </w:r>
-      <w:proofErr w:type="spellStart"/>
       <w:r>
         <w:rPr>
           <w:lang w:val="en-US"/>
         </w:rPr>
         <w:t>clientAccountBasedPensions</w:t>
       </w:r>
-      <w:proofErr w:type="spellEnd"/>
       <w:r>
         <w:rPr>
           <w:rFonts w:ascii="Segoe UI Light" w:hAnsi="Segoe UI Light" w:cs="Segoe UI Light"/>
@@ -8115,7 +7953,6 @@
           <w:rFonts w:ascii="Segoe UI Light" w:hAnsi="Segoe UI Light" w:cs="Segoe UI Light"/>
           <w:bCs/>
         </w:rPr>
-        <w:lastRenderedPageBreak/>
         <w:t>{{#</w:t>
       </w:r>
       <w:r>
@@ -8344,14 +8181,12 @@
               </w:rPr>
               <w:t>{{</w:t>
             </w:r>
-            <w:proofErr w:type="spellStart"/>
             <w:r>
               <w:rPr>
                 <w:rFonts w:ascii="Segoe UI Light" w:hAnsi="Segoe UI Light" w:cs="Segoe UI Light"/>
               </w:rPr>
               <w:t>productProvider</w:t>
             </w:r>
-            <w:proofErr w:type="spellEnd"/>
             <w:r>
               <w:rPr>
                 <w:rFonts w:ascii="Segoe UI Light" w:hAnsi="Segoe UI Light" w:cs="Segoe UI Light"/>
@@ -8423,7 +8258,7 @@
                 <w:rFonts w:ascii="Segoe UI Light" w:hAnsi="Segoe UI Light" w:cs="Segoe UI Light"/>
                 <w:bCs/>
               </w:rPr>
-              <w:t>Pension</w:t>
+              <w:t>Annuity</w:t>
             </w:r>
           </w:p>
         </w:tc>
@@ -8523,23 +8358,7 @@
                 <w:rFonts w:ascii="Segoe UI Light" w:hAnsi="Segoe UI Light" w:cs="Segoe UI Light"/>
                 <w:bCs/>
               </w:rPr>
-              <w:t>{{</w:t>
-            </w:r>
-            <w:proofErr w:type="spellStart"/>
-            <w:r>
-              <w:rPr>
-                <w:rFonts w:ascii="Segoe UI Light" w:hAnsi="Segoe UI Light" w:cs="Segoe UI Light"/>
-                <w:bCs/>
-              </w:rPr>
-              <w:t>clientPreferred</w:t>
-            </w:r>
-            <w:proofErr w:type="spellEnd"/>
-            <w:r>
-              <w:rPr>
-                <w:rFonts w:ascii="Segoe UI Light" w:hAnsi="Segoe UI Light" w:cs="Segoe UI Light"/>
-                <w:bCs/>
-              </w:rPr>
-              <w:t>}}</w:t>
+              <w:t>{{clientPreferred}}</w:t>
             </w:r>
           </w:p>
         </w:tc>
@@ -8595,14 +8414,7 @@
               <w:rPr>
                 <w:rFonts w:ascii="Segoe UI Light" w:hAnsi="Segoe UI Light" w:cs="Segoe UI Light"/>
               </w:rPr>
-              <w:t>{{</w:t>
-            </w:r>
-            <w:proofErr w:type="spellStart"/>
-            <w:r>
-              <w:rPr>
-                <w:rFonts w:ascii="Segoe UI Light" w:hAnsi="Segoe UI Light" w:cs="Segoe UI Light"/>
-              </w:rPr>
-              <w:t>client</w:t>
+              <w:t>{{client</w:t>
             </w:r>
             <w:r>
               <w:rPr>
@@ -8617,7 +8429,6 @@
               </w:rPr>
               <w:t>ob</w:t>
             </w:r>
-            <w:proofErr w:type="spellEnd"/>
             <w:r>
               <w:rPr>
                 <w:rFonts w:ascii="Segoe UI Light" w:hAnsi="Segoe UI Light" w:cs="Segoe UI Light"/>
@@ -8729,14 +8540,7 @@
               <w:rPr>
                 <w:rFonts w:ascii="Segoe UI Light" w:hAnsi="Segoe UI Light" w:cs="Segoe UI Light"/>
               </w:rPr>
-              <w:t>{{</w:t>
-            </w:r>
-            <w:proofErr w:type="spellStart"/>
-            <w:r>
-              <w:rPr>
-                <w:rFonts w:ascii="Segoe UI Light" w:hAnsi="Segoe UI Light" w:cs="Segoe UI Light"/>
-              </w:rPr>
-              <w:t>client</w:t>
+              <w:t>{{client</w:t>
             </w:r>
             <w:r>
               <w:rPr>
@@ -8751,7 +8555,6 @@
               </w:rPr>
               <w:t>omeAddress</w:t>
             </w:r>
-            <w:proofErr w:type="spellEnd"/>
             <w:r>
               <w:rPr>
                 <w:rFonts w:ascii="Segoe UI Light" w:hAnsi="Segoe UI Light" w:cs="Segoe UI Light"/>
@@ -8792,14 +8595,7 @@
               <w:rPr>
                 <w:rFonts w:ascii="Segoe UI Light" w:hAnsi="Segoe UI Light" w:cs="Segoe UI Light"/>
               </w:rPr>
-              <w:t>{{</w:t>
-            </w:r>
-            <w:proofErr w:type="spellStart"/>
-            <w:r>
-              <w:rPr>
-                <w:rFonts w:ascii="Segoe UI Light" w:hAnsi="Segoe UI Light" w:cs="Segoe UI Light"/>
-              </w:rPr>
-              <w:t>client</w:t>
+              <w:t>{{client</w:t>
             </w:r>
             <w:r>
               <w:rPr>
@@ -8814,7 +8610,6 @@
               </w:rPr>
               <w:t>obile</w:t>
             </w:r>
-            <w:proofErr w:type="spellEnd"/>
             <w:r>
               <w:rPr>
                 <w:rFonts w:ascii="Segoe UI Light" w:hAnsi="Segoe UI Light" w:cs="Segoe UI Light"/>
@@ -8878,15 +8673,13 @@
               </w:rPr>
               <w:t>{{</w:t>
             </w:r>
-            <w:proofErr w:type="spellStart"/>
             <w:r>
               <w:rPr>
                 <w:rFonts w:ascii="Segoe UI Light" w:eastAsia="Times New Roman" w:hAnsi="Segoe UI Light" w:cs="Segoe UI Light"/>
                 <w:lang w:eastAsia="en-AU"/>
               </w:rPr>
-              <w:t>memberNumber</w:t>
-            </w:r>
-            <w:proofErr w:type="spellEnd"/>
+              <w:t>accountNumber</w:t>
+            </w:r>
             <w:r>
               <w:rPr>
                 <w:rFonts w:ascii="Segoe UI Light" w:hAnsi="Segoe UI Light" w:cs="Segoe UI Light"/>
@@ -8963,7 +8756,37 @@
         <w:rPr>
           <w:rFonts w:ascii="Segoe UI Light" w:hAnsi="Segoe UI Light" w:cs="Segoe UI Light"/>
         </w:rPr>
-        <w:t>I/we authorise you to provide representatives Natalino Lidestri, and all staff members of Denaro Wealth Pty Ltd with any information and documentation they require regarding my/our insurance, superannuation and investments.  This will apply to all Staff of Denaro Wealth and those listed below:</w:t>
+        <w:t>{{#SingleClient}}</w:t>
+      </w:r>
+      <w:r>
+        <w:rPr>
+          <w:rFonts w:ascii="Segoe UI Light" w:hAnsi="Segoe UI Light" w:cs="Segoe UI Light"/>
+        </w:rPr>
+        <w:t>I</w:t>
+      </w:r>
+      <w:r>
+        <w:rPr>
+          <w:rFonts w:ascii="Segoe UI Light" w:hAnsi="Segoe UI Light" w:cs="Segoe UI Light"/>
+        </w:rPr>
+        <w:t>{{/SingleClient}}{{^SingleClient}}</w:t>
+      </w:r>
+      <w:r>
+        <w:rPr>
+          <w:rFonts w:ascii="Segoe UI Light" w:hAnsi="Segoe UI Light" w:cs="Segoe UI Light"/>
+        </w:rPr>
+        <w:t>W</w:t>
+      </w:r>
+      <w:r>
+        <w:rPr>
+          <w:rFonts w:ascii="Segoe UI Light" w:hAnsi="Segoe UI Light" w:cs="Segoe UI Light"/>
+        </w:rPr>
+        <w:t>e{{/SingleClient}}</w:t>
+      </w:r>
+      <w:r>
+        <w:rPr>
+          <w:rFonts w:ascii="Segoe UI Light" w:hAnsi="Segoe UI Light" w:cs="Segoe UI Light"/>
+        </w:rPr>
+        <w:t xml:space="preserve"> authorise you to provide representatives Natalino Lidestri, and all staff members of Denaro Wealth Pty Ltd with any information and documentation they require regarding my/our insurance, superannuation and investments.  This will apply to all Staff of Denaro Wealth and those listed below:</w:t>
       </w:r>
     </w:p>
     <w:p>
@@ -9399,21 +9222,79 @@
         <w:rPr>
           <w:rFonts w:ascii="Segoe UI Light" w:hAnsi="Segoe UI Light" w:cs="Segoe UI Light"/>
         </w:rPr>
-        <w:t xml:space="preserve">I/we am/are aware of the provisions of the Privacy Act and release you from those provisions in respect of information provided to Denaro </w:t>
-      </w:r>
-      <w:proofErr w:type="gramStart"/>
-      <w:r>
-        <w:rPr>
-          <w:rFonts w:ascii="Segoe UI Light" w:hAnsi="Segoe UI Light" w:cs="Segoe UI Light"/>
-        </w:rPr>
-        <w:t>Wealth  Pty</w:t>
-      </w:r>
-      <w:proofErr w:type="gramEnd"/>
-      <w:r>
-        <w:rPr>
-          <w:rFonts w:ascii="Segoe UI Light" w:hAnsi="Segoe UI Light" w:cs="Segoe UI Light"/>
-        </w:rPr>
-        <w:t xml:space="preserve"> Ltd and its representatives.</w:t>
+        <w:t>{{#SingleClient}}</w:t>
+      </w:r>
+      <w:r>
+        <w:rPr>
+          <w:rFonts w:ascii="Segoe UI Light" w:hAnsi="Segoe UI Light" w:cs="Segoe UI Light"/>
+        </w:rPr>
+        <w:t>I</w:t>
+      </w:r>
+      <w:r>
+        <w:rPr>
+          <w:rFonts w:ascii="Segoe UI Light" w:hAnsi="Segoe UI Light" w:cs="Segoe UI Light"/>
+        </w:rPr>
+        <w:t>{{/SingleClient}}{{^SingleClient}}</w:t>
+      </w:r>
+      <w:r>
+        <w:rPr>
+          <w:rFonts w:ascii="Segoe UI Light" w:hAnsi="Segoe UI Light" w:cs="Segoe UI Light"/>
+        </w:rPr>
+        <w:t>W</w:t>
+      </w:r>
+      <w:r>
+        <w:rPr>
+          <w:rFonts w:ascii="Segoe UI Light" w:hAnsi="Segoe UI Light" w:cs="Segoe UI Light"/>
+        </w:rPr>
+        <w:t>e{{/SingleClient}}</w:t>
+      </w:r>
+      <w:r>
+        <w:rPr>
+          <w:rFonts w:ascii="Segoe UI Light" w:hAnsi="Segoe UI Light" w:cs="Segoe UI Light"/>
+        </w:rPr>
+        <w:t xml:space="preserve"> </w:t>
+      </w:r>
+      <w:r>
+        <w:rPr>
+          <w:rFonts w:ascii="Segoe UI Light" w:hAnsi="Segoe UI Light" w:cs="Segoe UI Light"/>
+        </w:rPr>
+        <w:t>{{#SingleClient}}</w:t>
+      </w:r>
+      <w:r>
+        <w:rPr>
+          <w:rFonts w:ascii="Segoe UI Light" w:hAnsi="Segoe UI Light" w:cs="Segoe UI Light"/>
+        </w:rPr>
+        <w:t>am</w:t>
+      </w:r>
+      <w:r>
+        <w:rPr>
+          <w:rFonts w:ascii="Segoe UI Light" w:hAnsi="Segoe UI Light" w:cs="Segoe UI Light"/>
+        </w:rPr>
+        <w:t>{{/SingleClient}}{{^SingleClient}}</w:t>
+      </w:r>
+      <w:r>
+        <w:rPr>
+          <w:rFonts w:ascii="Segoe UI Light" w:hAnsi="Segoe UI Light" w:cs="Segoe UI Light"/>
+        </w:rPr>
+        <w:t>are</w:t>
+      </w:r>
+      <w:r>
+        <w:rPr>
+          <w:rFonts w:ascii="Segoe UI Light" w:hAnsi="Segoe UI Light" w:cs="Segoe UI Light"/>
+        </w:rPr>
+        <w:t>{{/SingleClient}}</w:t>
+      </w:r>
+      <w:r>
+        <w:rPr>
+          <w:rFonts w:ascii="Segoe UI Light" w:hAnsi="Segoe UI Light" w:cs="Segoe UI Light"/>
+        </w:rPr>
+        <w:t xml:space="preserve"> </w:t>
+      </w:r>
+      <w:r>
+        <w:rPr>
+          <w:rFonts w:ascii="Segoe UI Light" w:hAnsi="Segoe UI Light" w:cs="Segoe UI Light"/>
+        </w:rPr>
+        <w:t>aware of the provisions of the Privacy Act and release you from those provisions in respect of information provided to Denaro Wealth  Pty Ltd and its representatives.</w:t>
       </w:r>
     </w:p>
     <w:p>
@@ -9455,76 +9336,25 @@
               <w:bottom w:val="single" w:sz="4" w:space="0" w:color="B7B9DA"/>
               <w:right w:val="single" w:sz="4" w:space="0" w:color="595959" w:themeColor="text1" w:themeTint="A6"/>
             </w:tcBorders>
-            <w:vAlign w:val="bottom"/>
+            <w:vAlign w:val="center"/>
             <w:hideMark/>
           </w:tcPr>
           <w:p>
             <w:pPr>
               <w:suppressAutoHyphens w:val="0"/>
               <w:spacing w:line="240" w:lineRule="auto"/>
-              <w:rPr>
-                <w:rFonts w:ascii="Segoe UI Light" w:hAnsi="Segoe UI Light" w:cs="Segoe UI Light"/>
-                <w:b/>
-              </w:rPr>
-            </w:pPr>
-            <w:r>
-              <w:rPr>
-                <w:rFonts w:ascii="Segoe UI Light" w:hAnsi="Segoe UI Light" w:cs="Segoe UI Light"/>
-              </w:rPr>
-              <w:t>O</w:t>
-            </w:r>
-            <w:r>
-              <w:rPr>
-                <w:rFonts w:ascii="Segoe UI Light" w:hAnsi="Segoe UI Light" w:cs="Segoe UI Light"/>
-              </w:rPr>
-              <w:tab/>
-            </w:r>
-            <w:r>
-              <w:rPr>
-                <w:rFonts w:ascii="Segoe UI Light" w:hAnsi="Segoe UI Light" w:cs="Segoe UI Light"/>
-              </w:rPr>
-              <w:tab/>
-            </w:r>
-            <w:r>
-              <w:rPr>
-                <w:rFonts w:ascii="Segoe UI Light" w:hAnsi="Segoe UI Light" w:cs="Segoe UI Light"/>
-              </w:rPr>
-              <w:tab/>
-            </w:r>
-            <w:r>
-              <w:rPr>
-                <w:rFonts w:ascii="Segoe UI Light" w:hAnsi="Segoe UI Light" w:cs="Segoe UI Light"/>
-              </w:rPr>
-              <w:tab/>
-            </w:r>
-            <w:r>
-              <w:rPr>
-                <w:rFonts w:ascii="Segoe UI Light" w:hAnsi="Segoe UI Light" w:cs="Segoe UI Light"/>
-              </w:rPr>
-              <w:tab/>
-            </w:r>
-            <w:r>
-              <w:rPr>
-                <w:rFonts w:ascii="Segoe UI Light" w:hAnsi="Segoe UI Light" w:cs="Segoe UI Light"/>
-                <w:b/>
-              </w:rPr>
-              <w:t>{{</w:t>
-            </w:r>
-            <w:proofErr w:type="spellStart"/>
-            <w:r>
-              <w:rPr>
-                <w:rFonts w:ascii="Segoe UI Light" w:hAnsi="Segoe UI Light" w:cs="Segoe UI Light"/>
-                <w:b/>
-              </w:rPr>
-              <w:t>clientPreferred</w:t>
-            </w:r>
-            <w:proofErr w:type="spellEnd"/>
-            <w:r>
-              <w:rPr>
-                <w:rFonts w:ascii="Segoe UI Light" w:hAnsi="Segoe UI Light" w:cs="Segoe UI Light"/>
-                <w:b/>
-              </w:rPr>
-              <w:t>}}</w:t>
+              <w:jc w:val="center"/>
+              <w:rPr>
+                <w:rFonts w:ascii="Segoe UI Light" w:hAnsi="Segoe UI Light" w:cs="Segoe UI Light"/>
+                <w:b/>
+              </w:rPr>
+            </w:pPr>
+            <w:r>
+              <w:rPr>
+                <w:rFonts w:ascii="Segoe UI Light" w:hAnsi="Segoe UI Light" w:cs="Segoe UI Light"/>
+                <w:b/>
+              </w:rPr>
+              <w:t>{{clientPreferred}}</w:t>
             </w:r>
           </w:p>
         </w:tc>
@@ -9554,7 +9384,6 @@
               </w:rPr>
               <w:t>{{</w:t>
             </w:r>
-            <w:proofErr w:type="spellStart"/>
             <w:r>
               <w:rPr>
                 <w:rFonts w:ascii="Segoe UI Light" w:hAnsi="Segoe UI Light" w:cs="Segoe UI Light"/>
@@ -9564,7 +9393,6 @@
               </w:rPr>
               <w:t>downloadDate</w:t>
             </w:r>
-            <w:proofErr w:type="spellEnd"/>
             <w:r>
               <w:rPr>
                 <w:rFonts w:ascii="Segoe UI Light" w:hAnsi="Segoe UI Light" w:cs="Segoe UI Light"/>
@@ -9770,6 +9598,7 @@
                 <w:rFonts w:ascii="Segoe UI Light" w:hAnsi="Segoe UI Light" w:cs="Segoe UI Light"/>
                 <w:b/>
               </w:rPr>
+              <w:lastRenderedPageBreak/>
               <w:t>Business:</w:t>
             </w:r>
           </w:p>
@@ -10076,15 +9905,7 @@
               <w:t xml:space="preserve">Email: </w:t>
             </w:r>
             <w:r>
-              <w:t>{{</w:t>
-            </w:r>
-            <w:proofErr w:type="spellStart"/>
-            <w:r>
-              <w:t>adviserEmail</w:t>
-            </w:r>
-            <w:proofErr w:type="spellEnd"/>
-            <w:r>
-              <w:t>}}</w:t>
+              <w:t>{{adviserEmail}}</w:t>
             </w:r>
           </w:p>
         </w:tc>
@@ -10126,60 +9947,15 @@
       <w:pPr>
         <w:jc w:val="both"/>
         <w:rPr>
-          <w:bCs/>
-        </w:rPr>
-      </w:pPr>
-      <w:r>
-        <w:rPr>
-          <w:bCs/>
-        </w:rPr>
-        <w:lastRenderedPageBreak/>
-        <w:t>{{</w:t>
-      </w:r>
-      <w:r>
-        <w:t>^</w:t>
-      </w:r>
-      <w:proofErr w:type="spellStart"/>
-      <w:r>
-        <w:t>SingleClient</w:t>
-      </w:r>
-      <w:proofErr w:type="spellEnd"/>
-      <w:r>
-        <w:rPr>
-          <w:bCs/>
-        </w:rPr>
-        <w:t>}}</w:t>
-      </w:r>
-    </w:p>
-    <w:p>
-      <w:pPr>
-        <w:jc w:val="both"/>
-        <w:rPr>
-          <w:rFonts w:ascii="Segoe UI Light" w:hAnsi="Segoe UI Light" w:cs="Segoe UI Light"/>
-          <w:bCs/>
-        </w:rPr>
-      </w:pPr>
-      <w:r>
-        <w:rPr>
-          <w:rFonts w:ascii="Segoe UI Light" w:hAnsi="Segoe UI Light" w:cs="Segoe UI Light"/>
-          <w:bCs/>
-        </w:rPr>
-        <w:t>{{#</w:t>
-      </w:r>
-      <w:proofErr w:type="spellStart"/>
-      <w:r>
-        <w:rPr>
           <w:lang w:val="en-US"/>
         </w:rPr>
-        <w:t>partner</w:t>
-      </w:r>
+      </w:pPr>
       <w:r>
         <w:rPr>
           <w:lang w:val="en-US"/>
         </w:rPr>
-        <w:t>PlatFromInvestment</w:t>
-      </w:r>
-      <w:proofErr w:type="spellEnd"/>
+        <w:t>{{#clientLifeTPDTraumaAuthArray</w:t>
+      </w:r>
       <w:r>
         <w:rPr>
           <w:rFonts w:ascii="Segoe UI Light" w:hAnsi="Segoe UI Light" w:cs="Segoe UI Light"/>
@@ -10387,7 +10163,7 @@
               <w:spacing w:line="240" w:lineRule="auto"/>
               <w:rPr>
                 <w:rFonts w:ascii="Segoe UI Light" w:hAnsi="Segoe UI Light" w:cs="Segoe UI Light"/>
-                <w:b/>
+                <w:lang w:val="en-US"/>
               </w:rPr>
             </w:pPr>
             <w:r>
@@ -10397,15 +10173,13 @@
               </w:rPr>
               <w:t>{{</w:t>
             </w:r>
-            <w:proofErr w:type="spellStart"/>
-            <w:r>
-              <w:rPr>
-                <w:rFonts w:ascii="Segoe UI Light" w:hAnsi="Segoe UI Light" w:cs="Segoe UI Light"/>
-                <w:bCs/>
-              </w:rPr>
-              <w:t>platformName</w:t>
-            </w:r>
-            <w:proofErr w:type="spellEnd"/>
+            <w:r>
+              <w:rPr>
+                <w:rFonts w:ascii="Segoe UI Light" w:hAnsi="Segoe UI Light" w:cs="Segoe UI Light"/>
+                <w:lang w:val="en-US"/>
+              </w:rPr>
+              <w:t>provider</w:t>
+            </w:r>
             <w:r>
               <w:rPr>
                 <w:rFonts w:ascii="Segoe UI Light" w:hAnsi="Segoe UI Light" w:cs="Segoe UI Light"/>
@@ -10477,7 +10251,7 @@
                 <w:rFonts w:ascii="Segoe UI Light" w:hAnsi="Segoe UI Light" w:cs="Segoe UI Light"/>
                 <w:bCs/>
               </w:rPr>
-              <w:t>Platform investments</w:t>
+              <w:t>Insurance</w:t>
             </w:r>
           </w:p>
         </w:tc>
@@ -10577,30 +10351,7 @@
                 <w:rFonts w:ascii="Segoe UI Light" w:hAnsi="Segoe UI Light" w:cs="Segoe UI Light"/>
                 <w:bCs/>
               </w:rPr>
-              <w:t>{{</w:t>
-            </w:r>
-            <w:proofErr w:type="spellStart"/>
-            <w:r>
-              <w:rPr>
-                <w:rFonts w:ascii="Segoe UI Light" w:hAnsi="Segoe UI Light" w:cs="Segoe UI Light"/>
-                <w:bCs/>
-              </w:rPr>
-              <w:t>partner</w:t>
-            </w:r>
-            <w:r>
-              <w:rPr>
-                <w:rFonts w:ascii="Segoe UI Light" w:hAnsi="Segoe UI Light" w:cs="Segoe UI Light"/>
-                <w:bCs/>
-              </w:rPr>
-              <w:t>Preferred</w:t>
-            </w:r>
-            <w:proofErr w:type="spellEnd"/>
-            <w:r>
-              <w:rPr>
-                <w:rFonts w:ascii="Segoe UI Light" w:hAnsi="Segoe UI Light" w:cs="Segoe UI Light"/>
-                <w:bCs/>
-              </w:rPr>
-              <w:t>}}</w:t>
+              <w:t>{{clientPreferred}}</w:t>
             </w:r>
           </w:p>
         </w:tc>
@@ -10656,14 +10407,13 @@
               <w:rPr>
                 <w:rFonts w:ascii="Segoe UI Light" w:hAnsi="Segoe UI Light" w:cs="Segoe UI Light"/>
               </w:rPr>
-              <w:t>{{</w:t>
-            </w:r>
-            <w:proofErr w:type="spellStart"/>
-            <w:r>
-              <w:rPr>
-                <w:rFonts w:ascii="Segoe UI Light" w:hAnsi="Segoe UI Light" w:cs="Segoe UI Light"/>
-              </w:rPr>
-              <w:t>partnerD</w:t>
+              <w:t>{{client</w:t>
+            </w:r>
+            <w:r>
+              <w:rPr>
+                <w:rFonts w:ascii="Segoe UI Light" w:hAnsi="Segoe UI Light" w:cs="Segoe UI Light"/>
+              </w:rPr>
+              <w:t>D</w:t>
             </w:r>
             <w:r>
               <w:rPr>
@@ -10672,7 +10422,6 @@
               </w:rPr>
               <w:t>ob</w:t>
             </w:r>
-            <w:proofErr w:type="spellEnd"/>
             <w:r>
               <w:rPr>
                 <w:rFonts w:ascii="Segoe UI Light" w:hAnsi="Segoe UI Light" w:cs="Segoe UI Light"/>
@@ -10784,14 +10533,13 @@
               <w:rPr>
                 <w:rFonts w:ascii="Segoe UI Light" w:hAnsi="Segoe UI Light" w:cs="Segoe UI Light"/>
               </w:rPr>
-              <w:t>{{</w:t>
-            </w:r>
-            <w:proofErr w:type="spellStart"/>
-            <w:r>
-              <w:rPr>
-                <w:rFonts w:ascii="Segoe UI Light" w:hAnsi="Segoe UI Light" w:cs="Segoe UI Light"/>
-              </w:rPr>
-              <w:t>partnerH</w:t>
+              <w:t>{{client</w:t>
+            </w:r>
+            <w:r>
+              <w:rPr>
+                <w:rFonts w:ascii="Segoe UI Light" w:hAnsi="Segoe UI Light" w:cs="Segoe UI Light"/>
+              </w:rPr>
+              <w:t>H</w:t>
             </w:r>
             <w:r>
               <w:rPr>
@@ -10800,7 +10548,6 @@
               </w:rPr>
               <w:t>omeAddress</w:t>
             </w:r>
-            <w:proofErr w:type="spellEnd"/>
             <w:r>
               <w:rPr>
                 <w:rFonts w:ascii="Segoe UI Light" w:hAnsi="Segoe UI Light" w:cs="Segoe UI Light"/>
@@ -10841,14 +10588,13 @@
               <w:rPr>
                 <w:rFonts w:ascii="Segoe UI Light" w:hAnsi="Segoe UI Light" w:cs="Segoe UI Light"/>
               </w:rPr>
-              <w:t>{{</w:t>
-            </w:r>
-            <w:proofErr w:type="spellStart"/>
-            <w:r>
-              <w:rPr>
-                <w:rFonts w:ascii="Segoe UI Light" w:hAnsi="Segoe UI Light" w:cs="Segoe UI Light"/>
-              </w:rPr>
-              <w:t>partnerM</w:t>
+              <w:t>{{client</w:t>
+            </w:r>
+            <w:r>
+              <w:rPr>
+                <w:rFonts w:ascii="Segoe UI Light" w:hAnsi="Segoe UI Light" w:cs="Segoe UI Light"/>
+              </w:rPr>
+              <w:t>M</w:t>
             </w:r>
             <w:r>
               <w:rPr>
@@ -10857,7 +10603,6 @@
               </w:rPr>
               <w:t>obile</w:t>
             </w:r>
-            <w:proofErr w:type="spellEnd"/>
             <w:r>
               <w:rPr>
                 <w:rFonts w:ascii="Segoe UI Light" w:hAnsi="Segoe UI Light" w:cs="Segoe UI Light"/>
@@ -10910,27 +10655,24 @@
               <w:suppressAutoHyphens w:val="0"/>
               <w:spacing w:line="240" w:lineRule="auto"/>
               <w:rPr>
+                <w:rFonts w:ascii="Segoe UI Light" w:eastAsia="Times New Roman" w:hAnsi="Segoe UI Light" w:cs="Segoe UI Light"/>
+                <w:lang w:val="en-US" w:eastAsia="en-AU"/>
+              </w:rPr>
+            </w:pPr>
+            <w:r>
+              <w:rPr>
                 <w:rFonts w:ascii="Segoe UI Light" w:hAnsi="Segoe UI Light" w:cs="Segoe UI Light"/>
                 <w:bCs/>
               </w:rPr>
-            </w:pPr>
-            <w:r>
-              <w:rPr>
-                <w:rFonts w:ascii="Segoe UI Light" w:hAnsi="Segoe UI Light" w:cs="Segoe UI Light"/>
-                <w:bCs/>
-              </w:rPr>
               <w:t>{{</w:t>
             </w:r>
-            <w:proofErr w:type="spellStart"/>
             <w:r>
               <w:rPr>
                 <w:rFonts w:ascii="Segoe UI Light" w:eastAsia="Times New Roman" w:hAnsi="Segoe UI Light" w:cs="Segoe UI Light"/>
-                <w:bCs/>
-                <w:lang w:eastAsia="en-AU"/>
-              </w:rPr>
-              <w:t>accountNumber</w:t>
-            </w:r>
-            <w:proofErr w:type="spellEnd"/>
+                <w:lang w:val="en-US" w:eastAsia="en-AU"/>
+              </w:rPr>
+              <w:t>policyNo</w:t>
+            </w:r>
             <w:r>
               <w:rPr>
                 <w:rFonts w:ascii="Segoe UI Light" w:hAnsi="Segoe UI Light" w:cs="Segoe UI Light"/>
@@ -11007,7 +10749,37 @@
         <w:rPr>
           <w:rFonts w:ascii="Segoe UI Light" w:hAnsi="Segoe UI Light" w:cs="Segoe UI Light"/>
         </w:rPr>
-        <w:t>I/we authorise you to provide representatives Natalino Lidestri, and all staff members of Denaro Wealth Pty Ltd with any information and documentation they require regarding my/our insurance, superannuation and investments.  This will apply to all Staff of Denaro Wealth and those listed below:</w:t>
+        <w:t>{{#SingleClient}}</w:t>
+      </w:r>
+      <w:r>
+        <w:rPr>
+          <w:rFonts w:ascii="Segoe UI Light" w:hAnsi="Segoe UI Light" w:cs="Segoe UI Light"/>
+        </w:rPr>
+        <w:t>I</w:t>
+      </w:r>
+      <w:r>
+        <w:rPr>
+          <w:rFonts w:ascii="Segoe UI Light" w:hAnsi="Segoe UI Light" w:cs="Segoe UI Light"/>
+        </w:rPr>
+        <w:t>{{/SingleClient}}{{^SingleClient}}</w:t>
+      </w:r>
+      <w:r>
+        <w:rPr>
+          <w:rFonts w:ascii="Segoe UI Light" w:hAnsi="Segoe UI Light" w:cs="Segoe UI Light"/>
+        </w:rPr>
+        <w:t>W</w:t>
+      </w:r>
+      <w:r>
+        <w:rPr>
+          <w:rFonts w:ascii="Segoe UI Light" w:hAnsi="Segoe UI Light" w:cs="Segoe UI Light"/>
+        </w:rPr>
+        <w:t>e{{/SingleClient}}</w:t>
+      </w:r>
+      <w:r>
+        <w:rPr>
+          <w:rFonts w:ascii="Segoe UI Light" w:hAnsi="Segoe UI Light" w:cs="Segoe UI Light"/>
+        </w:rPr>
+        <w:t xml:space="preserve"> authorise you to provide representatives Natalino Lidestri, and all staff members of Denaro Wealth Pty Ltd with any information and documentation they require regarding my/our insurance, superannuation and investments.  This will apply to all Staff of Denaro Wealth and those listed below:</w:t>
       </w:r>
     </w:p>
     <w:p>
@@ -11443,21 +11215,73 @@
         <w:rPr>
           <w:rFonts w:ascii="Segoe UI Light" w:hAnsi="Segoe UI Light" w:cs="Segoe UI Light"/>
         </w:rPr>
-        <w:t xml:space="preserve">I/we am/are aware of the provisions of the Privacy Act and release you from those provisions in respect of information provided to Denaro </w:t>
-      </w:r>
-      <w:proofErr w:type="gramStart"/>
-      <w:r>
-        <w:rPr>
-          <w:rFonts w:ascii="Segoe UI Light" w:hAnsi="Segoe UI Light" w:cs="Segoe UI Light"/>
-        </w:rPr>
-        <w:t>Wealth  Pty</w:t>
-      </w:r>
-      <w:proofErr w:type="gramEnd"/>
-      <w:r>
-        <w:rPr>
-          <w:rFonts w:ascii="Segoe UI Light" w:hAnsi="Segoe UI Light" w:cs="Segoe UI Light"/>
-        </w:rPr>
-        <w:t xml:space="preserve"> Ltd and its representatives.</w:t>
+        <w:t>{{#SingleClient}}</w:t>
+      </w:r>
+      <w:r>
+        <w:rPr>
+          <w:rFonts w:ascii="Segoe UI Light" w:hAnsi="Segoe UI Light" w:cs="Segoe UI Light"/>
+        </w:rPr>
+        <w:t>I</w:t>
+      </w:r>
+      <w:r>
+        <w:rPr>
+          <w:rFonts w:ascii="Segoe UI Light" w:hAnsi="Segoe UI Light" w:cs="Segoe UI Light"/>
+        </w:rPr>
+        <w:t>{{/SingleClient}}{{^SingleClient}}</w:t>
+      </w:r>
+      <w:r>
+        <w:rPr>
+          <w:rFonts w:ascii="Segoe UI Light" w:hAnsi="Segoe UI Light" w:cs="Segoe UI Light"/>
+        </w:rPr>
+        <w:t>W</w:t>
+      </w:r>
+      <w:r>
+        <w:rPr>
+          <w:rFonts w:ascii="Segoe UI Light" w:hAnsi="Segoe UI Light" w:cs="Segoe UI Light"/>
+        </w:rPr>
+        <w:t xml:space="preserve">e{{/SingleClient}} </w:t>
+      </w:r>
+      <w:r>
+        <w:rPr>
+          <w:rFonts w:ascii="Segoe UI Light" w:hAnsi="Segoe UI Light" w:cs="Segoe UI Light"/>
+        </w:rPr>
+        <w:t>{{#SingleClient}}</w:t>
+      </w:r>
+      <w:r>
+        <w:rPr>
+          <w:rFonts w:ascii="Segoe UI Light" w:hAnsi="Segoe UI Light" w:cs="Segoe UI Light"/>
+        </w:rPr>
+        <w:t>am</w:t>
+      </w:r>
+      <w:r>
+        <w:rPr>
+          <w:rFonts w:ascii="Segoe UI Light" w:hAnsi="Segoe UI Light" w:cs="Segoe UI Light"/>
+        </w:rPr>
+        <w:t>{{/SingleClient}}{{^SingleClient}}</w:t>
+      </w:r>
+      <w:r>
+        <w:rPr>
+          <w:rFonts w:ascii="Segoe UI Light" w:hAnsi="Segoe UI Light" w:cs="Segoe UI Light"/>
+        </w:rPr>
+        <w:t>are</w:t>
+      </w:r>
+      <w:r>
+        <w:rPr>
+          <w:rFonts w:ascii="Segoe UI Light" w:hAnsi="Segoe UI Light" w:cs="Segoe UI Light"/>
+        </w:rPr>
+        <w:t>{{/SingleClient}}</w:t>
+      </w:r>
+      <w:r>
+        <w:rPr>
+          <w:rFonts w:ascii="Segoe UI Light" w:hAnsi="Segoe UI Light" w:cs="Segoe UI Light"/>
+        </w:rPr>
+        <w:t xml:space="preserve"> </w:t>
+      </w:r>
+      <w:r>
+        <w:rPr>
+          <w:rFonts w:ascii="Segoe UI Light" w:hAnsi="Segoe UI Light" w:cs="Segoe UI Light"/>
+        </w:rPr>
+        <w:t>aware of the provisions of the Privacy Act and release you from those provisions in respect of information provided to Denaro Wealth  Pty Ltd and its representatives.</w:t>
       </w:r>
     </w:p>
     <w:p>
@@ -11499,83 +11323,25 @@
               <w:bottom w:val="single" w:sz="4" w:space="0" w:color="B7B9DA"/>
               <w:right w:val="single" w:sz="4" w:space="0" w:color="595959" w:themeColor="text1" w:themeTint="A6"/>
             </w:tcBorders>
-            <w:vAlign w:val="bottom"/>
+            <w:vAlign w:val="center"/>
             <w:hideMark/>
           </w:tcPr>
           <w:p>
             <w:pPr>
               <w:suppressAutoHyphens w:val="0"/>
               <w:spacing w:line="240" w:lineRule="auto"/>
-              <w:rPr>
-                <w:rFonts w:ascii="Segoe UI Light" w:hAnsi="Segoe UI Light" w:cs="Segoe UI Light"/>
-                <w:b/>
-              </w:rPr>
-            </w:pPr>
-            <w:r>
-              <w:rPr>
-                <w:rFonts w:ascii="Segoe UI Light" w:hAnsi="Segoe UI Light" w:cs="Segoe UI Light"/>
-              </w:rPr>
-              <w:t>O</w:t>
-            </w:r>
-            <w:r>
-              <w:rPr>
-                <w:rFonts w:ascii="Segoe UI Light" w:hAnsi="Segoe UI Light" w:cs="Segoe UI Light"/>
-              </w:rPr>
-              <w:tab/>
-            </w:r>
-            <w:r>
-              <w:rPr>
-                <w:rFonts w:ascii="Segoe UI Light" w:hAnsi="Segoe UI Light" w:cs="Segoe UI Light"/>
-              </w:rPr>
-              <w:tab/>
-            </w:r>
-            <w:r>
-              <w:rPr>
-                <w:rFonts w:ascii="Segoe UI Light" w:hAnsi="Segoe UI Light" w:cs="Segoe UI Light"/>
-              </w:rPr>
-              <w:tab/>
-            </w:r>
-            <w:r>
-              <w:rPr>
-                <w:rFonts w:ascii="Segoe UI Light" w:hAnsi="Segoe UI Light" w:cs="Segoe UI Light"/>
-              </w:rPr>
-              <w:tab/>
-            </w:r>
-            <w:r>
-              <w:rPr>
-                <w:rFonts w:ascii="Segoe UI Light" w:hAnsi="Segoe UI Light" w:cs="Segoe UI Light"/>
-              </w:rPr>
-              <w:tab/>
-            </w:r>
-            <w:r>
-              <w:rPr>
-                <w:rFonts w:ascii="Segoe UI Light" w:hAnsi="Segoe UI Light" w:cs="Segoe UI Light"/>
-                <w:b/>
-              </w:rPr>
-              <w:t>{{</w:t>
-            </w:r>
-            <w:proofErr w:type="spellStart"/>
-            <w:r>
-              <w:rPr>
-                <w:rFonts w:ascii="Segoe UI Light" w:hAnsi="Segoe UI Light" w:cs="Segoe UI Light"/>
-                <w:b/>
-              </w:rPr>
-              <w:t>partner</w:t>
-            </w:r>
-            <w:r>
-              <w:rPr>
-                <w:rFonts w:ascii="Segoe UI Light" w:hAnsi="Segoe UI Light" w:cs="Segoe UI Light"/>
-                <w:b/>
-              </w:rPr>
-              <w:t>Preferred</w:t>
-            </w:r>
-            <w:proofErr w:type="spellEnd"/>
-            <w:r>
-              <w:rPr>
-                <w:rFonts w:ascii="Segoe UI Light" w:hAnsi="Segoe UI Light" w:cs="Segoe UI Light"/>
-                <w:b/>
-              </w:rPr>
-              <w:t>}}</w:t>
+              <w:jc w:val="center"/>
+              <w:rPr>
+                <w:rFonts w:ascii="Segoe UI Light" w:hAnsi="Segoe UI Light" w:cs="Segoe UI Light"/>
+                <w:b/>
+              </w:rPr>
+            </w:pPr>
+            <w:r>
+              <w:rPr>
+                <w:rFonts w:ascii="Segoe UI Light" w:hAnsi="Segoe UI Light" w:cs="Segoe UI Light"/>
+                <w:b/>
+              </w:rPr>
+              <w:t>{{clientPreferred}}</w:t>
             </w:r>
           </w:p>
         </w:tc>
@@ -11605,7 +11371,6 @@
               </w:rPr>
               <w:t>{{</w:t>
             </w:r>
-            <w:proofErr w:type="spellStart"/>
             <w:r>
               <w:rPr>
                 <w:rFonts w:ascii="Segoe UI Light" w:hAnsi="Segoe UI Light" w:cs="Segoe UI Light"/>
@@ -11615,7 +11380,6 @@
               </w:rPr>
               <w:t>downloadDate</w:t>
             </w:r>
-            <w:proofErr w:type="spellEnd"/>
             <w:r>
               <w:rPr>
                 <w:rFonts w:ascii="Segoe UI Light" w:hAnsi="Segoe UI Light" w:cs="Segoe UI Light"/>
@@ -11706,6 +11470,7 @@
               <w:rPr>
                 <w:rFonts w:ascii="Segoe UI Light" w:hAnsi="Segoe UI Light" w:cs="Segoe UI Light"/>
               </w:rPr>
+              <w:lastRenderedPageBreak/>
               <w:t>ABN 23 065 921 735</w:t>
             </w:r>
           </w:p>
@@ -11874,6 +11639,7 @@
                 <w:b/>
                 <w:bCs/>
               </w:rPr>
+              <w:lastRenderedPageBreak/>
               <w:t>84 Hotham Street Preston VIC 3072</w:t>
             </w:r>
           </w:p>
@@ -12128,15 +11894,7 @@
               <w:t xml:space="preserve">Email: </w:t>
             </w:r>
             <w:r>
-              <w:t>{{</w:t>
-            </w:r>
-            <w:proofErr w:type="spellStart"/>
-            <w:r>
-              <w:t>adviserEmail</w:t>
-            </w:r>
-            <w:proofErr w:type="spellEnd"/>
-            <w:r>
-              <w:t>}}</w:t>
+              <w:t>{{adviserEmail}}</w:t>
             </w:r>
           </w:p>
         </w:tc>
@@ -12157,20 +11915,12 @@
         </w:rPr>
         <w:t>{{/</w:t>
       </w:r>
-      <w:proofErr w:type="spellStart"/>
       <w:r>
         <w:rPr>
           <w:lang w:val="en-US"/>
         </w:rPr>
-        <w:t>partner</w:t>
-      </w:r>
-      <w:r>
-        <w:rPr>
-          <w:lang w:val="en-US"/>
-        </w:rPr>
-        <w:t>PlatFromInvestment</w:t>
-      </w:r>
-      <w:proofErr w:type="spellEnd"/>
+        <w:t>clientLifeTPDTraumaAuthArray</w:t>
+      </w:r>
       <w:r>
         <w:rPr>
           <w:rFonts w:ascii="Segoe UI Light" w:hAnsi="Segoe UI Light" w:cs="Segoe UI Light"/>
@@ -12183,25 +11933,52 @@
       <w:pPr>
         <w:jc w:val="both"/>
         <w:rPr>
-          <w:rFonts w:ascii="Segoe UI Light" w:hAnsi="Segoe UI Light" w:cs="Segoe UI Light"/>
           <w:bCs/>
         </w:rPr>
       </w:pPr>
       <w:r>
         <w:rPr>
-          <w:rFonts w:ascii="Segoe UI Light" w:hAnsi="Segoe UI Light" w:cs="Segoe UI Light"/>
           <w:bCs/>
         </w:rPr>
+        <w:t>{{</w:t>
+      </w:r>
+      <w:r>
+        <w:t>^SingleClient</w:t>
+      </w:r>
+      <w:r>
+        <w:rPr>
+          <w:bCs/>
+        </w:rPr>
+        <w:t>}}</w:t>
+      </w:r>
+    </w:p>
+    <w:p>
+      <w:pPr>
+        <w:jc w:val="both"/>
+        <w:rPr>
+          <w:rFonts w:ascii="Segoe UI Light" w:hAnsi="Segoe UI Light" w:cs="Segoe UI Light"/>
+          <w:bCs/>
+        </w:rPr>
+      </w:pPr>
+      <w:r>
+        <w:rPr>
+          <w:rFonts w:ascii="Segoe UI Light" w:hAnsi="Segoe UI Light" w:cs="Segoe UI Light"/>
+          <w:bCs/>
+        </w:rPr>
         <w:t>{{#</w:t>
       </w:r>
-      <w:proofErr w:type="spellStart"/>
       <w:r>
         <w:rPr>
           <w:lang w:val="en-US"/>
         </w:rPr>
-        <w:t>partnerInvestmentBond</w:t>
-      </w:r>
-      <w:proofErr w:type="spellEnd"/>
+        <w:t>partner</w:t>
+      </w:r>
+      <w:r>
+        <w:rPr>
+          <w:lang w:val="en-US"/>
+        </w:rPr>
+        <w:t>PlatFromInvestment</w:t>
+      </w:r>
       <w:r>
         <w:rPr>
           <w:rFonts w:ascii="Segoe UI Light" w:hAnsi="Segoe UI Light" w:cs="Segoe UI Light"/>
@@ -12417,23 +12194,7 @@
                 <w:rFonts w:ascii="Segoe UI Light" w:hAnsi="Segoe UI Light" w:cs="Segoe UI Light"/>
                 <w:bCs/>
               </w:rPr>
-              <w:t>{{</w:t>
-            </w:r>
-            <w:proofErr w:type="spellStart"/>
-            <w:r>
-              <w:rPr>
-                <w:rFonts w:ascii="Segoe UI Light" w:hAnsi="Segoe UI Light" w:cs="Segoe UI Light"/>
-                <w:bCs/>
-              </w:rPr>
-              <w:t>platformName</w:t>
-            </w:r>
-            <w:proofErr w:type="spellEnd"/>
-            <w:r>
-              <w:rPr>
-                <w:rFonts w:ascii="Segoe UI Light" w:hAnsi="Segoe UI Light" w:cs="Segoe UI Light"/>
-                <w:bCs/>
-              </w:rPr>
-              <w:t>}}</w:t>
+              <w:t>{{platformName}}</w:t>
             </w:r>
           </w:p>
         </w:tc>
@@ -12499,7 +12260,7 @@
                 <w:rFonts w:ascii="Segoe UI Light" w:hAnsi="Segoe UI Light" w:cs="Segoe UI Light"/>
                 <w:bCs/>
               </w:rPr>
-              <w:t xml:space="preserve">Investment Bond  </w:t>
+              <w:t>Platform investments</w:t>
             </w:r>
           </w:p>
         </w:tc>
@@ -12601,7 +12362,6 @@
               </w:rPr>
               <w:t>{{</w:t>
             </w:r>
-            <w:proofErr w:type="spellStart"/>
             <w:r>
               <w:rPr>
                 <w:rFonts w:ascii="Segoe UI Light" w:hAnsi="Segoe UI Light" w:cs="Segoe UI Light"/>
@@ -12614,15 +12374,7 @@
                 <w:rFonts w:ascii="Segoe UI Light" w:hAnsi="Segoe UI Light" w:cs="Segoe UI Light"/>
                 <w:bCs/>
               </w:rPr>
-              <w:t>Preferred</w:t>
-            </w:r>
-            <w:proofErr w:type="spellEnd"/>
-            <w:r>
-              <w:rPr>
-                <w:rFonts w:ascii="Segoe UI Light" w:hAnsi="Segoe UI Light" w:cs="Segoe UI Light"/>
-                <w:bCs/>
-              </w:rPr>
-              <w:t>}}</w:t>
+              <w:t>Preferred}}</w:t>
             </w:r>
           </w:p>
         </w:tc>
@@ -12657,7 +12409,7 @@
         </w:tc>
         <w:tc>
           <w:tcPr>
-            <w:tcW w:w="1666" w:type="pct"/>
+            <w:tcW w:w="1667" w:type="pct"/>
             <w:tcBorders>
               <w:top w:val="single" w:sz="4" w:space="0" w:color="auto"/>
               <w:left w:val="single" w:sz="4" w:space="0" w:color="auto"/>
@@ -12680,7 +12432,6 @@
               </w:rPr>
               <w:t>{{</w:t>
             </w:r>
-            <w:proofErr w:type="spellStart"/>
             <w:r>
               <w:rPr>
                 <w:rFonts w:ascii="Segoe UI Light" w:hAnsi="Segoe UI Light" w:cs="Segoe UI Light"/>
@@ -12694,7 +12445,6 @@
               </w:rPr>
               <w:t>ob</w:t>
             </w:r>
-            <w:proofErr w:type="spellEnd"/>
             <w:r>
               <w:rPr>
                 <w:rFonts w:ascii="Segoe UI Light" w:hAnsi="Segoe UI Light" w:cs="Segoe UI Light"/>
@@ -12808,7 +12558,6 @@
               </w:rPr>
               <w:t>{{</w:t>
             </w:r>
-            <w:proofErr w:type="spellStart"/>
             <w:r>
               <w:rPr>
                 <w:rFonts w:ascii="Segoe UI Light" w:hAnsi="Segoe UI Light" w:cs="Segoe UI Light"/>
@@ -12822,7 +12571,6 @@
               </w:rPr>
               <w:t>omeAddress</w:t>
             </w:r>
-            <w:proofErr w:type="spellEnd"/>
             <w:r>
               <w:rPr>
                 <w:rFonts w:ascii="Segoe UI Light" w:hAnsi="Segoe UI Light" w:cs="Segoe UI Light"/>
@@ -12865,7 +12613,6 @@
               </w:rPr>
               <w:t>{{</w:t>
             </w:r>
-            <w:proofErr w:type="spellStart"/>
             <w:r>
               <w:rPr>
                 <w:rFonts w:ascii="Segoe UI Light" w:hAnsi="Segoe UI Light" w:cs="Segoe UI Light"/>
@@ -12879,7 +12626,6 @@
               </w:rPr>
               <w:t>obile</w:t>
             </w:r>
-            <w:proofErr w:type="spellEnd"/>
             <w:r>
               <w:rPr>
                 <w:rFonts w:ascii="Segoe UI Light" w:hAnsi="Segoe UI Light" w:cs="Segoe UI Light"/>
@@ -12919,7 +12665,7 @@
         </w:tc>
         <w:tc>
           <w:tcPr>
-            <w:tcW w:w="1666" w:type="pct"/>
+            <w:tcW w:w="1667" w:type="pct"/>
             <w:tcBorders>
               <w:top w:val="single" w:sz="4" w:space="0" w:color="auto"/>
               <w:left w:val="single" w:sz="4" w:space="0" w:color="auto"/>
@@ -12943,7 +12689,6 @@
               </w:rPr>
               <w:t>{{</w:t>
             </w:r>
-            <w:proofErr w:type="spellStart"/>
             <w:r>
               <w:rPr>
                 <w:rFonts w:ascii="Segoe UI Light" w:eastAsia="Times New Roman" w:hAnsi="Segoe UI Light" w:cs="Segoe UI Light"/>
@@ -12952,7 +12697,6 @@
               </w:rPr>
               <w:t>accountNumber</w:t>
             </w:r>
-            <w:proofErr w:type="spellEnd"/>
             <w:r>
               <w:rPr>
                 <w:rFonts w:ascii="Segoe UI Light" w:hAnsi="Segoe UI Light" w:cs="Segoe UI Light"/>
@@ -13029,7 +12773,37 @@
         <w:rPr>
           <w:rFonts w:ascii="Segoe UI Light" w:hAnsi="Segoe UI Light" w:cs="Segoe UI Light"/>
         </w:rPr>
-        <w:t>I/we authorise you to provide representatives Natalino Lidestri, and all staff members of Denaro Wealth Pty Ltd with any information and documentation they require regarding my/our insurance, superannuation and investments.  This will apply to all Staff of Denaro Wealth and those listed below:</w:t>
+        <w:t>{{#SingleClient}}</w:t>
+      </w:r>
+      <w:r>
+        <w:rPr>
+          <w:rFonts w:ascii="Segoe UI Light" w:hAnsi="Segoe UI Light" w:cs="Segoe UI Light"/>
+        </w:rPr>
+        <w:t>I</w:t>
+      </w:r>
+      <w:r>
+        <w:rPr>
+          <w:rFonts w:ascii="Segoe UI Light" w:hAnsi="Segoe UI Light" w:cs="Segoe UI Light"/>
+        </w:rPr>
+        <w:t>{{/SingleClient}}{{^SingleClient}}</w:t>
+      </w:r>
+      <w:r>
+        <w:rPr>
+          <w:rFonts w:ascii="Segoe UI Light" w:hAnsi="Segoe UI Light" w:cs="Segoe UI Light"/>
+        </w:rPr>
+        <w:t>W</w:t>
+      </w:r>
+      <w:r>
+        <w:rPr>
+          <w:rFonts w:ascii="Segoe UI Light" w:hAnsi="Segoe UI Light" w:cs="Segoe UI Light"/>
+        </w:rPr>
+        <w:t xml:space="preserve">e{{/SingleClient}} </w:t>
+      </w:r>
+      <w:r>
+        <w:rPr>
+          <w:rFonts w:ascii="Segoe UI Light" w:hAnsi="Segoe UI Light" w:cs="Segoe UI Light"/>
+        </w:rPr>
+        <w:t>authorise you to provide representatives Natalino Lidestri, and all staff members of Denaro Wealth Pty Ltd with any information and documentation they require regarding my/our insurance, superannuation and investments.  This will apply to all Staff of Denaro Wealth and those listed below:</w:t>
       </w:r>
     </w:p>
     <w:p>
@@ -13465,21 +13239,73 @@
         <w:rPr>
           <w:rFonts w:ascii="Segoe UI Light" w:hAnsi="Segoe UI Light" w:cs="Segoe UI Light"/>
         </w:rPr>
-        <w:t xml:space="preserve">I/we am/are aware of the provisions of the Privacy Act and release you from those provisions in respect of information provided to Denaro </w:t>
-      </w:r>
-      <w:proofErr w:type="gramStart"/>
-      <w:r>
-        <w:rPr>
-          <w:rFonts w:ascii="Segoe UI Light" w:hAnsi="Segoe UI Light" w:cs="Segoe UI Light"/>
-        </w:rPr>
-        <w:t>Wealth  Pty</w:t>
-      </w:r>
-      <w:proofErr w:type="gramEnd"/>
-      <w:r>
-        <w:rPr>
-          <w:rFonts w:ascii="Segoe UI Light" w:hAnsi="Segoe UI Light" w:cs="Segoe UI Light"/>
-        </w:rPr>
-        <w:t xml:space="preserve"> Ltd and its representatives.</w:t>
+        <w:t>{{#SingleClient}}</w:t>
+      </w:r>
+      <w:r>
+        <w:rPr>
+          <w:rFonts w:ascii="Segoe UI Light" w:hAnsi="Segoe UI Light" w:cs="Segoe UI Light"/>
+        </w:rPr>
+        <w:t>I</w:t>
+      </w:r>
+      <w:r>
+        <w:rPr>
+          <w:rFonts w:ascii="Segoe UI Light" w:hAnsi="Segoe UI Light" w:cs="Segoe UI Light"/>
+        </w:rPr>
+        <w:t>{{/SingleClient}}{{^SingleClient}}</w:t>
+      </w:r>
+      <w:r>
+        <w:rPr>
+          <w:rFonts w:ascii="Segoe UI Light" w:hAnsi="Segoe UI Light" w:cs="Segoe UI Light"/>
+        </w:rPr>
+        <w:t>W</w:t>
+      </w:r>
+      <w:r>
+        <w:rPr>
+          <w:rFonts w:ascii="Segoe UI Light" w:hAnsi="Segoe UI Light" w:cs="Segoe UI Light"/>
+        </w:rPr>
+        <w:t xml:space="preserve">e{{/SingleClient}} </w:t>
+      </w:r>
+      <w:r>
+        <w:rPr>
+          <w:rFonts w:ascii="Segoe UI Light" w:hAnsi="Segoe UI Light" w:cs="Segoe UI Light"/>
+        </w:rPr>
+        <w:t>{{#SingleClient}}</w:t>
+      </w:r>
+      <w:r>
+        <w:rPr>
+          <w:rFonts w:ascii="Segoe UI Light" w:hAnsi="Segoe UI Light" w:cs="Segoe UI Light"/>
+        </w:rPr>
+        <w:t>am</w:t>
+      </w:r>
+      <w:r>
+        <w:rPr>
+          <w:rFonts w:ascii="Segoe UI Light" w:hAnsi="Segoe UI Light" w:cs="Segoe UI Light"/>
+        </w:rPr>
+        <w:t>{{/SingleClient}}{{^SingleClient}}</w:t>
+      </w:r>
+      <w:r>
+        <w:rPr>
+          <w:rFonts w:ascii="Segoe UI Light" w:hAnsi="Segoe UI Light" w:cs="Segoe UI Light"/>
+        </w:rPr>
+        <w:t>are</w:t>
+      </w:r>
+      <w:r>
+        <w:rPr>
+          <w:rFonts w:ascii="Segoe UI Light" w:hAnsi="Segoe UI Light" w:cs="Segoe UI Light"/>
+        </w:rPr>
+        <w:t>{{/SingleClient}}</w:t>
+      </w:r>
+      <w:r>
+        <w:rPr>
+          <w:rFonts w:ascii="Segoe UI Light" w:hAnsi="Segoe UI Light" w:cs="Segoe UI Light"/>
+        </w:rPr>
+        <w:t xml:space="preserve"> </w:t>
+      </w:r>
+      <w:r>
+        <w:rPr>
+          <w:rFonts w:ascii="Segoe UI Light" w:hAnsi="Segoe UI Light" w:cs="Segoe UI Light"/>
+        </w:rPr>
+        <w:t>aware of the provisions of the Privacy Act and release you from those provisions in respect of information provided to Denaro Wealth  Pty Ltd and its representatives.</w:t>
       </w:r>
     </w:p>
     <w:p>
@@ -13521,54 +13347,19 @@
               <w:bottom w:val="single" w:sz="4" w:space="0" w:color="B7B9DA"/>
               <w:right w:val="single" w:sz="4" w:space="0" w:color="595959" w:themeColor="text1" w:themeTint="A6"/>
             </w:tcBorders>
-            <w:vAlign w:val="bottom"/>
+            <w:vAlign w:val="center"/>
             <w:hideMark/>
           </w:tcPr>
           <w:p>
             <w:pPr>
               <w:suppressAutoHyphens w:val="0"/>
               <w:spacing w:line="240" w:lineRule="auto"/>
-              <w:rPr>
-                <w:rFonts w:ascii="Segoe UI Light" w:hAnsi="Segoe UI Light" w:cs="Segoe UI Light"/>
-                <w:b/>
-              </w:rPr>
-            </w:pPr>
-            <w:r>
-              <w:rPr>
-                <w:rFonts w:ascii="Segoe UI Light" w:hAnsi="Segoe UI Light" w:cs="Segoe UI Light"/>
-              </w:rPr>
-              <w:t>O</w:t>
-            </w:r>
-            <w:r>
-              <w:rPr>
-                <w:rFonts w:ascii="Segoe UI Light" w:hAnsi="Segoe UI Light" w:cs="Segoe UI Light"/>
-              </w:rPr>
-              <w:tab/>
-            </w:r>
-            <w:r>
-              <w:rPr>
-                <w:rFonts w:ascii="Segoe UI Light" w:hAnsi="Segoe UI Light" w:cs="Segoe UI Light"/>
-              </w:rPr>
-              <w:tab/>
-            </w:r>
-            <w:r>
-              <w:rPr>
-                <w:rFonts w:ascii="Segoe UI Light" w:hAnsi="Segoe UI Light" w:cs="Segoe UI Light"/>
-              </w:rPr>
-              <w:tab/>
-            </w:r>
-            <w:r>
-              <w:rPr>
-                <w:rFonts w:ascii="Segoe UI Light" w:hAnsi="Segoe UI Light" w:cs="Segoe UI Light"/>
-              </w:rPr>
-              <w:tab/>
-            </w:r>
-            <w:r>
-              <w:rPr>
-                <w:rFonts w:ascii="Segoe UI Light" w:hAnsi="Segoe UI Light" w:cs="Segoe UI Light"/>
-              </w:rPr>
-              <w:tab/>
-            </w:r>
+              <w:jc w:val="center"/>
+              <w:rPr>
+                <w:rFonts w:ascii="Segoe UI Light" w:hAnsi="Segoe UI Light" w:cs="Segoe UI Light"/>
+                <w:b/>
+              </w:rPr>
+            </w:pPr>
             <w:r>
               <w:rPr>
                 <w:rFonts w:ascii="Segoe UI Light" w:hAnsi="Segoe UI Light" w:cs="Segoe UI Light"/>
@@ -13576,7 +13367,6 @@
               </w:rPr>
               <w:t>{{</w:t>
             </w:r>
-            <w:proofErr w:type="spellStart"/>
             <w:r>
               <w:rPr>
                 <w:rFonts w:ascii="Segoe UI Light" w:hAnsi="Segoe UI Light" w:cs="Segoe UI Light"/>
@@ -13589,15 +13379,7 @@
                 <w:rFonts w:ascii="Segoe UI Light" w:hAnsi="Segoe UI Light" w:cs="Segoe UI Light"/>
                 <w:b/>
               </w:rPr>
-              <w:t>Preferred</w:t>
-            </w:r>
-            <w:proofErr w:type="spellEnd"/>
-            <w:r>
-              <w:rPr>
-                <w:rFonts w:ascii="Segoe UI Light" w:hAnsi="Segoe UI Light" w:cs="Segoe UI Light"/>
-                <w:b/>
-              </w:rPr>
-              <w:t>}}</w:t>
+              <w:t>Preferred}}</w:t>
             </w:r>
           </w:p>
         </w:tc>
@@ -13627,7 +13409,6 @@
               </w:rPr>
               <w:t>{{</w:t>
             </w:r>
-            <w:proofErr w:type="spellStart"/>
             <w:r>
               <w:rPr>
                 <w:rFonts w:ascii="Segoe UI Light" w:hAnsi="Segoe UI Light" w:cs="Segoe UI Light"/>
@@ -13637,7 +13418,6 @@
               </w:rPr>
               <w:t>downloadDate</w:t>
             </w:r>
-            <w:proofErr w:type="spellEnd"/>
             <w:r>
               <w:rPr>
                 <w:rFonts w:ascii="Segoe UI Light" w:hAnsi="Segoe UI Light" w:cs="Segoe UI Light"/>
@@ -13683,6 +13463,7 @@
                 <w:rFonts w:ascii="Segoe UI Light" w:hAnsi="Segoe UI Light" w:cs="Segoe UI Light"/>
                 <w:b/>
               </w:rPr>
+              <w:lastRenderedPageBreak/>
               <w:t xml:space="preserve">Natalino Lidestri </w:t>
             </w:r>
           </w:p>
@@ -13843,7 +13624,6 @@
                 <w:rFonts w:ascii="Segoe UI Light" w:hAnsi="Segoe UI Light" w:cs="Segoe UI Light"/>
                 <w:b/>
               </w:rPr>
-              <w:lastRenderedPageBreak/>
               <w:t>Business:</w:t>
             </w:r>
           </w:p>
@@ -14150,15 +13930,7 @@
               <w:t xml:space="preserve">Email: </w:t>
             </w:r>
             <w:r>
-              <w:t>{{</w:t>
-            </w:r>
-            <w:proofErr w:type="spellStart"/>
-            <w:r>
-              <w:t>adviserEmail</w:t>
-            </w:r>
-            <w:proofErr w:type="spellEnd"/>
-            <w:r>
-              <w:t>}}</w:t>
+              <w:t>{{adviserEmail}}</w:t>
             </w:r>
           </w:p>
         </w:tc>
@@ -14179,14 +13951,18 @@
         </w:rPr>
         <w:t>{{/</w:t>
       </w:r>
-      <w:proofErr w:type="spellStart"/>
       <w:r>
         <w:rPr>
           <w:lang w:val="en-US"/>
         </w:rPr>
-        <w:t>partnerInvestmentBond</w:t>
-      </w:r>
-      <w:proofErr w:type="spellEnd"/>
+        <w:t>partner</w:t>
+      </w:r>
+      <w:r>
+        <w:rPr>
+          <w:lang w:val="en-US"/>
+        </w:rPr>
+        <w:t>PlatFromInvestment</w:t>
+      </w:r>
       <w:r>
         <w:rPr>
           <w:rFonts w:ascii="Segoe UI Light" w:hAnsi="Segoe UI Light" w:cs="Segoe UI Light"/>
@@ -14210,20 +13986,12 @@
         </w:rPr>
         <w:t>{{#</w:t>
       </w:r>
-      <w:proofErr w:type="spellStart"/>
       <w:r>
         <w:rPr>
           <w:lang w:val="en-US"/>
         </w:rPr>
-        <w:t>partner</w:t>
-      </w:r>
-      <w:r>
-        <w:rPr>
-          <w:lang w:val="en-US"/>
-        </w:rPr>
-        <w:t>SuperFund</w:t>
-      </w:r>
-      <w:proofErr w:type="spellEnd"/>
+        <w:t>partnerInvestmentBond</w:t>
+      </w:r>
       <w:r>
         <w:rPr>
           <w:rFonts w:ascii="Segoe UI Light" w:hAnsi="Segoe UI Light" w:cs="Segoe UI Light"/>
@@ -14439,23 +14207,7 @@
                 <w:rFonts w:ascii="Segoe UI Light" w:hAnsi="Segoe UI Light" w:cs="Segoe UI Light"/>
                 <w:bCs/>
               </w:rPr>
-              <w:t>{{</w:t>
-            </w:r>
-            <w:proofErr w:type="spellStart"/>
-            <w:r>
-              <w:rPr>
-                <w:rFonts w:ascii="Segoe UI Light" w:hAnsi="Segoe UI Light" w:cs="Segoe UI Light"/>
-                <w:bCs/>
-              </w:rPr>
-              <w:t>platformName</w:t>
-            </w:r>
-            <w:proofErr w:type="spellEnd"/>
-            <w:r>
-              <w:rPr>
-                <w:rFonts w:ascii="Segoe UI Light" w:hAnsi="Segoe UI Light" w:cs="Segoe UI Light"/>
-                <w:bCs/>
-              </w:rPr>
-              <w:t>}}</w:t>
+              <w:t>{{platformName}}</w:t>
             </w:r>
           </w:p>
         </w:tc>
@@ -14521,14 +14273,7 @@
                 <w:rFonts w:ascii="Segoe UI Light" w:hAnsi="Segoe UI Light" w:cs="Segoe UI Light"/>
                 <w:bCs/>
               </w:rPr>
-              <w:t>Super Fund</w:t>
-            </w:r>
-            <w:r>
-              <w:rPr>
-                <w:rFonts w:ascii="Segoe UI Light" w:hAnsi="Segoe UI Light" w:cs="Segoe UI Light"/>
-                <w:bCs/>
-              </w:rPr>
-              <w:t xml:space="preserve">  </w:t>
+              <w:t xml:space="preserve">Investment Bond  </w:t>
             </w:r>
           </w:p>
         </w:tc>
@@ -14630,7 +14375,6 @@
               </w:rPr>
               <w:t>{{</w:t>
             </w:r>
-            <w:proofErr w:type="spellStart"/>
             <w:r>
               <w:rPr>
                 <w:rFonts w:ascii="Segoe UI Light" w:hAnsi="Segoe UI Light" w:cs="Segoe UI Light"/>
@@ -14643,15 +14387,7 @@
                 <w:rFonts w:ascii="Segoe UI Light" w:hAnsi="Segoe UI Light" w:cs="Segoe UI Light"/>
                 <w:bCs/>
               </w:rPr>
-              <w:t>Preferred</w:t>
-            </w:r>
-            <w:proofErr w:type="spellEnd"/>
-            <w:r>
-              <w:rPr>
-                <w:rFonts w:ascii="Segoe UI Light" w:hAnsi="Segoe UI Light" w:cs="Segoe UI Light"/>
-                <w:bCs/>
-              </w:rPr>
-              <w:t>}}</w:t>
+              <w:t>Preferred}}</w:t>
             </w:r>
           </w:p>
         </w:tc>
@@ -14686,7 +14422,7 @@
         </w:tc>
         <w:tc>
           <w:tcPr>
-            <w:tcW w:w="1667" w:type="pct"/>
+            <w:tcW w:w="1666" w:type="pct"/>
             <w:tcBorders>
               <w:top w:val="single" w:sz="4" w:space="0" w:color="auto"/>
               <w:left w:val="single" w:sz="4" w:space="0" w:color="auto"/>
@@ -14709,19 +14445,11 @@
               </w:rPr>
               <w:t>{{</w:t>
             </w:r>
-            <w:proofErr w:type="spellStart"/>
-            <w:r>
-              <w:rPr>
-                <w:rFonts w:ascii="Segoe UI Light" w:hAnsi="Segoe UI Light" w:cs="Segoe UI Light"/>
-                <w:bCs/>
-              </w:rPr>
-              <w:t>partner</w:t>
-            </w:r>
-            <w:r>
-              <w:rPr>
-                <w:rFonts w:ascii="Segoe UI Light" w:hAnsi="Segoe UI Light" w:cs="Segoe UI Light"/>
-              </w:rPr>
-              <w:t>D</w:t>
+            <w:r>
+              <w:rPr>
+                <w:rFonts w:ascii="Segoe UI Light" w:hAnsi="Segoe UI Light" w:cs="Segoe UI Light"/>
+              </w:rPr>
+              <w:t>partnerD</w:t>
             </w:r>
             <w:r>
               <w:rPr>
@@ -14730,7 +14458,6 @@
               </w:rPr>
               <w:t>ob</w:t>
             </w:r>
-            <w:proofErr w:type="spellEnd"/>
             <w:r>
               <w:rPr>
                 <w:rFonts w:ascii="Segoe UI Light" w:hAnsi="Segoe UI Light" w:cs="Segoe UI Light"/>
@@ -14844,19 +14571,11 @@
               </w:rPr>
               <w:t>{{</w:t>
             </w:r>
-            <w:proofErr w:type="spellStart"/>
-            <w:r>
-              <w:rPr>
-                <w:rFonts w:ascii="Segoe UI Light" w:hAnsi="Segoe UI Light" w:cs="Segoe UI Light"/>
-                <w:bCs/>
-              </w:rPr>
-              <w:t>partner</w:t>
-            </w:r>
-            <w:r>
-              <w:rPr>
-                <w:rFonts w:ascii="Segoe UI Light" w:hAnsi="Segoe UI Light" w:cs="Segoe UI Light"/>
-              </w:rPr>
-              <w:t>H</w:t>
+            <w:r>
+              <w:rPr>
+                <w:rFonts w:ascii="Segoe UI Light" w:hAnsi="Segoe UI Light" w:cs="Segoe UI Light"/>
+              </w:rPr>
+              <w:t>partnerH</w:t>
             </w:r>
             <w:r>
               <w:rPr>
@@ -14865,7 +14584,6 @@
               </w:rPr>
               <w:t>omeAddress</w:t>
             </w:r>
-            <w:proofErr w:type="spellEnd"/>
             <w:r>
               <w:rPr>
                 <w:rFonts w:ascii="Segoe UI Light" w:hAnsi="Segoe UI Light" w:cs="Segoe UI Light"/>
@@ -14908,19 +14626,11 @@
               </w:rPr>
               <w:t>{{</w:t>
             </w:r>
-            <w:proofErr w:type="spellStart"/>
-            <w:r>
-              <w:rPr>
-                <w:rFonts w:ascii="Segoe UI Light" w:hAnsi="Segoe UI Light" w:cs="Segoe UI Light"/>
-                <w:bCs/>
-              </w:rPr>
-              <w:t>partner</w:t>
-            </w:r>
-            <w:r>
-              <w:rPr>
-                <w:rFonts w:ascii="Segoe UI Light" w:hAnsi="Segoe UI Light" w:cs="Segoe UI Light"/>
-              </w:rPr>
-              <w:t>M</w:t>
+            <w:r>
+              <w:rPr>
+                <w:rFonts w:ascii="Segoe UI Light" w:hAnsi="Segoe UI Light" w:cs="Segoe UI Light"/>
+              </w:rPr>
+              <w:t>partnerM</w:t>
             </w:r>
             <w:r>
               <w:rPr>
@@ -14929,7 +14639,6 @@
               </w:rPr>
               <w:t>obile</w:t>
             </w:r>
-            <w:proofErr w:type="spellEnd"/>
             <w:r>
               <w:rPr>
                 <w:rFonts w:ascii="Segoe UI Light" w:hAnsi="Segoe UI Light" w:cs="Segoe UI Light"/>
@@ -14969,7 +14678,7 @@
         </w:tc>
         <w:tc>
           <w:tcPr>
-            <w:tcW w:w="1667" w:type="pct"/>
+            <w:tcW w:w="1666" w:type="pct"/>
             <w:tcBorders>
               <w:top w:val="single" w:sz="4" w:space="0" w:color="auto"/>
               <w:left w:val="single" w:sz="4" w:space="0" w:color="auto"/>
@@ -14993,15 +14702,14 @@
               </w:rPr>
               <w:t>{{</w:t>
             </w:r>
-            <w:proofErr w:type="spellStart"/>
             <w:r>
               <w:rPr>
                 <w:rFonts w:ascii="Segoe UI Light" w:eastAsia="Times New Roman" w:hAnsi="Segoe UI Light" w:cs="Segoe UI Light"/>
+                <w:bCs/>
                 <w:lang w:eastAsia="en-AU"/>
               </w:rPr>
-              <w:t>memberNumber</w:t>
-            </w:r>
-            <w:proofErr w:type="spellEnd"/>
+              <w:t>accountNumber</w:t>
+            </w:r>
             <w:r>
               <w:rPr>
                 <w:rFonts w:ascii="Segoe UI Light" w:hAnsi="Segoe UI Light" w:cs="Segoe UI Light"/>
@@ -15078,7 +14786,37 @@
         <w:rPr>
           <w:rFonts w:ascii="Segoe UI Light" w:hAnsi="Segoe UI Light" w:cs="Segoe UI Light"/>
         </w:rPr>
-        <w:t>I/we authorise you to provide representatives Natalino Lidestri, and all staff members of Denaro Wealth Pty Ltd with any information and documentation they require regarding my/our insurance, superannuation and investments.  This will apply to all Staff of Denaro Wealth and those listed below:</w:t>
+        <w:t>{{#SingleClient}}</w:t>
+      </w:r>
+      <w:r>
+        <w:rPr>
+          <w:rFonts w:ascii="Segoe UI Light" w:hAnsi="Segoe UI Light" w:cs="Segoe UI Light"/>
+        </w:rPr>
+        <w:t>I</w:t>
+      </w:r>
+      <w:r>
+        <w:rPr>
+          <w:rFonts w:ascii="Segoe UI Light" w:hAnsi="Segoe UI Light" w:cs="Segoe UI Light"/>
+        </w:rPr>
+        <w:t>{{/SingleClient}}{{^SingleClient}}</w:t>
+      </w:r>
+      <w:r>
+        <w:rPr>
+          <w:rFonts w:ascii="Segoe UI Light" w:hAnsi="Segoe UI Light" w:cs="Segoe UI Light"/>
+        </w:rPr>
+        <w:t>W</w:t>
+      </w:r>
+      <w:r>
+        <w:rPr>
+          <w:rFonts w:ascii="Segoe UI Light" w:hAnsi="Segoe UI Light" w:cs="Segoe UI Light"/>
+        </w:rPr>
+        <w:t xml:space="preserve">e{{/SingleClient}} </w:t>
+      </w:r>
+      <w:r>
+        <w:rPr>
+          <w:rFonts w:ascii="Segoe UI Light" w:hAnsi="Segoe UI Light" w:cs="Segoe UI Light"/>
+        </w:rPr>
+        <w:t>authorise you to provide representatives Natalino Lidestri, and all staff members of Denaro Wealth Pty Ltd with any information and documentation they require regarding my/our insurance, superannuation and investments.  This will apply to all Staff of Denaro Wealth and those listed below:</w:t>
       </w:r>
     </w:p>
     <w:p>
@@ -15514,21 +15252,79 @@
         <w:rPr>
           <w:rFonts w:ascii="Segoe UI Light" w:hAnsi="Segoe UI Light" w:cs="Segoe UI Light"/>
         </w:rPr>
-        <w:t xml:space="preserve">I/we am/are aware of the provisions of the Privacy Act and release you from those provisions in respect of information provided to Denaro </w:t>
-      </w:r>
-      <w:proofErr w:type="gramStart"/>
-      <w:r>
-        <w:rPr>
-          <w:rFonts w:ascii="Segoe UI Light" w:hAnsi="Segoe UI Light" w:cs="Segoe UI Light"/>
-        </w:rPr>
-        <w:t>Wealth  Pty</w:t>
-      </w:r>
-      <w:proofErr w:type="gramEnd"/>
-      <w:r>
-        <w:rPr>
-          <w:rFonts w:ascii="Segoe UI Light" w:hAnsi="Segoe UI Light" w:cs="Segoe UI Light"/>
-        </w:rPr>
-        <w:t xml:space="preserve"> Ltd and its representatives.</w:t>
+        <w:t>{{#SingleClient}}</w:t>
+      </w:r>
+      <w:r>
+        <w:rPr>
+          <w:rFonts w:ascii="Segoe UI Light" w:hAnsi="Segoe UI Light" w:cs="Segoe UI Light"/>
+        </w:rPr>
+        <w:t>I</w:t>
+      </w:r>
+      <w:r>
+        <w:rPr>
+          <w:rFonts w:ascii="Segoe UI Light" w:hAnsi="Segoe UI Light" w:cs="Segoe UI Light"/>
+        </w:rPr>
+        <w:t>{{/SingleClient}}{{^SingleClient}}</w:t>
+      </w:r>
+      <w:r>
+        <w:rPr>
+          <w:rFonts w:ascii="Segoe UI Light" w:hAnsi="Segoe UI Light" w:cs="Segoe UI Light"/>
+        </w:rPr>
+        <w:t>W</w:t>
+      </w:r>
+      <w:r>
+        <w:rPr>
+          <w:rFonts w:ascii="Segoe UI Light" w:hAnsi="Segoe UI Light" w:cs="Segoe UI Light"/>
+        </w:rPr>
+        <w:t>e{{/SingleClient}}</w:t>
+      </w:r>
+      <w:r>
+        <w:rPr>
+          <w:rFonts w:ascii="Segoe UI Light" w:hAnsi="Segoe UI Light" w:cs="Segoe UI Light"/>
+        </w:rPr>
+        <w:t xml:space="preserve"> </w:t>
+      </w:r>
+      <w:r>
+        <w:rPr>
+          <w:rFonts w:ascii="Segoe UI Light" w:hAnsi="Segoe UI Light" w:cs="Segoe UI Light"/>
+        </w:rPr>
+        <w:t>{{#SingleClient}}</w:t>
+      </w:r>
+      <w:r>
+        <w:rPr>
+          <w:rFonts w:ascii="Segoe UI Light" w:hAnsi="Segoe UI Light" w:cs="Segoe UI Light"/>
+        </w:rPr>
+        <w:t>am</w:t>
+      </w:r>
+      <w:r>
+        <w:rPr>
+          <w:rFonts w:ascii="Segoe UI Light" w:hAnsi="Segoe UI Light" w:cs="Segoe UI Light"/>
+        </w:rPr>
+        <w:t>{{/SingleClient}}{{^SingleClient}}</w:t>
+      </w:r>
+      <w:r>
+        <w:rPr>
+          <w:rFonts w:ascii="Segoe UI Light" w:hAnsi="Segoe UI Light" w:cs="Segoe UI Light"/>
+        </w:rPr>
+        <w:t>are</w:t>
+      </w:r>
+      <w:r>
+        <w:rPr>
+          <w:rFonts w:ascii="Segoe UI Light" w:hAnsi="Segoe UI Light" w:cs="Segoe UI Light"/>
+        </w:rPr>
+        <w:t>{{/SingleClient}}</w:t>
+      </w:r>
+      <w:r>
+        <w:rPr>
+          <w:rFonts w:ascii="Segoe UI Light" w:hAnsi="Segoe UI Light" w:cs="Segoe UI Light"/>
+        </w:rPr>
+        <w:t xml:space="preserve"> </w:t>
+      </w:r>
+      <w:r>
+        <w:rPr>
+          <w:rFonts w:ascii="Segoe UI Light" w:hAnsi="Segoe UI Light" w:cs="Segoe UI Light"/>
+        </w:rPr>
+        <w:t>aware of the provisions of the Privacy Act and release you from those provisions in respect of information provided to Denaro Wealth  Pty Ltd and its representatives.</w:t>
       </w:r>
     </w:p>
     <w:p>
@@ -15570,62 +15366,27 @@
               <w:bottom w:val="single" w:sz="4" w:space="0" w:color="B7B9DA"/>
               <w:right w:val="single" w:sz="4" w:space="0" w:color="595959" w:themeColor="text1" w:themeTint="A6"/>
             </w:tcBorders>
-            <w:vAlign w:val="bottom"/>
+            <w:vAlign w:val="center"/>
             <w:hideMark/>
           </w:tcPr>
           <w:p>
             <w:pPr>
               <w:suppressAutoHyphens w:val="0"/>
               <w:spacing w:line="240" w:lineRule="auto"/>
-              <w:rPr>
-                <w:rFonts w:ascii="Segoe UI Light" w:hAnsi="Segoe UI Light" w:cs="Segoe UI Light"/>
-                <w:b/>
-              </w:rPr>
-            </w:pPr>
-            <w:r>
-              <w:rPr>
-                <w:rFonts w:ascii="Segoe UI Light" w:hAnsi="Segoe UI Light" w:cs="Segoe UI Light"/>
-              </w:rPr>
-              <w:t>O</w:t>
-            </w:r>
-            <w:r>
-              <w:rPr>
-                <w:rFonts w:ascii="Segoe UI Light" w:hAnsi="Segoe UI Light" w:cs="Segoe UI Light"/>
-              </w:rPr>
-              <w:tab/>
-            </w:r>
-            <w:r>
-              <w:rPr>
-                <w:rFonts w:ascii="Segoe UI Light" w:hAnsi="Segoe UI Light" w:cs="Segoe UI Light"/>
-              </w:rPr>
-              <w:tab/>
-            </w:r>
-            <w:r>
-              <w:rPr>
-                <w:rFonts w:ascii="Segoe UI Light" w:hAnsi="Segoe UI Light" w:cs="Segoe UI Light"/>
-              </w:rPr>
-              <w:tab/>
-            </w:r>
-            <w:r>
-              <w:rPr>
-                <w:rFonts w:ascii="Segoe UI Light" w:hAnsi="Segoe UI Light" w:cs="Segoe UI Light"/>
-              </w:rPr>
-              <w:tab/>
-            </w:r>
-            <w:r>
-              <w:rPr>
-                <w:rFonts w:ascii="Segoe UI Light" w:hAnsi="Segoe UI Light" w:cs="Segoe UI Light"/>
-              </w:rPr>
-              <w:tab/>
-            </w:r>
-            <w:r>
-              <w:rPr>
-                <w:rFonts w:ascii="Segoe UI Light" w:hAnsi="Segoe UI Light" w:cs="Segoe UI Light"/>
-                <w:b/>
-              </w:rPr>
+              <w:jc w:val="center"/>
+              <w:rPr>
+                <w:rFonts w:ascii="Segoe UI Light" w:hAnsi="Segoe UI Light" w:cs="Segoe UI Light"/>
+                <w:b/>
+              </w:rPr>
+            </w:pPr>
+            <w:r>
+              <w:rPr>
+                <w:rFonts w:ascii="Segoe UI Light" w:hAnsi="Segoe UI Light" w:cs="Segoe UI Light"/>
+                <w:b/>
+              </w:rPr>
+              <w:lastRenderedPageBreak/>
               <w:t>{{</w:t>
             </w:r>
-            <w:proofErr w:type="spellStart"/>
             <w:r>
               <w:rPr>
                 <w:rFonts w:ascii="Segoe UI Light" w:hAnsi="Segoe UI Light" w:cs="Segoe UI Light"/>
@@ -15638,15 +15399,7 @@
                 <w:rFonts w:ascii="Segoe UI Light" w:hAnsi="Segoe UI Light" w:cs="Segoe UI Light"/>
                 <w:b/>
               </w:rPr>
-              <w:t>Preferred</w:t>
-            </w:r>
-            <w:proofErr w:type="spellEnd"/>
-            <w:r>
-              <w:rPr>
-                <w:rFonts w:ascii="Segoe UI Light" w:hAnsi="Segoe UI Light" w:cs="Segoe UI Light"/>
-                <w:b/>
-              </w:rPr>
-              <w:t>}}</w:t>
+              <w:t>Preferred}}</w:t>
             </w:r>
           </w:p>
         </w:tc>
@@ -15676,7 +15429,6 @@
               </w:rPr>
               <w:t>{{</w:t>
             </w:r>
-            <w:proofErr w:type="spellStart"/>
             <w:r>
               <w:rPr>
                 <w:rFonts w:ascii="Segoe UI Light" w:hAnsi="Segoe UI Light" w:cs="Segoe UI Light"/>
@@ -15686,7 +15438,6 @@
               </w:rPr>
               <w:t>downloadDate</w:t>
             </w:r>
-            <w:proofErr w:type="spellEnd"/>
             <w:r>
               <w:rPr>
                 <w:rFonts w:ascii="Segoe UI Light" w:hAnsi="Segoe UI Light" w:cs="Segoe UI Light"/>
@@ -15892,7 +15643,6 @@
                 <w:rFonts w:ascii="Segoe UI Light" w:hAnsi="Segoe UI Light" w:cs="Segoe UI Light"/>
                 <w:b/>
               </w:rPr>
-              <w:lastRenderedPageBreak/>
               <w:t>Business:</w:t>
             </w:r>
           </w:p>
@@ -16199,15 +15949,7 @@
               <w:t xml:space="preserve">Email: </w:t>
             </w:r>
             <w:r>
-              <w:t>{{</w:t>
-            </w:r>
-            <w:proofErr w:type="spellStart"/>
-            <w:r>
-              <w:t>adviserEmail</w:t>
-            </w:r>
-            <w:proofErr w:type="spellEnd"/>
-            <w:r>
-              <w:t>}}</w:t>
+              <w:t>{{adviserEmail}}</w:t>
             </w:r>
           </w:p>
         </w:tc>
@@ -16228,20 +15970,12 @@
         </w:rPr>
         <w:t>{{/</w:t>
       </w:r>
-      <w:proofErr w:type="spellStart"/>
       <w:r>
         <w:rPr>
           <w:lang w:val="en-US"/>
         </w:rPr>
-        <w:t>partner</w:t>
-      </w:r>
-      <w:r>
-        <w:rPr>
-          <w:lang w:val="en-US"/>
-        </w:rPr>
-        <w:t>SuperFund</w:t>
-      </w:r>
-      <w:proofErr w:type="spellEnd"/>
+        <w:t>partnerInvestmentBond</w:t>
+      </w:r>
       <w:r>
         <w:rPr>
           <w:rFonts w:ascii="Segoe UI Light" w:hAnsi="Segoe UI Light" w:cs="Segoe UI Light"/>
@@ -16265,14 +15999,18 @@
         </w:rPr>
         <w:t>{{#</w:t>
       </w:r>
-      <w:proofErr w:type="spellStart"/>
       <w:r>
         <w:rPr>
           <w:lang w:val="en-US"/>
         </w:rPr>
-        <w:t>partnerAccountBasedPensions</w:t>
-      </w:r>
-      <w:proofErr w:type="spellEnd"/>
+        <w:t>partner</w:t>
+      </w:r>
+      <w:r>
+        <w:rPr>
+          <w:lang w:val="en-US"/>
+        </w:rPr>
+        <w:t>SuperFund</w:t>
+      </w:r>
       <w:r>
         <w:rPr>
           <w:rFonts w:ascii="Segoe UI Light" w:hAnsi="Segoe UI Light" w:cs="Segoe UI Light"/>
@@ -16488,23 +16226,7 @@
                 <w:rFonts w:ascii="Segoe UI Light" w:hAnsi="Segoe UI Light" w:cs="Segoe UI Light"/>
                 <w:bCs/>
               </w:rPr>
-              <w:t>{{</w:t>
-            </w:r>
-            <w:proofErr w:type="spellStart"/>
-            <w:r>
-              <w:rPr>
-                <w:rFonts w:ascii="Segoe UI Light" w:hAnsi="Segoe UI Light" w:cs="Segoe UI Light"/>
-                <w:bCs/>
-              </w:rPr>
-              <w:t>platformName</w:t>
-            </w:r>
-            <w:proofErr w:type="spellEnd"/>
-            <w:r>
-              <w:rPr>
-                <w:rFonts w:ascii="Segoe UI Light" w:hAnsi="Segoe UI Light" w:cs="Segoe UI Light"/>
-                <w:bCs/>
-              </w:rPr>
-              <w:t>}}</w:t>
+              <w:t>{{platformName}}</w:t>
             </w:r>
           </w:p>
         </w:tc>
@@ -16570,7 +16292,14 @@
                 <w:rFonts w:ascii="Segoe UI Light" w:hAnsi="Segoe UI Light" w:cs="Segoe UI Light"/>
                 <w:bCs/>
               </w:rPr>
-              <w:t>Pension</w:t>
+              <w:t>Super Fund</w:t>
+            </w:r>
+            <w:r>
+              <w:rPr>
+                <w:rFonts w:ascii="Segoe UI Light" w:hAnsi="Segoe UI Light" w:cs="Segoe UI Light"/>
+                <w:bCs/>
+              </w:rPr>
+              <w:t xml:space="preserve">  </w:t>
             </w:r>
           </w:p>
         </w:tc>
@@ -16672,7 +16401,6 @@
               </w:rPr>
               <w:t>{{</w:t>
             </w:r>
-            <w:proofErr w:type="spellStart"/>
             <w:r>
               <w:rPr>
                 <w:rFonts w:ascii="Segoe UI Light" w:hAnsi="Segoe UI Light" w:cs="Segoe UI Light"/>
@@ -16685,15 +16413,7 @@
                 <w:rFonts w:ascii="Segoe UI Light" w:hAnsi="Segoe UI Light" w:cs="Segoe UI Light"/>
                 <w:bCs/>
               </w:rPr>
-              <w:t>Preferred</w:t>
-            </w:r>
-            <w:proofErr w:type="spellEnd"/>
-            <w:r>
-              <w:rPr>
-                <w:rFonts w:ascii="Segoe UI Light" w:hAnsi="Segoe UI Light" w:cs="Segoe UI Light"/>
-                <w:bCs/>
-              </w:rPr>
-              <w:t>}}</w:t>
+              <w:t>Preferred}}</w:t>
             </w:r>
           </w:p>
         </w:tc>
@@ -16751,7 +16471,6 @@
               </w:rPr>
               <w:t>{{</w:t>
             </w:r>
-            <w:proofErr w:type="spellStart"/>
             <w:r>
               <w:rPr>
                 <w:rFonts w:ascii="Segoe UI Light" w:hAnsi="Segoe UI Light" w:cs="Segoe UI Light"/>
@@ -16772,7 +16491,6 @@
               </w:rPr>
               <w:t>ob</w:t>
             </w:r>
-            <w:proofErr w:type="spellEnd"/>
             <w:r>
               <w:rPr>
                 <w:rFonts w:ascii="Segoe UI Light" w:hAnsi="Segoe UI Light" w:cs="Segoe UI Light"/>
@@ -16886,7 +16604,6 @@
               </w:rPr>
               <w:t>{{</w:t>
             </w:r>
-            <w:proofErr w:type="spellStart"/>
             <w:r>
               <w:rPr>
                 <w:rFonts w:ascii="Segoe UI Light" w:hAnsi="Segoe UI Light" w:cs="Segoe UI Light"/>
@@ -16907,7 +16624,6 @@
               </w:rPr>
               <w:t>omeAddress</w:t>
             </w:r>
-            <w:proofErr w:type="spellEnd"/>
             <w:r>
               <w:rPr>
                 <w:rFonts w:ascii="Segoe UI Light" w:hAnsi="Segoe UI Light" w:cs="Segoe UI Light"/>
@@ -16950,7 +16666,6 @@
               </w:rPr>
               <w:t>{{</w:t>
             </w:r>
-            <w:proofErr w:type="spellStart"/>
             <w:r>
               <w:rPr>
                 <w:rFonts w:ascii="Segoe UI Light" w:hAnsi="Segoe UI Light" w:cs="Segoe UI Light"/>
@@ -16971,7 +16686,6 @@
               </w:rPr>
               <w:t>obile</w:t>
             </w:r>
-            <w:proofErr w:type="spellEnd"/>
             <w:r>
               <w:rPr>
                 <w:rFonts w:ascii="Segoe UI Light" w:hAnsi="Segoe UI Light" w:cs="Segoe UI Light"/>
@@ -17035,7 +16749,6 @@
               </w:rPr>
               <w:t>{{</w:t>
             </w:r>
-            <w:proofErr w:type="spellStart"/>
             <w:r>
               <w:rPr>
                 <w:rFonts w:ascii="Segoe UI Light" w:eastAsia="Times New Roman" w:hAnsi="Segoe UI Light" w:cs="Segoe UI Light"/>
@@ -17043,7 +16756,6 @@
               </w:rPr>
               <w:t>memberNumber</w:t>
             </w:r>
-            <w:proofErr w:type="spellEnd"/>
             <w:r>
               <w:rPr>
                 <w:rFonts w:ascii="Segoe UI Light" w:hAnsi="Segoe UI Light" w:cs="Segoe UI Light"/>
@@ -17120,7 +16832,13 @@
         <w:rPr>
           <w:rFonts w:ascii="Segoe UI Light" w:hAnsi="Segoe UI Light" w:cs="Segoe UI Light"/>
         </w:rPr>
-        <w:t>I/we authorise you to provide representatives Natalino Lidestri, and all staff members of Denaro Wealth Pty Ltd with any information and documentation they require regarding my/our insurance, superannuation and investments.  This will apply to all Staff of Denaro Wealth and those listed below:</w:t>
+        <w:t xml:space="preserve">{{#SingleClient}}i{{/SingleClient}}{{^SingleClient}}we{{/SingleClient}} </w:t>
+      </w:r>
+      <w:r>
+        <w:rPr>
+          <w:rFonts w:ascii="Segoe UI Light" w:hAnsi="Segoe UI Light" w:cs="Segoe UI Light"/>
+        </w:rPr>
+        <w:t>authorise you to provide representatives Natalino Lidestri, and all staff members of Denaro Wealth Pty Ltd with any information and documentation they require regarding my/our insurance, superannuation and investments.  This will apply to all Staff of Denaro Wealth and those listed below:</w:t>
       </w:r>
     </w:p>
     <w:p>
@@ -17556,21 +17274,80 @@
         <w:rPr>
           <w:rFonts w:ascii="Segoe UI Light" w:hAnsi="Segoe UI Light" w:cs="Segoe UI Light"/>
         </w:rPr>
-        <w:t xml:space="preserve">I/we am/are aware of the provisions of the Privacy Act and release you from those provisions in respect of information provided to Denaro </w:t>
-      </w:r>
-      <w:proofErr w:type="gramStart"/>
-      <w:r>
-        <w:rPr>
-          <w:rFonts w:ascii="Segoe UI Light" w:hAnsi="Segoe UI Light" w:cs="Segoe UI Light"/>
-        </w:rPr>
-        <w:t>Wealth  Pty</w:t>
-      </w:r>
-      <w:proofErr w:type="gramEnd"/>
-      <w:r>
-        <w:rPr>
-          <w:rFonts w:ascii="Segoe UI Light" w:hAnsi="Segoe UI Light" w:cs="Segoe UI Light"/>
-        </w:rPr>
-        <w:t xml:space="preserve"> Ltd and its representatives.</w:t>
+        <w:lastRenderedPageBreak/>
+        <w:t>{{#SingleClient}}</w:t>
+      </w:r>
+      <w:r>
+        <w:rPr>
+          <w:rFonts w:ascii="Segoe UI Light" w:hAnsi="Segoe UI Light" w:cs="Segoe UI Light"/>
+        </w:rPr>
+        <w:t>I</w:t>
+      </w:r>
+      <w:r>
+        <w:rPr>
+          <w:rFonts w:ascii="Segoe UI Light" w:hAnsi="Segoe UI Light" w:cs="Segoe UI Light"/>
+        </w:rPr>
+        <w:t>{{/SingleClient}}{{^SingleClient}}</w:t>
+      </w:r>
+      <w:r>
+        <w:rPr>
+          <w:rFonts w:ascii="Segoe UI Light" w:hAnsi="Segoe UI Light" w:cs="Segoe UI Light"/>
+        </w:rPr>
+        <w:t>W</w:t>
+      </w:r>
+      <w:r>
+        <w:rPr>
+          <w:rFonts w:ascii="Segoe UI Light" w:hAnsi="Segoe UI Light" w:cs="Segoe UI Light"/>
+        </w:rPr>
+        <w:t>e{{/SingleClient}}</w:t>
+      </w:r>
+      <w:r>
+        <w:rPr>
+          <w:rFonts w:ascii="Segoe UI Light" w:hAnsi="Segoe UI Light" w:cs="Segoe UI Light"/>
+        </w:rPr>
+        <w:t xml:space="preserve"> </w:t>
+      </w:r>
+      <w:r>
+        <w:rPr>
+          <w:rFonts w:ascii="Segoe UI Light" w:hAnsi="Segoe UI Light" w:cs="Segoe UI Light"/>
+        </w:rPr>
+        <w:t>{{#SingleClient}}</w:t>
+      </w:r>
+      <w:r>
+        <w:rPr>
+          <w:rFonts w:ascii="Segoe UI Light" w:hAnsi="Segoe UI Light" w:cs="Segoe UI Light"/>
+        </w:rPr>
+        <w:t>am</w:t>
+      </w:r>
+      <w:r>
+        <w:rPr>
+          <w:rFonts w:ascii="Segoe UI Light" w:hAnsi="Segoe UI Light" w:cs="Segoe UI Light"/>
+        </w:rPr>
+        <w:t>{{/SingleClient}}{{^SingleClient}}</w:t>
+      </w:r>
+      <w:r>
+        <w:rPr>
+          <w:rFonts w:ascii="Segoe UI Light" w:hAnsi="Segoe UI Light" w:cs="Segoe UI Light"/>
+        </w:rPr>
+        <w:t>are</w:t>
+      </w:r>
+      <w:r>
+        <w:rPr>
+          <w:rFonts w:ascii="Segoe UI Light" w:hAnsi="Segoe UI Light" w:cs="Segoe UI Light"/>
+        </w:rPr>
+        <w:t>{{/SingleClient}}</w:t>
+      </w:r>
+      <w:r>
+        <w:rPr>
+          <w:rFonts w:ascii="Segoe UI Light" w:hAnsi="Segoe UI Light" w:cs="Segoe UI Light"/>
+        </w:rPr>
+        <w:t xml:space="preserve"> </w:t>
+      </w:r>
+      <w:r>
+        <w:rPr>
+          <w:rFonts w:ascii="Segoe UI Light" w:hAnsi="Segoe UI Light" w:cs="Segoe UI Light"/>
+        </w:rPr>
+        <w:t>aware of the provisions of the Privacy Act and release you from those provisions in respect of information provided to Denaro Wealth  Pty Ltd and its representatives.</w:t>
       </w:r>
     </w:p>
     <w:p>
@@ -17612,54 +17389,19 @@
               <w:bottom w:val="single" w:sz="4" w:space="0" w:color="B7B9DA"/>
               <w:right w:val="single" w:sz="4" w:space="0" w:color="595959" w:themeColor="text1" w:themeTint="A6"/>
             </w:tcBorders>
-            <w:vAlign w:val="bottom"/>
+            <w:vAlign w:val="center"/>
             <w:hideMark/>
           </w:tcPr>
           <w:p>
             <w:pPr>
               <w:suppressAutoHyphens w:val="0"/>
               <w:spacing w:line="240" w:lineRule="auto"/>
-              <w:rPr>
-                <w:rFonts w:ascii="Segoe UI Light" w:hAnsi="Segoe UI Light" w:cs="Segoe UI Light"/>
-                <w:b/>
-              </w:rPr>
-            </w:pPr>
-            <w:r>
-              <w:rPr>
-                <w:rFonts w:ascii="Segoe UI Light" w:hAnsi="Segoe UI Light" w:cs="Segoe UI Light"/>
-              </w:rPr>
-              <w:t>O</w:t>
-            </w:r>
-            <w:r>
-              <w:rPr>
-                <w:rFonts w:ascii="Segoe UI Light" w:hAnsi="Segoe UI Light" w:cs="Segoe UI Light"/>
-              </w:rPr>
-              <w:tab/>
-            </w:r>
-            <w:r>
-              <w:rPr>
-                <w:rFonts w:ascii="Segoe UI Light" w:hAnsi="Segoe UI Light" w:cs="Segoe UI Light"/>
-              </w:rPr>
-              <w:tab/>
-            </w:r>
-            <w:r>
-              <w:rPr>
-                <w:rFonts w:ascii="Segoe UI Light" w:hAnsi="Segoe UI Light" w:cs="Segoe UI Light"/>
-              </w:rPr>
-              <w:tab/>
-            </w:r>
-            <w:r>
-              <w:rPr>
-                <w:rFonts w:ascii="Segoe UI Light" w:hAnsi="Segoe UI Light" w:cs="Segoe UI Light"/>
-              </w:rPr>
-              <w:tab/>
-            </w:r>
-            <w:r>
-              <w:rPr>
-                <w:rFonts w:ascii="Segoe UI Light" w:hAnsi="Segoe UI Light" w:cs="Segoe UI Light"/>
-              </w:rPr>
-              <w:tab/>
-            </w:r>
+              <w:jc w:val="center"/>
+              <w:rPr>
+                <w:rFonts w:ascii="Segoe UI Light" w:hAnsi="Segoe UI Light" w:cs="Segoe UI Light"/>
+                <w:b/>
+              </w:rPr>
+            </w:pPr>
             <w:r>
               <w:rPr>
                 <w:rFonts w:ascii="Segoe UI Light" w:hAnsi="Segoe UI Light" w:cs="Segoe UI Light"/>
@@ -17667,7 +17409,6 @@
               </w:rPr>
               <w:t>{{</w:t>
             </w:r>
-            <w:proofErr w:type="spellStart"/>
             <w:r>
               <w:rPr>
                 <w:rFonts w:ascii="Segoe UI Light" w:hAnsi="Segoe UI Light" w:cs="Segoe UI Light"/>
@@ -17680,15 +17421,7 @@
                 <w:rFonts w:ascii="Segoe UI Light" w:hAnsi="Segoe UI Light" w:cs="Segoe UI Light"/>
                 <w:b/>
               </w:rPr>
-              <w:t>Preferred</w:t>
-            </w:r>
-            <w:proofErr w:type="spellEnd"/>
-            <w:r>
-              <w:rPr>
-                <w:rFonts w:ascii="Segoe UI Light" w:hAnsi="Segoe UI Light" w:cs="Segoe UI Light"/>
-                <w:b/>
-              </w:rPr>
-              <w:t>}}</w:t>
+              <w:t>Preferred}}</w:t>
             </w:r>
           </w:p>
         </w:tc>
@@ -17718,7 +17451,6 @@
               </w:rPr>
               <w:t>{{</w:t>
             </w:r>
-            <w:proofErr w:type="spellStart"/>
             <w:r>
               <w:rPr>
                 <w:rFonts w:ascii="Segoe UI Light" w:hAnsi="Segoe UI Light" w:cs="Segoe UI Light"/>
@@ -17728,7 +17460,6 @@
               </w:rPr>
               <w:t>downloadDate</w:t>
             </w:r>
-            <w:proofErr w:type="spellEnd"/>
             <w:r>
               <w:rPr>
                 <w:rFonts w:ascii="Segoe UI Light" w:hAnsi="Segoe UI Light" w:cs="Segoe UI Light"/>
@@ -17934,7 +17665,6 @@
                 <w:rFonts w:ascii="Segoe UI Light" w:hAnsi="Segoe UI Light" w:cs="Segoe UI Light"/>
                 <w:b/>
               </w:rPr>
-              <w:lastRenderedPageBreak/>
               <w:t>Business:</w:t>
             </w:r>
           </w:p>
@@ -18241,15 +17971,7 @@
               <w:t xml:space="preserve">Email: </w:t>
             </w:r>
             <w:r>
-              <w:t>{{</w:t>
-            </w:r>
-            <w:proofErr w:type="spellStart"/>
-            <w:r>
-              <w:t>adviserEmail</w:t>
-            </w:r>
-            <w:proofErr w:type="spellEnd"/>
-            <w:r>
-              <w:t>}}</w:t>
+              <w:t>{{adviserEmail}}</w:t>
             </w:r>
           </w:p>
         </w:tc>
@@ -18270,14 +17992,18 @@
         </w:rPr>
         <w:t>{{/</w:t>
       </w:r>
-      <w:proofErr w:type="spellStart"/>
       <w:r>
         <w:rPr>
           <w:lang w:val="en-US"/>
         </w:rPr>
-        <w:t>partnerAccountBasedPensions</w:t>
-      </w:r>
-      <w:proofErr w:type="spellEnd"/>
+        <w:t>partner</w:t>
+      </w:r>
+      <w:r>
+        <w:rPr>
+          <w:lang w:val="en-US"/>
+        </w:rPr>
+        <w:t>SuperFund</w:t>
+      </w:r>
       <w:r>
         <w:rPr>
           <w:rFonts w:ascii="Segoe UI Light" w:hAnsi="Segoe UI Light" w:cs="Segoe UI Light"/>
@@ -18302,13 +18028,10 @@
         <w:t>{{#</w:t>
       </w:r>
       <w:r>
-        <w:t>partner</w:t>
-      </w:r>
-      <w:r>
         <w:rPr>
           <w:lang w:val="en-US"/>
         </w:rPr>
-        <w:t>Annuities</w:t>
+        <w:t>partnerAccountBasedPensions</w:t>
       </w:r>
       <w:r>
         <w:rPr>
@@ -18525,22 +18248,7 @@
                 <w:rFonts w:ascii="Segoe UI Light" w:hAnsi="Segoe UI Light" w:cs="Segoe UI Light"/>
                 <w:bCs/>
               </w:rPr>
-              <w:t>{{</w:t>
-            </w:r>
-            <w:proofErr w:type="spellStart"/>
-            <w:r>
-              <w:rPr>
-                <w:rFonts w:ascii="Segoe UI Light" w:hAnsi="Segoe UI Light" w:cs="Segoe UI Light"/>
-              </w:rPr>
-              <w:t>productProvider</w:t>
-            </w:r>
-            <w:proofErr w:type="spellEnd"/>
-            <w:r>
-              <w:rPr>
-                <w:rFonts w:ascii="Segoe UI Light" w:hAnsi="Segoe UI Light" w:cs="Segoe UI Light"/>
-                <w:bCs/>
-              </w:rPr>
-              <w:t>}}</w:t>
+              <w:t>{{platformName}}</w:t>
             </w:r>
           </w:p>
         </w:tc>
@@ -18708,7 +18416,6 @@
               </w:rPr>
               <w:t>{{</w:t>
             </w:r>
-            <w:proofErr w:type="spellStart"/>
             <w:r>
               <w:rPr>
                 <w:rFonts w:ascii="Segoe UI Light" w:hAnsi="Segoe UI Light" w:cs="Segoe UI Light"/>
@@ -18721,15 +18428,7 @@
                 <w:rFonts w:ascii="Segoe UI Light" w:hAnsi="Segoe UI Light" w:cs="Segoe UI Light"/>
                 <w:bCs/>
               </w:rPr>
-              <w:t>Preferred</w:t>
-            </w:r>
-            <w:proofErr w:type="spellEnd"/>
-            <w:r>
-              <w:rPr>
-                <w:rFonts w:ascii="Segoe UI Light" w:hAnsi="Segoe UI Light" w:cs="Segoe UI Light"/>
-                <w:bCs/>
-              </w:rPr>
-              <w:t>}}</w:t>
+              <w:t>Preferred}}</w:t>
             </w:r>
           </w:p>
         </w:tc>
@@ -18787,7 +18486,6 @@
               </w:rPr>
               <w:t>{{</w:t>
             </w:r>
-            <w:proofErr w:type="spellStart"/>
             <w:r>
               <w:rPr>
                 <w:rFonts w:ascii="Segoe UI Light" w:hAnsi="Segoe UI Light" w:cs="Segoe UI Light"/>
@@ -18808,7 +18506,6 @@
               </w:rPr>
               <w:t>ob</w:t>
             </w:r>
-            <w:proofErr w:type="spellEnd"/>
             <w:r>
               <w:rPr>
                 <w:rFonts w:ascii="Segoe UI Light" w:hAnsi="Segoe UI Light" w:cs="Segoe UI Light"/>
@@ -18922,7 +18619,6 @@
               </w:rPr>
               <w:t>{{</w:t>
             </w:r>
-            <w:proofErr w:type="spellStart"/>
             <w:r>
               <w:rPr>
                 <w:rFonts w:ascii="Segoe UI Light" w:hAnsi="Segoe UI Light" w:cs="Segoe UI Light"/>
@@ -18943,7 +18639,6 @@
               </w:rPr>
               <w:t>omeAddress</w:t>
             </w:r>
-            <w:proofErr w:type="spellEnd"/>
             <w:r>
               <w:rPr>
                 <w:rFonts w:ascii="Segoe UI Light" w:hAnsi="Segoe UI Light" w:cs="Segoe UI Light"/>
@@ -18986,7 +18681,6 @@
               </w:rPr>
               <w:t>{{</w:t>
             </w:r>
-            <w:proofErr w:type="spellStart"/>
             <w:r>
               <w:rPr>
                 <w:rFonts w:ascii="Segoe UI Light" w:hAnsi="Segoe UI Light" w:cs="Segoe UI Light"/>
@@ -19007,7 +18701,6 @@
               </w:rPr>
               <w:t>obile</w:t>
             </w:r>
-            <w:proofErr w:type="spellEnd"/>
             <w:r>
               <w:rPr>
                 <w:rFonts w:ascii="Segoe UI Light" w:hAnsi="Segoe UI Light" w:cs="Segoe UI Light"/>
@@ -19071,7 +18764,6 @@
               </w:rPr>
               <w:t>{{</w:t>
             </w:r>
-            <w:proofErr w:type="spellStart"/>
             <w:r>
               <w:rPr>
                 <w:rFonts w:ascii="Segoe UI Light" w:eastAsia="Times New Roman" w:hAnsi="Segoe UI Light" w:cs="Segoe UI Light"/>
@@ -19079,7 +18771,6 @@
               </w:rPr>
               <w:t>memberNumber</w:t>
             </w:r>
-            <w:proofErr w:type="spellEnd"/>
             <w:r>
               <w:rPr>
                 <w:rFonts w:ascii="Segoe UI Light" w:hAnsi="Segoe UI Light" w:cs="Segoe UI Light"/>
@@ -19156,7 +18847,37 @@
         <w:rPr>
           <w:rFonts w:ascii="Segoe UI Light" w:hAnsi="Segoe UI Light" w:cs="Segoe UI Light"/>
         </w:rPr>
-        <w:t>I/we authorise you to provide representatives Natalino Lidestri, and all staff members of Denaro Wealth Pty Ltd with any information and documentation they require regarding my/our insurance, superannuation and investments.  This will apply to all Staff of Denaro Wealth and those listed below:</w:t>
+        <w:t>{{#SingleClient}}</w:t>
+      </w:r>
+      <w:r>
+        <w:rPr>
+          <w:rFonts w:ascii="Segoe UI Light" w:hAnsi="Segoe UI Light" w:cs="Segoe UI Light"/>
+        </w:rPr>
+        <w:t>I</w:t>
+      </w:r>
+      <w:r>
+        <w:rPr>
+          <w:rFonts w:ascii="Segoe UI Light" w:hAnsi="Segoe UI Light" w:cs="Segoe UI Light"/>
+        </w:rPr>
+        <w:t>{{/SingleClient}}{{^SingleClient}}</w:t>
+      </w:r>
+      <w:r>
+        <w:rPr>
+          <w:rFonts w:ascii="Segoe UI Light" w:hAnsi="Segoe UI Light" w:cs="Segoe UI Light"/>
+        </w:rPr>
+        <w:t>W</w:t>
+      </w:r>
+      <w:r>
+        <w:rPr>
+          <w:rFonts w:ascii="Segoe UI Light" w:hAnsi="Segoe UI Light" w:cs="Segoe UI Light"/>
+        </w:rPr>
+        <w:t xml:space="preserve">e{{/SingleClient}} </w:t>
+      </w:r>
+      <w:r>
+        <w:rPr>
+          <w:rFonts w:ascii="Segoe UI Light" w:hAnsi="Segoe UI Light" w:cs="Segoe UI Light"/>
+        </w:rPr>
+        <w:t>authorise you to provide representatives Natalino Lidestri, and all staff members of Denaro Wealth Pty Ltd with any information and documentation they require regarding my/our insurance, superannuation and investments.  This will apply to all Staff of Denaro Wealth and those listed below:</w:t>
       </w:r>
     </w:p>
     <w:p>
@@ -19592,21 +19313,67 @@
         <w:rPr>
           <w:rFonts w:ascii="Segoe UI Light" w:hAnsi="Segoe UI Light" w:cs="Segoe UI Light"/>
         </w:rPr>
-        <w:t xml:space="preserve">I/we am/are aware of the provisions of the Privacy Act and release you from those provisions in respect of information provided to Denaro </w:t>
-      </w:r>
-      <w:proofErr w:type="gramStart"/>
-      <w:r>
-        <w:rPr>
-          <w:rFonts w:ascii="Segoe UI Light" w:hAnsi="Segoe UI Light" w:cs="Segoe UI Light"/>
-        </w:rPr>
-        <w:t>Wealth  Pty</w:t>
-      </w:r>
-      <w:proofErr w:type="gramEnd"/>
-      <w:r>
-        <w:rPr>
-          <w:rFonts w:ascii="Segoe UI Light" w:hAnsi="Segoe UI Light" w:cs="Segoe UI Light"/>
-        </w:rPr>
-        <w:t xml:space="preserve"> Ltd and its representatives.</w:t>
+        <w:t>{{#SingleClient}}</w:t>
+      </w:r>
+      <w:r>
+        <w:rPr>
+          <w:rFonts w:ascii="Segoe UI Light" w:hAnsi="Segoe UI Light" w:cs="Segoe UI Light"/>
+        </w:rPr>
+        <w:t>I</w:t>
+      </w:r>
+      <w:r>
+        <w:rPr>
+          <w:rFonts w:ascii="Segoe UI Light" w:hAnsi="Segoe UI Light" w:cs="Segoe UI Light"/>
+        </w:rPr>
+        <w:t>{{/SingleClient}}{{^SingleClient}}</w:t>
+      </w:r>
+      <w:r>
+        <w:rPr>
+          <w:rFonts w:ascii="Segoe UI Light" w:hAnsi="Segoe UI Light" w:cs="Segoe UI Light"/>
+        </w:rPr>
+        <w:t>W</w:t>
+      </w:r>
+      <w:r>
+        <w:rPr>
+          <w:rFonts w:ascii="Segoe UI Light" w:hAnsi="Segoe UI Light" w:cs="Segoe UI Light"/>
+        </w:rPr>
+        <w:t xml:space="preserve">e{{/SingleClient}} </w:t>
+      </w:r>
+      <w:r>
+        <w:rPr>
+          <w:rFonts w:ascii="Segoe UI Light" w:hAnsi="Segoe UI Light" w:cs="Segoe UI Light"/>
+        </w:rPr>
+        <w:t>{{#SingleClient}}</w:t>
+      </w:r>
+      <w:r>
+        <w:rPr>
+          <w:rFonts w:ascii="Segoe UI Light" w:hAnsi="Segoe UI Light" w:cs="Segoe UI Light"/>
+        </w:rPr>
+        <w:t>am</w:t>
+      </w:r>
+      <w:r>
+        <w:rPr>
+          <w:rFonts w:ascii="Segoe UI Light" w:hAnsi="Segoe UI Light" w:cs="Segoe UI Light"/>
+        </w:rPr>
+        <w:t>{{/SingleClient}}{{^SingleClient}}</w:t>
+      </w:r>
+      <w:r>
+        <w:rPr>
+          <w:rFonts w:ascii="Segoe UI Light" w:hAnsi="Segoe UI Light" w:cs="Segoe UI Light"/>
+        </w:rPr>
+        <w:t>are</w:t>
+      </w:r>
+      <w:r>
+        <w:rPr>
+          <w:rFonts w:ascii="Segoe UI Light" w:hAnsi="Segoe UI Light" w:cs="Segoe UI Light"/>
+        </w:rPr>
+        <w:t>{{/SingleClient}}</w:t>
+      </w:r>
+      <w:r>
+        <w:rPr>
+          <w:rFonts w:ascii="Segoe UI Light" w:hAnsi="Segoe UI Light" w:cs="Segoe UI Light"/>
+        </w:rPr>
+        <w:t xml:space="preserve"> aware of the provisions of the Privacy Act and release you from those provisions in respect of information provided to Denaro Wealth  Pty Ltd and its representatives.</w:t>
       </w:r>
     </w:p>
     <w:p>
@@ -19648,54 +19415,19 @@
               <w:bottom w:val="single" w:sz="4" w:space="0" w:color="B7B9DA"/>
               <w:right w:val="single" w:sz="4" w:space="0" w:color="595959" w:themeColor="text1" w:themeTint="A6"/>
             </w:tcBorders>
-            <w:vAlign w:val="bottom"/>
+            <w:vAlign w:val="center"/>
             <w:hideMark/>
           </w:tcPr>
           <w:p>
             <w:pPr>
               <w:suppressAutoHyphens w:val="0"/>
               <w:spacing w:line="240" w:lineRule="auto"/>
-              <w:rPr>
-                <w:rFonts w:ascii="Segoe UI Light" w:hAnsi="Segoe UI Light" w:cs="Segoe UI Light"/>
-                <w:b/>
-              </w:rPr>
-            </w:pPr>
-            <w:r>
-              <w:rPr>
-                <w:rFonts w:ascii="Segoe UI Light" w:hAnsi="Segoe UI Light" w:cs="Segoe UI Light"/>
-              </w:rPr>
-              <w:t>O</w:t>
-            </w:r>
-            <w:r>
-              <w:rPr>
-                <w:rFonts w:ascii="Segoe UI Light" w:hAnsi="Segoe UI Light" w:cs="Segoe UI Light"/>
-              </w:rPr>
-              <w:tab/>
-            </w:r>
-            <w:r>
-              <w:rPr>
-                <w:rFonts w:ascii="Segoe UI Light" w:hAnsi="Segoe UI Light" w:cs="Segoe UI Light"/>
-              </w:rPr>
-              <w:tab/>
-            </w:r>
-            <w:r>
-              <w:rPr>
-                <w:rFonts w:ascii="Segoe UI Light" w:hAnsi="Segoe UI Light" w:cs="Segoe UI Light"/>
-              </w:rPr>
-              <w:tab/>
-            </w:r>
-            <w:r>
-              <w:rPr>
-                <w:rFonts w:ascii="Segoe UI Light" w:hAnsi="Segoe UI Light" w:cs="Segoe UI Light"/>
-              </w:rPr>
-              <w:tab/>
-            </w:r>
-            <w:r>
-              <w:rPr>
-                <w:rFonts w:ascii="Segoe UI Light" w:hAnsi="Segoe UI Light" w:cs="Segoe UI Light"/>
-              </w:rPr>
-              <w:tab/>
-            </w:r>
+              <w:jc w:val="center"/>
+              <w:rPr>
+                <w:rFonts w:ascii="Segoe UI Light" w:hAnsi="Segoe UI Light" w:cs="Segoe UI Light"/>
+                <w:b/>
+              </w:rPr>
+            </w:pPr>
             <w:r>
               <w:rPr>
                 <w:rFonts w:ascii="Segoe UI Light" w:hAnsi="Segoe UI Light" w:cs="Segoe UI Light"/>
@@ -19703,7 +19435,6 @@
               </w:rPr>
               <w:t>{{</w:t>
             </w:r>
-            <w:proofErr w:type="spellStart"/>
             <w:r>
               <w:rPr>
                 <w:rFonts w:ascii="Segoe UI Light" w:hAnsi="Segoe UI Light" w:cs="Segoe UI Light"/>
@@ -19716,15 +19447,7 @@
                 <w:rFonts w:ascii="Segoe UI Light" w:hAnsi="Segoe UI Light" w:cs="Segoe UI Light"/>
                 <w:b/>
               </w:rPr>
-              <w:t>Preferred</w:t>
-            </w:r>
-            <w:proofErr w:type="spellEnd"/>
-            <w:r>
-              <w:rPr>
-                <w:rFonts w:ascii="Segoe UI Light" w:hAnsi="Segoe UI Light" w:cs="Segoe UI Light"/>
-                <w:b/>
-              </w:rPr>
-              <w:t>}}</w:t>
+              <w:t>Preferred}}</w:t>
             </w:r>
           </w:p>
         </w:tc>
@@ -19754,7 +19477,6 @@
               </w:rPr>
               <w:t>{{</w:t>
             </w:r>
-            <w:proofErr w:type="spellStart"/>
             <w:r>
               <w:rPr>
                 <w:rFonts w:ascii="Segoe UI Light" w:hAnsi="Segoe UI Light" w:cs="Segoe UI Light"/>
@@ -19764,7 +19486,6 @@
               </w:rPr>
               <w:t>downloadDate</w:t>
             </w:r>
-            <w:proofErr w:type="spellEnd"/>
             <w:r>
               <w:rPr>
                 <w:rFonts w:ascii="Segoe UI Light" w:hAnsi="Segoe UI Light" w:cs="Segoe UI Light"/>
@@ -19970,7 +19691,6 @@
                 <w:rFonts w:ascii="Segoe UI Light" w:hAnsi="Segoe UI Light" w:cs="Segoe UI Light"/>
                 <w:b/>
               </w:rPr>
-              <w:lastRenderedPageBreak/>
               <w:t>Business:</w:t>
             </w:r>
           </w:p>
@@ -20277,15 +19997,7 @@
               <w:t xml:space="preserve">Email: </w:t>
             </w:r>
             <w:r>
-              <w:t>{{</w:t>
-            </w:r>
-            <w:proofErr w:type="spellStart"/>
-            <w:r>
-              <w:t>adviserEmail</w:t>
-            </w:r>
-            <w:proofErr w:type="spellEnd"/>
-            <w:r>
-              <w:t>}}</w:t>
+              <w:t>{{adviserEmail}}</w:t>
             </w:r>
           </w:p>
         </w:tc>
@@ -20295,6 +20007,7 @@
       <w:pPr>
         <w:jc w:val="both"/>
         <w:rPr>
+          <w:rFonts w:ascii="Segoe UI Light" w:hAnsi="Segoe UI Light" w:cs="Segoe UI Light"/>
           <w:bCs/>
         </w:rPr>
       </w:pPr>
@@ -20306,13 +20019,10 @@
         <w:t>{{/</w:t>
       </w:r>
       <w:r>
-        <w:t>partner</w:t>
-      </w:r>
-      <w:r>
         <w:rPr>
           <w:lang w:val="en-US"/>
         </w:rPr>
-        <w:t>Annuities</w:t>
+        <w:t>partnerAccountBasedPensions</w:t>
       </w:r>
       <w:r>
         <w:rPr>
@@ -20337,20 +20047,15 @@
         </w:rPr>
         <w:t>{{#</w:t>
       </w:r>
-      <w:proofErr w:type="spellStart"/>
+      <w:r>
+        <w:t>partner</w:t>
+      </w:r>
       <w:r>
         <w:rPr>
           <w:lang w:val="en-US"/>
         </w:rPr>
-        <w:t>joint</w:t>
-      </w:r>
-      <w:r>
-        <w:rPr>
-          <w:lang w:val="en-US"/>
-        </w:rPr>
-        <w:t>PlatFromInvestment</w:t>
-      </w:r>
-      <w:proofErr w:type="spellEnd"/>
+        <w:t>Annuities</w:t>
+      </w:r>
       <w:r>
         <w:rPr>
           <w:rFonts w:ascii="Segoe UI Light" w:hAnsi="Segoe UI Light" w:cs="Segoe UI Light"/>
@@ -20568,15 +20273,12 @@
               </w:rPr>
               <w:t>{{</w:t>
             </w:r>
-            <w:proofErr w:type="spellStart"/>
-            <w:r>
-              <w:rPr>
-                <w:rFonts w:ascii="Segoe UI Light" w:hAnsi="Segoe UI Light" w:cs="Segoe UI Light"/>
-                <w:bCs/>
-              </w:rPr>
-              <w:t>platformName</w:t>
-            </w:r>
-            <w:proofErr w:type="spellEnd"/>
+            <w:r>
+              <w:rPr>
+                <w:rFonts w:ascii="Segoe UI Light" w:hAnsi="Segoe UI Light" w:cs="Segoe UI Light"/>
+              </w:rPr>
+              <w:t>productProvider</w:t>
+            </w:r>
             <w:r>
               <w:rPr>
                 <w:rFonts w:ascii="Segoe UI Light" w:hAnsi="Segoe UI Light" w:cs="Segoe UI Light"/>
@@ -20648,7 +20350,7 @@
                 <w:rFonts w:ascii="Segoe UI Light" w:hAnsi="Segoe UI Light" w:cs="Segoe UI Light"/>
                 <w:bCs/>
               </w:rPr>
-              <w:t>Platform investments</w:t>
+              <w:t>Annuity</w:t>
             </w:r>
           </w:p>
         </w:tc>
@@ -20750,44 +20452,19 @@
               </w:rPr>
               <w:t>{{</w:t>
             </w:r>
-            <w:proofErr w:type="spellStart"/>
             <w:r>
               <w:rPr>
                 <w:rFonts w:ascii="Segoe UI Light" w:hAnsi="Segoe UI Light" w:cs="Segoe UI Light"/>
                 <w:bCs/>
               </w:rPr>
-              <w:t>clientPreferred</w:t>
-            </w:r>
-            <w:proofErr w:type="spellEnd"/>
+              <w:t>partner</w:t>
+            </w:r>
             <w:r>
               <w:rPr>
                 <w:rFonts w:ascii="Segoe UI Light" w:hAnsi="Segoe UI Light" w:cs="Segoe UI Light"/>
                 <w:bCs/>
               </w:rPr>
-              <w:t>}}</w:t>
-            </w:r>
-            <w:r>
-              <w:rPr>
-                <w:rFonts w:ascii="Segoe UI Light" w:hAnsi="Segoe UI Light" w:cs="Segoe UI Light"/>
-                <w:bCs/>
-              </w:rPr>
-              <w:t xml:space="preserve"> &amp; {{</w:t>
-            </w:r>
-            <w:proofErr w:type="spellStart"/>
-            <w:r>
-              <w:rPr>
-                <w:rFonts w:ascii="Segoe UI Light" w:hAnsi="Segoe UI Light" w:cs="Segoe UI Light"/>
-                <w:bCs/>
-              </w:rPr>
-              <w:t>partnerPreferred</w:t>
-            </w:r>
-            <w:proofErr w:type="spellEnd"/>
-            <w:r>
-              <w:rPr>
-                <w:rFonts w:ascii="Segoe UI Light" w:hAnsi="Segoe UI Light" w:cs="Segoe UI Light"/>
-                <w:bCs/>
-              </w:rPr>
-              <w:t>}}</w:t>
+              <w:t>Preferred}}</w:t>
             </w:r>
           </w:p>
         </w:tc>
@@ -20822,7 +20499,7 @@
         </w:tc>
         <w:tc>
           <w:tcPr>
-            <w:tcW w:w="1666" w:type="pct"/>
+            <w:tcW w:w="1667" w:type="pct"/>
             <w:tcBorders>
               <w:top w:val="single" w:sz="4" w:space="0" w:color="auto"/>
               <w:left w:val="single" w:sz="4" w:space="0" w:color="auto"/>
@@ -20845,12 +20522,12 @@
               </w:rPr>
               <w:t>{{</w:t>
             </w:r>
-            <w:proofErr w:type="spellStart"/>
-            <w:r>
-              <w:rPr>
-                <w:rFonts w:ascii="Segoe UI Light" w:hAnsi="Segoe UI Light" w:cs="Segoe UI Light"/>
-              </w:rPr>
-              <w:t>client</w:t>
+            <w:r>
+              <w:rPr>
+                <w:rFonts w:ascii="Segoe UI Light" w:hAnsi="Segoe UI Light" w:cs="Segoe UI Light"/>
+                <w:bCs/>
+              </w:rPr>
+              <w:t>partner</w:t>
             </w:r>
             <w:r>
               <w:rPr>
@@ -20865,7 +20542,6 @@
               </w:rPr>
               <w:t>ob</w:t>
             </w:r>
-            <w:proofErr w:type="spellEnd"/>
             <w:r>
               <w:rPr>
                 <w:rFonts w:ascii="Segoe UI Light" w:hAnsi="Segoe UI Light" w:cs="Segoe UI Light"/>
@@ -20979,12 +20655,12 @@
               </w:rPr>
               <w:t>{{</w:t>
             </w:r>
-            <w:proofErr w:type="spellStart"/>
-            <w:r>
-              <w:rPr>
-                <w:rFonts w:ascii="Segoe UI Light" w:hAnsi="Segoe UI Light" w:cs="Segoe UI Light"/>
-              </w:rPr>
-              <w:t>client</w:t>
+            <w:r>
+              <w:rPr>
+                <w:rFonts w:ascii="Segoe UI Light" w:hAnsi="Segoe UI Light" w:cs="Segoe UI Light"/>
+                <w:bCs/>
+              </w:rPr>
+              <w:t>partner</w:t>
             </w:r>
             <w:r>
               <w:rPr>
@@ -20999,7 +20675,6 @@
               </w:rPr>
               <w:t>omeAddress</w:t>
             </w:r>
-            <w:proofErr w:type="spellEnd"/>
             <w:r>
               <w:rPr>
                 <w:rFonts w:ascii="Segoe UI Light" w:hAnsi="Segoe UI Light" w:cs="Segoe UI Light"/>
@@ -21042,12 +20717,12 @@
               </w:rPr>
               <w:t>{{</w:t>
             </w:r>
-            <w:proofErr w:type="spellStart"/>
-            <w:r>
-              <w:rPr>
-                <w:rFonts w:ascii="Segoe UI Light" w:hAnsi="Segoe UI Light" w:cs="Segoe UI Light"/>
-              </w:rPr>
-              <w:t>client</w:t>
+            <w:r>
+              <w:rPr>
+                <w:rFonts w:ascii="Segoe UI Light" w:hAnsi="Segoe UI Light" w:cs="Segoe UI Light"/>
+                <w:bCs/>
+              </w:rPr>
+              <w:t>partner</w:t>
             </w:r>
             <w:r>
               <w:rPr>
@@ -21062,7 +20737,6 @@
               </w:rPr>
               <w:t>obile</w:t>
             </w:r>
-            <w:proofErr w:type="spellEnd"/>
             <w:r>
               <w:rPr>
                 <w:rFonts w:ascii="Segoe UI Light" w:hAnsi="Segoe UI Light" w:cs="Segoe UI Light"/>
@@ -21102,7 +20776,7 @@
         </w:tc>
         <w:tc>
           <w:tcPr>
-            <w:tcW w:w="1666" w:type="pct"/>
+            <w:tcW w:w="1667" w:type="pct"/>
             <w:tcBorders>
               <w:top w:val="single" w:sz="4" w:space="0" w:color="auto"/>
               <w:left w:val="single" w:sz="4" w:space="0" w:color="auto"/>
@@ -21126,16 +20800,13 @@
               </w:rPr>
               <w:t>{{</w:t>
             </w:r>
-            <w:proofErr w:type="spellStart"/>
             <w:r>
               <w:rPr>
                 <w:rFonts w:ascii="Segoe UI Light" w:eastAsia="Times New Roman" w:hAnsi="Segoe UI Light" w:cs="Segoe UI Light"/>
-                <w:bCs/>
                 <w:lang w:eastAsia="en-AU"/>
               </w:rPr>
               <w:t>accountNumber</w:t>
             </w:r>
-            <w:proofErr w:type="spellEnd"/>
             <w:r>
               <w:rPr>
                 <w:rFonts w:ascii="Segoe UI Light" w:hAnsi="Segoe UI Light" w:cs="Segoe UI Light"/>
@@ -21212,7 +20883,43 @@
         <w:rPr>
           <w:rFonts w:ascii="Segoe UI Light" w:hAnsi="Segoe UI Light" w:cs="Segoe UI Light"/>
         </w:rPr>
-        <w:t>I/we authorise you to provide representatives Natalino Lidestri, and all staff members of Denaro Wealth Pty Ltd with any information and documentation they require regarding my/our insurance, superannuation and investments.  This will apply to all Staff of Denaro Wealth and those listed below:</w:t>
+        <w:t>{{#SingleClient}}</w:t>
+      </w:r>
+      <w:r>
+        <w:rPr>
+          <w:rFonts w:ascii="Segoe UI Light" w:hAnsi="Segoe UI Light" w:cs="Segoe UI Light"/>
+        </w:rPr>
+        <w:t>I</w:t>
+      </w:r>
+      <w:r>
+        <w:rPr>
+          <w:rFonts w:ascii="Segoe UI Light" w:hAnsi="Segoe UI Light" w:cs="Segoe UI Light"/>
+        </w:rPr>
+        <w:t>{{/SingleClient}}{{^SingleClient}}</w:t>
+      </w:r>
+      <w:r>
+        <w:rPr>
+          <w:rFonts w:ascii="Segoe UI Light" w:hAnsi="Segoe UI Light" w:cs="Segoe UI Light"/>
+        </w:rPr>
+        <w:t>W</w:t>
+      </w:r>
+      <w:r>
+        <w:rPr>
+          <w:rFonts w:ascii="Segoe UI Light" w:hAnsi="Segoe UI Light" w:cs="Segoe UI Light"/>
+        </w:rPr>
+        <w:t>e{{/SingleClient}}</w:t>
+      </w:r>
+      <w:r>
+        <w:rPr>
+          <w:rFonts w:ascii="Segoe UI Light" w:hAnsi="Segoe UI Light" w:cs="Segoe UI Light"/>
+        </w:rPr>
+        <w:t xml:space="preserve"> </w:t>
+      </w:r>
+      <w:r>
+        <w:rPr>
+          <w:rFonts w:ascii="Segoe UI Light" w:hAnsi="Segoe UI Light" w:cs="Segoe UI Light"/>
+        </w:rPr>
+        <w:t>authorise you to provide representatives Natalino Lidestri, and all staff members of Denaro Wealth Pty Ltd with any information and documentation they require regarding my/our insurance, superannuation and investments.  This will apply to all Staff of Denaro Wealth and those listed below:</w:t>
       </w:r>
     </w:p>
     <w:p>
@@ -21648,21 +21355,73 @@
         <w:rPr>
           <w:rFonts w:ascii="Segoe UI Light" w:hAnsi="Segoe UI Light" w:cs="Segoe UI Light"/>
         </w:rPr>
-        <w:t xml:space="preserve">I/we am/are aware of the provisions of the Privacy Act and release you from those provisions in respect of information provided to Denaro </w:t>
-      </w:r>
-      <w:proofErr w:type="gramStart"/>
-      <w:r>
-        <w:rPr>
-          <w:rFonts w:ascii="Segoe UI Light" w:hAnsi="Segoe UI Light" w:cs="Segoe UI Light"/>
-        </w:rPr>
-        <w:t>Wealth  Pty</w:t>
-      </w:r>
-      <w:proofErr w:type="gramEnd"/>
-      <w:r>
-        <w:rPr>
-          <w:rFonts w:ascii="Segoe UI Light" w:hAnsi="Segoe UI Light" w:cs="Segoe UI Light"/>
-        </w:rPr>
-        <w:t xml:space="preserve"> Ltd and its representatives.</w:t>
+        <w:t>{{#SingleClient}}</w:t>
+      </w:r>
+      <w:r>
+        <w:rPr>
+          <w:rFonts w:ascii="Segoe UI Light" w:hAnsi="Segoe UI Light" w:cs="Segoe UI Light"/>
+        </w:rPr>
+        <w:t>I</w:t>
+      </w:r>
+      <w:r>
+        <w:rPr>
+          <w:rFonts w:ascii="Segoe UI Light" w:hAnsi="Segoe UI Light" w:cs="Segoe UI Light"/>
+        </w:rPr>
+        <w:t>{{/SingleClient}}{{^SingleClient}}</w:t>
+      </w:r>
+      <w:r>
+        <w:rPr>
+          <w:rFonts w:ascii="Segoe UI Light" w:hAnsi="Segoe UI Light" w:cs="Segoe UI Light"/>
+        </w:rPr>
+        <w:t>W</w:t>
+      </w:r>
+      <w:r>
+        <w:rPr>
+          <w:rFonts w:ascii="Segoe UI Light" w:hAnsi="Segoe UI Light" w:cs="Segoe UI Light"/>
+        </w:rPr>
+        <w:t xml:space="preserve">e{{/SingleClient}} </w:t>
+      </w:r>
+      <w:r>
+        <w:rPr>
+          <w:rFonts w:ascii="Segoe UI Light" w:hAnsi="Segoe UI Light" w:cs="Segoe UI Light"/>
+        </w:rPr>
+        <w:t>{{#SingleClient}}</w:t>
+      </w:r>
+      <w:r>
+        <w:rPr>
+          <w:rFonts w:ascii="Segoe UI Light" w:hAnsi="Segoe UI Light" w:cs="Segoe UI Light"/>
+        </w:rPr>
+        <w:t>am</w:t>
+      </w:r>
+      <w:r>
+        <w:rPr>
+          <w:rFonts w:ascii="Segoe UI Light" w:hAnsi="Segoe UI Light" w:cs="Segoe UI Light"/>
+        </w:rPr>
+        <w:t>{{/SingleClient}}{{^SingleClient}}</w:t>
+      </w:r>
+      <w:r>
+        <w:rPr>
+          <w:rFonts w:ascii="Segoe UI Light" w:hAnsi="Segoe UI Light" w:cs="Segoe UI Light"/>
+        </w:rPr>
+        <w:t>are</w:t>
+      </w:r>
+      <w:r>
+        <w:rPr>
+          <w:rFonts w:ascii="Segoe UI Light" w:hAnsi="Segoe UI Light" w:cs="Segoe UI Light"/>
+        </w:rPr>
+        <w:t>{{/SingleClient}}</w:t>
+      </w:r>
+      <w:r>
+        <w:rPr>
+          <w:rFonts w:ascii="Segoe UI Light" w:hAnsi="Segoe UI Light" w:cs="Segoe UI Light"/>
+        </w:rPr>
+        <w:t xml:space="preserve"> </w:t>
+      </w:r>
+      <w:r>
+        <w:rPr>
+          <w:rFonts w:ascii="Segoe UI Light" w:hAnsi="Segoe UI Light" w:cs="Segoe UI Light"/>
+        </w:rPr>
+        <w:t>aware of the provisions of the Privacy Act and release you from those provisions in respect of information provided to Denaro Wealth  Pty Ltd and its representatives.</w:t>
       </w:r>
     </w:p>
     <w:p>
@@ -21704,42 +21463,19 @@
               <w:bottom w:val="single" w:sz="4" w:space="0" w:color="B7B9DA"/>
               <w:right w:val="single" w:sz="4" w:space="0" w:color="595959" w:themeColor="text1" w:themeTint="A6"/>
             </w:tcBorders>
-            <w:vAlign w:val="bottom"/>
+            <w:vAlign w:val="center"/>
             <w:hideMark/>
           </w:tcPr>
           <w:p>
             <w:pPr>
               <w:suppressAutoHyphens w:val="0"/>
               <w:spacing w:line="240" w:lineRule="auto"/>
-              <w:rPr>
-                <w:rFonts w:ascii="Segoe UI Light" w:hAnsi="Segoe UI Light" w:cs="Segoe UI Light"/>
-                <w:b/>
-              </w:rPr>
-            </w:pPr>
-            <w:r>
-              <w:rPr>
-                <w:rFonts w:ascii="Segoe UI Light" w:hAnsi="Segoe UI Light" w:cs="Segoe UI Light"/>
-              </w:rPr>
-              <w:t>O</w:t>
-            </w:r>
-            <w:r>
-              <w:rPr>
-                <w:rFonts w:ascii="Segoe UI Light" w:hAnsi="Segoe UI Light" w:cs="Segoe UI Light"/>
-              </w:rPr>
-              <w:tab/>
-            </w:r>
-            <w:r>
-              <w:rPr>
-                <w:rFonts w:ascii="Segoe UI Light" w:hAnsi="Segoe UI Light" w:cs="Segoe UI Light"/>
-              </w:rPr>
-              <w:tab/>
-            </w:r>
-            <w:r>
-              <w:rPr>
-                <w:rFonts w:ascii="Segoe UI Light" w:hAnsi="Segoe UI Light" w:cs="Segoe UI Light"/>
-              </w:rPr>
-              <w:tab/>
-            </w:r>
+              <w:jc w:val="center"/>
+              <w:rPr>
+                <w:rFonts w:ascii="Segoe UI Light" w:hAnsi="Segoe UI Light" w:cs="Segoe UI Light"/>
+                <w:b/>
+              </w:rPr>
+            </w:pPr>
             <w:r>
               <w:rPr>
                 <w:rFonts w:ascii="Segoe UI Light" w:hAnsi="Segoe UI Light" w:cs="Segoe UI Light"/>
@@ -21747,37 +21483,19 @@
               </w:rPr>
               <w:t>{{</w:t>
             </w:r>
-            <w:proofErr w:type="spellStart"/>
-            <w:r>
-              <w:rPr>
-                <w:rFonts w:ascii="Segoe UI Light" w:hAnsi="Segoe UI Light" w:cs="Segoe UI Light"/>
-                <w:b/>
-              </w:rPr>
-              <w:t>clientPreferred</w:t>
-            </w:r>
-            <w:proofErr w:type="spellEnd"/>
-            <w:r>
-              <w:rPr>
-                <w:rFonts w:ascii="Segoe UI Light" w:hAnsi="Segoe UI Light" w:cs="Segoe UI Light"/>
-                <w:b/>
-              </w:rPr>
-              <w:t>}} &amp; {{</w:t>
-            </w:r>
-            <w:proofErr w:type="spellStart"/>
-            <w:r>
-              <w:rPr>
-                <w:rFonts w:ascii="Segoe UI Light" w:hAnsi="Segoe UI Light" w:cs="Segoe UI Light"/>
-                <w:b/>
-              </w:rPr>
-              <w:t>partnerPreferred</w:t>
-            </w:r>
-            <w:proofErr w:type="spellEnd"/>
-            <w:r>
-              <w:rPr>
-                <w:rFonts w:ascii="Segoe UI Light" w:hAnsi="Segoe UI Light" w:cs="Segoe UI Light"/>
-                <w:b/>
-              </w:rPr>
-              <w:t>}}</w:t>
+            <w:r>
+              <w:rPr>
+                <w:rFonts w:ascii="Segoe UI Light" w:hAnsi="Segoe UI Light" w:cs="Segoe UI Light"/>
+                <w:b/>
+              </w:rPr>
+              <w:t>partner</w:t>
+            </w:r>
+            <w:r>
+              <w:rPr>
+                <w:rFonts w:ascii="Segoe UI Light" w:hAnsi="Segoe UI Light" w:cs="Segoe UI Light"/>
+                <w:b/>
+              </w:rPr>
+              <w:t>Preferred}}</w:t>
             </w:r>
           </w:p>
         </w:tc>
@@ -21807,7 +21525,6 @@
               </w:rPr>
               <w:t>{{</w:t>
             </w:r>
-            <w:proofErr w:type="spellStart"/>
             <w:r>
               <w:rPr>
                 <w:rFonts w:ascii="Segoe UI Light" w:hAnsi="Segoe UI Light" w:cs="Segoe UI Light"/>
@@ -21817,7 +21534,6 @@
               </w:rPr>
               <w:t>downloadDate</w:t>
             </w:r>
-            <w:proofErr w:type="spellEnd"/>
             <w:r>
               <w:rPr>
                 <w:rFonts w:ascii="Segoe UI Light" w:hAnsi="Segoe UI Light" w:cs="Segoe UI Light"/>
@@ -22023,7 +21739,6 @@
                 <w:rFonts w:ascii="Segoe UI Light" w:hAnsi="Segoe UI Light" w:cs="Segoe UI Light"/>
                 <w:b/>
               </w:rPr>
-              <w:lastRenderedPageBreak/>
               <w:t>Business:</w:t>
             </w:r>
           </w:p>
@@ -22184,7 +21899,6 @@
                 <w:b/>
                 <w:bCs/>
               </w:rPr>
-              <w:lastRenderedPageBreak/>
               <w:t>84 Hotham Street Preston VIC 3072</w:t>
             </w:r>
           </w:p>
@@ -22331,15 +22045,7 @@
               <w:t xml:space="preserve">Email: </w:t>
             </w:r>
             <w:r>
-              <w:t>{{</w:t>
-            </w:r>
-            <w:proofErr w:type="spellStart"/>
-            <w:r>
-              <w:t>adviserEmail</w:t>
-            </w:r>
-            <w:proofErr w:type="spellEnd"/>
-            <w:r>
-              <w:t>}}</w:t>
+              <w:t>{{adviserEmail}}</w:t>
             </w:r>
           </w:p>
         </w:tc>
@@ -22360,20 +22066,15 @@
         </w:rPr>
         <w:t>{{/</w:t>
       </w:r>
-      <w:proofErr w:type="spellStart"/>
+      <w:r>
+        <w:t>partner</w:t>
+      </w:r>
       <w:r>
         <w:rPr>
           <w:lang w:val="en-US"/>
         </w:rPr>
-        <w:t>joint</w:t>
-      </w:r>
-      <w:r>
-        <w:rPr>
-          <w:lang w:val="en-US"/>
-        </w:rPr>
-        <w:t>PlatFromInvestment</w:t>
-      </w:r>
-      <w:proofErr w:type="spellEnd"/>
+        <w:t>Annuities</w:t>
+      </w:r>
       <w:r>
         <w:rPr>
           <w:rFonts w:ascii="Segoe UI Light" w:hAnsi="Segoe UI Light" w:cs="Segoe UI Light"/>
@@ -22386,25 +22087,27 @@
       <w:pPr>
         <w:jc w:val="both"/>
         <w:rPr>
-          <w:rFonts w:ascii="Segoe UI Light" w:hAnsi="Segoe UI Light" w:cs="Segoe UI Light"/>
-          <w:bCs/>
-        </w:rPr>
-      </w:pPr>
-      <w:r>
-        <w:rPr>
-          <w:rFonts w:ascii="Segoe UI Light" w:hAnsi="Segoe UI Light" w:cs="Segoe UI Light"/>
-          <w:bCs/>
+          <w:lang w:val="en-US"/>
+        </w:rPr>
+      </w:pPr>
+      <w:r>
+        <w:rPr>
+          <w:lang w:val="en-US"/>
         </w:rPr>
         <w:t>{{#</w:t>
       </w:r>
-      <w:proofErr w:type="spellStart"/>
       <w:r>
         <w:rPr>
           <w:lang w:val="en-US"/>
         </w:rPr>
-        <w:t>jointInvestmentBond</w:t>
-      </w:r>
-      <w:proofErr w:type="spellEnd"/>
+        <w:t>partner</w:t>
+      </w:r>
+      <w:r>
+        <w:rPr>
+          <w:lang w:val="en-US"/>
+        </w:rPr>
+        <w:t>LifeTPDTraumaAuthArray</w:t>
+      </w:r>
       <w:r>
         <w:rPr>
           <w:rFonts w:ascii="Segoe UI Light" w:hAnsi="Segoe UI Light" w:cs="Segoe UI Light"/>
@@ -22612,7 +22315,7 @@
               <w:spacing w:line="240" w:lineRule="auto"/>
               <w:rPr>
                 <w:rFonts w:ascii="Segoe UI Light" w:hAnsi="Segoe UI Light" w:cs="Segoe UI Light"/>
-                <w:b/>
+                <w:lang w:val="en-US"/>
               </w:rPr>
             </w:pPr>
             <w:r>
@@ -22622,15 +22325,13 @@
               </w:rPr>
               <w:t>{{</w:t>
             </w:r>
-            <w:proofErr w:type="spellStart"/>
-            <w:r>
-              <w:rPr>
-                <w:rFonts w:ascii="Segoe UI Light" w:hAnsi="Segoe UI Light" w:cs="Segoe UI Light"/>
-                <w:bCs/>
-              </w:rPr>
-              <w:t>platformName</w:t>
-            </w:r>
-            <w:proofErr w:type="spellEnd"/>
+            <w:r>
+              <w:rPr>
+                <w:rFonts w:ascii="Segoe UI Light" w:hAnsi="Segoe UI Light" w:cs="Segoe UI Light"/>
+                <w:lang w:val="en-US"/>
+              </w:rPr>
+              <w:t>provider</w:t>
+            </w:r>
             <w:r>
               <w:rPr>
                 <w:rFonts w:ascii="Segoe UI Light" w:hAnsi="Segoe UI Light" w:cs="Segoe UI Light"/>
@@ -22702,7 +22403,2018 @@
                 <w:rFonts w:ascii="Segoe UI Light" w:hAnsi="Segoe UI Light" w:cs="Segoe UI Light"/>
                 <w:bCs/>
               </w:rPr>
-              <w:t xml:space="preserve">Investment Bond  </w:t>
+              <w:t>Insurance</w:t>
+            </w:r>
+          </w:p>
+        </w:tc>
+      </w:tr>
+    </w:tbl>
+    <w:p>
+      <w:pPr>
+        <w:suppressAutoHyphens w:val="0"/>
+        <w:spacing w:line="240" w:lineRule="auto"/>
+        <w:rPr>
+          <w:rFonts w:ascii="Segoe UI Light" w:hAnsi="Segoe UI Light" w:cs="Segoe UI Light"/>
+        </w:rPr>
+      </w:pPr>
+    </w:p>
+    <w:p>
+      <w:pPr>
+        <w:suppressAutoHyphens w:val="0"/>
+        <w:spacing w:line="240" w:lineRule="auto"/>
+        <w:rPr>
+          <w:rFonts w:ascii="Segoe UI Light" w:hAnsi="Segoe UI Light" w:cs="Segoe UI Light"/>
+        </w:rPr>
+      </w:pPr>
+    </w:p>
+    <w:tbl>
+      <w:tblPr>
+        <w:tblW w:w="5000" w:type="pct"/>
+        <w:tblBorders>
+          <w:top w:val="single" w:sz="4" w:space="0" w:color="auto"/>
+          <w:left w:val="single" w:sz="4" w:space="0" w:color="auto"/>
+          <w:bottom w:val="single" w:sz="4" w:space="0" w:color="auto"/>
+          <w:right w:val="single" w:sz="4" w:space="0" w:color="auto"/>
+          <w:insideH w:val="single" w:sz="4" w:space="0" w:color="auto"/>
+          <w:insideV w:val="single" w:sz="4" w:space="0" w:color="auto"/>
+        </w:tblBorders>
+        <w:tblLook w:val="01E0" w:firstRow="1" w:lastRow="1" w:firstColumn="1" w:lastColumn="1" w:noHBand="0" w:noVBand="0"/>
+      </w:tblPr>
+      <w:tblGrid>
+        <w:gridCol w:w="1358"/>
+        <w:gridCol w:w="4136"/>
+        <w:gridCol w:w="1476"/>
+        <w:gridCol w:w="3486"/>
+      </w:tblGrid>
+      <w:tr>
+        <w:trPr>
+          <w:trHeight w:val="404"/>
+        </w:trPr>
+        <w:tc>
+          <w:tcPr>
+            <w:tcW w:w="649" w:type="pct"/>
+            <w:tcBorders>
+              <w:top w:val="single" w:sz="4" w:space="0" w:color="auto"/>
+              <w:left w:val="single" w:sz="4" w:space="0" w:color="auto"/>
+              <w:bottom w:val="single" w:sz="4" w:space="0" w:color="auto"/>
+              <w:right w:val="single" w:sz="4" w:space="0" w:color="auto"/>
+            </w:tcBorders>
+            <w:hideMark/>
+          </w:tcPr>
+          <w:p>
+            <w:pPr>
+              <w:suppressAutoHyphens w:val="0"/>
+              <w:spacing w:line="240" w:lineRule="auto"/>
+              <w:rPr>
+                <w:rFonts w:ascii="Segoe UI Light" w:hAnsi="Segoe UI Light" w:cs="Segoe UI Light"/>
+                <w:b/>
+              </w:rPr>
+            </w:pPr>
+            <w:r>
+              <w:rPr>
+                <w:rFonts w:ascii="Segoe UI Light" w:hAnsi="Segoe UI Light" w:cs="Segoe UI Light"/>
+                <w:b/>
+              </w:rPr>
+              <w:t xml:space="preserve">Client </w:t>
+            </w:r>
+          </w:p>
+        </w:tc>
+        <w:tc>
+          <w:tcPr>
+            <w:tcW w:w="1978" w:type="pct"/>
+          </w:tcPr>
+          <w:p>
+            <w:pPr>
+              <w:suppressAutoHyphens w:val="0"/>
+              <w:spacing w:line="240" w:lineRule="auto"/>
+              <w:rPr>
+                <w:rFonts w:ascii="Segoe UI Light" w:hAnsi="Segoe UI Light" w:cs="Segoe UI Light"/>
+                <w:bCs/>
+              </w:rPr>
+            </w:pPr>
+            <w:r>
+              <w:rPr>
+                <w:rFonts w:ascii="Segoe UI Light" w:hAnsi="Segoe UI Light" w:cs="Segoe UI Light"/>
+                <w:bCs/>
+              </w:rPr>
+              <w:t>{{</w:t>
+            </w:r>
+            <w:r>
+              <w:rPr>
+                <w:rFonts w:ascii="Segoe UI Light" w:hAnsi="Segoe UI Light" w:cs="Segoe UI Light"/>
+                <w:bCs/>
+              </w:rPr>
+              <w:t>partner</w:t>
+            </w:r>
+            <w:r>
+              <w:rPr>
+                <w:rFonts w:ascii="Segoe UI Light" w:hAnsi="Segoe UI Light" w:cs="Segoe UI Light"/>
+                <w:bCs/>
+              </w:rPr>
+              <w:t>Preferred}}</w:t>
+            </w:r>
+          </w:p>
+        </w:tc>
+        <w:tc>
+          <w:tcPr>
+            <w:tcW w:w="706" w:type="pct"/>
+            <w:tcBorders>
+              <w:top w:val="single" w:sz="4" w:space="0" w:color="auto"/>
+              <w:left w:val="single" w:sz="4" w:space="0" w:color="auto"/>
+              <w:bottom w:val="single" w:sz="4" w:space="0" w:color="auto"/>
+              <w:right w:val="single" w:sz="4" w:space="0" w:color="auto"/>
+            </w:tcBorders>
+            <w:hideMark/>
+          </w:tcPr>
+          <w:p>
+            <w:pPr>
+              <w:suppressAutoHyphens w:val="0"/>
+              <w:spacing w:line="240" w:lineRule="auto"/>
+              <w:rPr>
+                <w:rFonts w:ascii="Segoe UI Light" w:hAnsi="Segoe UI Light" w:cs="Segoe UI Light"/>
+                <w:b/>
+              </w:rPr>
+            </w:pPr>
+            <w:r>
+              <w:rPr>
+                <w:rFonts w:ascii="Segoe UI Light" w:hAnsi="Segoe UI Light" w:cs="Segoe UI Light"/>
+                <w:b/>
+              </w:rPr>
+              <w:t>Date of birth</w:t>
+            </w:r>
+          </w:p>
+        </w:tc>
+        <w:tc>
+          <w:tcPr>
+            <w:tcW w:w="1667" w:type="pct"/>
+            <w:tcBorders>
+              <w:top w:val="single" w:sz="4" w:space="0" w:color="auto"/>
+              <w:left w:val="single" w:sz="4" w:space="0" w:color="auto"/>
+              <w:bottom w:val="single" w:sz="4" w:space="0" w:color="auto"/>
+              <w:right w:val="single" w:sz="4" w:space="0" w:color="auto"/>
+            </w:tcBorders>
+          </w:tcPr>
+          <w:p>
+            <w:pPr>
+              <w:suppressAutoHyphens w:val="0"/>
+              <w:spacing w:line="240" w:lineRule="auto"/>
+              <w:rPr>
+                <w:rFonts w:ascii="Segoe UI Light" w:hAnsi="Segoe UI Light" w:cs="Segoe UI Light"/>
+                <w:b/>
+              </w:rPr>
+            </w:pPr>
+            <w:r>
+              <w:rPr>
+                <w:rFonts w:ascii="Segoe UI Light" w:hAnsi="Segoe UI Light" w:cs="Segoe UI Light"/>
+              </w:rPr>
+              <w:t>{{</w:t>
+            </w:r>
+            <w:r>
+              <w:rPr>
+                <w:rFonts w:ascii="Segoe UI Light" w:hAnsi="Segoe UI Light" w:cs="Segoe UI Light"/>
+              </w:rPr>
+              <w:t>partnerD</w:t>
+            </w:r>
+            <w:r>
+              <w:rPr>
+                <w:rFonts w:ascii="Segoe UI Light" w:hAnsi="Segoe UI Light" w:cs="Segoe UI Light"/>
+                <w:lang w:val="en-US"/>
+              </w:rPr>
+              <w:t>ob</w:t>
+            </w:r>
+            <w:r>
+              <w:rPr>
+                <w:rFonts w:ascii="Segoe UI Light" w:hAnsi="Segoe UI Light" w:cs="Segoe UI Light"/>
+              </w:rPr>
+              <w:t>}}</w:t>
+            </w:r>
+          </w:p>
+        </w:tc>
+      </w:tr>
+      <w:tr>
+        <w:trPr>
+          <w:trHeight w:val="482"/>
+        </w:trPr>
+        <w:tc>
+          <w:tcPr>
+            <w:tcW w:w="649" w:type="pct"/>
+            <w:tcBorders>
+              <w:top w:val="single" w:sz="4" w:space="0" w:color="auto"/>
+              <w:left w:val="single" w:sz="4" w:space="0" w:color="auto"/>
+              <w:bottom w:val="single" w:sz="4" w:space="0" w:color="auto"/>
+              <w:right w:val="single" w:sz="4" w:space="0" w:color="auto"/>
+            </w:tcBorders>
+          </w:tcPr>
+          <w:p>
+            <w:pPr>
+              <w:suppressAutoHyphens w:val="0"/>
+              <w:spacing w:line="240" w:lineRule="auto"/>
+              <w:rPr>
+                <w:rFonts w:ascii="Segoe UI Light" w:hAnsi="Segoe UI Light" w:cs="Segoe UI Light"/>
+                <w:b/>
+              </w:rPr>
+            </w:pPr>
+            <w:r>
+              <w:rPr>
+                <w:rFonts w:ascii="Segoe UI Light" w:hAnsi="Segoe UI Light" w:cs="Segoe UI Light"/>
+                <w:b/>
+              </w:rPr>
+              <w:t xml:space="preserve">Address </w:t>
+            </w:r>
+          </w:p>
+          <w:p>
+            <w:pPr>
+              <w:suppressAutoHyphens w:val="0"/>
+              <w:spacing w:line="240" w:lineRule="auto"/>
+              <w:rPr>
+                <w:rFonts w:ascii="Segoe UI Light" w:hAnsi="Segoe UI Light" w:cs="Segoe UI Light"/>
+                <w:b/>
+              </w:rPr>
+            </w:pPr>
+          </w:p>
+          <w:p>
+            <w:pPr>
+              <w:suppressAutoHyphens w:val="0"/>
+              <w:spacing w:line="240" w:lineRule="auto"/>
+              <w:rPr>
+                <w:rFonts w:ascii="Segoe UI Light" w:hAnsi="Segoe UI Light" w:cs="Segoe UI Light"/>
+                <w:b/>
+              </w:rPr>
+            </w:pPr>
+          </w:p>
+          <w:p>
+            <w:pPr>
+              <w:suppressAutoHyphens w:val="0"/>
+              <w:spacing w:line="240" w:lineRule="auto"/>
+              <w:rPr>
+                <w:rFonts w:ascii="Segoe UI Light" w:hAnsi="Segoe UI Light" w:cs="Segoe UI Light"/>
+                <w:b/>
+              </w:rPr>
+            </w:pPr>
+            <w:r>
+              <w:rPr>
+                <w:rFonts w:ascii="Segoe UI Light" w:hAnsi="Segoe UI Light" w:cs="Segoe UI Light"/>
+                <w:b/>
+              </w:rPr>
+              <w:t>Contact No:</w:t>
+            </w:r>
+          </w:p>
+          <w:p>
+            <w:pPr>
+              <w:suppressAutoHyphens w:val="0"/>
+              <w:spacing w:line="240" w:lineRule="auto"/>
+              <w:rPr>
+                <w:rFonts w:ascii="Segoe UI Light" w:hAnsi="Segoe UI Light" w:cs="Segoe UI Light"/>
+                <w:b/>
+                <w:bCs/>
+              </w:rPr>
+            </w:pPr>
+          </w:p>
+        </w:tc>
+        <w:tc>
+          <w:tcPr>
+            <w:tcW w:w="1978" w:type="pct"/>
+          </w:tcPr>
+          <w:p>
+            <w:pPr>
+              <w:suppressAutoHyphens w:val="0"/>
+              <w:spacing w:line="240" w:lineRule="auto"/>
+              <w:rPr>
+                <w:rFonts w:ascii="Segoe UI Light" w:hAnsi="Segoe UI Light" w:cs="Segoe UI Light"/>
+              </w:rPr>
+            </w:pPr>
+            <w:r>
+              <w:rPr>
+                <w:rFonts w:ascii="Segoe UI Light" w:hAnsi="Segoe UI Light" w:cs="Segoe UI Light"/>
+              </w:rPr>
+              <w:t>{{</w:t>
+            </w:r>
+            <w:r>
+              <w:rPr>
+                <w:rFonts w:ascii="Segoe UI Light" w:hAnsi="Segoe UI Light" w:cs="Segoe UI Light"/>
+                <w:bCs/>
+              </w:rPr>
+              <w:t>partner</w:t>
+            </w:r>
+            <w:r>
+              <w:rPr>
+                <w:rFonts w:ascii="Segoe UI Light" w:hAnsi="Segoe UI Light" w:cs="Segoe UI Light"/>
+              </w:rPr>
+              <w:t>H</w:t>
+            </w:r>
+            <w:r>
+              <w:rPr>
+                <w:rFonts w:ascii="Segoe UI Light" w:hAnsi="Segoe UI Light" w:cs="Segoe UI Light"/>
+                <w:lang w:val="en-US"/>
+              </w:rPr>
+              <w:t>omeAddress</w:t>
+            </w:r>
+            <w:r>
+              <w:rPr>
+                <w:rFonts w:ascii="Segoe UI Light" w:hAnsi="Segoe UI Light" w:cs="Segoe UI Light"/>
+              </w:rPr>
+              <w:t>}}</w:t>
+            </w:r>
+          </w:p>
+          <w:p>
+            <w:pPr>
+              <w:suppressAutoHyphens w:val="0"/>
+              <w:spacing w:line="240" w:lineRule="auto"/>
+              <w:rPr>
+                <w:rFonts w:ascii="Segoe UI Light" w:hAnsi="Segoe UI Light" w:cs="Segoe UI Light"/>
+                <w:b/>
+              </w:rPr>
+            </w:pPr>
+          </w:p>
+          <w:p>
+            <w:pPr>
+              <w:suppressAutoHyphens w:val="0"/>
+              <w:spacing w:line="240" w:lineRule="auto"/>
+              <w:rPr>
+                <w:rFonts w:ascii="Segoe UI Light" w:hAnsi="Segoe UI Light" w:cs="Segoe UI Light"/>
+                <w:b/>
+              </w:rPr>
+            </w:pPr>
+          </w:p>
+          <w:p>
+            <w:pPr>
+              <w:suppressAutoHyphens w:val="0"/>
+              <w:spacing w:line="240" w:lineRule="auto"/>
+              <w:rPr>
+                <w:rFonts w:ascii="Segoe UI Light" w:hAnsi="Segoe UI Light" w:cs="Segoe UI Light"/>
+              </w:rPr>
+            </w:pPr>
+            <w:r>
+              <w:rPr>
+                <w:rFonts w:ascii="Segoe UI Light" w:hAnsi="Segoe UI Light" w:cs="Segoe UI Light"/>
+              </w:rPr>
+              <w:t>{{</w:t>
+            </w:r>
+            <w:r>
+              <w:rPr>
+                <w:rFonts w:ascii="Segoe UI Light" w:hAnsi="Segoe UI Light" w:cs="Segoe UI Light"/>
+                <w:bCs/>
+              </w:rPr>
+              <w:t>partner</w:t>
+            </w:r>
+            <w:r>
+              <w:rPr>
+                <w:rFonts w:ascii="Segoe UI Light" w:hAnsi="Segoe UI Light" w:cs="Segoe UI Light"/>
+              </w:rPr>
+              <w:t>M</w:t>
+            </w:r>
+            <w:r>
+              <w:rPr>
+                <w:rFonts w:ascii="Segoe UI Light" w:hAnsi="Segoe UI Light" w:cs="Segoe UI Light"/>
+                <w:lang w:val="en-US"/>
+              </w:rPr>
+              <w:t>obile</w:t>
+            </w:r>
+            <w:r>
+              <w:rPr>
+                <w:rFonts w:ascii="Segoe UI Light" w:hAnsi="Segoe UI Light" w:cs="Segoe UI Light"/>
+              </w:rPr>
+              <w:t>}}</w:t>
+            </w:r>
+          </w:p>
+        </w:tc>
+        <w:tc>
+          <w:tcPr>
+            <w:tcW w:w="706" w:type="pct"/>
+            <w:tcBorders>
+              <w:top w:val="single" w:sz="4" w:space="0" w:color="auto"/>
+              <w:left w:val="single" w:sz="4" w:space="0" w:color="auto"/>
+              <w:bottom w:val="single" w:sz="4" w:space="0" w:color="auto"/>
+              <w:right w:val="single" w:sz="4" w:space="0" w:color="auto"/>
+            </w:tcBorders>
+            <w:hideMark/>
+          </w:tcPr>
+          <w:p>
+            <w:pPr>
+              <w:suppressAutoHyphens w:val="0"/>
+              <w:spacing w:line="240" w:lineRule="auto"/>
+              <w:rPr>
+                <w:rFonts w:ascii="Segoe UI Light" w:hAnsi="Segoe UI Light" w:cs="Segoe UI Light"/>
+                <w:b/>
+              </w:rPr>
+            </w:pPr>
+            <w:r>
+              <w:rPr>
+                <w:rFonts w:ascii="Segoe UI Light" w:hAnsi="Segoe UI Light" w:cs="Segoe UI Light"/>
+                <w:b/>
+              </w:rPr>
+              <w:t xml:space="preserve">Account/Policy number </w:t>
+            </w:r>
+          </w:p>
+        </w:tc>
+        <w:tc>
+          <w:tcPr>
+            <w:tcW w:w="1667" w:type="pct"/>
+            <w:tcBorders>
+              <w:top w:val="single" w:sz="4" w:space="0" w:color="auto"/>
+              <w:left w:val="single" w:sz="4" w:space="0" w:color="auto"/>
+              <w:bottom w:val="single" w:sz="4" w:space="0" w:color="auto"/>
+              <w:right w:val="single" w:sz="4" w:space="0" w:color="auto"/>
+            </w:tcBorders>
+          </w:tcPr>
+          <w:p>
+            <w:pPr>
+              <w:suppressAutoHyphens w:val="0"/>
+              <w:spacing w:line="240" w:lineRule="auto"/>
+              <w:rPr>
+                <w:rFonts w:ascii="Segoe UI Light" w:eastAsia="Times New Roman" w:hAnsi="Segoe UI Light" w:cs="Segoe UI Light"/>
+                <w:lang w:val="en-US" w:eastAsia="en-AU"/>
+              </w:rPr>
+            </w:pPr>
+            <w:r>
+              <w:rPr>
+                <w:rFonts w:ascii="Segoe UI Light" w:hAnsi="Segoe UI Light" w:cs="Segoe UI Light"/>
+                <w:bCs/>
+              </w:rPr>
+              <w:t>{{</w:t>
+            </w:r>
+            <w:r>
+              <w:rPr>
+                <w:rFonts w:ascii="Segoe UI Light" w:eastAsia="Times New Roman" w:hAnsi="Segoe UI Light" w:cs="Segoe UI Light"/>
+                <w:lang w:val="en-US" w:eastAsia="en-AU"/>
+              </w:rPr>
+              <w:t>policyNo</w:t>
+            </w:r>
+            <w:r>
+              <w:rPr>
+                <w:rFonts w:ascii="Segoe UI Light" w:hAnsi="Segoe UI Light" w:cs="Segoe UI Light"/>
+                <w:bCs/>
+              </w:rPr>
+              <w:t>}}</w:t>
+            </w:r>
+          </w:p>
+        </w:tc>
+      </w:tr>
+    </w:tbl>
+    <w:p>
+      <w:pPr>
+        <w:suppressAutoHyphens w:val="0"/>
+        <w:spacing w:line="240" w:lineRule="auto"/>
+        <w:rPr>
+          <w:rFonts w:ascii="Segoe UI Light" w:hAnsi="Segoe UI Light" w:cs="Segoe UI Light"/>
+        </w:rPr>
+      </w:pPr>
+    </w:p>
+    <w:p>
+      <w:pPr>
+        <w:suppressAutoHyphens w:val="0"/>
+        <w:spacing w:line="240" w:lineRule="auto"/>
+        <w:rPr>
+          <w:rFonts w:ascii="Segoe UI Light" w:hAnsi="Segoe UI Light" w:cs="Segoe UI Light"/>
+          <w:b/>
+        </w:rPr>
+      </w:pPr>
+      <w:r>
+        <w:rPr>
+          <w:rFonts w:ascii="Segoe UI Light" w:hAnsi="Segoe UI Light" w:cs="Segoe UI Light"/>
+          <w:b/>
+        </w:rPr>
+        <w:t>To whom it may concern,</w:t>
+      </w:r>
+    </w:p>
+    <w:p>
+      <w:pPr>
+        <w:suppressAutoHyphens w:val="0"/>
+        <w:spacing w:line="240" w:lineRule="auto"/>
+        <w:rPr>
+          <w:rFonts w:ascii="Segoe UI Light" w:hAnsi="Segoe UI Light" w:cs="Segoe UI Light"/>
+          <w:b/>
+        </w:rPr>
+      </w:pPr>
+    </w:p>
+    <w:p>
+      <w:pPr>
+        <w:suppressAutoHyphens w:val="0"/>
+        <w:spacing w:line="240" w:lineRule="auto"/>
+        <w:rPr>
+          <w:rFonts w:ascii="Segoe UI Light" w:hAnsi="Segoe UI Light" w:cs="Segoe UI Light"/>
+          <w:b/>
+        </w:rPr>
+      </w:pPr>
+      <w:r>
+        <w:rPr>
+          <w:rFonts w:ascii="Segoe UI Light" w:hAnsi="Segoe UI Light" w:cs="Segoe UI Light"/>
+          <w:b/>
+        </w:rPr>
+        <w:t>Access to information</w:t>
+      </w:r>
+    </w:p>
+    <w:p>
+      <w:pPr>
+        <w:suppressAutoHyphens w:val="0"/>
+        <w:spacing w:line="240" w:lineRule="auto"/>
+        <w:rPr>
+          <w:rFonts w:ascii="Segoe UI Light" w:hAnsi="Segoe UI Light" w:cs="Segoe UI Light"/>
+        </w:rPr>
+      </w:pPr>
+      <w:r>
+        <w:rPr>
+          <w:rFonts w:ascii="Segoe UI Light" w:hAnsi="Segoe UI Light" w:cs="Segoe UI Light"/>
+        </w:rPr>
+        <w:t>{{#SingleClient}}</w:t>
+      </w:r>
+      <w:r>
+        <w:rPr>
+          <w:rFonts w:ascii="Segoe UI Light" w:hAnsi="Segoe UI Light" w:cs="Segoe UI Light"/>
+        </w:rPr>
+        <w:t>I</w:t>
+      </w:r>
+      <w:r>
+        <w:rPr>
+          <w:rFonts w:ascii="Segoe UI Light" w:hAnsi="Segoe UI Light" w:cs="Segoe UI Light"/>
+        </w:rPr>
+        <w:t>{{/SingleClient}}{{^SingleClient}}</w:t>
+      </w:r>
+      <w:r>
+        <w:rPr>
+          <w:rFonts w:ascii="Segoe UI Light" w:hAnsi="Segoe UI Light" w:cs="Segoe UI Light"/>
+        </w:rPr>
+        <w:t>W</w:t>
+      </w:r>
+      <w:r>
+        <w:rPr>
+          <w:rFonts w:ascii="Segoe UI Light" w:hAnsi="Segoe UI Light" w:cs="Segoe UI Light"/>
+        </w:rPr>
+        <w:t xml:space="preserve">e{{/SingleClient}} </w:t>
+      </w:r>
+      <w:r>
+        <w:rPr>
+          <w:rFonts w:ascii="Segoe UI Light" w:hAnsi="Segoe UI Light" w:cs="Segoe UI Light"/>
+        </w:rPr>
+        <w:t>authorise you to provide representatives Natalino Lidestri, and all staff members of Denaro Wealth Pty Ltd with any information and documentation they require regarding my/our insurance, superannuation and investments.  This will apply to all Staff of Denaro Wealth and those listed below:</w:t>
+      </w:r>
+    </w:p>
+    <w:p>
+      <w:pPr>
+        <w:suppressAutoHyphens w:val="0"/>
+        <w:spacing w:line="240" w:lineRule="auto"/>
+        <w:rPr>
+          <w:rFonts w:ascii="Segoe UI Light" w:hAnsi="Segoe UI Light" w:cs="Segoe UI Light"/>
+        </w:rPr>
+      </w:pPr>
+    </w:p>
+    <w:tbl>
+      <w:tblPr>
+        <w:tblW w:w="10569" w:type="dxa"/>
+        <w:tblInd w:w="-5" w:type="dxa"/>
+        <w:tblLayout w:type="fixed"/>
+        <w:tblLook w:val="0000" w:firstRow="0" w:lastRow="0" w:firstColumn="0" w:lastColumn="0" w:noHBand="0" w:noVBand="0"/>
+      </w:tblPr>
+      <w:tblGrid>
+        <w:gridCol w:w="5280"/>
+        <w:gridCol w:w="5289"/>
+      </w:tblGrid>
+      <w:tr>
+        <w:trPr>
+          <w:trHeight w:val="286"/>
+        </w:trPr>
+        <w:tc>
+          <w:tcPr>
+            <w:tcW w:w="5280" w:type="dxa"/>
+            <w:tcBorders>
+              <w:top w:val="single" w:sz="4" w:space="0" w:color="808080"/>
+              <w:left w:val="single" w:sz="4" w:space="0" w:color="808080"/>
+              <w:bottom w:val="single" w:sz="4" w:space="0" w:color="808080"/>
+            </w:tcBorders>
+            <w:shd w:val="clear" w:color="auto" w:fill="004E99"/>
+            <w:vAlign w:val="center"/>
+          </w:tcPr>
+          <w:p>
+            <w:pPr>
+              <w:pStyle w:val="BodyCopySmall"/>
+              <w:spacing w:before="60" w:after="120" w:line="240" w:lineRule="auto"/>
+              <w:contextualSpacing/>
+              <w:rPr>
+                <w:rFonts w:ascii="Segoe UI" w:hAnsi="Segoe UI" w:cs="Segoe UI"/>
+                <w:b/>
+                <w:color w:val="FFFFFF"/>
+                <w:sz w:val="20"/>
+              </w:rPr>
+            </w:pPr>
+            <w:r>
+              <w:rPr>
+                <w:rFonts w:ascii="Segoe UI" w:hAnsi="Segoe UI" w:cs="Segoe UI"/>
+                <w:b/>
+                <w:color w:val="FFFFFF"/>
+                <w:sz w:val="20"/>
+              </w:rPr>
+              <w:t>Designated staff members</w:t>
+            </w:r>
+          </w:p>
+        </w:tc>
+        <w:tc>
+          <w:tcPr>
+            <w:tcW w:w="5289" w:type="dxa"/>
+            <w:tcBorders>
+              <w:top w:val="single" w:sz="4" w:space="0" w:color="808080"/>
+              <w:left w:val="single" w:sz="4" w:space="0" w:color="808080"/>
+              <w:bottom w:val="single" w:sz="4" w:space="0" w:color="808080"/>
+              <w:right w:val="single" w:sz="4" w:space="0" w:color="808080"/>
+            </w:tcBorders>
+            <w:shd w:val="clear" w:color="auto" w:fill="004E99"/>
+            <w:vAlign w:val="center"/>
+          </w:tcPr>
+          <w:p>
+            <w:pPr>
+              <w:pStyle w:val="BodyCopySmall"/>
+              <w:spacing w:before="60" w:after="120" w:line="240" w:lineRule="auto"/>
+              <w:contextualSpacing/>
+              <w:rPr>
+                <w:rFonts w:ascii="Segoe UI" w:hAnsi="Segoe UI" w:cs="Segoe UI"/>
+                <w:color w:val="FFFFFF"/>
+                <w:sz w:val="20"/>
+              </w:rPr>
+            </w:pPr>
+            <w:r>
+              <w:rPr>
+                <w:rFonts w:ascii="Segoe UI" w:hAnsi="Segoe UI" w:cs="Segoe UI"/>
+                <w:b/>
+                <w:color w:val="FFFFFF"/>
+                <w:sz w:val="20"/>
+              </w:rPr>
+              <w:t>Email address</w:t>
+            </w:r>
+          </w:p>
+        </w:tc>
+      </w:tr>
+      <w:tr>
+        <w:trPr>
+          <w:trHeight w:val="286"/>
+        </w:trPr>
+        <w:tc>
+          <w:tcPr>
+            <w:tcW w:w="5280" w:type="dxa"/>
+            <w:tcBorders>
+              <w:top w:val="single" w:sz="4" w:space="0" w:color="808080"/>
+              <w:left w:val="single" w:sz="4" w:space="0" w:color="808080"/>
+              <w:bottom w:val="single" w:sz="4" w:space="0" w:color="808080"/>
+            </w:tcBorders>
+            <w:shd w:val="clear" w:color="auto" w:fill="E7E6E6"/>
+            <w:vAlign w:val="center"/>
+          </w:tcPr>
+          <w:p>
+            <w:pPr>
+              <w:pStyle w:val="BodyCopySmall"/>
+              <w:snapToGrid w:val="0"/>
+              <w:spacing w:before="60" w:after="120" w:line="240" w:lineRule="auto"/>
+              <w:contextualSpacing/>
+              <w:rPr>
+                <w:rFonts w:ascii="Segoe UI" w:hAnsi="Segoe UI" w:cs="Segoe UI"/>
+                <w:sz w:val="20"/>
+              </w:rPr>
+            </w:pPr>
+          </w:p>
+        </w:tc>
+        <w:tc>
+          <w:tcPr>
+            <w:tcW w:w="5289" w:type="dxa"/>
+            <w:tcBorders>
+              <w:top w:val="single" w:sz="4" w:space="0" w:color="808080"/>
+              <w:left w:val="single" w:sz="4" w:space="0" w:color="808080"/>
+              <w:bottom w:val="single" w:sz="4" w:space="0" w:color="808080"/>
+              <w:right w:val="single" w:sz="4" w:space="0" w:color="808080"/>
+            </w:tcBorders>
+            <w:vAlign w:val="center"/>
+          </w:tcPr>
+          <w:p>
+            <w:pPr>
+              <w:pStyle w:val="BodyCopySmall"/>
+              <w:snapToGrid w:val="0"/>
+              <w:spacing w:before="60" w:after="120" w:line="240" w:lineRule="auto"/>
+              <w:contextualSpacing/>
+              <w:rPr>
+                <w:rFonts w:ascii="Segoe UI" w:hAnsi="Segoe UI" w:cs="Segoe UI"/>
+                <w:sz w:val="20"/>
+              </w:rPr>
+            </w:pPr>
+          </w:p>
+        </w:tc>
+      </w:tr>
+      <w:tr>
+        <w:trPr>
+          <w:trHeight w:val="286"/>
+        </w:trPr>
+        <w:tc>
+          <w:tcPr>
+            <w:tcW w:w="5280" w:type="dxa"/>
+            <w:tcBorders>
+              <w:top w:val="single" w:sz="4" w:space="0" w:color="808080"/>
+              <w:left w:val="single" w:sz="4" w:space="0" w:color="808080"/>
+              <w:bottom w:val="single" w:sz="4" w:space="0" w:color="808080"/>
+            </w:tcBorders>
+            <w:shd w:val="clear" w:color="auto" w:fill="E7E6E6"/>
+            <w:vAlign w:val="center"/>
+          </w:tcPr>
+          <w:p>
+            <w:pPr>
+              <w:pStyle w:val="BodyCopySmall"/>
+              <w:snapToGrid w:val="0"/>
+              <w:spacing w:before="60" w:after="120" w:line="240" w:lineRule="auto"/>
+              <w:contextualSpacing/>
+              <w:rPr>
+                <w:rFonts w:ascii="Segoe UI" w:hAnsi="Segoe UI" w:cs="Segoe UI"/>
+                <w:sz w:val="20"/>
+              </w:rPr>
+            </w:pPr>
+          </w:p>
+        </w:tc>
+        <w:tc>
+          <w:tcPr>
+            <w:tcW w:w="5289" w:type="dxa"/>
+            <w:tcBorders>
+              <w:top w:val="single" w:sz="4" w:space="0" w:color="808080"/>
+              <w:left w:val="single" w:sz="4" w:space="0" w:color="808080"/>
+              <w:bottom w:val="single" w:sz="4" w:space="0" w:color="808080"/>
+              <w:right w:val="single" w:sz="4" w:space="0" w:color="808080"/>
+            </w:tcBorders>
+            <w:vAlign w:val="center"/>
+          </w:tcPr>
+          <w:p>
+            <w:pPr>
+              <w:pStyle w:val="BodyCopySmall"/>
+              <w:snapToGrid w:val="0"/>
+              <w:spacing w:before="60" w:after="120" w:line="240" w:lineRule="auto"/>
+              <w:contextualSpacing/>
+              <w:rPr>
+                <w:rFonts w:ascii="Segoe UI" w:hAnsi="Segoe UI" w:cs="Segoe UI"/>
+                <w:sz w:val="20"/>
+              </w:rPr>
+            </w:pPr>
+          </w:p>
+        </w:tc>
+      </w:tr>
+      <w:tr>
+        <w:trPr>
+          <w:trHeight w:val="286"/>
+        </w:trPr>
+        <w:tc>
+          <w:tcPr>
+            <w:tcW w:w="5280" w:type="dxa"/>
+            <w:tcBorders>
+              <w:top w:val="single" w:sz="4" w:space="0" w:color="808080"/>
+              <w:left w:val="single" w:sz="4" w:space="0" w:color="808080"/>
+              <w:bottom w:val="single" w:sz="4" w:space="0" w:color="808080"/>
+            </w:tcBorders>
+            <w:shd w:val="clear" w:color="auto" w:fill="E7E6E6"/>
+            <w:vAlign w:val="center"/>
+          </w:tcPr>
+          <w:p>
+            <w:pPr>
+              <w:pStyle w:val="BodyCopySmall"/>
+              <w:snapToGrid w:val="0"/>
+              <w:spacing w:before="60" w:after="120" w:line="240" w:lineRule="auto"/>
+              <w:contextualSpacing/>
+              <w:rPr>
+                <w:rFonts w:ascii="Segoe UI" w:hAnsi="Segoe UI" w:cs="Segoe UI"/>
+                <w:sz w:val="20"/>
+              </w:rPr>
+            </w:pPr>
+          </w:p>
+        </w:tc>
+        <w:tc>
+          <w:tcPr>
+            <w:tcW w:w="5289" w:type="dxa"/>
+            <w:tcBorders>
+              <w:top w:val="single" w:sz="4" w:space="0" w:color="808080"/>
+              <w:left w:val="single" w:sz="4" w:space="0" w:color="808080"/>
+              <w:bottom w:val="single" w:sz="4" w:space="0" w:color="808080"/>
+              <w:right w:val="single" w:sz="4" w:space="0" w:color="808080"/>
+            </w:tcBorders>
+            <w:vAlign w:val="center"/>
+          </w:tcPr>
+          <w:p>
+            <w:pPr>
+              <w:pStyle w:val="BodyCopySmall"/>
+              <w:snapToGrid w:val="0"/>
+              <w:spacing w:before="60" w:after="120" w:line="240" w:lineRule="auto"/>
+              <w:contextualSpacing/>
+              <w:rPr>
+                <w:rFonts w:ascii="Segoe UI" w:hAnsi="Segoe UI" w:cs="Segoe UI"/>
+                <w:sz w:val="20"/>
+              </w:rPr>
+            </w:pPr>
+          </w:p>
+        </w:tc>
+      </w:tr>
+      <w:tr>
+        <w:trPr>
+          <w:trHeight w:val="286"/>
+        </w:trPr>
+        <w:tc>
+          <w:tcPr>
+            <w:tcW w:w="5280" w:type="dxa"/>
+            <w:tcBorders>
+              <w:top w:val="single" w:sz="4" w:space="0" w:color="808080"/>
+              <w:left w:val="single" w:sz="4" w:space="0" w:color="808080"/>
+              <w:bottom w:val="single" w:sz="4" w:space="0" w:color="808080"/>
+            </w:tcBorders>
+            <w:shd w:val="clear" w:color="auto" w:fill="E7E6E6"/>
+            <w:vAlign w:val="center"/>
+          </w:tcPr>
+          <w:p>
+            <w:pPr>
+              <w:pStyle w:val="BodyCopySmall"/>
+              <w:snapToGrid w:val="0"/>
+              <w:spacing w:before="60" w:after="120" w:line="240" w:lineRule="auto"/>
+              <w:contextualSpacing/>
+              <w:rPr>
+                <w:rFonts w:ascii="Segoe UI" w:hAnsi="Segoe UI" w:cs="Segoe UI"/>
+                <w:sz w:val="20"/>
+              </w:rPr>
+            </w:pPr>
+          </w:p>
+        </w:tc>
+        <w:tc>
+          <w:tcPr>
+            <w:tcW w:w="5289" w:type="dxa"/>
+            <w:tcBorders>
+              <w:top w:val="single" w:sz="4" w:space="0" w:color="808080"/>
+              <w:left w:val="single" w:sz="4" w:space="0" w:color="808080"/>
+              <w:bottom w:val="single" w:sz="4" w:space="0" w:color="808080"/>
+              <w:right w:val="single" w:sz="4" w:space="0" w:color="808080"/>
+            </w:tcBorders>
+            <w:vAlign w:val="center"/>
+          </w:tcPr>
+          <w:p>
+            <w:pPr>
+              <w:pStyle w:val="BodyCopySmall"/>
+              <w:snapToGrid w:val="0"/>
+              <w:spacing w:before="60" w:after="120" w:line="240" w:lineRule="auto"/>
+              <w:contextualSpacing/>
+              <w:rPr>
+                <w:rFonts w:ascii="Segoe UI" w:hAnsi="Segoe UI" w:cs="Segoe UI"/>
+                <w:sz w:val="20"/>
+              </w:rPr>
+            </w:pPr>
+          </w:p>
+        </w:tc>
+      </w:tr>
+      <w:tr>
+        <w:trPr>
+          <w:trHeight w:val="286"/>
+        </w:trPr>
+        <w:tc>
+          <w:tcPr>
+            <w:tcW w:w="5280" w:type="dxa"/>
+            <w:tcBorders>
+              <w:top w:val="single" w:sz="4" w:space="0" w:color="808080"/>
+              <w:left w:val="single" w:sz="4" w:space="0" w:color="808080"/>
+              <w:bottom w:val="single" w:sz="4" w:space="0" w:color="808080"/>
+            </w:tcBorders>
+            <w:shd w:val="clear" w:color="auto" w:fill="E7E6E6"/>
+            <w:vAlign w:val="center"/>
+          </w:tcPr>
+          <w:p>
+            <w:pPr>
+              <w:pStyle w:val="BodyCopySmall"/>
+              <w:snapToGrid w:val="0"/>
+              <w:spacing w:before="60" w:after="120" w:line="240" w:lineRule="auto"/>
+              <w:contextualSpacing/>
+              <w:rPr>
+                <w:rFonts w:ascii="Segoe UI" w:hAnsi="Segoe UI" w:cs="Segoe UI"/>
+                <w:sz w:val="20"/>
+              </w:rPr>
+            </w:pPr>
+          </w:p>
+        </w:tc>
+        <w:tc>
+          <w:tcPr>
+            <w:tcW w:w="5289" w:type="dxa"/>
+            <w:tcBorders>
+              <w:top w:val="single" w:sz="4" w:space="0" w:color="808080"/>
+              <w:left w:val="single" w:sz="4" w:space="0" w:color="808080"/>
+              <w:bottom w:val="single" w:sz="4" w:space="0" w:color="808080"/>
+              <w:right w:val="single" w:sz="4" w:space="0" w:color="808080"/>
+            </w:tcBorders>
+            <w:vAlign w:val="center"/>
+          </w:tcPr>
+          <w:p>
+            <w:pPr>
+              <w:pStyle w:val="BodyCopySmall"/>
+              <w:snapToGrid w:val="0"/>
+              <w:spacing w:before="60" w:after="120" w:line="240" w:lineRule="auto"/>
+              <w:contextualSpacing/>
+              <w:rPr>
+                <w:rFonts w:ascii="Segoe UI" w:hAnsi="Segoe UI" w:cs="Segoe UI"/>
+                <w:sz w:val="20"/>
+              </w:rPr>
+            </w:pPr>
+          </w:p>
+        </w:tc>
+      </w:tr>
+      <w:tr>
+        <w:trPr>
+          <w:trHeight w:val="286"/>
+        </w:trPr>
+        <w:tc>
+          <w:tcPr>
+            <w:tcW w:w="5280" w:type="dxa"/>
+            <w:tcBorders>
+              <w:top w:val="single" w:sz="4" w:space="0" w:color="808080"/>
+              <w:left w:val="single" w:sz="4" w:space="0" w:color="808080"/>
+              <w:bottom w:val="single" w:sz="4" w:space="0" w:color="808080"/>
+            </w:tcBorders>
+            <w:shd w:val="clear" w:color="auto" w:fill="E7E6E6"/>
+            <w:vAlign w:val="center"/>
+          </w:tcPr>
+          <w:p>
+            <w:pPr>
+              <w:pStyle w:val="BodyCopySmall"/>
+              <w:snapToGrid w:val="0"/>
+              <w:spacing w:before="60" w:after="120" w:line="240" w:lineRule="auto"/>
+              <w:contextualSpacing/>
+              <w:rPr>
+                <w:rFonts w:ascii="Segoe UI" w:hAnsi="Segoe UI" w:cs="Segoe UI"/>
+                <w:sz w:val="20"/>
+              </w:rPr>
+            </w:pPr>
+          </w:p>
+        </w:tc>
+        <w:tc>
+          <w:tcPr>
+            <w:tcW w:w="5289" w:type="dxa"/>
+            <w:tcBorders>
+              <w:top w:val="single" w:sz="4" w:space="0" w:color="808080"/>
+              <w:left w:val="single" w:sz="4" w:space="0" w:color="808080"/>
+              <w:bottom w:val="single" w:sz="4" w:space="0" w:color="808080"/>
+              <w:right w:val="single" w:sz="4" w:space="0" w:color="808080"/>
+            </w:tcBorders>
+            <w:vAlign w:val="center"/>
+          </w:tcPr>
+          <w:p>
+            <w:pPr>
+              <w:pStyle w:val="BodyCopySmall"/>
+              <w:snapToGrid w:val="0"/>
+              <w:spacing w:before="60" w:after="120" w:line="240" w:lineRule="auto"/>
+              <w:contextualSpacing/>
+              <w:rPr>
+                <w:rFonts w:ascii="Segoe UI" w:hAnsi="Segoe UI" w:cs="Segoe UI"/>
+                <w:sz w:val="20"/>
+              </w:rPr>
+            </w:pPr>
+          </w:p>
+        </w:tc>
+      </w:tr>
+    </w:tbl>
+    <w:p>
+      <w:pPr>
+        <w:suppressAutoHyphens w:val="0"/>
+        <w:spacing w:line="240" w:lineRule="auto"/>
+        <w:rPr>
+          <w:rFonts w:ascii="Segoe UI Light" w:hAnsi="Segoe UI Light" w:cs="Segoe UI Light"/>
+        </w:rPr>
+      </w:pPr>
+    </w:p>
+    <w:p>
+      <w:pPr>
+        <w:suppressAutoHyphens w:val="0"/>
+        <w:spacing w:line="240" w:lineRule="auto"/>
+        <w:rPr>
+          <w:rFonts w:ascii="Segoe UI Light" w:hAnsi="Segoe UI Light" w:cs="Segoe UI Light"/>
+        </w:rPr>
+      </w:pPr>
+      <w:r>
+        <w:rPr>
+          <w:rFonts w:ascii="Segoe UI Light" w:hAnsi="Segoe UI Light" w:cs="Segoe UI Light"/>
+        </w:rPr>
+        <w:t>{{#SingleClient}}</w:t>
+      </w:r>
+      <w:r>
+        <w:rPr>
+          <w:rFonts w:ascii="Segoe UI Light" w:hAnsi="Segoe UI Light" w:cs="Segoe UI Light"/>
+        </w:rPr>
+        <w:t>I</w:t>
+      </w:r>
+      <w:r>
+        <w:rPr>
+          <w:rFonts w:ascii="Segoe UI Light" w:hAnsi="Segoe UI Light" w:cs="Segoe UI Light"/>
+        </w:rPr>
+        <w:t>{{/SingleClient}}{{^SingleClient}}</w:t>
+      </w:r>
+      <w:r>
+        <w:rPr>
+          <w:rFonts w:ascii="Segoe UI Light" w:hAnsi="Segoe UI Light" w:cs="Segoe UI Light"/>
+        </w:rPr>
+        <w:t>W</w:t>
+      </w:r>
+      <w:r>
+        <w:rPr>
+          <w:rFonts w:ascii="Segoe UI Light" w:hAnsi="Segoe UI Light" w:cs="Segoe UI Light"/>
+        </w:rPr>
+        <w:t xml:space="preserve">e{{/SingleClient}} </w:t>
+      </w:r>
+      <w:r>
+        <w:rPr>
+          <w:rFonts w:ascii="Segoe UI Light" w:hAnsi="Segoe UI Light" w:cs="Segoe UI Light"/>
+        </w:rPr>
+        <w:t>{{#SingleClient}}</w:t>
+      </w:r>
+      <w:r>
+        <w:rPr>
+          <w:rFonts w:ascii="Segoe UI Light" w:hAnsi="Segoe UI Light" w:cs="Segoe UI Light"/>
+        </w:rPr>
+        <w:t>am</w:t>
+      </w:r>
+      <w:r>
+        <w:rPr>
+          <w:rFonts w:ascii="Segoe UI Light" w:hAnsi="Segoe UI Light" w:cs="Segoe UI Light"/>
+        </w:rPr>
+        <w:t>{{/SingleClient}}{{^SingleClient}}</w:t>
+      </w:r>
+      <w:r>
+        <w:rPr>
+          <w:rFonts w:ascii="Segoe UI Light" w:hAnsi="Segoe UI Light" w:cs="Segoe UI Light"/>
+        </w:rPr>
+        <w:t>are</w:t>
+      </w:r>
+      <w:r>
+        <w:rPr>
+          <w:rFonts w:ascii="Segoe UI Light" w:hAnsi="Segoe UI Light" w:cs="Segoe UI Light"/>
+        </w:rPr>
+        <w:t>{{/SingleClient}}</w:t>
+      </w:r>
+      <w:r>
+        <w:rPr>
+          <w:rFonts w:ascii="Segoe UI Light" w:hAnsi="Segoe UI Light" w:cs="Segoe UI Light"/>
+        </w:rPr>
+        <w:t xml:space="preserve"> aware of the provisions of the Privacy Act and release you from those provisions in respect of information provided to Denaro Wealth  Pty Ltd and its representatives.</w:t>
+      </w:r>
+    </w:p>
+    <w:p>
+      <w:pPr>
+        <w:suppressAutoHyphens w:val="0"/>
+        <w:spacing w:line="240" w:lineRule="auto"/>
+        <w:rPr>
+          <w:rFonts w:ascii="Segoe UI Light" w:hAnsi="Segoe UI Light" w:cs="Segoe UI Light"/>
+        </w:rPr>
+      </w:pPr>
+    </w:p>
+    <w:tbl>
+      <w:tblPr>
+        <w:tblW w:w="5080" w:type="pct"/>
+        <w:tblBorders>
+          <w:top w:val="single" w:sz="4" w:space="0" w:color="auto"/>
+          <w:left w:val="single" w:sz="4" w:space="0" w:color="auto"/>
+          <w:bottom w:val="single" w:sz="4" w:space="0" w:color="auto"/>
+          <w:right w:val="single" w:sz="4" w:space="0" w:color="auto"/>
+          <w:insideH w:val="single" w:sz="4" w:space="0" w:color="B7B9DA"/>
+          <w:insideV w:val="single" w:sz="4" w:space="0" w:color="595959"/>
+        </w:tblBorders>
+        <w:tblLook w:val="01E0" w:firstRow="1" w:lastRow="1" w:firstColumn="1" w:lastColumn="1" w:noHBand="0" w:noVBand="0"/>
+      </w:tblPr>
+      <w:tblGrid>
+        <w:gridCol w:w="7211"/>
+        <w:gridCol w:w="3412"/>
+      </w:tblGrid>
+      <w:tr>
+        <w:trPr>
+          <w:trHeight w:val="518"/>
+        </w:trPr>
+        <w:tc>
+          <w:tcPr>
+            <w:tcW w:w="3394" w:type="pct"/>
+            <w:tcBorders>
+              <w:top w:val="single" w:sz="4" w:space="0" w:color="auto"/>
+              <w:left w:val="single" w:sz="4" w:space="0" w:color="auto"/>
+              <w:bottom w:val="single" w:sz="4" w:space="0" w:color="B7B9DA"/>
+              <w:right w:val="single" w:sz="4" w:space="0" w:color="595959" w:themeColor="text1" w:themeTint="A6"/>
+            </w:tcBorders>
+            <w:vAlign w:val="center"/>
+            <w:hideMark/>
+          </w:tcPr>
+          <w:p>
+            <w:pPr>
+              <w:suppressAutoHyphens w:val="0"/>
+              <w:spacing w:line="240" w:lineRule="auto"/>
+              <w:jc w:val="center"/>
+              <w:rPr>
+                <w:rFonts w:ascii="Segoe UI Light" w:hAnsi="Segoe UI Light" w:cs="Segoe UI Light"/>
+                <w:b/>
+              </w:rPr>
+            </w:pPr>
+            <w:r>
+              <w:rPr>
+                <w:rFonts w:ascii="Segoe UI Light" w:hAnsi="Segoe UI Light" w:cs="Segoe UI Light"/>
+                <w:b/>
+              </w:rPr>
+              <w:t>{{</w:t>
+            </w:r>
+            <w:r>
+              <w:rPr>
+                <w:rFonts w:ascii="Segoe UI Light" w:hAnsi="Segoe UI Light" w:cs="Segoe UI Light"/>
+                <w:b/>
+              </w:rPr>
+              <w:t>partner</w:t>
+            </w:r>
+            <w:r>
+              <w:rPr>
+                <w:rFonts w:ascii="Segoe UI Light" w:hAnsi="Segoe UI Light" w:cs="Segoe UI Light"/>
+                <w:b/>
+              </w:rPr>
+              <w:t>Preferred}}</w:t>
+            </w:r>
+          </w:p>
+        </w:tc>
+        <w:tc>
+          <w:tcPr>
+            <w:tcW w:w="1606" w:type="pct"/>
+            <w:tcBorders>
+              <w:top w:val="single" w:sz="4" w:space="0" w:color="auto"/>
+              <w:left w:val="single" w:sz="4" w:space="0" w:color="595959" w:themeColor="text1" w:themeTint="A6"/>
+              <w:bottom w:val="single" w:sz="4" w:space="0" w:color="B7B9DA"/>
+              <w:right w:val="single" w:sz="4" w:space="0" w:color="auto"/>
+            </w:tcBorders>
+            <w:vAlign w:val="center"/>
+            <w:hideMark/>
+          </w:tcPr>
+          <w:p>
+            <w:pPr>
+              <w:suppressAutoHyphens w:val="0"/>
+              <w:spacing w:line="240" w:lineRule="auto"/>
+              <w:rPr>
+                <w:rFonts w:ascii="Segoe UI Light" w:hAnsi="Segoe UI Light" w:cs="Segoe UI Light"/>
+              </w:rPr>
+            </w:pPr>
+            <w:r>
+              <w:rPr>
+                <w:rFonts w:ascii="Segoe UI Light" w:hAnsi="Segoe UI Light" w:cs="Segoe UI Light"/>
+              </w:rPr>
+              <w:t>{{</w:t>
+            </w:r>
+            <w:r>
+              <w:rPr>
+                <w:rFonts w:ascii="Segoe UI Light" w:hAnsi="Segoe UI Light" w:cs="Segoe UI Light"/>
+                <w:b/>
+                <w:color w:val="404040"/>
+                <w:sz w:val="24"/>
+              </w:rPr>
+              <w:t>downloadDate</w:t>
+            </w:r>
+            <w:r>
+              <w:rPr>
+                <w:rFonts w:ascii="Segoe UI Light" w:hAnsi="Segoe UI Light" w:cs="Segoe UI Light"/>
+              </w:rPr>
+              <w:t>}}</w:t>
+            </w:r>
+          </w:p>
+        </w:tc>
+      </w:tr>
+      <w:tr>
+        <w:tblPrEx>
+          <w:tblBorders>
+            <w:insideH w:val="single" w:sz="4" w:space="0" w:color="auto"/>
+            <w:insideV w:val="single" w:sz="4" w:space="0" w:color="auto"/>
+          </w:tblBorders>
+          <w:tblLook w:val="04A0" w:firstRow="1" w:lastRow="0" w:firstColumn="1" w:lastColumn="0" w:noHBand="0" w:noVBand="1"/>
+        </w:tblPrEx>
+        <w:trPr>
+          <w:trHeight w:val="524"/>
+        </w:trPr>
+        <w:tc>
+          <w:tcPr>
+            <w:tcW w:w="3394" w:type="pct"/>
+            <w:vMerge w:val="restart"/>
+            <w:tcBorders>
+              <w:top w:val="single" w:sz="4" w:space="0" w:color="auto"/>
+              <w:left w:val="single" w:sz="4" w:space="0" w:color="auto"/>
+              <w:bottom w:val="single" w:sz="4" w:space="0" w:color="auto"/>
+              <w:right w:val="single" w:sz="4" w:space="0" w:color="auto"/>
+            </w:tcBorders>
+          </w:tcPr>
+          <w:p>
+            <w:pPr>
+              <w:suppressAutoHyphens w:val="0"/>
+              <w:spacing w:line="240" w:lineRule="auto"/>
+              <w:rPr>
+                <w:rFonts w:ascii="Segoe UI Light" w:hAnsi="Segoe UI Light" w:cs="Segoe UI Light"/>
+                <w:b/>
+              </w:rPr>
+            </w:pPr>
+            <w:r>
+              <w:rPr>
+                <w:rFonts w:ascii="Segoe UI Light" w:hAnsi="Segoe UI Light" w:cs="Segoe UI Light"/>
+                <w:b/>
+              </w:rPr>
+              <w:t xml:space="preserve">Natalino Lidestri </w:t>
+            </w:r>
+          </w:p>
+          <w:p>
+            <w:pPr>
+              <w:suppressAutoHyphens w:val="0"/>
+              <w:spacing w:line="240" w:lineRule="auto"/>
+              <w:rPr>
+                <w:rFonts w:ascii="Segoe UI Light" w:hAnsi="Segoe UI Light" w:cs="Segoe UI Light"/>
+              </w:rPr>
+            </w:pPr>
+            <w:r>
+              <w:rPr>
+                <w:rFonts w:ascii="Segoe UI Light" w:hAnsi="Segoe UI Light" w:cs="Segoe UI Light"/>
+              </w:rPr>
+              <w:t xml:space="preserve">Authorised representative of </w:t>
+            </w:r>
+          </w:p>
+          <w:p>
+            <w:pPr>
+              <w:suppressAutoHyphens w:val="0"/>
+              <w:spacing w:line="240" w:lineRule="auto"/>
+              <w:rPr>
+                <w:rFonts w:ascii="Segoe UI Light" w:hAnsi="Segoe UI Light" w:cs="Segoe UI Light"/>
+              </w:rPr>
+            </w:pPr>
+            <w:r>
+              <w:rPr>
+                <w:rFonts w:ascii="Segoe UI Light" w:hAnsi="Segoe UI Light" w:cs="Segoe UI Light"/>
+              </w:rPr>
+              <w:t xml:space="preserve">Lifespan Financial Planning Pty Ltd  </w:t>
+            </w:r>
+          </w:p>
+          <w:p>
+            <w:pPr>
+              <w:suppressAutoHyphens w:val="0"/>
+              <w:spacing w:line="240" w:lineRule="auto"/>
+              <w:rPr>
+                <w:rFonts w:ascii="Segoe UI Light" w:hAnsi="Segoe UI Light" w:cs="Segoe UI Light"/>
+              </w:rPr>
+            </w:pPr>
+            <w:r>
+              <w:rPr>
+                <w:rFonts w:ascii="Segoe UI Light" w:hAnsi="Segoe UI Light" w:cs="Segoe UI Light"/>
+              </w:rPr>
+              <w:t>ABN 23 065 921 735</w:t>
+            </w:r>
+          </w:p>
+          <w:p>
+            <w:pPr>
+              <w:suppressAutoHyphens w:val="0"/>
+              <w:spacing w:line="240" w:lineRule="auto"/>
+              <w:rPr>
+                <w:rFonts w:ascii="Segoe UI Light" w:hAnsi="Segoe UI Light" w:cs="Segoe UI Light"/>
+              </w:rPr>
+            </w:pPr>
+            <w:r>
+              <w:rPr>
+                <w:rFonts w:ascii="Segoe UI Light" w:hAnsi="Segoe UI Light" w:cs="Segoe UI Light"/>
+              </w:rPr>
+              <w:t>Australian Financial Services Licensee No: 229892</w:t>
+            </w:r>
+          </w:p>
+          <w:p>
+            <w:pPr>
+              <w:suppressAutoHyphens w:val="0"/>
+              <w:spacing w:line="240" w:lineRule="auto"/>
+              <w:rPr>
+                <w:rFonts w:ascii="Segoe UI Light" w:hAnsi="Segoe UI Light" w:cs="Segoe UI Light"/>
+              </w:rPr>
+            </w:pPr>
+          </w:p>
+          <w:p>
+            <w:pPr>
+              <w:suppressAutoHyphens w:val="0"/>
+              <w:spacing w:line="240" w:lineRule="auto"/>
+              <w:rPr>
+                <w:rFonts w:ascii="Segoe UI Light" w:hAnsi="Segoe UI Light" w:cs="Segoe UI Light"/>
+              </w:rPr>
+            </w:pPr>
+          </w:p>
+          <w:p>
+            <w:pPr>
+              <w:suppressAutoHyphens w:val="0"/>
+              <w:spacing w:line="240" w:lineRule="auto"/>
+              <w:rPr>
+                <w:rFonts w:ascii="Segoe UI Light" w:hAnsi="Segoe UI Light" w:cs="Segoe UI Light"/>
+              </w:rPr>
+            </w:pPr>
+          </w:p>
+          <w:p>
+            <w:pPr>
+              <w:suppressAutoHyphens w:val="0"/>
+              <w:spacing w:line="240" w:lineRule="auto"/>
+              <w:rPr>
+                <w:rFonts w:ascii="Segoe UI Light" w:hAnsi="Segoe UI Light" w:cs="Segoe UI Light"/>
+              </w:rPr>
+            </w:pPr>
+          </w:p>
+          <w:p>
+            <w:pPr>
+              <w:suppressAutoHyphens w:val="0"/>
+              <w:spacing w:line="240" w:lineRule="auto"/>
+              <w:rPr>
+                <w:rFonts w:ascii="Segoe UI Light" w:hAnsi="Segoe UI Light" w:cs="Segoe UI Light"/>
+              </w:rPr>
+            </w:pPr>
+          </w:p>
+          <w:p>
+            <w:pPr>
+              <w:suppressAutoHyphens w:val="0"/>
+              <w:spacing w:line="240" w:lineRule="auto"/>
+              <w:rPr>
+                <w:rFonts w:ascii="Segoe UI Light" w:hAnsi="Segoe UI Light" w:cs="Segoe UI Light"/>
+              </w:rPr>
+            </w:pPr>
+          </w:p>
+          <w:p>
+            <w:pPr>
+              <w:suppressAutoHyphens w:val="0"/>
+              <w:spacing w:line="240" w:lineRule="auto"/>
+              <w:rPr>
+                <w:rFonts w:ascii="Segoe UI Light" w:hAnsi="Segoe UI Light" w:cs="Segoe UI Light"/>
+              </w:rPr>
+            </w:pPr>
+          </w:p>
+          <w:p>
+            <w:pPr>
+              <w:suppressAutoHyphens w:val="0"/>
+              <w:spacing w:line="240" w:lineRule="auto"/>
+              <w:rPr>
+                <w:rFonts w:ascii="Segoe UI Light" w:hAnsi="Segoe UI Light" w:cs="Segoe UI Light"/>
+              </w:rPr>
+            </w:pPr>
+          </w:p>
+        </w:tc>
+        <w:tc>
+          <w:tcPr>
+            <w:tcW w:w="1606" w:type="pct"/>
+            <w:tcBorders>
+              <w:top w:val="single" w:sz="4" w:space="0" w:color="auto"/>
+              <w:left w:val="single" w:sz="4" w:space="0" w:color="auto"/>
+              <w:bottom w:val="single" w:sz="4" w:space="0" w:color="auto"/>
+              <w:right w:val="single" w:sz="4" w:space="0" w:color="auto"/>
+            </w:tcBorders>
+          </w:tcPr>
+          <w:p>
+            <w:pPr>
+              <w:suppressAutoHyphens w:val="0"/>
+              <w:spacing w:line="240" w:lineRule="auto"/>
+              <w:rPr>
+                <w:rFonts w:ascii="Segoe UI Light" w:hAnsi="Segoe UI Light" w:cs="Segoe UI Light"/>
+                <w:b/>
+              </w:rPr>
+            </w:pPr>
+            <w:r>
+              <w:rPr>
+                <w:rFonts w:ascii="Segoe UI Light" w:hAnsi="Segoe UI Light" w:cs="Segoe UI Light"/>
+                <w:b/>
+              </w:rPr>
+              <w:t>Business:</w:t>
+            </w:r>
+          </w:p>
+          <w:p>
+            <w:pPr>
+              <w:suppressAutoHyphens w:val="0"/>
+              <w:spacing w:line="240" w:lineRule="auto"/>
+              <w:rPr>
+                <w:rFonts w:ascii="Segoe UI Light" w:hAnsi="Segoe UI Light" w:cs="Segoe UI Light"/>
+                <w:b/>
+              </w:rPr>
+            </w:pPr>
+            <w:r>
+              <w:rPr>
+                <w:rFonts w:ascii="Segoe UI Light" w:hAnsi="Segoe UI Light" w:cs="Segoe UI Light"/>
+                <w:b/>
+              </w:rPr>
+              <w:t xml:space="preserve">Denaro Wealth Pty Ltd </w:t>
+            </w:r>
+          </w:p>
+          <w:p>
+            <w:pPr>
+              <w:suppressAutoHyphens w:val="0"/>
+              <w:spacing w:line="240" w:lineRule="auto"/>
+              <w:rPr>
+                <w:rFonts w:ascii="Segoe UI Light" w:hAnsi="Segoe UI Light" w:cs="Segoe UI Light"/>
+                <w:b/>
+              </w:rPr>
+            </w:pPr>
+            <w:r>
+              <w:rPr>
+                <w:rFonts w:ascii="Segoe UI Light" w:hAnsi="Segoe UI Light" w:cs="Segoe UI Light"/>
+                <w:b/>
+              </w:rPr>
+              <w:t>Ground Floor, Corporate One</w:t>
+            </w:r>
+          </w:p>
+          <w:p>
+            <w:pPr>
+              <w:suppressAutoHyphens w:val="0"/>
+              <w:spacing w:line="240" w:lineRule="auto"/>
+              <w:rPr>
+                <w:rFonts w:ascii="Segoe UI Light" w:hAnsi="Segoe UI Light" w:cs="Segoe UI Light"/>
+                <w:b/>
+              </w:rPr>
+            </w:pPr>
+            <w:r>
+              <w:rPr>
+                <w:rFonts w:ascii="Segoe UI Light" w:hAnsi="Segoe UI Light" w:cs="Segoe UI Light"/>
+                <w:b/>
+                <w:bCs/>
+              </w:rPr>
+              <w:t>84 Hotham Street Preston VIC 3072</w:t>
+            </w:r>
+          </w:p>
+          <w:p>
+            <w:pPr>
+              <w:suppressAutoHyphens w:val="0"/>
+              <w:spacing w:line="240" w:lineRule="auto"/>
+              <w:rPr>
+                <w:rFonts w:ascii="Segoe UI Light" w:hAnsi="Segoe UI Light" w:cs="Segoe UI Light"/>
+                <w:b/>
+              </w:rPr>
+            </w:pPr>
+          </w:p>
+        </w:tc>
+      </w:tr>
+      <w:tr>
+        <w:tblPrEx>
+          <w:tblBorders>
+            <w:insideH w:val="single" w:sz="4" w:space="0" w:color="auto"/>
+            <w:insideV w:val="single" w:sz="4" w:space="0" w:color="auto"/>
+          </w:tblBorders>
+          <w:tblLook w:val="04A0" w:firstRow="1" w:lastRow="0" w:firstColumn="1" w:lastColumn="0" w:noHBand="0" w:noVBand="1"/>
+        </w:tblPrEx>
+        <w:trPr>
+          <w:trHeight w:val="521"/>
+        </w:trPr>
+        <w:tc>
+          <w:tcPr>
+            <w:tcW w:w="0" w:type="auto"/>
+            <w:vMerge/>
+            <w:tcBorders>
+              <w:top w:val="single" w:sz="4" w:space="0" w:color="auto"/>
+              <w:left w:val="single" w:sz="4" w:space="0" w:color="auto"/>
+              <w:bottom w:val="single" w:sz="4" w:space="0" w:color="auto"/>
+              <w:right w:val="single" w:sz="4" w:space="0" w:color="auto"/>
+            </w:tcBorders>
+            <w:vAlign w:val="center"/>
+            <w:hideMark/>
+          </w:tcPr>
+          <w:p>
+            <w:pPr>
+              <w:suppressAutoHyphens w:val="0"/>
+              <w:spacing w:line="240" w:lineRule="auto"/>
+              <w:rPr>
+                <w:rFonts w:ascii="Segoe UI Light" w:hAnsi="Segoe UI Light" w:cs="Segoe UI Light"/>
+              </w:rPr>
+            </w:pPr>
+          </w:p>
+        </w:tc>
+        <w:tc>
+          <w:tcPr>
+            <w:tcW w:w="1606" w:type="pct"/>
+            <w:tcBorders>
+              <w:top w:val="single" w:sz="4" w:space="0" w:color="auto"/>
+              <w:left w:val="single" w:sz="4" w:space="0" w:color="auto"/>
+              <w:bottom w:val="single" w:sz="4" w:space="0" w:color="auto"/>
+              <w:right w:val="single" w:sz="4" w:space="0" w:color="auto"/>
+            </w:tcBorders>
+          </w:tcPr>
+          <w:p>
+            <w:pPr>
+              <w:suppressAutoHyphens w:val="0"/>
+              <w:spacing w:line="240" w:lineRule="auto"/>
+              <w:rPr>
+                <w:rFonts w:ascii="Segoe UI Light" w:hAnsi="Segoe UI Light" w:cs="Segoe UI Light"/>
+                <w:b/>
+              </w:rPr>
+            </w:pPr>
+            <w:r>
+              <w:rPr>
+                <w:rFonts w:ascii="Segoe UI Light" w:hAnsi="Segoe UI Light" w:cs="Segoe UI Light"/>
+                <w:b/>
+              </w:rPr>
+              <w:t>Postal:</w:t>
+            </w:r>
+          </w:p>
+          <w:p>
+            <w:pPr>
+              <w:suppressAutoHyphens w:val="0"/>
+              <w:spacing w:line="240" w:lineRule="auto"/>
+              <w:rPr>
+                <w:rFonts w:ascii="Segoe UI Light" w:hAnsi="Segoe UI Light" w:cs="Segoe UI Light"/>
+                <w:b/>
+              </w:rPr>
+            </w:pPr>
+            <w:r>
+              <w:rPr>
+                <w:rFonts w:ascii="Segoe UI Light" w:hAnsi="Segoe UI Light" w:cs="Segoe UI Light"/>
+                <w:b/>
+              </w:rPr>
+              <w:t>Ground Floor, Corporate One</w:t>
+            </w:r>
+          </w:p>
+          <w:p>
+            <w:pPr>
+              <w:suppressAutoHyphens w:val="0"/>
+              <w:spacing w:line="240" w:lineRule="auto"/>
+              <w:rPr>
+                <w:rFonts w:ascii="Segoe UI Light" w:hAnsi="Segoe UI Light" w:cs="Segoe UI Light"/>
+                <w:b/>
+              </w:rPr>
+            </w:pPr>
+            <w:r>
+              <w:rPr>
+                <w:rFonts w:ascii="Segoe UI Light" w:hAnsi="Segoe UI Light" w:cs="Segoe UI Light"/>
+                <w:b/>
+                <w:bCs/>
+              </w:rPr>
+              <w:t>84 Hotham Street Preston VIC 3072</w:t>
+            </w:r>
+          </w:p>
+          <w:p>
+            <w:pPr>
+              <w:suppressAutoHyphens w:val="0"/>
+              <w:spacing w:line="240" w:lineRule="auto"/>
+              <w:rPr>
+                <w:rFonts w:ascii="Segoe UI Light" w:hAnsi="Segoe UI Light" w:cs="Segoe UI Light"/>
+                <w:b/>
+                <w:bCs/>
+              </w:rPr>
+            </w:pPr>
+          </w:p>
+        </w:tc>
+      </w:tr>
+      <w:tr>
+        <w:tblPrEx>
+          <w:tblBorders>
+            <w:insideH w:val="single" w:sz="4" w:space="0" w:color="auto"/>
+            <w:insideV w:val="single" w:sz="4" w:space="0" w:color="auto"/>
+          </w:tblBorders>
+          <w:tblLook w:val="04A0" w:firstRow="1" w:lastRow="0" w:firstColumn="1" w:lastColumn="0" w:noHBand="0" w:noVBand="1"/>
+        </w:tblPrEx>
+        <w:trPr>
+          <w:trHeight w:val="159"/>
+        </w:trPr>
+        <w:tc>
+          <w:tcPr>
+            <w:tcW w:w="0" w:type="auto"/>
+            <w:vMerge/>
+            <w:tcBorders>
+              <w:top w:val="single" w:sz="4" w:space="0" w:color="auto"/>
+              <w:left w:val="single" w:sz="4" w:space="0" w:color="auto"/>
+              <w:bottom w:val="single" w:sz="4" w:space="0" w:color="auto"/>
+              <w:right w:val="single" w:sz="4" w:space="0" w:color="auto"/>
+            </w:tcBorders>
+            <w:vAlign w:val="center"/>
+            <w:hideMark/>
+          </w:tcPr>
+          <w:p>
+            <w:pPr>
+              <w:suppressAutoHyphens w:val="0"/>
+              <w:spacing w:line="240" w:lineRule="auto"/>
+              <w:rPr>
+                <w:rFonts w:ascii="Segoe UI Light" w:hAnsi="Segoe UI Light" w:cs="Segoe UI Light"/>
+              </w:rPr>
+            </w:pPr>
+          </w:p>
+        </w:tc>
+        <w:tc>
+          <w:tcPr>
+            <w:tcW w:w="1606" w:type="pct"/>
+            <w:tcBorders>
+              <w:top w:val="single" w:sz="4" w:space="0" w:color="auto"/>
+              <w:left w:val="single" w:sz="4" w:space="0" w:color="auto"/>
+              <w:bottom w:val="single" w:sz="4" w:space="0" w:color="auto"/>
+              <w:right w:val="single" w:sz="4" w:space="0" w:color="auto"/>
+            </w:tcBorders>
+            <w:hideMark/>
+          </w:tcPr>
+          <w:p>
+            <w:pPr>
+              <w:suppressAutoHyphens w:val="0"/>
+              <w:spacing w:line="240" w:lineRule="auto"/>
+              <w:rPr>
+                <w:rFonts w:ascii="Segoe UI Light" w:hAnsi="Segoe UI Light" w:cs="Segoe UI Light"/>
+                <w:b/>
+                <w:bCs/>
+              </w:rPr>
+            </w:pPr>
+            <w:r>
+              <w:rPr>
+                <w:rFonts w:ascii="Segoe UI Light" w:hAnsi="Segoe UI Light" w:cs="Segoe UI Light"/>
+                <w:b/>
+                <w:bCs/>
+              </w:rPr>
+              <w:t xml:space="preserve">Phone: 03 9070 0116 </w:t>
+            </w:r>
+          </w:p>
+        </w:tc>
+      </w:tr>
+      <w:tr>
+        <w:tblPrEx>
+          <w:tblBorders>
+            <w:insideH w:val="single" w:sz="4" w:space="0" w:color="auto"/>
+            <w:insideV w:val="single" w:sz="4" w:space="0" w:color="auto"/>
+          </w:tblBorders>
+          <w:tblLook w:val="04A0" w:firstRow="1" w:lastRow="0" w:firstColumn="1" w:lastColumn="0" w:noHBand="0" w:noVBand="1"/>
+        </w:tblPrEx>
+        <w:trPr>
+          <w:trHeight w:val="164"/>
+        </w:trPr>
+        <w:tc>
+          <w:tcPr>
+            <w:tcW w:w="0" w:type="auto"/>
+            <w:vMerge/>
+            <w:tcBorders>
+              <w:top w:val="single" w:sz="4" w:space="0" w:color="auto"/>
+              <w:left w:val="single" w:sz="4" w:space="0" w:color="auto"/>
+              <w:bottom w:val="single" w:sz="4" w:space="0" w:color="auto"/>
+              <w:right w:val="single" w:sz="4" w:space="0" w:color="auto"/>
+            </w:tcBorders>
+            <w:vAlign w:val="center"/>
+            <w:hideMark/>
+          </w:tcPr>
+          <w:p>
+            <w:pPr>
+              <w:suppressAutoHyphens w:val="0"/>
+              <w:spacing w:line="240" w:lineRule="auto"/>
+              <w:rPr>
+                <w:rFonts w:ascii="Segoe UI Light" w:hAnsi="Segoe UI Light" w:cs="Segoe UI Light"/>
+              </w:rPr>
+            </w:pPr>
+          </w:p>
+        </w:tc>
+        <w:tc>
+          <w:tcPr>
+            <w:tcW w:w="1606" w:type="pct"/>
+            <w:tcBorders>
+              <w:top w:val="single" w:sz="4" w:space="0" w:color="auto"/>
+              <w:left w:val="single" w:sz="4" w:space="0" w:color="auto"/>
+              <w:bottom w:val="single" w:sz="4" w:space="0" w:color="auto"/>
+              <w:right w:val="single" w:sz="4" w:space="0" w:color="auto"/>
+            </w:tcBorders>
+            <w:hideMark/>
+          </w:tcPr>
+          <w:p>
+            <w:pPr>
+              <w:suppressAutoHyphens w:val="0"/>
+              <w:spacing w:line="240" w:lineRule="auto"/>
+              <w:rPr>
+                <w:rFonts w:ascii="Segoe UI Light" w:hAnsi="Segoe UI Light" w:cs="Segoe UI Light"/>
+                <w:b/>
+                <w:bCs/>
+              </w:rPr>
+            </w:pPr>
+            <w:r>
+              <w:rPr>
+                <w:rFonts w:ascii="Segoe UI Light" w:hAnsi="Segoe UI Light" w:cs="Segoe UI Light"/>
+                <w:b/>
+                <w:bCs/>
+              </w:rPr>
+              <w:t xml:space="preserve">Email: </w:t>
+            </w:r>
+            <w:r>
+              <w:t>{{adviserEmail}}</w:t>
+            </w:r>
+          </w:p>
+        </w:tc>
+      </w:tr>
+    </w:tbl>
+    <w:p>
+      <w:pPr>
+        <w:jc w:val="both"/>
+        <w:rPr>
+          <w:bCs/>
+        </w:rPr>
+      </w:pPr>
+      <w:r>
+        <w:rPr>
+          <w:rFonts w:ascii="Segoe UI Light" w:hAnsi="Segoe UI Light" w:cs="Segoe UI Light"/>
+          <w:bCs/>
+        </w:rPr>
+        <w:t>{{/</w:t>
+      </w:r>
+      <w:r>
+        <w:rPr>
+          <w:lang w:val="en-US"/>
+        </w:rPr>
+        <w:t>partner</w:t>
+      </w:r>
+      <w:r>
+        <w:rPr>
+          <w:lang w:val="en-US"/>
+        </w:rPr>
+        <w:t>LifeTPDTraumaAuthArray</w:t>
+      </w:r>
+      <w:r>
+        <w:rPr>
+          <w:rFonts w:ascii="Segoe UI Light" w:hAnsi="Segoe UI Light" w:cs="Segoe UI Light"/>
+          <w:bCs/>
+        </w:rPr>
+        <w:t>}}</w:t>
+      </w:r>
+    </w:p>
+    <w:p>
+      <w:pPr>
+        <w:jc w:val="both"/>
+        <w:rPr>
+          <w:rFonts w:ascii="Segoe UI Light" w:hAnsi="Segoe UI Light" w:cs="Segoe UI Light"/>
+          <w:bCs/>
+        </w:rPr>
+      </w:pPr>
+      <w:r>
+        <w:rPr>
+          <w:rFonts w:ascii="Segoe UI Light" w:hAnsi="Segoe UI Light" w:cs="Segoe UI Light"/>
+          <w:bCs/>
+        </w:rPr>
+        <w:t>{{#</w:t>
+      </w:r>
+      <w:r>
+        <w:rPr>
+          <w:lang w:val="en-US"/>
+        </w:rPr>
+        <w:t>joint</w:t>
+      </w:r>
+      <w:r>
+        <w:rPr>
+          <w:lang w:val="en-US"/>
+        </w:rPr>
+        <w:t>PlatFromInvestment</w:t>
+      </w:r>
+      <w:r>
+        <w:rPr>
+          <w:rFonts w:ascii="Segoe UI Light" w:hAnsi="Segoe UI Light" w:cs="Segoe UI Light"/>
+          <w:bCs/>
+        </w:rPr>
+        <w:t>}}</w:t>
+      </w:r>
+    </w:p>
+    <w:p>
+      <w:pPr>
+        <w:rPr>
+          <w:rFonts w:ascii="Segoe UI Light" w:hAnsi="Segoe UI Light" w:cs="Segoe UI Light"/>
+          <w:color w:val="3C3C3B"/>
+        </w:rPr>
+      </w:pPr>
+      <w:r>
+        <w:rPr>
+          <w:rFonts w:ascii="Segoe UI Light" w:hAnsi="Segoe UI Light" w:cs="Segoe UI Light"/>
+          <w:color w:val="3C3C3B"/>
+        </w:rPr>
+        <w:t>{{@PageBreak}}</w:t>
+      </w:r>
+    </w:p>
+    <w:p>
+      <w:pPr>
+        <w:rPr>
+          <w:rFonts w:ascii="Segoe UI Light" w:hAnsi="Segoe UI Light" w:cs="Segoe UI Light"/>
+          <w:vanish/>
+        </w:rPr>
+      </w:pPr>
+    </w:p>
+    <w:p>
+      <w:pPr>
+        <w:suppressAutoHyphens w:val="0"/>
+        <w:spacing w:line="240" w:lineRule="auto"/>
+        <w:rPr>
+          <w:rFonts w:ascii="Segoe UI Light" w:hAnsi="Segoe UI Light" w:cs="Segoe UI Light"/>
+          <w:b/>
+          <w:bCs/>
+        </w:rPr>
+      </w:pPr>
+      <w:r>
+        <w:rPr>
+          <w:rFonts w:ascii="Segoe UI Light" w:hAnsi="Segoe UI Light" w:cs="Segoe UI Light"/>
+          <w:b/>
+          <w:bCs/>
+        </w:rPr>
+        <w:t>Authorisation to collect information</w:t>
+      </w:r>
+    </w:p>
+    <w:p>
+      <w:pPr>
+        <w:suppressAutoHyphens w:val="0"/>
+        <w:spacing w:line="240" w:lineRule="auto"/>
+        <w:rPr>
+          <w:rFonts w:ascii="Segoe UI Light" w:hAnsi="Segoe UI Light" w:cs="Segoe UI Light"/>
+        </w:rPr>
+      </w:pPr>
+      <w:r>
+        <w:rPr>
+          <w:rFonts w:ascii="Segoe UI Light" w:hAnsi="Segoe UI Light" w:cs="Segoe UI Light"/>
+        </w:rPr>
+        <w:t>Please accept this copy as authority, as the original will stay on file at the below address.</w:t>
+      </w:r>
+    </w:p>
+    <w:p>
+      <w:pPr>
+        <w:suppressAutoHyphens w:val="0"/>
+        <w:spacing w:line="240" w:lineRule="auto"/>
+        <w:rPr>
+          <w:rFonts w:ascii="Segoe UI Light" w:hAnsi="Segoe UI Light" w:cs="Segoe UI Light"/>
+        </w:rPr>
+      </w:pPr>
+    </w:p>
+    <w:tbl>
+      <w:tblPr>
+        <w:tblW w:w="5000" w:type="pct"/>
+        <w:tblBorders>
+          <w:top w:val="single" w:sz="4" w:space="0" w:color="000000"/>
+          <w:left w:val="single" w:sz="4" w:space="0" w:color="000000"/>
+          <w:bottom w:val="single" w:sz="4" w:space="0" w:color="000000"/>
+          <w:right w:val="single" w:sz="4" w:space="0" w:color="000000"/>
+          <w:insideH w:val="single" w:sz="4" w:space="0" w:color="000000"/>
+          <w:insideV w:val="single" w:sz="4" w:space="0" w:color="000000"/>
+        </w:tblBorders>
+        <w:tblLook w:val="00A0" w:firstRow="1" w:lastRow="0" w:firstColumn="1" w:lastColumn="0" w:noHBand="0" w:noVBand="0"/>
+      </w:tblPr>
+      <w:tblGrid>
+        <w:gridCol w:w="1705"/>
+        <w:gridCol w:w="8756"/>
+      </w:tblGrid>
+      <w:tr>
+        <w:trPr>
+          <w:trHeight w:val="427"/>
+        </w:trPr>
+        <w:tc>
+          <w:tcPr>
+            <w:tcW w:w="815" w:type="pct"/>
+            <w:tcBorders>
+              <w:top w:val="nil"/>
+              <w:left w:val="nil"/>
+              <w:bottom w:val="nil"/>
+              <w:right w:val="single" w:sz="4" w:space="0" w:color="000000"/>
+            </w:tcBorders>
+            <w:vAlign w:val="center"/>
+            <w:hideMark/>
+          </w:tcPr>
+          <w:p>
+            <w:pPr>
+              <w:suppressAutoHyphens w:val="0"/>
+              <w:spacing w:line="240" w:lineRule="auto"/>
+              <w:rPr>
+                <w:rFonts w:ascii="Segoe UI Light" w:hAnsi="Segoe UI Light" w:cs="Segoe UI Light"/>
+              </w:rPr>
+            </w:pPr>
+            <w:r>
+              <w:rPr>
+                <w:rFonts w:ascii="Segoe UI Light" w:hAnsi="Segoe UI Light" w:cs="Segoe UI Light"/>
+              </w:rPr>
+              <w:t>To</w:t>
+            </w:r>
+          </w:p>
+        </w:tc>
+        <w:tc>
+          <w:tcPr>
+            <w:tcW w:w="4185" w:type="pct"/>
+            <w:tcBorders>
+              <w:top w:val="single" w:sz="4" w:space="0" w:color="000000"/>
+              <w:left w:val="single" w:sz="4" w:space="0" w:color="000000"/>
+              <w:bottom w:val="single" w:sz="4" w:space="0" w:color="000000"/>
+              <w:right w:val="single" w:sz="4" w:space="0" w:color="000000"/>
+            </w:tcBorders>
+            <w:vAlign w:val="center"/>
+            <w:hideMark/>
+          </w:tcPr>
+          <w:p>
+            <w:pPr>
+              <w:suppressAutoHyphens w:val="0"/>
+              <w:spacing w:line="240" w:lineRule="auto"/>
+              <w:rPr>
+                <w:rFonts w:ascii="Segoe UI Light" w:hAnsi="Segoe UI Light" w:cs="Segoe UI Light"/>
+                <w:b/>
+              </w:rPr>
+            </w:pPr>
+            <w:r>
+              <w:rPr>
+                <w:rFonts w:ascii="Segoe UI Light" w:hAnsi="Segoe UI Light" w:cs="Segoe UI Light"/>
+                <w:b/>
+              </w:rPr>
+              <w:t>Customer Service Manager</w:t>
+            </w:r>
+          </w:p>
+        </w:tc>
+      </w:tr>
+      <w:tr>
+        <w:trPr>
+          <w:trHeight w:val="360"/>
+        </w:trPr>
+        <w:tc>
+          <w:tcPr>
+            <w:tcW w:w="815" w:type="pct"/>
+            <w:tcBorders>
+              <w:top w:val="nil"/>
+              <w:left w:val="nil"/>
+              <w:bottom w:val="nil"/>
+              <w:right w:val="single" w:sz="4" w:space="0" w:color="000000"/>
+            </w:tcBorders>
+            <w:vAlign w:val="center"/>
+            <w:hideMark/>
+          </w:tcPr>
+          <w:p>
+            <w:pPr>
+              <w:suppressAutoHyphens w:val="0"/>
+              <w:spacing w:line="240" w:lineRule="auto"/>
+              <w:rPr>
+                <w:rFonts w:ascii="Segoe UI Light" w:hAnsi="Segoe UI Light" w:cs="Segoe UI Light"/>
+                <w:b/>
+                <w:bCs/>
+              </w:rPr>
+            </w:pPr>
+            <w:r>
+              <w:rPr>
+                <w:rFonts w:ascii="Segoe UI Light" w:hAnsi="Segoe UI Light" w:cs="Segoe UI Light"/>
+                <w:b/>
+                <w:bCs/>
+              </w:rPr>
+              <w:t>Provider name</w:t>
+            </w:r>
+          </w:p>
+        </w:tc>
+        <w:tc>
+          <w:tcPr>
+            <w:tcW w:w="4185" w:type="pct"/>
+            <w:tcBorders>
+              <w:top w:val="single" w:sz="4" w:space="0" w:color="000000"/>
+              <w:left w:val="single" w:sz="4" w:space="0" w:color="000000"/>
+              <w:bottom w:val="single" w:sz="4" w:space="0" w:color="000000"/>
+              <w:right w:val="single" w:sz="4" w:space="0" w:color="000000"/>
+            </w:tcBorders>
+            <w:vAlign w:val="center"/>
+          </w:tcPr>
+          <w:p>
+            <w:pPr>
+              <w:suppressAutoHyphens w:val="0"/>
+              <w:spacing w:line="240" w:lineRule="auto"/>
+              <w:rPr>
+                <w:rFonts w:ascii="Segoe UI Light" w:hAnsi="Segoe UI Light" w:cs="Segoe UI Light"/>
+                <w:b/>
+              </w:rPr>
+            </w:pPr>
+            <w:r>
+              <w:rPr>
+                <w:rFonts w:ascii="Segoe UI Light" w:hAnsi="Segoe UI Light" w:cs="Segoe UI Light"/>
+                <w:bCs/>
+              </w:rPr>
+              <w:t>{{platformName}}</w:t>
+            </w:r>
+          </w:p>
+        </w:tc>
+      </w:tr>
+      <w:tr>
+        <w:trPr>
+          <w:trHeight w:val="350"/>
+        </w:trPr>
+        <w:tc>
+          <w:tcPr>
+            <w:tcW w:w="815" w:type="pct"/>
+            <w:tcBorders>
+              <w:top w:val="nil"/>
+              <w:left w:val="nil"/>
+              <w:bottom w:val="nil"/>
+              <w:right w:val="single" w:sz="4" w:space="0" w:color="000000"/>
+            </w:tcBorders>
+            <w:vAlign w:val="center"/>
+            <w:hideMark/>
+          </w:tcPr>
+          <w:p>
+            <w:pPr>
+              <w:suppressAutoHyphens w:val="0"/>
+              <w:spacing w:line="240" w:lineRule="auto"/>
+              <w:rPr>
+                <w:rFonts w:ascii="Segoe UI Light" w:hAnsi="Segoe UI Light" w:cs="Segoe UI Light"/>
+                <w:b/>
+                <w:bCs/>
+              </w:rPr>
+            </w:pPr>
+            <w:r>
+              <w:rPr>
+                <w:rFonts w:ascii="Segoe UI Light" w:hAnsi="Segoe UI Light" w:cs="Segoe UI Light"/>
+                <w:b/>
+                <w:bCs/>
+              </w:rPr>
+              <w:t>Provider Type</w:t>
+            </w:r>
+          </w:p>
+        </w:tc>
+        <w:tc>
+          <w:tcPr>
+            <w:tcW w:w="4185" w:type="pct"/>
+            <w:tcBorders>
+              <w:top w:val="single" w:sz="4" w:space="0" w:color="000000"/>
+              <w:left w:val="single" w:sz="4" w:space="0" w:color="000000"/>
+              <w:bottom w:val="single" w:sz="4" w:space="0" w:color="000000"/>
+              <w:right w:val="single" w:sz="4" w:space="0" w:color="000000"/>
+            </w:tcBorders>
+            <w:vAlign w:val="center"/>
+          </w:tcPr>
+          <w:p>
+            <w:pPr>
+              <w:suppressAutoHyphens w:val="0"/>
+              <w:spacing w:line="240" w:lineRule="auto"/>
+              <w:rPr>
+                <w:rFonts w:ascii="Segoe UI Light" w:hAnsi="Segoe UI Light" w:cs="Segoe UI Light"/>
+                <w:b/>
+              </w:rPr>
+            </w:pPr>
+            <w:r>
+              <w:rPr>
+                <w:rFonts w:ascii="Segoe UI Light" w:hAnsi="Segoe UI Light" w:cs="Segoe UI Light"/>
+                <w:bCs/>
+              </w:rPr>
+              <w:t>Platform investments</w:t>
             </w:r>
           </w:p>
         </w:tc>
@@ -22802,46 +24514,14 @@
                 <w:rFonts w:ascii="Segoe UI Light" w:hAnsi="Segoe UI Light" w:cs="Segoe UI Light"/>
                 <w:bCs/>
               </w:rPr>
-              <w:t>{{</w:t>
-            </w:r>
-            <w:proofErr w:type="spellStart"/>
+              <w:t>{{clientPreferred}}</w:t>
+            </w:r>
             <w:r>
               <w:rPr>
                 <w:rFonts w:ascii="Segoe UI Light" w:hAnsi="Segoe UI Light" w:cs="Segoe UI Light"/>
                 <w:bCs/>
               </w:rPr>
-              <w:t>clientPreferred</w:t>
-            </w:r>
-            <w:proofErr w:type="spellEnd"/>
-            <w:r>
-              <w:rPr>
-                <w:rFonts w:ascii="Segoe UI Light" w:hAnsi="Segoe UI Light" w:cs="Segoe UI Light"/>
-                <w:bCs/>
-              </w:rPr>
-              <w:t>}}</w:t>
-            </w:r>
-            <w:r>
-              <w:rPr>
-                <w:rFonts w:ascii="Segoe UI Light" w:hAnsi="Segoe UI Light" w:cs="Segoe UI Light"/>
-                <w:bCs/>
-              </w:rPr>
-              <w:t xml:space="preserve"> &amp; {{</w:t>
-            </w:r>
-            <w:proofErr w:type="spellStart"/>
-            <w:r>
-              <w:rPr>
-                <w:rFonts w:ascii="Segoe UI Light" w:hAnsi="Segoe UI Light" w:cs="Segoe UI Light"/>
-                <w:bCs/>
-              </w:rPr>
-              <w:t>partnerPreferred</w:t>
-            </w:r>
-            <w:proofErr w:type="spellEnd"/>
-            <w:r>
-              <w:rPr>
-                <w:rFonts w:ascii="Segoe UI Light" w:hAnsi="Segoe UI Light" w:cs="Segoe UI Light"/>
-                <w:bCs/>
-              </w:rPr>
-              <w:t>}}</w:t>
+              <w:t xml:space="preserve"> &amp; {{partnerPreferred}}</w:t>
             </w:r>
           </w:p>
         </w:tc>
@@ -22876,7 +24556,7 @@
         </w:tc>
         <w:tc>
           <w:tcPr>
-            <w:tcW w:w="1667" w:type="pct"/>
+            <w:tcW w:w="1666" w:type="pct"/>
             <w:tcBorders>
               <w:top w:val="single" w:sz="4" w:space="0" w:color="auto"/>
               <w:left w:val="single" w:sz="4" w:space="0" w:color="auto"/>
@@ -22897,14 +24577,7 @@
               <w:rPr>
                 <w:rFonts w:ascii="Segoe UI Light" w:hAnsi="Segoe UI Light" w:cs="Segoe UI Light"/>
               </w:rPr>
-              <w:t>{{</w:t>
-            </w:r>
-            <w:proofErr w:type="spellStart"/>
-            <w:r>
-              <w:rPr>
-                <w:rFonts w:ascii="Segoe UI Light" w:hAnsi="Segoe UI Light" w:cs="Segoe UI Light"/>
-              </w:rPr>
-              <w:t>client</w:t>
+              <w:t>{{client</w:t>
             </w:r>
             <w:r>
               <w:rPr>
@@ -22919,7 +24592,6 @@
               </w:rPr>
               <w:t>ob</w:t>
             </w:r>
-            <w:proofErr w:type="spellEnd"/>
             <w:r>
               <w:rPr>
                 <w:rFonts w:ascii="Segoe UI Light" w:hAnsi="Segoe UI Light" w:cs="Segoe UI Light"/>
@@ -23031,14 +24703,7 @@
               <w:rPr>
                 <w:rFonts w:ascii="Segoe UI Light" w:hAnsi="Segoe UI Light" w:cs="Segoe UI Light"/>
               </w:rPr>
-              <w:t>{{</w:t>
-            </w:r>
-            <w:proofErr w:type="spellStart"/>
-            <w:r>
-              <w:rPr>
-                <w:rFonts w:ascii="Segoe UI Light" w:hAnsi="Segoe UI Light" w:cs="Segoe UI Light"/>
-              </w:rPr>
-              <w:t>client</w:t>
+              <w:t>{{client</w:t>
             </w:r>
             <w:r>
               <w:rPr>
@@ -23053,7 +24718,6 @@
               </w:rPr>
               <w:t>omeAddress</w:t>
             </w:r>
-            <w:proofErr w:type="spellEnd"/>
             <w:r>
               <w:rPr>
                 <w:rFonts w:ascii="Segoe UI Light" w:hAnsi="Segoe UI Light" w:cs="Segoe UI Light"/>
@@ -23094,14 +24758,7 @@
               <w:rPr>
                 <w:rFonts w:ascii="Segoe UI Light" w:hAnsi="Segoe UI Light" w:cs="Segoe UI Light"/>
               </w:rPr>
-              <w:t>{{</w:t>
-            </w:r>
-            <w:proofErr w:type="spellStart"/>
-            <w:r>
-              <w:rPr>
-                <w:rFonts w:ascii="Segoe UI Light" w:hAnsi="Segoe UI Light" w:cs="Segoe UI Light"/>
-              </w:rPr>
-              <w:t>client</w:t>
+              <w:t>{{client</w:t>
             </w:r>
             <w:r>
               <w:rPr>
@@ -23116,7 +24773,6 @@
               </w:rPr>
               <w:t>obile</w:t>
             </w:r>
-            <w:proofErr w:type="spellEnd"/>
             <w:r>
               <w:rPr>
                 <w:rFonts w:ascii="Segoe UI Light" w:hAnsi="Segoe UI Light" w:cs="Segoe UI Light"/>
@@ -23156,7 +24812,7 @@
         </w:tc>
         <w:tc>
           <w:tcPr>
-            <w:tcW w:w="1667" w:type="pct"/>
+            <w:tcW w:w="1666" w:type="pct"/>
             <w:tcBorders>
               <w:top w:val="single" w:sz="4" w:space="0" w:color="auto"/>
               <w:left w:val="single" w:sz="4" w:space="0" w:color="auto"/>
@@ -23180,7 +24836,6 @@
               </w:rPr>
               <w:t>{{</w:t>
             </w:r>
-            <w:proofErr w:type="spellStart"/>
             <w:r>
               <w:rPr>
                 <w:rFonts w:ascii="Segoe UI Light" w:eastAsia="Times New Roman" w:hAnsi="Segoe UI Light" w:cs="Segoe UI Light"/>
@@ -23189,7 +24844,6 @@
               </w:rPr>
               <w:t>accountNumber</w:t>
             </w:r>
-            <w:proofErr w:type="spellEnd"/>
             <w:r>
               <w:rPr>
                 <w:rFonts w:ascii="Segoe UI Light" w:hAnsi="Segoe UI Light" w:cs="Segoe UI Light"/>
@@ -23266,7 +24920,37 @@
         <w:rPr>
           <w:rFonts w:ascii="Segoe UI Light" w:hAnsi="Segoe UI Light" w:cs="Segoe UI Light"/>
         </w:rPr>
-        <w:t>I/we authorise you to provide representatives Natalino Lidestri, and all staff members of Denaro Wealth Pty Ltd with any information and documentation they require regarding my/our insurance, superannuation and investments.  This will apply to all Staff of Denaro Wealth and those listed below:</w:t>
+        <w:t>{{#SingleClient}}</w:t>
+      </w:r>
+      <w:r>
+        <w:rPr>
+          <w:rFonts w:ascii="Segoe UI Light" w:hAnsi="Segoe UI Light" w:cs="Segoe UI Light"/>
+        </w:rPr>
+        <w:t>I</w:t>
+      </w:r>
+      <w:r>
+        <w:rPr>
+          <w:rFonts w:ascii="Segoe UI Light" w:hAnsi="Segoe UI Light" w:cs="Segoe UI Light"/>
+        </w:rPr>
+        <w:t>{{/SingleClient}}{{^SingleClient}}</w:t>
+      </w:r>
+      <w:r>
+        <w:rPr>
+          <w:rFonts w:ascii="Segoe UI Light" w:hAnsi="Segoe UI Light" w:cs="Segoe UI Light"/>
+        </w:rPr>
+        <w:t>W</w:t>
+      </w:r>
+      <w:r>
+        <w:rPr>
+          <w:rFonts w:ascii="Segoe UI Light" w:hAnsi="Segoe UI Light" w:cs="Segoe UI Light"/>
+        </w:rPr>
+        <w:t xml:space="preserve">e{{/SingleClient}} </w:t>
+      </w:r>
+      <w:r>
+        <w:rPr>
+          <w:rFonts w:ascii="Segoe UI Light" w:hAnsi="Segoe UI Light" w:cs="Segoe UI Light"/>
+        </w:rPr>
+        <w:t>authorise you to provide representatives Natalino Lidestri, and all staff members of Denaro Wealth Pty Ltd with any information and documentation they require regarding my/our insurance, superannuation and investments.  This will apply to all Staff of Denaro Wealth and those listed below:</w:t>
       </w:r>
     </w:p>
     <w:p>
@@ -23323,6 +25007,7 @@
                 <w:color w:val="FFFFFF"/>
                 <w:sz w:val="20"/>
               </w:rPr>
+              <w:lastRenderedPageBreak/>
               <w:t>Designated staff members</w:t>
             </w:r>
           </w:p>
@@ -23702,21 +25387,73 @@
         <w:rPr>
           <w:rFonts w:ascii="Segoe UI Light" w:hAnsi="Segoe UI Light" w:cs="Segoe UI Light"/>
         </w:rPr>
-        <w:t xml:space="preserve">I/we am/are aware of the provisions of the Privacy Act and release you from those provisions in respect of information provided to Denaro </w:t>
-      </w:r>
-      <w:proofErr w:type="gramStart"/>
-      <w:r>
-        <w:rPr>
-          <w:rFonts w:ascii="Segoe UI Light" w:hAnsi="Segoe UI Light" w:cs="Segoe UI Light"/>
-        </w:rPr>
-        <w:t>Wealth  Pty</w:t>
-      </w:r>
-      <w:proofErr w:type="gramEnd"/>
-      <w:r>
-        <w:rPr>
-          <w:rFonts w:ascii="Segoe UI Light" w:hAnsi="Segoe UI Light" w:cs="Segoe UI Light"/>
-        </w:rPr>
-        <w:t xml:space="preserve"> Ltd and its representatives.</w:t>
+        <w:t>{{#SingleClient}}</w:t>
+      </w:r>
+      <w:r>
+        <w:rPr>
+          <w:rFonts w:ascii="Segoe UI Light" w:hAnsi="Segoe UI Light" w:cs="Segoe UI Light"/>
+        </w:rPr>
+        <w:t>I</w:t>
+      </w:r>
+      <w:r>
+        <w:rPr>
+          <w:rFonts w:ascii="Segoe UI Light" w:hAnsi="Segoe UI Light" w:cs="Segoe UI Light"/>
+        </w:rPr>
+        <w:t>{{/SingleClient}}{{^SingleClient}}</w:t>
+      </w:r>
+      <w:r>
+        <w:rPr>
+          <w:rFonts w:ascii="Segoe UI Light" w:hAnsi="Segoe UI Light" w:cs="Segoe UI Light"/>
+        </w:rPr>
+        <w:t>W</w:t>
+      </w:r>
+      <w:r>
+        <w:rPr>
+          <w:rFonts w:ascii="Segoe UI Light" w:hAnsi="Segoe UI Light" w:cs="Segoe UI Light"/>
+        </w:rPr>
+        <w:t xml:space="preserve">e{{/SingleClient}} </w:t>
+      </w:r>
+      <w:r>
+        <w:rPr>
+          <w:rFonts w:ascii="Segoe UI Light" w:hAnsi="Segoe UI Light" w:cs="Segoe UI Light"/>
+        </w:rPr>
+        <w:t>{{#SingleClient}}</w:t>
+      </w:r>
+      <w:r>
+        <w:rPr>
+          <w:rFonts w:ascii="Segoe UI Light" w:hAnsi="Segoe UI Light" w:cs="Segoe UI Light"/>
+        </w:rPr>
+        <w:t>am</w:t>
+      </w:r>
+      <w:r>
+        <w:rPr>
+          <w:rFonts w:ascii="Segoe UI Light" w:hAnsi="Segoe UI Light" w:cs="Segoe UI Light"/>
+        </w:rPr>
+        <w:t>{{/SingleClient}}{{^SingleClient}}</w:t>
+      </w:r>
+      <w:r>
+        <w:rPr>
+          <w:rFonts w:ascii="Segoe UI Light" w:hAnsi="Segoe UI Light" w:cs="Segoe UI Light"/>
+        </w:rPr>
+        <w:t>are</w:t>
+      </w:r>
+      <w:r>
+        <w:rPr>
+          <w:rFonts w:ascii="Segoe UI Light" w:hAnsi="Segoe UI Light" w:cs="Segoe UI Light"/>
+        </w:rPr>
+        <w:t>{{/SingleClient}}</w:t>
+      </w:r>
+      <w:r>
+        <w:rPr>
+          <w:rFonts w:ascii="Segoe UI Light" w:hAnsi="Segoe UI Light" w:cs="Segoe UI Light"/>
+        </w:rPr>
+        <w:t xml:space="preserve"> </w:t>
+      </w:r>
+      <w:r>
+        <w:rPr>
+          <w:rFonts w:ascii="Segoe UI Light" w:hAnsi="Segoe UI Light" w:cs="Segoe UI Light"/>
+        </w:rPr>
+        <w:t>aware of the provisions of the Privacy Act and release you from those provisions in respect of information provided to Denaro Wealth  Pty Ltd and its representatives.</w:t>
       </w:r>
     </w:p>
     <w:p>
@@ -23758,80 +25495,25 @@
               <w:bottom w:val="single" w:sz="4" w:space="0" w:color="B7B9DA"/>
               <w:right w:val="single" w:sz="4" w:space="0" w:color="595959" w:themeColor="text1" w:themeTint="A6"/>
             </w:tcBorders>
-            <w:vAlign w:val="bottom"/>
+            <w:vAlign w:val="center"/>
             <w:hideMark/>
           </w:tcPr>
           <w:p>
             <w:pPr>
               <w:suppressAutoHyphens w:val="0"/>
               <w:spacing w:line="240" w:lineRule="auto"/>
-              <w:rPr>
-                <w:rFonts w:ascii="Segoe UI Light" w:hAnsi="Segoe UI Light" w:cs="Segoe UI Light"/>
-                <w:b/>
-              </w:rPr>
-            </w:pPr>
-            <w:r>
-              <w:rPr>
-                <w:rFonts w:ascii="Segoe UI Light" w:hAnsi="Segoe UI Light" w:cs="Segoe UI Light"/>
-              </w:rPr>
-              <w:t>O</w:t>
-            </w:r>
-            <w:r>
-              <w:rPr>
-                <w:rFonts w:ascii="Segoe UI Light" w:hAnsi="Segoe UI Light" w:cs="Segoe UI Light"/>
-              </w:rPr>
-              <w:tab/>
-            </w:r>
-            <w:r>
-              <w:rPr>
-                <w:rFonts w:ascii="Segoe UI Light" w:hAnsi="Segoe UI Light" w:cs="Segoe UI Light"/>
-              </w:rPr>
-              <w:tab/>
-            </w:r>
-            <w:r>
-              <w:rPr>
-                <w:rFonts w:ascii="Segoe UI Light" w:hAnsi="Segoe UI Light" w:cs="Segoe UI Light"/>
-              </w:rPr>
-              <w:tab/>
-            </w:r>
-            <w:r>
-              <w:rPr>
-                <w:rFonts w:ascii="Segoe UI Light" w:hAnsi="Segoe UI Light" w:cs="Segoe UI Light"/>
-                <w:b/>
-              </w:rPr>
-              <w:t>{{</w:t>
-            </w:r>
-            <w:proofErr w:type="spellStart"/>
-            <w:r>
-              <w:rPr>
-                <w:rFonts w:ascii="Segoe UI Light" w:hAnsi="Segoe UI Light" w:cs="Segoe UI Light"/>
-                <w:b/>
-              </w:rPr>
-              <w:t>clientPreferred</w:t>
-            </w:r>
-            <w:proofErr w:type="spellEnd"/>
-            <w:r>
-              <w:rPr>
-                <w:rFonts w:ascii="Segoe UI Light" w:hAnsi="Segoe UI Light" w:cs="Segoe UI Light"/>
-                <w:b/>
-              </w:rPr>
-              <w:t>}} &amp; {{</w:t>
-            </w:r>
-            <w:proofErr w:type="spellStart"/>
-            <w:r>
-              <w:rPr>
-                <w:rFonts w:ascii="Segoe UI Light" w:hAnsi="Segoe UI Light" w:cs="Segoe UI Light"/>
-                <w:b/>
-              </w:rPr>
-              <w:t>partnerPreferred</w:t>
-            </w:r>
-            <w:proofErr w:type="spellEnd"/>
-            <w:r>
-              <w:rPr>
-                <w:rFonts w:ascii="Segoe UI Light" w:hAnsi="Segoe UI Light" w:cs="Segoe UI Light"/>
-                <w:b/>
-              </w:rPr>
-              <w:t>}}</w:t>
+              <w:jc w:val="center"/>
+              <w:rPr>
+                <w:rFonts w:ascii="Segoe UI Light" w:hAnsi="Segoe UI Light" w:cs="Segoe UI Light"/>
+                <w:b/>
+              </w:rPr>
+            </w:pPr>
+            <w:r>
+              <w:rPr>
+                <w:rFonts w:ascii="Segoe UI Light" w:hAnsi="Segoe UI Light" w:cs="Segoe UI Light"/>
+                <w:b/>
+              </w:rPr>
+              <w:t>{{clientPreferred}} &amp; {{partnerPreferred}}</w:t>
             </w:r>
           </w:p>
         </w:tc>
@@ -23861,7 +25543,6 @@
               </w:rPr>
               <w:t>{{</w:t>
             </w:r>
-            <w:proofErr w:type="spellStart"/>
             <w:r>
               <w:rPr>
                 <w:rFonts w:ascii="Segoe UI Light" w:hAnsi="Segoe UI Light" w:cs="Segoe UI Light"/>
@@ -23871,7 +25552,6 @@
               </w:rPr>
               <w:t>downloadDate</w:t>
             </w:r>
-            <w:proofErr w:type="spellEnd"/>
             <w:r>
               <w:rPr>
                 <w:rFonts w:ascii="Segoe UI Light" w:hAnsi="Segoe UI Light" w:cs="Segoe UI Light"/>
@@ -24077,7 +25757,6 @@
                 <w:rFonts w:ascii="Segoe UI Light" w:hAnsi="Segoe UI Light" w:cs="Segoe UI Light"/>
                 <w:b/>
               </w:rPr>
-              <w:lastRenderedPageBreak/>
               <w:t>Business:</w:t>
             </w:r>
           </w:p>
@@ -24384,15 +26063,7 @@
               <w:t xml:space="preserve">Email: </w:t>
             </w:r>
             <w:r>
-              <w:t>{{</w:t>
-            </w:r>
-            <w:proofErr w:type="spellStart"/>
-            <w:r>
-              <w:t>adviserEmail</w:t>
-            </w:r>
-            <w:proofErr w:type="spellEnd"/>
-            <w:r>
-              <w:t>}}</w:t>
+              <w:t>{{adviserEmail}}</w:t>
             </w:r>
           </w:p>
         </w:tc>
@@ -24413,14 +26084,18 @@
         </w:rPr>
         <w:t>{{/</w:t>
       </w:r>
-      <w:proofErr w:type="spellStart"/>
       <w:r>
         <w:rPr>
           <w:lang w:val="en-US"/>
         </w:rPr>
-        <w:t>jointInvestmentBond</w:t>
-      </w:r>
-      <w:proofErr w:type="spellEnd"/>
+        <w:t>joint</w:t>
+      </w:r>
+      <w:r>
+        <w:rPr>
+          <w:lang w:val="en-US"/>
+        </w:rPr>
+        <w:t>PlatFromInvestment</w:t>
+      </w:r>
       <w:r>
         <w:rPr>
           <w:rFonts w:ascii="Segoe UI Light" w:hAnsi="Segoe UI Light" w:cs="Segoe UI Light"/>
@@ -24442,16 +26117,14 @@
           <w:rFonts w:ascii="Segoe UI Light" w:hAnsi="Segoe UI Light" w:cs="Segoe UI Light"/>
           <w:bCs/>
         </w:rPr>
-        <w:t>{{</w:t>
-      </w:r>
-      <w:r>
-        <w:t>/</w:t>
-      </w:r>
-      <w:proofErr w:type="spellStart"/>
-      <w:r>
-        <w:t>SingleClient</w:t>
-      </w:r>
-      <w:proofErr w:type="spellEnd"/>
+        <w:t>{{#</w:t>
+      </w:r>
+      <w:r>
+        <w:rPr>
+          <w:lang w:val="en-US"/>
+        </w:rPr>
+        <w:t>jointInvestmentBond</w:t>
+      </w:r>
       <w:r>
         <w:rPr>
           <w:rFonts w:ascii="Segoe UI Light" w:hAnsi="Segoe UI Light" w:cs="Segoe UI Light"/>
@@ -24462,53 +26135,1979 @@
     </w:p>
     <w:p>
       <w:pPr>
-        <w:jc w:val="both"/>
-        <w:rPr>
-          <w:rFonts w:ascii="Segoe UI Light" w:hAnsi="Segoe UI Light" w:cs="Segoe UI Light"/>
-          <w:bCs/>
-        </w:rPr>
-      </w:pPr>
+        <w:rPr>
+          <w:rFonts w:ascii="Segoe UI Light" w:hAnsi="Segoe UI Light" w:cs="Segoe UI Light"/>
+          <w:color w:val="3C3C3B"/>
+        </w:rPr>
+      </w:pPr>
+      <w:r>
+        <w:rPr>
+          <w:rFonts w:ascii="Segoe UI Light" w:hAnsi="Segoe UI Light" w:cs="Segoe UI Light"/>
+          <w:color w:val="3C3C3B"/>
+        </w:rPr>
+        <w:t>{{@PageBreak}}</w:t>
+      </w:r>
     </w:p>
     <w:p>
       <w:pPr>
-        <w:ind w:firstLine="720"/>
-        <w:rPr>
-          <w:lang w:val="en-US"/>
+        <w:rPr>
+          <w:rFonts w:ascii="Segoe UI Light" w:hAnsi="Segoe UI Light" w:cs="Segoe UI Light"/>
+          <w:vanish/>
         </w:rPr>
       </w:pPr>
     </w:p>
     <w:p>
       <w:pPr>
-        <w:ind w:firstLine="720"/>
-        <w:jc w:val="both"/>
-        <w:rPr>
-          <w:rFonts w:ascii="Segoe UI Light" w:hAnsi="Segoe UI Light" w:cs="Segoe UI Light"/>
+        <w:suppressAutoHyphens w:val="0"/>
+        <w:spacing w:line="240" w:lineRule="auto"/>
+        <w:rPr>
+          <w:rFonts w:ascii="Segoe UI Light" w:hAnsi="Segoe UI Light" w:cs="Segoe UI Light"/>
+          <w:b/>
           <w:bCs/>
         </w:rPr>
       </w:pPr>
+      <w:r>
+        <w:rPr>
+          <w:rFonts w:ascii="Segoe UI Light" w:hAnsi="Segoe UI Light" w:cs="Segoe UI Light"/>
+          <w:b/>
+          <w:bCs/>
+        </w:rPr>
+        <w:t>Authorisation to collect information</w:t>
+      </w:r>
     </w:p>
     <w:p>
       <w:pPr>
-        <w:ind w:firstLine="720"/>
-        <w:jc w:val="both"/>
-        <w:rPr>
-          <w:rFonts w:ascii="Segoe UI Light" w:hAnsi="Segoe UI Light" w:cs="Segoe UI Light"/>
-          <w:bCs/>
-        </w:rPr>
-      </w:pPr>
+        <w:suppressAutoHyphens w:val="0"/>
+        <w:spacing w:line="240" w:lineRule="auto"/>
+        <w:rPr>
+          <w:rFonts w:ascii="Segoe UI Light" w:hAnsi="Segoe UI Light" w:cs="Segoe UI Light"/>
+        </w:rPr>
+      </w:pPr>
+      <w:r>
+        <w:rPr>
+          <w:rFonts w:ascii="Segoe UI Light" w:hAnsi="Segoe UI Light" w:cs="Segoe UI Light"/>
+        </w:rPr>
+        <w:t>Please accept this copy as authority, as the original will stay on file at the below address.</w:t>
+      </w:r>
     </w:p>
     <w:p>
       <w:pPr>
-        <w:rPr>
-          <w:rFonts w:ascii="Segoe UI Light" w:hAnsi="Segoe UI Light" w:cs="Segoe UI Light"/>
-        </w:rPr>
-      </w:pPr>
-      <w:r>
+        <w:suppressAutoHyphens w:val="0"/>
+        <w:spacing w:line="240" w:lineRule="auto"/>
+        <w:rPr>
+          <w:rFonts w:ascii="Segoe UI Light" w:hAnsi="Segoe UI Light" w:cs="Segoe UI Light"/>
+        </w:rPr>
+      </w:pPr>
+    </w:p>
+    <w:tbl>
+      <w:tblPr>
+        <w:tblW w:w="5000" w:type="pct"/>
+        <w:tblBorders>
+          <w:top w:val="single" w:sz="4" w:space="0" w:color="000000"/>
+          <w:left w:val="single" w:sz="4" w:space="0" w:color="000000"/>
+          <w:bottom w:val="single" w:sz="4" w:space="0" w:color="000000"/>
+          <w:right w:val="single" w:sz="4" w:space="0" w:color="000000"/>
+          <w:insideH w:val="single" w:sz="4" w:space="0" w:color="000000"/>
+          <w:insideV w:val="single" w:sz="4" w:space="0" w:color="000000"/>
+        </w:tblBorders>
+        <w:tblLook w:val="00A0" w:firstRow="1" w:lastRow="0" w:firstColumn="1" w:lastColumn="0" w:noHBand="0" w:noVBand="0"/>
+      </w:tblPr>
+      <w:tblGrid>
+        <w:gridCol w:w="1705"/>
+        <w:gridCol w:w="8756"/>
+      </w:tblGrid>
+      <w:tr>
+        <w:trPr>
+          <w:trHeight w:val="427"/>
+        </w:trPr>
+        <w:tc>
+          <w:tcPr>
+            <w:tcW w:w="815" w:type="pct"/>
+            <w:tcBorders>
+              <w:top w:val="nil"/>
+              <w:left w:val="nil"/>
+              <w:bottom w:val="nil"/>
+              <w:right w:val="single" w:sz="4" w:space="0" w:color="000000"/>
+            </w:tcBorders>
+            <w:vAlign w:val="center"/>
+            <w:hideMark/>
+          </w:tcPr>
+          <w:p>
+            <w:pPr>
+              <w:suppressAutoHyphens w:val="0"/>
+              <w:spacing w:line="240" w:lineRule="auto"/>
+              <w:rPr>
+                <w:rFonts w:ascii="Segoe UI Light" w:hAnsi="Segoe UI Light" w:cs="Segoe UI Light"/>
+              </w:rPr>
+            </w:pPr>
+            <w:r>
+              <w:rPr>
+                <w:rFonts w:ascii="Segoe UI Light" w:hAnsi="Segoe UI Light" w:cs="Segoe UI Light"/>
+              </w:rPr>
+              <w:t>To</w:t>
+            </w:r>
+          </w:p>
+        </w:tc>
+        <w:tc>
+          <w:tcPr>
+            <w:tcW w:w="4185" w:type="pct"/>
+            <w:tcBorders>
+              <w:top w:val="single" w:sz="4" w:space="0" w:color="000000"/>
+              <w:left w:val="single" w:sz="4" w:space="0" w:color="000000"/>
+              <w:bottom w:val="single" w:sz="4" w:space="0" w:color="000000"/>
+              <w:right w:val="single" w:sz="4" w:space="0" w:color="000000"/>
+            </w:tcBorders>
+            <w:vAlign w:val="center"/>
+            <w:hideMark/>
+          </w:tcPr>
+          <w:p>
+            <w:pPr>
+              <w:suppressAutoHyphens w:val="0"/>
+              <w:spacing w:line="240" w:lineRule="auto"/>
+              <w:rPr>
+                <w:rFonts w:ascii="Segoe UI Light" w:hAnsi="Segoe UI Light" w:cs="Segoe UI Light"/>
+                <w:b/>
+              </w:rPr>
+            </w:pPr>
+            <w:r>
+              <w:rPr>
+                <w:rFonts w:ascii="Segoe UI Light" w:hAnsi="Segoe UI Light" w:cs="Segoe UI Light"/>
+                <w:b/>
+              </w:rPr>
+              <w:t>Customer Service Manager</w:t>
+            </w:r>
+          </w:p>
+        </w:tc>
+      </w:tr>
+      <w:tr>
+        <w:trPr>
+          <w:trHeight w:val="360"/>
+        </w:trPr>
+        <w:tc>
+          <w:tcPr>
+            <w:tcW w:w="815" w:type="pct"/>
+            <w:tcBorders>
+              <w:top w:val="nil"/>
+              <w:left w:val="nil"/>
+              <w:bottom w:val="nil"/>
+              <w:right w:val="single" w:sz="4" w:space="0" w:color="000000"/>
+            </w:tcBorders>
+            <w:vAlign w:val="center"/>
+            <w:hideMark/>
+          </w:tcPr>
+          <w:p>
+            <w:pPr>
+              <w:suppressAutoHyphens w:val="0"/>
+              <w:spacing w:line="240" w:lineRule="auto"/>
+              <w:rPr>
+                <w:rFonts w:ascii="Segoe UI Light" w:hAnsi="Segoe UI Light" w:cs="Segoe UI Light"/>
+                <w:b/>
+                <w:bCs/>
+              </w:rPr>
+            </w:pPr>
+            <w:r>
+              <w:rPr>
+                <w:rFonts w:ascii="Segoe UI Light" w:hAnsi="Segoe UI Light" w:cs="Segoe UI Light"/>
+                <w:b/>
+                <w:bCs/>
+              </w:rPr>
+              <w:t>Provider name</w:t>
+            </w:r>
+          </w:p>
+        </w:tc>
+        <w:tc>
+          <w:tcPr>
+            <w:tcW w:w="4185" w:type="pct"/>
+            <w:tcBorders>
+              <w:top w:val="single" w:sz="4" w:space="0" w:color="000000"/>
+              <w:left w:val="single" w:sz="4" w:space="0" w:color="000000"/>
+              <w:bottom w:val="single" w:sz="4" w:space="0" w:color="000000"/>
+              <w:right w:val="single" w:sz="4" w:space="0" w:color="000000"/>
+            </w:tcBorders>
+            <w:vAlign w:val="center"/>
+          </w:tcPr>
+          <w:p>
+            <w:pPr>
+              <w:suppressAutoHyphens w:val="0"/>
+              <w:spacing w:line="240" w:lineRule="auto"/>
+              <w:rPr>
+                <w:rFonts w:ascii="Segoe UI Light" w:hAnsi="Segoe UI Light" w:cs="Segoe UI Light"/>
+                <w:b/>
+              </w:rPr>
+            </w:pPr>
+            <w:r>
+              <w:rPr>
+                <w:rFonts w:ascii="Segoe UI Light" w:hAnsi="Segoe UI Light" w:cs="Segoe UI Light"/>
+                <w:bCs/>
+              </w:rPr>
+              <w:t>{{platformName}}</w:t>
+            </w:r>
+          </w:p>
+        </w:tc>
+      </w:tr>
+      <w:tr>
+        <w:trPr>
+          <w:trHeight w:val="350"/>
+        </w:trPr>
+        <w:tc>
+          <w:tcPr>
+            <w:tcW w:w="815" w:type="pct"/>
+            <w:tcBorders>
+              <w:top w:val="nil"/>
+              <w:left w:val="nil"/>
+              <w:bottom w:val="nil"/>
+              <w:right w:val="single" w:sz="4" w:space="0" w:color="000000"/>
+            </w:tcBorders>
+            <w:vAlign w:val="center"/>
+            <w:hideMark/>
+          </w:tcPr>
+          <w:p>
+            <w:pPr>
+              <w:suppressAutoHyphens w:val="0"/>
+              <w:spacing w:line="240" w:lineRule="auto"/>
+              <w:rPr>
+                <w:rFonts w:ascii="Segoe UI Light" w:hAnsi="Segoe UI Light" w:cs="Segoe UI Light"/>
+                <w:b/>
+                <w:bCs/>
+              </w:rPr>
+            </w:pPr>
+            <w:r>
+              <w:rPr>
+                <w:rFonts w:ascii="Segoe UI Light" w:hAnsi="Segoe UI Light" w:cs="Segoe UI Light"/>
+                <w:b/>
+                <w:bCs/>
+              </w:rPr>
+              <w:t>Provider Type</w:t>
+            </w:r>
+          </w:p>
+        </w:tc>
+        <w:tc>
+          <w:tcPr>
+            <w:tcW w:w="4185" w:type="pct"/>
+            <w:tcBorders>
+              <w:top w:val="single" w:sz="4" w:space="0" w:color="000000"/>
+              <w:left w:val="single" w:sz="4" w:space="0" w:color="000000"/>
+              <w:bottom w:val="single" w:sz="4" w:space="0" w:color="000000"/>
+              <w:right w:val="single" w:sz="4" w:space="0" w:color="000000"/>
+            </w:tcBorders>
+            <w:vAlign w:val="center"/>
+          </w:tcPr>
+          <w:p>
+            <w:pPr>
+              <w:suppressAutoHyphens w:val="0"/>
+              <w:spacing w:line="240" w:lineRule="auto"/>
+              <w:rPr>
+                <w:rFonts w:ascii="Segoe UI Light" w:hAnsi="Segoe UI Light" w:cs="Segoe UI Light"/>
+                <w:b/>
+              </w:rPr>
+            </w:pPr>
+            <w:r>
+              <w:rPr>
+                <w:rFonts w:ascii="Segoe UI Light" w:hAnsi="Segoe UI Light" w:cs="Segoe UI Light"/>
+                <w:bCs/>
+              </w:rPr>
+              <w:t xml:space="preserve">Investment Bond  </w:t>
+            </w:r>
+          </w:p>
+        </w:tc>
+      </w:tr>
+    </w:tbl>
+    <w:p>
+      <w:pPr>
+        <w:suppressAutoHyphens w:val="0"/>
+        <w:spacing w:line="240" w:lineRule="auto"/>
+        <w:rPr>
+          <w:rFonts w:ascii="Segoe UI Light" w:hAnsi="Segoe UI Light" w:cs="Segoe UI Light"/>
+        </w:rPr>
+      </w:pPr>
+    </w:p>
+    <w:p>
+      <w:pPr>
+        <w:suppressAutoHyphens w:val="0"/>
+        <w:spacing w:line="240" w:lineRule="auto"/>
+        <w:rPr>
+          <w:rFonts w:ascii="Segoe UI Light" w:hAnsi="Segoe UI Light" w:cs="Segoe UI Light"/>
+        </w:rPr>
+      </w:pPr>
+    </w:p>
+    <w:tbl>
+      <w:tblPr>
+        <w:tblW w:w="5000" w:type="pct"/>
+        <w:tblBorders>
+          <w:top w:val="single" w:sz="4" w:space="0" w:color="auto"/>
+          <w:left w:val="single" w:sz="4" w:space="0" w:color="auto"/>
+          <w:bottom w:val="single" w:sz="4" w:space="0" w:color="auto"/>
+          <w:right w:val="single" w:sz="4" w:space="0" w:color="auto"/>
+          <w:insideH w:val="single" w:sz="4" w:space="0" w:color="auto"/>
+          <w:insideV w:val="single" w:sz="4" w:space="0" w:color="auto"/>
+        </w:tblBorders>
+        <w:tblLook w:val="01E0" w:firstRow="1" w:lastRow="1" w:firstColumn="1" w:lastColumn="1" w:noHBand="0" w:noVBand="0"/>
+      </w:tblPr>
+      <w:tblGrid>
+        <w:gridCol w:w="1358"/>
+        <w:gridCol w:w="4136"/>
+        <w:gridCol w:w="1478"/>
+        <w:gridCol w:w="3484"/>
+      </w:tblGrid>
+      <w:tr>
+        <w:trPr>
+          <w:trHeight w:val="404"/>
+        </w:trPr>
+        <w:tc>
+          <w:tcPr>
+            <w:tcW w:w="649" w:type="pct"/>
+            <w:tcBorders>
+              <w:top w:val="single" w:sz="4" w:space="0" w:color="auto"/>
+              <w:left w:val="single" w:sz="4" w:space="0" w:color="auto"/>
+              <w:bottom w:val="single" w:sz="4" w:space="0" w:color="auto"/>
+              <w:right w:val="single" w:sz="4" w:space="0" w:color="auto"/>
+            </w:tcBorders>
+            <w:hideMark/>
+          </w:tcPr>
+          <w:p>
+            <w:pPr>
+              <w:suppressAutoHyphens w:val="0"/>
+              <w:spacing w:line="240" w:lineRule="auto"/>
+              <w:rPr>
+                <w:rFonts w:ascii="Segoe UI Light" w:hAnsi="Segoe UI Light" w:cs="Segoe UI Light"/>
+                <w:b/>
+              </w:rPr>
+            </w:pPr>
+            <w:r>
+              <w:rPr>
+                <w:rFonts w:ascii="Segoe UI Light" w:hAnsi="Segoe UI Light" w:cs="Segoe UI Light"/>
+                <w:b/>
+              </w:rPr>
+              <w:t xml:space="preserve">Client </w:t>
+            </w:r>
+          </w:p>
+        </w:tc>
+        <w:tc>
+          <w:tcPr>
+            <w:tcW w:w="1978" w:type="pct"/>
+            <w:tcBorders>
+              <w:top w:val="single" w:sz="4" w:space="0" w:color="auto"/>
+              <w:left w:val="single" w:sz="4" w:space="0" w:color="auto"/>
+              <w:bottom w:val="single" w:sz="4" w:space="0" w:color="auto"/>
+              <w:right w:val="single" w:sz="4" w:space="0" w:color="auto"/>
+            </w:tcBorders>
+          </w:tcPr>
+          <w:p>
+            <w:pPr>
+              <w:suppressAutoHyphens w:val="0"/>
+              <w:spacing w:line="240" w:lineRule="auto"/>
+              <w:rPr>
+                <w:rFonts w:ascii="Segoe UI Light" w:hAnsi="Segoe UI Light" w:cs="Segoe UI Light"/>
+                <w:bCs/>
+              </w:rPr>
+            </w:pPr>
+            <w:r>
+              <w:rPr>
+                <w:rFonts w:ascii="Segoe UI Light" w:hAnsi="Segoe UI Light" w:cs="Segoe UI Light"/>
+                <w:bCs/>
+              </w:rPr>
+              <w:t>{{clientPreferred}}</w:t>
+            </w:r>
+            <w:r>
+              <w:rPr>
+                <w:rFonts w:ascii="Segoe UI Light" w:hAnsi="Segoe UI Light" w:cs="Segoe UI Light"/>
+                <w:bCs/>
+              </w:rPr>
+              <w:t xml:space="preserve"> &amp; {{partnerPreferred}}</w:t>
+            </w:r>
+          </w:p>
+        </w:tc>
+        <w:tc>
+          <w:tcPr>
+            <w:tcW w:w="707" w:type="pct"/>
+            <w:tcBorders>
+              <w:top w:val="single" w:sz="4" w:space="0" w:color="auto"/>
+              <w:left w:val="single" w:sz="4" w:space="0" w:color="auto"/>
+              <w:bottom w:val="single" w:sz="4" w:space="0" w:color="auto"/>
+              <w:right w:val="single" w:sz="4" w:space="0" w:color="auto"/>
+            </w:tcBorders>
+            <w:hideMark/>
+          </w:tcPr>
+          <w:p>
+            <w:pPr>
+              <w:suppressAutoHyphens w:val="0"/>
+              <w:spacing w:line="240" w:lineRule="auto"/>
+              <w:rPr>
+                <w:rFonts w:ascii="Segoe UI Light" w:hAnsi="Segoe UI Light" w:cs="Segoe UI Light"/>
+                <w:b/>
+              </w:rPr>
+            </w:pPr>
+            <w:r>
+              <w:rPr>
+                <w:rFonts w:ascii="Segoe UI Light" w:hAnsi="Segoe UI Light" w:cs="Segoe UI Light"/>
+                <w:b/>
+              </w:rPr>
+              <w:t>Date of birth</w:t>
+            </w:r>
+          </w:p>
+        </w:tc>
+        <w:tc>
+          <w:tcPr>
+            <w:tcW w:w="1667" w:type="pct"/>
+            <w:tcBorders>
+              <w:top w:val="single" w:sz="4" w:space="0" w:color="auto"/>
+              <w:left w:val="single" w:sz="4" w:space="0" w:color="auto"/>
+              <w:bottom w:val="single" w:sz="4" w:space="0" w:color="auto"/>
+              <w:right w:val="single" w:sz="4" w:space="0" w:color="auto"/>
+            </w:tcBorders>
+          </w:tcPr>
+          <w:p>
+            <w:pPr>
+              <w:suppressAutoHyphens w:val="0"/>
+              <w:spacing w:line="240" w:lineRule="auto"/>
+              <w:rPr>
+                <w:rFonts w:ascii="Segoe UI Light" w:hAnsi="Segoe UI Light" w:cs="Segoe UI Light"/>
+                <w:b/>
+              </w:rPr>
+            </w:pPr>
+            <w:r>
+              <w:rPr>
+                <w:rFonts w:ascii="Segoe UI Light" w:hAnsi="Segoe UI Light" w:cs="Segoe UI Light"/>
+              </w:rPr>
+              <w:t>{{client</w:t>
+            </w:r>
+            <w:r>
+              <w:rPr>
+                <w:rFonts w:ascii="Segoe UI Light" w:hAnsi="Segoe UI Light" w:cs="Segoe UI Light"/>
+              </w:rPr>
+              <w:t>D</w:t>
+            </w:r>
+            <w:r>
+              <w:rPr>
+                <w:rFonts w:ascii="Segoe UI Light" w:hAnsi="Segoe UI Light" w:cs="Segoe UI Light"/>
+                <w:lang w:val="en-US"/>
+              </w:rPr>
+              <w:t>ob</w:t>
+            </w:r>
+            <w:r>
+              <w:rPr>
+                <w:rFonts w:ascii="Segoe UI Light" w:hAnsi="Segoe UI Light" w:cs="Segoe UI Light"/>
+              </w:rPr>
+              <w:t>}}</w:t>
+            </w:r>
+          </w:p>
+        </w:tc>
+      </w:tr>
+      <w:tr>
+        <w:trPr>
+          <w:trHeight w:val="482"/>
+        </w:trPr>
+        <w:tc>
+          <w:tcPr>
+            <w:tcW w:w="649" w:type="pct"/>
+            <w:tcBorders>
+              <w:top w:val="single" w:sz="4" w:space="0" w:color="auto"/>
+              <w:left w:val="single" w:sz="4" w:space="0" w:color="auto"/>
+              <w:bottom w:val="single" w:sz="4" w:space="0" w:color="auto"/>
+              <w:right w:val="single" w:sz="4" w:space="0" w:color="auto"/>
+            </w:tcBorders>
+          </w:tcPr>
+          <w:p>
+            <w:pPr>
+              <w:suppressAutoHyphens w:val="0"/>
+              <w:spacing w:line="240" w:lineRule="auto"/>
+              <w:rPr>
+                <w:rFonts w:ascii="Segoe UI Light" w:hAnsi="Segoe UI Light" w:cs="Segoe UI Light"/>
+                <w:b/>
+              </w:rPr>
+            </w:pPr>
+            <w:r>
+              <w:rPr>
+                <w:rFonts w:ascii="Segoe UI Light" w:hAnsi="Segoe UI Light" w:cs="Segoe UI Light"/>
+                <w:b/>
+              </w:rPr>
+              <w:t xml:space="preserve">Address </w:t>
+            </w:r>
+          </w:p>
+          <w:p>
+            <w:pPr>
+              <w:suppressAutoHyphens w:val="0"/>
+              <w:spacing w:line="240" w:lineRule="auto"/>
+              <w:rPr>
+                <w:rFonts w:ascii="Segoe UI Light" w:hAnsi="Segoe UI Light" w:cs="Segoe UI Light"/>
+                <w:b/>
+              </w:rPr>
+            </w:pPr>
+          </w:p>
+          <w:p>
+            <w:pPr>
+              <w:suppressAutoHyphens w:val="0"/>
+              <w:spacing w:line="240" w:lineRule="auto"/>
+              <w:rPr>
+                <w:rFonts w:ascii="Segoe UI Light" w:hAnsi="Segoe UI Light" w:cs="Segoe UI Light"/>
+                <w:b/>
+              </w:rPr>
+            </w:pPr>
+          </w:p>
+          <w:p>
+            <w:pPr>
+              <w:suppressAutoHyphens w:val="0"/>
+              <w:spacing w:line="240" w:lineRule="auto"/>
+              <w:rPr>
+                <w:rFonts w:ascii="Segoe UI Light" w:hAnsi="Segoe UI Light" w:cs="Segoe UI Light"/>
+                <w:b/>
+              </w:rPr>
+            </w:pPr>
+            <w:r>
+              <w:rPr>
+                <w:rFonts w:ascii="Segoe UI Light" w:hAnsi="Segoe UI Light" w:cs="Segoe UI Light"/>
+                <w:b/>
+              </w:rPr>
+              <w:t>Contact No:</w:t>
+            </w:r>
+          </w:p>
+          <w:p>
+            <w:pPr>
+              <w:suppressAutoHyphens w:val="0"/>
+              <w:spacing w:line="240" w:lineRule="auto"/>
+              <w:rPr>
+                <w:rFonts w:ascii="Segoe UI Light" w:hAnsi="Segoe UI Light" w:cs="Segoe UI Light"/>
+                <w:b/>
+                <w:bCs/>
+              </w:rPr>
+            </w:pPr>
+          </w:p>
+        </w:tc>
+        <w:tc>
+          <w:tcPr>
+            <w:tcW w:w="1978" w:type="pct"/>
+            <w:tcBorders>
+              <w:top w:val="single" w:sz="4" w:space="0" w:color="auto"/>
+              <w:left w:val="single" w:sz="4" w:space="0" w:color="auto"/>
+              <w:bottom w:val="single" w:sz="4" w:space="0" w:color="auto"/>
+              <w:right w:val="single" w:sz="4" w:space="0" w:color="auto"/>
+            </w:tcBorders>
+          </w:tcPr>
+          <w:p>
+            <w:pPr>
+              <w:suppressAutoHyphens w:val="0"/>
+              <w:spacing w:line="240" w:lineRule="auto"/>
+              <w:rPr>
+                <w:rFonts w:ascii="Segoe UI Light" w:hAnsi="Segoe UI Light" w:cs="Segoe UI Light"/>
+              </w:rPr>
+            </w:pPr>
+            <w:r>
+              <w:rPr>
+                <w:rFonts w:ascii="Segoe UI Light" w:hAnsi="Segoe UI Light" w:cs="Segoe UI Light"/>
+              </w:rPr>
+              <w:t>{{client</w:t>
+            </w:r>
+            <w:r>
+              <w:rPr>
+                <w:rFonts w:ascii="Segoe UI Light" w:hAnsi="Segoe UI Light" w:cs="Segoe UI Light"/>
+              </w:rPr>
+              <w:t>H</w:t>
+            </w:r>
+            <w:r>
+              <w:rPr>
+                <w:rFonts w:ascii="Segoe UI Light" w:hAnsi="Segoe UI Light" w:cs="Segoe UI Light"/>
+                <w:lang w:val="en-US"/>
+              </w:rPr>
+              <w:t>omeAddress</w:t>
+            </w:r>
+            <w:r>
+              <w:rPr>
+                <w:rFonts w:ascii="Segoe UI Light" w:hAnsi="Segoe UI Light" w:cs="Segoe UI Light"/>
+              </w:rPr>
+              <w:t>}}</w:t>
+            </w:r>
+          </w:p>
+          <w:p>
+            <w:pPr>
+              <w:suppressAutoHyphens w:val="0"/>
+              <w:spacing w:line="240" w:lineRule="auto"/>
+              <w:rPr>
+                <w:rFonts w:ascii="Segoe UI Light" w:hAnsi="Segoe UI Light" w:cs="Segoe UI Light"/>
+                <w:b/>
+              </w:rPr>
+            </w:pPr>
+          </w:p>
+          <w:p>
+            <w:pPr>
+              <w:suppressAutoHyphens w:val="0"/>
+              <w:spacing w:line="240" w:lineRule="auto"/>
+              <w:rPr>
+                <w:rFonts w:ascii="Segoe UI Light" w:hAnsi="Segoe UI Light" w:cs="Segoe UI Light"/>
+                <w:b/>
+              </w:rPr>
+            </w:pPr>
+          </w:p>
+          <w:p>
+            <w:pPr>
+              <w:suppressAutoHyphens w:val="0"/>
+              <w:spacing w:line="240" w:lineRule="auto"/>
+              <w:rPr>
+                <w:rFonts w:ascii="Segoe UI Light" w:hAnsi="Segoe UI Light" w:cs="Segoe UI Light"/>
+                <w:b/>
+              </w:rPr>
+            </w:pPr>
+            <w:r>
+              <w:rPr>
+                <w:rFonts w:ascii="Segoe UI Light" w:hAnsi="Segoe UI Light" w:cs="Segoe UI Light"/>
+              </w:rPr>
+              <w:t>{{client</w:t>
+            </w:r>
+            <w:r>
+              <w:rPr>
+                <w:rFonts w:ascii="Segoe UI Light" w:hAnsi="Segoe UI Light" w:cs="Segoe UI Light"/>
+              </w:rPr>
+              <w:t>M</w:t>
+            </w:r>
+            <w:r>
+              <w:rPr>
+                <w:rFonts w:ascii="Segoe UI Light" w:hAnsi="Segoe UI Light" w:cs="Segoe UI Light"/>
+                <w:lang w:val="en-US"/>
+              </w:rPr>
+              <w:t>obile</w:t>
+            </w:r>
+            <w:r>
+              <w:rPr>
+                <w:rFonts w:ascii="Segoe UI Light" w:hAnsi="Segoe UI Light" w:cs="Segoe UI Light"/>
+              </w:rPr>
+              <w:t>}}</w:t>
+            </w:r>
+          </w:p>
+        </w:tc>
+        <w:tc>
+          <w:tcPr>
+            <w:tcW w:w="707" w:type="pct"/>
+            <w:tcBorders>
+              <w:top w:val="single" w:sz="4" w:space="0" w:color="auto"/>
+              <w:left w:val="single" w:sz="4" w:space="0" w:color="auto"/>
+              <w:bottom w:val="single" w:sz="4" w:space="0" w:color="auto"/>
+              <w:right w:val="single" w:sz="4" w:space="0" w:color="auto"/>
+            </w:tcBorders>
+            <w:hideMark/>
+          </w:tcPr>
+          <w:p>
+            <w:pPr>
+              <w:suppressAutoHyphens w:val="0"/>
+              <w:spacing w:line="240" w:lineRule="auto"/>
+              <w:rPr>
+                <w:rFonts w:ascii="Segoe UI Light" w:hAnsi="Segoe UI Light" w:cs="Segoe UI Light"/>
+                <w:b/>
+              </w:rPr>
+            </w:pPr>
+            <w:r>
+              <w:rPr>
+                <w:rFonts w:ascii="Segoe UI Light" w:hAnsi="Segoe UI Light" w:cs="Segoe UI Light"/>
+                <w:b/>
+              </w:rPr>
+              <w:t xml:space="preserve">Account/Policy number </w:t>
+            </w:r>
+          </w:p>
+        </w:tc>
+        <w:tc>
+          <w:tcPr>
+            <w:tcW w:w="1667" w:type="pct"/>
+            <w:tcBorders>
+              <w:top w:val="single" w:sz="4" w:space="0" w:color="auto"/>
+              <w:left w:val="single" w:sz="4" w:space="0" w:color="auto"/>
+              <w:bottom w:val="single" w:sz="4" w:space="0" w:color="auto"/>
+              <w:right w:val="single" w:sz="4" w:space="0" w:color="auto"/>
+            </w:tcBorders>
+          </w:tcPr>
+          <w:p>
+            <w:pPr>
+              <w:suppressAutoHyphens w:val="0"/>
+              <w:spacing w:line="240" w:lineRule="auto"/>
+              <w:rPr>
+                <w:rFonts w:ascii="Segoe UI Light" w:hAnsi="Segoe UI Light" w:cs="Segoe UI Light"/>
+                <w:bCs/>
+              </w:rPr>
+            </w:pPr>
+            <w:r>
+              <w:rPr>
+                <w:rFonts w:ascii="Segoe UI Light" w:hAnsi="Segoe UI Light" w:cs="Segoe UI Light"/>
+                <w:bCs/>
+              </w:rPr>
+              <w:t>{{</w:t>
+            </w:r>
+            <w:r>
+              <w:rPr>
+                <w:rFonts w:ascii="Segoe UI Light" w:eastAsia="Times New Roman" w:hAnsi="Segoe UI Light" w:cs="Segoe UI Light"/>
+                <w:bCs/>
+                <w:lang w:eastAsia="en-AU"/>
+              </w:rPr>
+              <w:t>accountNumber</w:t>
+            </w:r>
+            <w:r>
+              <w:rPr>
+                <w:rFonts w:ascii="Segoe UI Light" w:hAnsi="Segoe UI Light" w:cs="Segoe UI Light"/>
+                <w:bCs/>
+              </w:rPr>
+              <w:t>}}</w:t>
+            </w:r>
+          </w:p>
+        </w:tc>
+      </w:tr>
+    </w:tbl>
+    <w:p>
+      <w:pPr>
+        <w:suppressAutoHyphens w:val="0"/>
+        <w:spacing w:line="240" w:lineRule="auto"/>
+        <w:rPr>
+          <w:rFonts w:ascii="Segoe UI Light" w:hAnsi="Segoe UI Light" w:cs="Segoe UI Light"/>
+        </w:rPr>
+      </w:pPr>
+    </w:p>
+    <w:p>
+      <w:pPr>
+        <w:suppressAutoHyphens w:val="0"/>
+        <w:spacing w:line="240" w:lineRule="auto"/>
+        <w:rPr>
+          <w:rFonts w:ascii="Segoe UI Light" w:hAnsi="Segoe UI Light" w:cs="Segoe UI Light"/>
+          <w:b/>
+        </w:rPr>
+      </w:pPr>
+      <w:r>
+        <w:rPr>
+          <w:rFonts w:ascii="Segoe UI Light" w:hAnsi="Segoe UI Light" w:cs="Segoe UI Light"/>
+          <w:b/>
+        </w:rPr>
+        <w:t>To whom it may concern,</w:t>
+      </w:r>
+    </w:p>
+    <w:p>
+      <w:pPr>
+        <w:suppressAutoHyphens w:val="0"/>
+        <w:spacing w:line="240" w:lineRule="auto"/>
+        <w:rPr>
+          <w:rFonts w:ascii="Segoe UI Light" w:hAnsi="Segoe UI Light" w:cs="Segoe UI Light"/>
+          <w:b/>
+        </w:rPr>
+      </w:pPr>
+    </w:p>
+    <w:p>
+      <w:pPr>
+        <w:suppressAutoHyphens w:val="0"/>
+        <w:spacing w:line="240" w:lineRule="auto"/>
+        <w:rPr>
+          <w:rFonts w:ascii="Segoe UI Light" w:hAnsi="Segoe UI Light" w:cs="Segoe UI Light"/>
+          <w:b/>
+        </w:rPr>
+      </w:pPr>
+      <w:r>
+        <w:rPr>
+          <w:rFonts w:ascii="Segoe UI Light" w:hAnsi="Segoe UI Light" w:cs="Segoe UI Light"/>
+          <w:b/>
+        </w:rPr>
+        <w:t>Access to information</w:t>
+      </w:r>
+    </w:p>
+    <w:p>
+      <w:pPr>
+        <w:suppressAutoHyphens w:val="0"/>
+        <w:spacing w:line="240" w:lineRule="auto"/>
+        <w:rPr>
+          <w:rFonts w:ascii="Segoe UI Light" w:hAnsi="Segoe UI Light" w:cs="Segoe UI Light"/>
+        </w:rPr>
+      </w:pPr>
+      <w:r>
+        <w:rPr>
+          <w:rFonts w:ascii="Segoe UI Light" w:hAnsi="Segoe UI Light" w:cs="Segoe UI Light"/>
+        </w:rPr>
+        <w:lastRenderedPageBreak/>
+        <w:t>{{#SingleClient}}</w:t>
+      </w:r>
+      <w:r>
+        <w:rPr>
+          <w:rFonts w:ascii="Segoe UI Light" w:hAnsi="Segoe UI Light" w:cs="Segoe UI Light"/>
+        </w:rPr>
+        <w:t>I</w:t>
+      </w:r>
+      <w:r>
+        <w:rPr>
+          <w:rFonts w:ascii="Segoe UI Light" w:hAnsi="Segoe UI Light" w:cs="Segoe UI Light"/>
+        </w:rPr>
+        <w:t>{{/SingleClient}}{{^SingleClient}}</w:t>
+      </w:r>
+      <w:r>
+        <w:rPr>
+          <w:rFonts w:ascii="Segoe UI Light" w:hAnsi="Segoe UI Light" w:cs="Segoe UI Light"/>
+        </w:rPr>
+        <w:t>W</w:t>
+      </w:r>
+      <w:r>
+        <w:rPr>
+          <w:rFonts w:ascii="Segoe UI Light" w:hAnsi="Segoe UI Light" w:cs="Segoe UI Light"/>
+        </w:rPr>
+        <w:t xml:space="preserve">e{{/SingleClient}} </w:t>
+      </w:r>
+      <w:r>
+        <w:rPr>
+          <w:rFonts w:ascii="Segoe UI Light" w:hAnsi="Segoe UI Light" w:cs="Segoe UI Light"/>
+        </w:rPr>
+        <w:t>authorise you to provide representatives Natalino Lidestri, and all staff members of Denaro Wealth Pty Ltd with any information and documentation they require regarding my/our insurance, superannuation and investments.  This will apply to all Staff of Denaro Wealth and those listed below:</w:t>
+      </w:r>
+    </w:p>
+    <w:p>
+      <w:pPr>
+        <w:suppressAutoHyphens w:val="0"/>
+        <w:spacing w:line="240" w:lineRule="auto"/>
+        <w:rPr>
+          <w:rFonts w:ascii="Segoe UI Light" w:hAnsi="Segoe UI Light" w:cs="Segoe UI Light"/>
+        </w:rPr>
+      </w:pPr>
+    </w:p>
+    <w:tbl>
+      <w:tblPr>
+        <w:tblW w:w="10569" w:type="dxa"/>
+        <w:tblInd w:w="-5" w:type="dxa"/>
+        <w:tblLayout w:type="fixed"/>
+        <w:tblLook w:val="0000" w:firstRow="0" w:lastRow="0" w:firstColumn="0" w:lastColumn="0" w:noHBand="0" w:noVBand="0"/>
+      </w:tblPr>
+      <w:tblGrid>
+        <w:gridCol w:w="5280"/>
+        <w:gridCol w:w="5289"/>
+      </w:tblGrid>
+      <w:tr>
+        <w:trPr>
+          <w:trHeight w:val="286"/>
+        </w:trPr>
+        <w:tc>
+          <w:tcPr>
+            <w:tcW w:w="5280" w:type="dxa"/>
+            <w:tcBorders>
+              <w:top w:val="single" w:sz="4" w:space="0" w:color="808080"/>
+              <w:left w:val="single" w:sz="4" w:space="0" w:color="808080"/>
+              <w:bottom w:val="single" w:sz="4" w:space="0" w:color="808080"/>
+            </w:tcBorders>
+            <w:shd w:val="clear" w:color="auto" w:fill="004E99"/>
+            <w:vAlign w:val="center"/>
+          </w:tcPr>
+          <w:p>
+            <w:pPr>
+              <w:pStyle w:val="BodyCopySmall"/>
+              <w:spacing w:before="60" w:after="120" w:line="240" w:lineRule="auto"/>
+              <w:contextualSpacing/>
+              <w:rPr>
+                <w:rFonts w:ascii="Segoe UI" w:hAnsi="Segoe UI" w:cs="Segoe UI"/>
+                <w:b/>
+                <w:color w:val="FFFFFF"/>
+                <w:sz w:val="20"/>
+              </w:rPr>
+            </w:pPr>
+            <w:r>
+              <w:rPr>
+                <w:rFonts w:ascii="Segoe UI" w:hAnsi="Segoe UI" w:cs="Segoe UI"/>
+                <w:b/>
+                <w:color w:val="FFFFFF"/>
+                <w:sz w:val="20"/>
+              </w:rPr>
+              <w:t>Designated staff members</w:t>
+            </w:r>
+          </w:p>
+        </w:tc>
+        <w:tc>
+          <w:tcPr>
+            <w:tcW w:w="5289" w:type="dxa"/>
+            <w:tcBorders>
+              <w:top w:val="single" w:sz="4" w:space="0" w:color="808080"/>
+              <w:left w:val="single" w:sz="4" w:space="0" w:color="808080"/>
+              <w:bottom w:val="single" w:sz="4" w:space="0" w:color="808080"/>
+              <w:right w:val="single" w:sz="4" w:space="0" w:color="808080"/>
+            </w:tcBorders>
+            <w:shd w:val="clear" w:color="auto" w:fill="004E99"/>
+            <w:vAlign w:val="center"/>
+          </w:tcPr>
+          <w:p>
+            <w:pPr>
+              <w:pStyle w:val="BodyCopySmall"/>
+              <w:spacing w:before="60" w:after="120" w:line="240" w:lineRule="auto"/>
+              <w:contextualSpacing/>
+              <w:rPr>
+                <w:rFonts w:ascii="Segoe UI" w:hAnsi="Segoe UI" w:cs="Segoe UI"/>
+                <w:color w:val="FFFFFF"/>
+                <w:sz w:val="20"/>
+              </w:rPr>
+            </w:pPr>
+            <w:r>
+              <w:rPr>
+                <w:rFonts w:ascii="Segoe UI" w:hAnsi="Segoe UI" w:cs="Segoe UI"/>
+                <w:b/>
+                <w:color w:val="FFFFFF"/>
+                <w:sz w:val="20"/>
+              </w:rPr>
+              <w:t>Email address</w:t>
+            </w:r>
+          </w:p>
+        </w:tc>
+      </w:tr>
+      <w:tr>
+        <w:trPr>
+          <w:trHeight w:val="286"/>
+        </w:trPr>
+        <w:tc>
+          <w:tcPr>
+            <w:tcW w:w="5280" w:type="dxa"/>
+            <w:tcBorders>
+              <w:top w:val="single" w:sz="4" w:space="0" w:color="808080"/>
+              <w:left w:val="single" w:sz="4" w:space="0" w:color="808080"/>
+              <w:bottom w:val="single" w:sz="4" w:space="0" w:color="808080"/>
+            </w:tcBorders>
+            <w:shd w:val="clear" w:color="auto" w:fill="E7E6E6"/>
+            <w:vAlign w:val="center"/>
+          </w:tcPr>
+          <w:p>
+            <w:pPr>
+              <w:pStyle w:val="BodyCopySmall"/>
+              <w:snapToGrid w:val="0"/>
+              <w:spacing w:before="60" w:after="120" w:line="240" w:lineRule="auto"/>
+              <w:contextualSpacing/>
+              <w:rPr>
+                <w:rFonts w:ascii="Segoe UI" w:hAnsi="Segoe UI" w:cs="Segoe UI"/>
+                <w:sz w:val="20"/>
+              </w:rPr>
+            </w:pPr>
+          </w:p>
+        </w:tc>
+        <w:tc>
+          <w:tcPr>
+            <w:tcW w:w="5289" w:type="dxa"/>
+            <w:tcBorders>
+              <w:top w:val="single" w:sz="4" w:space="0" w:color="808080"/>
+              <w:left w:val="single" w:sz="4" w:space="0" w:color="808080"/>
+              <w:bottom w:val="single" w:sz="4" w:space="0" w:color="808080"/>
+              <w:right w:val="single" w:sz="4" w:space="0" w:color="808080"/>
+            </w:tcBorders>
+            <w:vAlign w:val="center"/>
+          </w:tcPr>
+          <w:p>
+            <w:pPr>
+              <w:pStyle w:val="BodyCopySmall"/>
+              <w:snapToGrid w:val="0"/>
+              <w:spacing w:before="60" w:after="120" w:line="240" w:lineRule="auto"/>
+              <w:contextualSpacing/>
+              <w:rPr>
+                <w:rFonts w:ascii="Segoe UI" w:hAnsi="Segoe UI" w:cs="Segoe UI"/>
+                <w:sz w:val="20"/>
+              </w:rPr>
+            </w:pPr>
+          </w:p>
+        </w:tc>
+      </w:tr>
+      <w:tr>
+        <w:trPr>
+          <w:trHeight w:val="286"/>
+        </w:trPr>
+        <w:tc>
+          <w:tcPr>
+            <w:tcW w:w="5280" w:type="dxa"/>
+            <w:tcBorders>
+              <w:top w:val="single" w:sz="4" w:space="0" w:color="808080"/>
+              <w:left w:val="single" w:sz="4" w:space="0" w:color="808080"/>
+              <w:bottom w:val="single" w:sz="4" w:space="0" w:color="808080"/>
+            </w:tcBorders>
+            <w:shd w:val="clear" w:color="auto" w:fill="E7E6E6"/>
+            <w:vAlign w:val="center"/>
+          </w:tcPr>
+          <w:p>
+            <w:pPr>
+              <w:pStyle w:val="BodyCopySmall"/>
+              <w:snapToGrid w:val="0"/>
+              <w:spacing w:before="60" w:after="120" w:line="240" w:lineRule="auto"/>
+              <w:contextualSpacing/>
+              <w:rPr>
+                <w:rFonts w:ascii="Segoe UI" w:hAnsi="Segoe UI" w:cs="Segoe UI"/>
+                <w:sz w:val="20"/>
+              </w:rPr>
+            </w:pPr>
+          </w:p>
+        </w:tc>
+        <w:tc>
+          <w:tcPr>
+            <w:tcW w:w="5289" w:type="dxa"/>
+            <w:tcBorders>
+              <w:top w:val="single" w:sz="4" w:space="0" w:color="808080"/>
+              <w:left w:val="single" w:sz="4" w:space="0" w:color="808080"/>
+              <w:bottom w:val="single" w:sz="4" w:space="0" w:color="808080"/>
+              <w:right w:val="single" w:sz="4" w:space="0" w:color="808080"/>
+            </w:tcBorders>
+            <w:vAlign w:val="center"/>
+          </w:tcPr>
+          <w:p>
+            <w:pPr>
+              <w:pStyle w:val="BodyCopySmall"/>
+              <w:snapToGrid w:val="0"/>
+              <w:spacing w:before="60" w:after="120" w:line="240" w:lineRule="auto"/>
+              <w:contextualSpacing/>
+              <w:rPr>
+                <w:rFonts w:ascii="Segoe UI" w:hAnsi="Segoe UI" w:cs="Segoe UI"/>
+                <w:sz w:val="20"/>
+              </w:rPr>
+            </w:pPr>
+          </w:p>
+        </w:tc>
+      </w:tr>
+      <w:tr>
+        <w:trPr>
+          <w:trHeight w:val="286"/>
+        </w:trPr>
+        <w:tc>
+          <w:tcPr>
+            <w:tcW w:w="5280" w:type="dxa"/>
+            <w:tcBorders>
+              <w:top w:val="single" w:sz="4" w:space="0" w:color="808080"/>
+              <w:left w:val="single" w:sz="4" w:space="0" w:color="808080"/>
+              <w:bottom w:val="single" w:sz="4" w:space="0" w:color="808080"/>
+            </w:tcBorders>
+            <w:shd w:val="clear" w:color="auto" w:fill="E7E6E6"/>
+            <w:vAlign w:val="center"/>
+          </w:tcPr>
+          <w:p>
+            <w:pPr>
+              <w:pStyle w:val="BodyCopySmall"/>
+              <w:snapToGrid w:val="0"/>
+              <w:spacing w:before="60" w:after="120" w:line="240" w:lineRule="auto"/>
+              <w:contextualSpacing/>
+              <w:rPr>
+                <w:rFonts w:ascii="Segoe UI" w:hAnsi="Segoe UI" w:cs="Segoe UI"/>
+                <w:sz w:val="20"/>
+              </w:rPr>
+            </w:pPr>
+          </w:p>
+        </w:tc>
+        <w:tc>
+          <w:tcPr>
+            <w:tcW w:w="5289" w:type="dxa"/>
+            <w:tcBorders>
+              <w:top w:val="single" w:sz="4" w:space="0" w:color="808080"/>
+              <w:left w:val="single" w:sz="4" w:space="0" w:color="808080"/>
+              <w:bottom w:val="single" w:sz="4" w:space="0" w:color="808080"/>
+              <w:right w:val="single" w:sz="4" w:space="0" w:color="808080"/>
+            </w:tcBorders>
+            <w:vAlign w:val="center"/>
+          </w:tcPr>
+          <w:p>
+            <w:pPr>
+              <w:pStyle w:val="BodyCopySmall"/>
+              <w:snapToGrid w:val="0"/>
+              <w:spacing w:before="60" w:after="120" w:line="240" w:lineRule="auto"/>
+              <w:contextualSpacing/>
+              <w:rPr>
+                <w:rFonts w:ascii="Segoe UI" w:hAnsi="Segoe UI" w:cs="Segoe UI"/>
+                <w:sz w:val="20"/>
+              </w:rPr>
+            </w:pPr>
+          </w:p>
+        </w:tc>
+      </w:tr>
+      <w:tr>
+        <w:trPr>
+          <w:trHeight w:val="286"/>
+        </w:trPr>
+        <w:tc>
+          <w:tcPr>
+            <w:tcW w:w="5280" w:type="dxa"/>
+            <w:tcBorders>
+              <w:top w:val="single" w:sz="4" w:space="0" w:color="808080"/>
+              <w:left w:val="single" w:sz="4" w:space="0" w:color="808080"/>
+              <w:bottom w:val="single" w:sz="4" w:space="0" w:color="808080"/>
+            </w:tcBorders>
+            <w:shd w:val="clear" w:color="auto" w:fill="E7E6E6"/>
+            <w:vAlign w:val="center"/>
+          </w:tcPr>
+          <w:p>
+            <w:pPr>
+              <w:pStyle w:val="BodyCopySmall"/>
+              <w:snapToGrid w:val="0"/>
+              <w:spacing w:before="60" w:after="120" w:line="240" w:lineRule="auto"/>
+              <w:contextualSpacing/>
+              <w:rPr>
+                <w:rFonts w:ascii="Segoe UI" w:hAnsi="Segoe UI" w:cs="Segoe UI"/>
+                <w:sz w:val="20"/>
+              </w:rPr>
+            </w:pPr>
+          </w:p>
+        </w:tc>
+        <w:tc>
+          <w:tcPr>
+            <w:tcW w:w="5289" w:type="dxa"/>
+            <w:tcBorders>
+              <w:top w:val="single" w:sz="4" w:space="0" w:color="808080"/>
+              <w:left w:val="single" w:sz="4" w:space="0" w:color="808080"/>
+              <w:bottom w:val="single" w:sz="4" w:space="0" w:color="808080"/>
+              <w:right w:val="single" w:sz="4" w:space="0" w:color="808080"/>
+            </w:tcBorders>
+            <w:vAlign w:val="center"/>
+          </w:tcPr>
+          <w:p>
+            <w:pPr>
+              <w:pStyle w:val="BodyCopySmall"/>
+              <w:snapToGrid w:val="0"/>
+              <w:spacing w:before="60" w:after="120" w:line="240" w:lineRule="auto"/>
+              <w:contextualSpacing/>
+              <w:rPr>
+                <w:rFonts w:ascii="Segoe UI" w:hAnsi="Segoe UI" w:cs="Segoe UI"/>
+                <w:sz w:val="20"/>
+              </w:rPr>
+            </w:pPr>
+          </w:p>
+        </w:tc>
+      </w:tr>
+      <w:tr>
+        <w:trPr>
+          <w:trHeight w:val="286"/>
+        </w:trPr>
+        <w:tc>
+          <w:tcPr>
+            <w:tcW w:w="5280" w:type="dxa"/>
+            <w:tcBorders>
+              <w:top w:val="single" w:sz="4" w:space="0" w:color="808080"/>
+              <w:left w:val="single" w:sz="4" w:space="0" w:color="808080"/>
+              <w:bottom w:val="single" w:sz="4" w:space="0" w:color="808080"/>
+            </w:tcBorders>
+            <w:shd w:val="clear" w:color="auto" w:fill="E7E6E6"/>
+            <w:vAlign w:val="center"/>
+          </w:tcPr>
+          <w:p>
+            <w:pPr>
+              <w:pStyle w:val="BodyCopySmall"/>
+              <w:snapToGrid w:val="0"/>
+              <w:spacing w:before="60" w:after="120" w:line="240" w:lineRule="auto"/>
+              <w:contextualSpacing/>
+              <w:rPr>
+                <w:rFonts w:ascii="Segoe UI" w:hAnsi="Segoe UI" w:cs="Segoe UI"/>
+                <w:sz w:val="20"/>
+              </w:rPr>
+            </w:pPr>
+          </w:p>
+        </w:tc>
+        <w:tc>
+          <w:tcPr>
+            <w:tcW w:w="5289" w:type="dxa"/>
+            <w:tcBorders>
+              <w:top w:val="single" w:sz="4" w:space="0" w:color="808080"/>
+              <w:left w:val="single" w:sz="4" w:space="0" w:color="808080"/>
+              <w:bottom w:val="single" w:sz="4" w:space="0" w:color="808080"/>
+              <w:right w:val="single" w:sz="4" w:space="0" w:color="808080"/>
+            </w:tcBorders>
+            <w:vAlign w:val="center"/>
+          </w:tcPr>
+          <w:p>
+            <w:pPr>
+              <w:pStyle w:val="BodyCopySmall"/>
+              <w:snapToGrid w:val="0"/>
+              <w:spacing w:before="60" w:after="120" w:line="240" w:lineRule="auto"/>
+              <w:contextualSpacing/>
+              <w:rPr>
+                <w:rFonts w:ascii="Segoe UI" w:hAnsi="Segoe UI" w:cs="Segoe UI"/>
+                <w:sz w:val="20"/>
+              </w:rPr>
+            </w:pPr>
+          </w:p>
+        </w:tc>
+      </w:tr>
+      <w:tr>
+        <w:trPr>
+          <w:trHeight w:val="286"/>
+        </w:trPr>
+        <w:tc>
+          <w:tcPr>
+            <w:tcW w:w="5280" w:type="dxa"/>
+            <w:tcBorders>
+              <w:top w:val="single" w:sz="4" w:space="0" w:color="808080"/>
+              <w:left w:val="single" w:sz="4" w:space="0" w:color="808080"/>
+              <w:bottom w:val="single" w:sz="4" w:space="0" w:color="808080"/>
+            </w:tcBorders>
+            <w:shd w:val="clear" w:color="auto" w:fill="E7E6E6"/>
+            <w:vAlign w:val="center"/>
+          </w:tcPr>
+          <w:p>
+            <w:pPr>
+              <w:pStyle w:val="BodyCopySmall"/>
+              <w:snapToGrid w:val="0"/>
+              <w:spacing w:before="60" w:after="120" w:line="240" w:lineRule="auto"/>
+              <w:contextualSpacing/>
+              <w:rPr>
+                <w:rFonts w:ascii="Segoe UI" w:hAnsi="Segoe UI" w:cs="Segoe UI"/>
+                <w:sz w:val="20"/>
+              </w:rPr>
+            </w:pPr>
+          </w:p>
+        </w:tc>
+        <w:tc>
+          <w:tcPr>
+            <w:tcW w:w="5289" w:type="dxa"/>
+            <w:tcBorders>
+              <w:top w:val="single" w:sz="4" w:space="0" w:color="808080"/>
+              <w:left w:val="single" w:sz="4" w:space="0" w:color="808080"/>
+              <w:bottom w:val="single" w:sz="4" w:space="0" w:color="808080"/>
+              <w:right w:val="single" w:sz="4" w:space="0" w:color="808080"/>
+            </w:tcBorders>
+            <w:vAlign w:val="center"/>
+          </w:tcPr>
+          <w:p>
+            <w:pPr>
+              <w:pStyle w:val="BodyCopySmall"/>
+              <w:snapToGrid w:val="0"/>
+              <w:spacing w:before="60" w:after="120" w:line="240" w:lineRule="auto"/>
+              <w:contextualSpacing/>
+              <w:rPr>
+                <w:rFonts w:ascii="Segoe UI" w:hAnsi="Segoe UI" w:cs="Segoe UI"/>
+                <w:sz w:val="20"/>
+              </w:rPr>
+            </w:pPr>
+          </w:p>
+        </w:tc>
+      </w:tr>
+    </w:tbl>
+    <w:p>
+      <w:pPr>
+        <w:suppressAutoHyphens w:val="0"/>
+        <w:spacing w:line="240" w:lineRule="auto"/>
+        <w:rPr>
+          <w:rFonts w:ascii="Segoe UI Light" w:hAnsi="Segoe UI Light" w:cs="Segoe UI Light"/>
+        </w:rPr>
+      </w:pPr>
+    </w:p>
+    <w:p>
+      <w:pPr>
+        <w:suppressAutoHyphens w:val="0"/>
+        <w:spacing w:line="240" w:lineRule="auto"/>
+        <w:rPr>
+          <w:rFonts w:ascii="Segoe UI Light" w:hAnsi="Segoe UI Light" w:cs="Segoe UI Light"/>
+        </w:rPr>
+      </w:pPr>
+      <w:r>
+        <w:rPr>
+          <w:rFonts w:ascii="Segoe UI Light" w:hAnsi="Segoe UI Light" w:cs="Segoe UI Light"/>
+        </w:rPr>
+        <w:t>{{#SingleClient}}</w:t>
+      </w:r>
+      <w:r>
+        <w:rPr>
+          <w:rFonts w:ascii="Segoe UI Light" w:hAnsi="Segoe UI Light" w:cs="Segoe UI Light"/>
+        </w:rPr>
+        <w:t>I</w:t>
+      </w:r>
+      <w:r>
+        <w:rPr>
+          <w:rFonts w:ascii="Segoe UI Light" w:hAnsi="Segoe UI Light" w:cs="Segoe UI Light"/>
+        </w:rPr>
+        <w:t>{{/SingleClient}}{{^SingleClient}}</w:t>
+      </w:r>
+      <w:r>
+        <w:rPr>
+          <w:rFonts w:ascii="Segoe UI Light" w:hAnsi="Segoe UI Light" w:cs="Segoe UI Light"/>
+        </w:rPr>
+        <w:t>W</w:t>
+      </w:r>
+      <w:r>
+        <w:rPr>
+          <w:rFonts w:ascii="Segoe UI Light" w:hAnsi="Segoe UI Light" w:cs="Segoe UI Light"/>
+        </w:rPr>
+        <w:t xml:space="preserve">e{{/SingleClient}} </w:t>
+      </w:r>
+      <w:r>
+        <w:rPr>
+          <w:rFonts w:ascii="Segoe UI Light" w:hAnsi="Segoe UI Light" w:cs="Segoe UI Light"/>
+        </w:rPr>
+        <w:t>{{#SingleClient}}</w:t>
+      </w:r>
+      <w:r>
+        <w:rPr>
+          <w:rFonts w:ascii="Segoe UI Light" w:hAnsi="Segoe UI Light" w:cs="Segoe UI Light"/>
+        </w:rPr>
+        <w:t>am</w:t>
+      </w:r>
+      <w:r>
+        <w:rPr>
+          <w:rFonts w:ascii="Segoe UI Light" w:hAnsi="Segoe UI Light" w:cs="Segoe UI Light"/>
+        </w:rPr>
+        <w:t>{{/SingleClient}}{{^SingleClient}}</w:t>
+      </w:r>
+      <w:r>
+        <w:rPr>
+          <w:rFonts w:ascii="Segoe UI Light" w:hAnsi="Segoe UI Light" w:cs="Segoe UI Light"/>
+        </w:rPr>
+        <w:t>are</w:t>
+      </w:r>
+      <w:r>
+        <w:rPr>
+          <w:rFonts w:ascii="Segoe UI Light" w:hAnsi="Segoe UI Light" w:cs="Segoe UI Light"/>
+        </w:rPr>
+        <w:t>{{/SingleClient}}</w:t>
+      </w:r>
+      <w:r>
+        <w:rPr>
+          <w:rFonts w:ascii="Segoe UI Light" w:hAnsi="Segoe UI Light" w:cs="Segoe UI Light"/>
+        </w:rPr>
+        <w:t xml:space="preserve"> aware of the provisions of the Privacy Act and release you from those provisions in respect of information provided to Denaro Wealth  Pty Ltd and its representatives.</w:t>
+      </w:r>
+    </w:p>
+    <w:p>
+      <w:pPr>
+        <w:suppressAutoHyphens w:val="0"/>
+        <w:spacing w:line="240" w:lineRule="auto"/>
+        <w:rPr>
+          <w:rFonts w:ascii="Segoe UI Light" w:hAnsi="Segoe UI Light" w:cs="Segoe UI Light"/>
+        </w:rPr>
+      </w:pPr>
+    </w:p>
+    <w:tbl>
+      <w:tblPr>
+        <w:tblW w:w="5080" w:type="pct"/>
+        <w:tblBorders>
+          <w:top w:val="single" w:sz="4" w:space="0" w:color="auto"/>
+          <w:left w:val="single" w:sz="4" w:space="0" w:color="auto"/>
+          <w:bottom w:val="single" w:sz="4" w:space="0" w:color="auto"/>
+          <w:right w:val="single" w:sz="4" w:space="0" w:color="auto"/>
+          <w:insideH w:val="single" w:sz="4" w:space="0" w:color="B7B9DA"/>
+          <w:insideV w:val="single" w:sz="4" w:space="0" w:color="595959"/>
+        </w:tblBorders>
+        <w:tblLook w:val="01E0" w:firstRow="1" w:lastRow="1" w:firstColumn="1" w:lastColumn="1" w:noHBand="0" w:noVBand="0"/>
+      </w:tblPr>
+      <w:tblGrid>
+        <w:gridCol w:w="7211"/>
+        <w:gridCol w:w="3412"/>
+      </w:tblGrid>
+      <w:tr>
+        <w:trPr>
+          <w:trHeight w:val="518"/>
+        </w:trPr>
+        <w:tc>
+          <w:tcPr>
+            <w:tcW w:w="3394" w:type="pct"/>
+            <w:tcBorders>
+              <w:top w:val="single" w:sz="4" w:space="0" w:color="auto"/>
+              <w:left w:val="single" w:sz="4" w:space="0" w:color="auto"/>
+              <w:bottom w:val="single" w:sz="4" w:space="0" w:color="B7B9DA"/>
+              <w:right w:val="single" w:sz="4" w:space="0" w:color="595959" w:themeColor="text1" w:themeTint="A6"/>
+            </w:tcBorders>
+            <w:vAlign w:val="center"/>
+            <w:hideMark/>
+          </w:tcPr>
+          <w:p>
+            <w:pPr>
+              <w:suppressAutoHyphens w:val="0"/>
+              <w:spacing w:line="240" w:lineRule="auto"/>
+              <w:jc w:val="center"/>
+              <w:rPr>
+                <w:rFonts w:ascii="Segoe UI Light" w:hAnsi="Segoe UI Light" w:cs="Segoe UI Light"/>
+                <w:b/>
+              </w:rPr>
+            </w:pPr>
+            <w:r>
+              <w:rPr>
+                <w:rFonts w:ascii="Segoe UI Light" w:hAnsi="Segoe UI Light" w:cs="Segoe UI Light"/>
+                <w:b/>
+              </w:rPr>
+              <w:t>{{clientPreferred}} &amp; {{partnerPreferred}}</w:t>
+            </w:r>
+          </w:p>
+        </w:tc>
+        <w:tc>
+          <w:tcPr>
+            <w:tcW w:w="1606" w:type="pct"/>
+            <w:tcBorders>
+              <w:top w:val="single" w:sz="4" w:space="0" w:color="auto"/>
+              <w:left w:val="single" w:sz="4" w:space="0" w:color="595959" w:themeColor="text1" w:themeTint="A6"/>
+              <w:bottom w:val="single" w:sz="4" w:space="0" w:color="B7B9DA"/>
+              <w:right w:val="single" w:sz="4" w:space="0" w:color="auto"/>
+            </w:tcBorders>
+            <w:vAlign w:val="center"/>
+            <w:hideMark/>
+          </w:tcPr>
+          <w:p>
+            <w:pPr>
+              <w:suppressAutoHyphens w:val="0"/>
+              <w:spacing w:line="240" w:lineRule="auto"/>
+              <w:rPr>
+                <w:rFonts w:ascii="Segoe UI Light" w:hAnsi="Segoe UI Light" w:cs="Segoe UI Light"/>
+              </w:rPr>
+            </w:pPr>
+            <w:r>
+              <w:rPr>
+                <w:rFonts w:ascii="Segoe UI Light" w:hAnsi="Segoe UI Light" w:cs="Segoe UI Light"/>
+              </w:rPr>
+              <w:t>{{</w:t>
+            </w:r>
+            <w:r>
+              <w:rPr>
+                <w:rFonts w:ascii="Segoe UI Light" w:hAnsi="Segoe UI Light" w:cs="Segoe UI Light"/>
+                <w:b/>
+                <w:color w:val="404040"/>
+                <w:sz w:val="24"/>
+              </w:rPr>
+              <w:t>downloadDate</w:t>
+            </w:r>
+            <w:r>
+              <w:rPr>
+                <w:rFonts w:ascii="Segoe UI Light" w:hAnsi="Segoe UI Light" w:cs="Segoe UI Light"/>
+              </w:rPr>
+              <w:t>}}</w:t>
+            </w:r>
+          </w:p>
+        </w:tc>
+      </w:tr>
+      <w:tr>
+        <w:tblPrEx>
+          <w:tblBorders>
+            <w:insideH w:val="single" w:sz="4" w:space="0" w:color="auto"/>
+            <w:insideV w:val="single" w:sz="4" w:space="0" w:color="auto"/>
+          </w:tblBorders>
+          <w:tblLook w:val="04A0" w:firstRow="1" w:lastRow="0" w:firstColumn="1" w:lastColumn="0" w:noHBand="0" w:noVBand="1"/>
+        </w:tblPrEx>
+        <w:trPr>
+          <w:trHeight w:val="524"/>
+        </w:trPr>
+        <w:tc>
+          <w:tcPr>
+            <w:tcW w:w="3394" w:type="pct"/>
+            <w:vMerge w:val="restart"/>
+            <w:tcBorders>
+              <w:top w:val="single" w:sz="4" w:space="0" w:color="auto"/>
+              <w:left w:val="single" w:sz="4" w:space="0" w:color="auto"/>
+              <w:bottom w:val="single" w:sz="4" w:space="0" w:color="auto"/>
+              <w:right w:val="single" w:sz="4" w:space="0" w:color="auto"/>
+            </w:tcBorders>
+          </w:tcPr>
+          <w:p>
+            <w:pPr>
+              <w:suppressAutoHyphens w:val="0"/>
+              <w:spacing w:line="240" w:lineRule="auto"/>
+              <w:rPr>
+                <w:rFonts w:ascii="Segoe UI Light" w:hAnsi="Segoe UI Light" w:cs="Segoe UI Light"/>
+                <w:b/>
+              </w:rPr>
+            </w:pPr>
+            <w:r>
+              <w:rPr>
+                <w:rFonts w:ascii="Segoe UI Light" w:hAnsi="Segoe UI Light" w:cs="Segoe UI Light"/>
+                <w:b/>
+              </w:rPr>
+              <w:t xml:space="preserve">Natalino Lidestri </w:t>
+            </w:r>
+          </w:p>
+          <w:p>
+            <w:pPr>
+              <w:suppressAutoHyphens w:val="0"/>
+              <w:spacing w:line="240" w:lineRule="auto"/>
+              <w:rPr>
+                <w:rFonts w:ascii="Segoe UI Light" w:hAnsi="Segoe UI Light" w:cs="Segoe UI Light"/>
+              </w:rPr>
+            </w:pPr>
+            <w:r>
+              <w:rPr>
+                <w:rFonts w:ascii="Segoe UI Light" w:hAnsi="Segoe UI Light" w:cs="Segoe UI Light"/>
+              </w:rPr>
+              <w:t xml:space="preserve">Authorised representative of </w:t>
+            </w:r>
+          </w:p>
+          <w:p>
+            <w:pPr>
+              <w:suppressAutoHyphens w:val="0"/>
+              <w:spacing w:line="240" w:lineRule="auto"/>
+              <w:rPr>
+                <w:rFonts w:ascii="Segoe UI Light" w:hAnsi="Segoe UI Light" w:cs="Segoe UI Light"/>
+              </w:rPr>
+            </w:pPr>
+            <w:r>
+              <w:rPr>
+                <w:rFonts w:ascii="Segoe UI Light" w:hAnsi="Segoe UI Light" w:cs="Segoe UI Light"/>
+              </w:rPr>
+              <w:t xml:space="preserve">Lifespan Financial Planning Pty Ltd  </w:t>
+            </w:r>
+          </w:p>
+          <w:p>
+            <w:pPr>
+              <w:suppressAutoHyphens w:val="0"/>
+              <w:spacing w:line="240" w:lineRule="auto"/>
+              <w:rPr>
+                <w:rFonts w:ascii="Segoe UI Light" w:hAnsi="Segoe UI Light" w:cs="Segoe UI Light"/>
+              </w:rPr>
+            </w:pPr>
+            <w:r>
+              <w:rPr>
+                <w:rFonts w:ascii="Segoe UI Light" w:hAnsi="Segoe UI Light" w:cs="Segoe UI Light"/>
+              </w:rPr>
+              <w:t>ABN 23 065 921 735</w:t>
+            </w:r>
+          </w:p>
+          <w:p>
+            <w:pPr>
+              <w:suppressAutoHyphens w:val="0"/>
+              <w:spacing w:line="240" w:lineRule="auto"/>
+              <w:rPr>
+                <w:rFonts w:ascii="Segoe UI Light" w:hAnsi="Segoe UI Light" w:cs="Segoe UI Light"/>
+              </w:rPr>
+            </w:pPr>
+            <w:r>
+              <w:rPr>
+                <w:rFonts w:ascii="Segoe UI Light" w:hAnsi="Segoe UI Light" w:cs="Segoe UI Light"/>
+              </w:rPr>
+              <w:t>Australian Financial Services Licensee No: 229892</w:t>
+            </w:r>
+          </w:p>
+          <w:p>
+            <w:pPr>
+              <w:suppressAutoHyphens w:val="0"/>
+              <w:spacing w:line="240" w:lineRule="auto"/>
+              <w:rPr>
+                <w:rFonts w:ascii="Segoe UI Light" w:hAnsi="Segoe UI Light" w:cs="Segoe UI Light"/>
+              </w:rPr>
+            </w:pPr>
+          </w:p>
+          <w:p>
+            <w:pPr>
+              <w:suppressAutoHyphens w:val="0"/>
+              <w:spacing w:line="240" w:lineRule="auto"/>
+              <w:rPr>
+                <w:rFonts w:ascii="Segoe UI Light" w:hAnsi="Segoe UI Light" w:cs="Segoe UI Light"/>
+              </w:rPr>
+            </w:pPr>
+          </w:p>
+          <w:p>
+            <w:pPr>
+              <w:suppressAutoHyphens w:val="0"/>
+              <w:spacing w:line="240" w:lineRule="auto"/>
+              <w:rPr>
+                <w:rFonts w:ascii="Segoe UI Light" w:hAnsi="Segoe UI Light" w:cs="Segoe UI Light"/>
+              </w:rPr>
+            </w:pPr>
+          </w:p>
+          <w:p>
+            <w:pPr>
+              <w:suppressAutoHyphens w:val="0"/>
+              <w:spacing w:line="240" w:lineRule="auto"/>
+              <w:rPr>
+                <w:rFonts w:ascii="Segoe UI Light" w:hAnsi="Segoe UI Light" w:cs="Segoe UI Light"/>
+              </w:rPr>
+            </w:pPr>
+          </w:p>
+          <w:p>
+            <w:pPr>
+              <w:suppressAutoHyphens w:val="0"/>
+              <w:spacing w:line="240" w:lineRule="auto"/>
+              <w:rPr>
+                <w:rFonts w:ascii="Segoe UI Light" w:hAnsi="Segoe UI Light" w:cs="Segoe UI Light"/>
+              </w:rPr>
+            </w:pPr>
+          </w:p>
+          <w:p>
+            <w:pPr>
+              <w:suppressAutoHyphens w:val="0"/>
+              <w:spacing w:line="240" w:lineRule="auto"/>
+              <w:rPr>
+                <w:rFonts w:ascii="Segoe UI Light" w:hAnsi="Segoe UI Light" w:cs="Segoe UI Light"/>
+              </w:rPr>
+            </w:pPr>
+          </w:p>
+          <w:p>
+            <w:pPr>
+              <w:suppressAutoHyphens w:val="0"/>
+              <w:spacing w:line="240" w:lineRule="auto"/>
+              <w:rPr>
+                <w:rFonts w:ascii="Segoe UI Light" w:hAnsi="Segoe UI Light" w:cs="Segoe UI Light"/>
+              </w:rPr>
+            </w:pPr>
+          </w:p>
+          <w:p>
+            <w:pPr>
+              <w:suppressAutoHyphens w:val="0"/>
+              <w:spacing w:line="240" w:lineRule="auto"/>
+              <w:rPr>
+                <w:rFonts w:ascii="Segoe UI Light" w:hAnsi="Segoe UI Light" w:cs="Segoe UI Light"/>
+              </w:rPr>
+            </w:pPr>
+          </w:p>
+        </w:tc>
+        <w:tc>
+          <w:tcPr>
+            <w:tcW w:w="1606" w:type="pct"/>
+            <w:tcBorders>
+              <w:top w:val="single" w:sz="4" w:space="0" w:color="auto"/>
+              <w:left w:val="single" w:sz="4" w:space="0" w:color="auto"/>
+              <w:bottom w:val="single" w:sz="4" w:space="0" w:color="auto"/>
+              <w:right w:val="single" w:sz="4" w:space="0" w:color="auto"/>
+            </w:tcBorders>
+          </w:tcPr>
+          <w:p>
+            <w:pPr>
+              <w:suppressAutoHyphens w:val="0"/>
+              <w:spacing w:line="240" w:lineRule="auto"/>
+              <w:rPr>
+                <w:rFonts w:ascii="Segoe UI Light" w:hAnsi="Segoe UI Light" w:cs="Segoe UI Light"/>
+                <w:b/>
+              </w:rPr>
+            </w:pPr>
+            <w:r>
+              <w:rPr>
+                <w:rFonts w:ascii="Segoe UI Light" w:hAnsi="Segoe UI Light" w:cs="Segoe UI Light"/>
+                <w:b/>
+              </w:rPr>
+              <w:t>Business:</w:t>
+            </w:r>
+          </w:p>
+          <w:p>
+            <w:pPr>
+              <w:suppressAutoHyphens w:val="0"/>
+              <w:spacing w:line="240" w:lineRule="auto"/>
+              <w:rPr>
+                <w:rFonts w:ascii="Segoe UI Light" w:hAnsi="Segoe UI Light" w:cs="Segoe UI Light"/>
+                <w:b/>
+              </w:rPr>
+            </w:pPr>
+            <w:r>
+              <w:rPr>
+                <w:rFonts w:ascii="Segoe UI Light" w:hAnsi="Segoe UI Light" w:cs="Segoe UI Light"/>
+                <w:b/>
+              </w:rPr>
+              <w:t xml:space="preserve">Denaro Wealth Pty Ltd </w:t>
+            </w:r>
+          </w:p>
+          <w:p>
+            <w:pPr>
+              <w:suppressAutoHyphens w:val="0"/>
+              <w:spacing w:line="240" w:lineRule="auto"/>
+              <w:rPr>
+                <w:rFonts w:ascii="Segoe UI Light" w:hAnsi="Segoe UI Light" w:cs="Segoe UI Light"/>
+                <w:b/>
+              </w:rPr>
+            </w:pPr>
+            <w:r>
+              <w:rPr>
+                <w:rFonts w:ascii="Segoe UI Light" w:hAnsi="Segoe UI Light" w:cs="Segoe UI Light"/>
+                <w:b/>
+              </w:rPr>
+              <w:t>Ground Floor, Corporate One</w:t>
+            </w:r>
+          </w:p>
+          <w:p>
+            <w:pPr>
+              <w:suppressAutoHyphens w:val="0"/>
+              <w:spacing w:line="240" w:lineRule="auto"/>
+              <w:rPr>
+                <w:rFonts w:ascii="Segoe UI Light" w:hAnsi="Segoe UI Light" w:cs="Segoe UI Light"/>
+                <w:b/>
+              </w:rPr>
+            </w:pPr>
+            <w:r>
+              <w:rPr>
+                <w:rFonts w:ascii="Segoe UI Light" w:hAnsi="Segoe UI Light" w:cs="Segoe UI Light"/>
+                <w:b/>
+                <w:bCs/>
+              </w:rPr>
+              <w:t>84 Hotham Street Preston VIC 3072</w:t>
+            </w:r>
+          </w:p>
+          <w:p>
+            <w:pPr>
+              <w:suppressAutoHyphens w:val="0"/>
+              <w:spacing w:line="240" w:lineRule="auto"/>
+              <w:rPr>
+                <w:rFonts w:ascii="Segoe UI Light" w:hAnsi="Segoe UI Light" w:cs="Segoe UI Light"/>
+                <w:b/>
+              </w:rPr>
+            </w:pPr>
+          </w:p>
+        </w:tc>
+      </w:tr>
+      <w:tr>
+        <w:tblPrEx>
+          <w:tblBorders>
+            <w:insideH w:val="single" w:sz="4" w:space="0" w:color="auto"/>
+            <w:insideV w:val="single" w:sz="4" w:space="0" w:color="auto"/>
+          </w:tblBorders>
+          <w:tblLook w:val="04A0" w:firstRow="1" w:lastRow="0" w:firstColumn="1" w:lastColumn="0" w:noHBand="0" w:noVBand="1"/>
+        </w:tblPrEx>
+        <w:trPr>
+          <w:trHeight w:val="521"/>
+        </w:trPr>
+        <w:tc>
+          <w:tcPr>
+            <w:tcW w:w="0" w:type="auto"/>
+            <w:vMerge/>
+            <w:tcBorders>
+              <w:top w:val="single" w:sz="4" w:space="0" w:color="auto"/>
+              <w:left w:val="single" w:sz="4" w:space="0" w:color="auto"/>
+              <w:bottom w:val="single" w:sz="4" w:space="0" w:color="auto"/>
+              <w:right w:val="single" w:sz="4" w:space="0" w:color="auto"/>
+            </w:tcBorders>
+            <w:vAlign w:val="center"/>
+            <w:hideMark/>
+          </w:tcPr>
+          <w:p>
+            <w:pPr>
+              <w:suppressAutoHyphens w:val="0"/>
+              <w:spacing w:line="240" w:lineRule="auto"/>
+              <w:rPr>
+                <w:rFonts w:ascii="Segoe UI Light" w:hAnsi="Segoe UI Light" w:cs="Segoe UI Light"/>
+              </w:rPr>
+            </w:pPr>
+          </w:p>
+        </w:tc>
+        <w:tc>
+          <w:tcPr>
+            <w:tcW w:w="1606" w:type="pct"/>
+            <w:tcBorders>
+              <w:top w:val="single" w:sz="4" w:space="0" w:color="auto"/>
+              <w:left w:val="single" w:sz="4" w:space="0" w:color="auto"/>
+              <w:bottom w:val="single" w:sz="4" w:space="0" w:color="auto"/>
+              <w:right w:val="single" w:sz="4" w:space="0" w:color="auto"/>
+            </w:tcBorders>
+          </w:tcPr>
+          <w:p>
+            <w:pPr>
+              <w:suppressAutoHyphens w:val="0"/>
+              <w:spacing w:line="240" w:lineRule="auto"/>
+              <w:rPr>
+                <w:rFonts w:ascii="Segoe UI Light" w:hAnsi="Segoe UI Light" w:cs="Segoe UI Light"/>
+                <w:b/>
+              </w:rPr>
+            </w:pPr>
+            <w:r>
+              <w:rPr>
+                <w:rFonts w:ascii="Segoe UI Light" w:hAnsi="Segoe UI Light" w:cs="Segoe UI Light"/>
+                <w:b/>
+              </w:rPr>
+              <w:t>Postal:</w:t>
+            </w:r>
+          </w:p>
+          <w:p>
+            <w:pPr>
+              <w:suppressAutoHyphens w:val="0"/>
+              <w:spacing w:line="240" w:lineRule="auto"/>
+              <w:rPr>
+                <w:rFonts w:ascii="Segoe UI Light" w:hAnsi="Segoe UI Light" w:cs="Segoe UI Light"/>
+                <w:b/>
+              </w:rPr>
+            </w:pPr>
+            <w:r>
+              <w:rPr>
+                <w:rFonts w:ascii="Segoe UI Light" w:hAnsi="Segoe UI Light" w:cs="Segoe UI Light"/>
+                <w:b/>
+              </w:rPr>
+              <w:t>Ground Floor, Corporate One</w:t>
+            </w:r>
+          </w:p>
+          <w:p>
+            <w:pPr>
+              <w:suppressAutoHyphens w:val="0"/>
+              <w:spacing w:line="240" w:lineRule="auto"/>
+              <w:rPr>
+                <w:rFonts w:ascii="Segoe UI Light" w:hAnsi="Segoe UI Light" w:cs="Segoe UI Light"/>
+                <w:b/>
+              </w:rPr>
+            </w:pPr>
+            <w:r>
+              <w:rPr>
+                <w:rFonts w:ascii="Segoe UI Light" w:hAnsi="Segoe UI Light" w:cs="Segoe UI Light"/>
+                <w:b/>
+                <w:bCs/>
+              </w:rPr>
+              <w:t>84 Hotham Street Preston VIC 3072</w:t>
+            </w:r>
+          </w:p>
+          <w:p>
+            <w:pPr>
+              <w:suppressAutoHyphens w:val="0"/>
+              <w:spacing w:line="240" w:lineRule="auto"/>
+              <w:rPr>
+                <w:rFonts w:ascii="Segoe UI Light" w:hAnsi="Segoe UI Light" w:cs="Segoe UI Light"/>
+                <w:b/>
+                <w:bCs/>
+              </w:rPr>
+            </w:pPr>
+          </w:p>
+        </w:tc>
+      </w:tr>
+      <w:tr>
+        <w:tblPrEx>
+          <w:tblBorders>
+            <w:insideH w:val="single" w:sz="4" w:space="0" w:color="auto"/>
+            <w:insideV w:val="single" w:sz="4" w:space="0" w:color="auto"/>
+          </w:tblBorders>
+          <w:tblLook w:val="04A0" w:firstRow="1" w:lastRow="0" w:firstColumn="1" w:lastColumn="0" w:noHBand="0" w:noVBand="1"/>
+        </w:tblPrEx>
+        <w:trPr>
+          <w:trHeight w:val="159"/>
+        </w:trPr>
+        <w:tc>
+          <w:tcPr>
+            <w:tcW w:w="0" w:type="auto"/>
+            <w:vMerge/>
+            <w:tcBorders>
+              <w:top w:val="single" w:sz="4" w:space="0" w:color="auto"/>
+              <w:left w:val="single" w:sz="4" w:space="0" w:color="auto"/>
+              <w:bottom w:val="single" w:sz="4" w:space="0" w:color="auto"/>
+              <w:right w:val="single" w:sz="4" w:space="0" w:color="auto"/>
+            </w:tcBorders>
+            <w:vAlign w:val="center"/>
+            <w:hideMark/>
+          </w:tcPr>
+          <w:p>
+            <w:pPr>
+              <w:suppressAutoHyphens w:val="0"/>
+              <w:spacing w:line="240" w:lineRule="auto"/>
+              <w:rPr>
+                <w:rFonts w:ascii="Segoe UI Light" w:hAnsi="Segoe UI Light" w:cs="Segoe UI Light"/>
+              </w:rPr>
+            </w:pPr>
+          </w:p>
+        </w:tc>
+        <w:tc>
+          <w:tcPr>
+            <w:tcW w:w="1606" w:type="pct"/>
+            <w:tcBorders>
+              <w:top w:val="single" w:sz="4" w:space="0" w:color="auto"/>
+              <w:left w:val="single" w:sz="4" w:space="0" w:color="auto"/>
+              <w:bottom w:val="single" w:sz="4" w:space="0" w:color="auto"/>
+              <w:right w:val="single" w:sz="4" w:space="0" w:color="auto"/>
+            </w:tcBorders>
+            <w:hideMark/>
+          </w:tcPr>
+          <w:p>
+            <w:pPr>
+              <w:suppressAutoHyphens w:val="0"/>
+              <w:spacing w:line="240" w:lineRule="auto"/>
+              <w:rPr>
+                <w:rFonts w:ascii="Segoe UI Light" w:hAnsi="Segoe UI Light" w:cs="Segoe UI Light"/>
+                <w:b/>
+                <w:bCs/>
+              </w:rPr>
+            </w:pPr>
+            <w:r>
+              <w:rPr>
+                <w:rFonts w:ascii="Segoe UI Light" w:hAnsi="Segoe UI Light" w:cs="Segoe UI Light"/>
+                <w:b/>
+                <w:bCs/>
+              </w:rPr>
+              <w:t xml:space="preserve">Phone: 03 9070 0116 </w:t>
+            </w:r>
+          </w:p>
+        </w:tc>
+      </w:tr>
+      <w:tr>
+        <w:tblPrEx>
+          <w:tblBorders>
+            <w:insideH w:val="single" w:sz="4" w:space="0" w:color="auto"/>
+            <w:insideV w:val="single" w:sz="4" w:space="0" w:color="auto"/>
+          </w:tblBorders>
+          <w:tblLook w:val="04A0" w:firstRow="1" w:lastRow="0" w:firstColumn="1" w:lastColumn="0" w:noHBand="0" w:noVBand="1"/>
+        </w:tblPrEx>
+        <w:trPr>
+          <w:trHeight w:val="164"/>
+        </w:trPr>
+        <w:tc>
+          <w:tcPr>
+            <w:tcW w:w="0" w:type="auto"/>
+            <w:vMerge/>
+            <w:tcBorders>
+              <w:top w:val="single" w:sz="4" w:space="0" w:color="auto"/>
+              <w:left w:val="single" w:sz="4" w:space="0" w:color="auto"/>
+              <w:bottom w:val="single" w:sz="4" w:space="0" w:color="auto"/>
+              <w:right w:val="single" w:sz="4" w:space="0" w:color="auto"/>
+            </w:tcBorders>
+            <w:vAlign w:val="center"/>
+            <w:hideMark/>
+          </w:tcPr>
+          <w:p>
+            <w:pPr>
+              <w:suppressAutoHyphens w:val="0"/>
+              <w:spacing w:line="240" w:lineRule="auto"/>
+              <w:rPr>
+                <w:rFonts w:ascii="Segoe UI Light" w:hAnsi="Segoe UI Light" w:cs="Segoe UI Light"/>
+              </w:rPr>
+            </w:pPr>
+          </w:p>
+        </w:tc>
+        <w:tc>
+          <w:tcPr>
+            <w:tcW w:w="1606" w:type="pct"/>
+            <w:tcBorders>
+              <w:top w:val="single" w:sz="4" w:space="0" w:color="auto"/>
+              <w:left w:val="single" w:sz="4" w:space="0" w:color="auto"/>
+              <w:bottom w:val="single" w:sz="4" w:space="0" w:color="auto"/>
+              <w:right w:val="single" w:sz="4" w:space="0" w:color="auto"/>
+            </w:tcBorders>
+            <w:hideMark/>
+          </w:tcPr>
+          <w:p>
+            <w:pPr>
+              <w:suppressAutoHyphens w:val="0"/>
+              <w:spacing w:line="240" w:lineRule="auto"/>
+              <w:rPr>
+                <w:rFonts w:ascii="Segoe UI Light" w:hAnsi="Segoe UI Light" w:cs="Segoe UI Light"/>
+                <w:b/>
+                <w:bCs/>
+              </w:rPr>
+            </w:pPr>
+            <w:r>
+              <w:rPr>
+                <w:rFonts w:ascii="Segoe UI Light" w:hAnsi="Segoe UI Light" w:cs="Segoe UI Light"/>
+                <w:b/>
+                <w:bCs/>
+              </w:rPr>
+              <w:t xml:space="preserve">Email: </w:t>
+            </w:r>
+            <w:r>
+              <w:t>{{adviserEmail}}</w:t>
+            </w:r>
+          </w:p>
+        </w:tc>
+      </w:tr>
+    </w:tbl>
+    <w:p>
+      <w:pPr>
+        <w:jc w:val="both"/>
         <w:rPr>
           <w:rFonts w:ascii="Segoe UI Light" w:hAnsi="Segoe UI Light" w:cs="Segoe UI Light"/>
           <w:bCs/>
         </w:rPr>
-        <w:br/>
+      </w:pPr>
+      <w:r>
+        <w:rPr>
+          <w:rFonts w:ascii="Segoe UI Light" w:hAnsi="Segoe UI Light" w:cs="Segoe UI Light"/>
+          <w:bCs/>
+        </w:rPr>
+        <w:t>{{/</w:t>
+      </w:r>
+      <w:r>
+        <w:rPr>
+          <w:lang w:val="en-US"/>
+        </w:rPr>
+        <w:t>jointInvestmentBond</w:t>
+      </w:r>
+      <w:r>
+        <w:rPr>
+          <w:rFonts w:ascii="Segoe UI Light" w:hAnsi="Segoe UI Light" w:cs="Segoe UI Light"/>
+          <w:bCs/>
+        </w:rPr>
+        <w:t>}}</w:t>
+      </w:r>
+    </w:p>
+    <w:p>
+      <w:pPr>
+        <w:jc w:val="both"/>
+        <w:rPr>
+          <w:rFonts w:ascii="Segoe UI Light" w:hAnsi="Segoe UI Light" w:cs="Segoe UI Light"/>
+          <w:bCs/>
+        </w:rPr>
+      </w:pPr>
+      <w:r>
+        <w:rPr>
+          <w:rFonts w:ascii="Segoe UI Light" w:hAnsi="Segoe UI Light" w:cs="Segoe UI Light"/>
+          <w:bCs/>
+        </w:rPr>
+        <w:t>{{</w:t>
+      </w:r>
+      <w:r>
+        <w:t>/SingleClient</w:t>
+      </w:r>
+      <w:r>
+        <w:rPr>
+          <w:rFonts w:ascii="Segoe UI Light" w:hAnsi="Segoe UI Light" w:cs="Segoe UI Light"/>
+          <w:bCs/>
+        </w:rPr>
+        <w:t>}}</w:t>
       </w:r>
     </w:p>
     <w:p/>
@@ -26033,7 +29632,7 @@
   <w:style w:type="paragraph" w:default="1" w:styleId="Normal">
     <w:name w:val="Normal"/>
     <w:qFormat/>
-    <w:rsid w:val="00B3425A"/>
+    <w:rsid w:val="008130E3"/>
     <w:pPr>
       <w:suppressAutoHyphens/>
       <w:spacing w:line="360" w:lineRule="auto"/>
